--- a/fr/index.docx
+++ b/fr/index.docx
@@ -15,7 +15,7 @@
         <w:pStyle w:val="Date"/>
       </w:pPr>
       <w:r>
-        <w:t xml:space="preserve">4 septembre 2026</w:t>
+        <w:t xml:space="preserve">8 septembre 2026</w:t>
       </w:r>
     </w:p>
     <w:p>
@@ -450,7 +450,7 @@
                     <w:jc w:val="center"/>
                   </w:pPr>
                   <w:r>
-                    <w:t xml:space="preserve">Cardinalité</w:t>
+                    <w:t xml:space="preserve">Card.</w:t>
                   </w:r>
                 </w:p>
               </w:tc>
@@ -743,7 +743,7 @@
                     <w:jc w:val="center"/>
                   </w:pPr>
                   <w:r>
-                    <w:t xml:space="preserve">Cardinalité</w:t>
+                    <w:t xml:space="preserve">Card.</w:t>
                   </w:r>
                 </w:p>
               </w:tc>
@@ -1281,7 +1281,7 @@
                     <w:jc w:val="center"/>
                   </w:pPr>
                   <w:r>
-                    <w:t xml:space="preserve">Cardinalité</w:t>
+                    <w:t xml:space="preserve">Card.</w:t>
                   </w:r>
                 </w:p>
               </w:tc>
@@ -1692,7 +1692,7 @@
                     <w:jc w:val="center"/>
                   </w:pPr>
                   <w:r>
-                    <w:t xml:space="preserve">Cardinalité</w:t>
+                    <w:t xml:space="preserve">Card.</w:t>
                   </w:r>
                 </w:p>
               </w:tc>
@@ -1971,7 +1971,7 @@
                     <w:jc w:val="center"/>
                   </w:pPr>
                   <w:r>
-                    <w:t xml:space="preserve">Cardinalité</w:t>
+                    <w:t xml:space="preserve">Card.</w:t>
                   </w:r>
                 </w:p>
               </w:tc>
@@ -2180,7 +2180,7 @@
                     <w:jc w:val="center"/>
                   </w:pPr>
                   <w:r>
-                    <w:t xml:space="preserve">Cardinalité</w:t>
+                    <w:t xml:space="preserve">Card.</w:t>
                   </w:r>
                 </w:p>
               </w:tc>
@@ -2860,7 +2860,7 @@
                     <w:jc w:val="center"/>
                   </w:pPr>
                   <w:r>
-                    <w:t xml:space="preserve">Cardinalité</w:t>
+                    <w:t xml:space="preserve">Card.</w:t>
                   </w:r>
                 </w:p>
               </w:tc>

--- a/fr/index.docx
+++ b/fr/index.docx
@@ -15,7 +15,7 @@
         <w:pStyle w:val="Date"/>
       </w:pPr>
       <w:r>
-        <w:t xml:space="preserve">8 septembre 2026</w:t>
+        <w:t xml:space="preserve">30 septembre 2026</w:t>
       </w:r>
     </w:p>
     <w:p>
@@ -60,7 +60,7 @@
         </w:p>
       </w:sdtContent>
     </w:sdt>
-    <w:bookmarkStart w:id="23" w:name="sec-note"/>
+    <w:bookmarkStart w:id="25" w:name="sec-note"/>
     <w:p>
       <w:pPr>
         <w:pStyle w:val="berschrift1"/>
@@ -77,8 +77,8 @@
         <w:t xml:space="preserve">Dans le présent document, les désignations de personnes sont formulées de manière épicène (neutre du point de vue du genre). Le guide de la Chancellerie fédérale sert de base. Selon la situation, on utilise des formulations paires (citoyennes et citoyens), des formes abstraites (personne assurée), des formes neutres ou des périphrases sans référence à la personne. L’usage du masculin générique n’est pas autorisé. Les formes complètes sont employées dans le texte continu, c’est-à-dire dans les textes composés de phrases rédigées. Dans les passages de texte raccourcis, notamment dans les tableaux, des formes abrégées peuvent être utilisées. La forme abrégée s’utilise alors avec une barre oblique, mais sans trait d’omission (rapporteur/euse). L’astérisque de genre et les typographies similaires ne sont pas utilisés.</w:t>
       </w:r>
     </w:p>
-    <w:bookmarkEnd w:id="23"/>
-    <w:bookmarkStart w:id="32" w:name="sec-introduction"/>
+    <w:bookmarkEnd w:id="25"/>
+    <w:bookmarkStart w:id="34" w:name="sec-introduction"/>
     <w:p>
       <w:pPr>
         <w:pStyle w:val="berschrift1"/>
@@ -87,7 +87,7 @@
         <w:t xml:space="preserve">1. Introduction</w:t>
       </w:r>
     </w:p>
-    <w:bookmarkStart w:id="24" w:name="sec-status"/>
+    <w:bookmarkStart w:id="26" w:name="sec-status"/>
     <w:p>
       <w:pPr>
         <w:pStyle w:val="berschrift2"/>
@@ -104,8 +104,8 @@
         <w:t xml:space="preserve">Approuvé : Ce document a été approuvé par le comité d’experts. Il a force normative pour le domaine d’application défini et dans le champ d’application déterminé.</w:t>
       </w:r>
     </w:p>
-    <w:bookmarkEnd w:id="24"/>
-    <w:bookmarkStart w:id="25" w:name="sec-scope-of-application"/>
+    <w:bookmarkEnd w:id="26"/>
+    <w:bookmarkStart w:id="27" w:name="sec-scope-of-application"/>
     <w:p>
       <w:pPr>
         <w:pStyle w:val="berschrift2"/>
@@ -128,8 +128,8 @@
         <w:t xml:space="preserve">Des indications sur les éléments suivants peuvent s’avérer utiles.</w:t>
       </w:r>
     </w:p>
-    <w:bookmarkEnd w:id="25"/>
-    <w:bookmarkStart w:id="31" w:name="sec-example-subheading"/>
+    <w:bookmarkEnd w:id="27"/>
+    <w:bookmarkStart w:id="33" w:name="sec-example-subheading"/>
     <w:p>
       <w:pPr>
         <w:pStyle w:val="berschrift2"/>
@@ -146,7 +146,7 @@
         <w:t xml:space="preserve">Et écrire un peu de texte.</w:t>
       </w:r>
     </w:p>
-    <w:bookmarkStart w:id="30" w:name="sec-example-subsubheading"/>
+    <w:bookmarkStart w:id="32" w:name="sec-example-subsubheading"/>
     <w:p>
       <w:pPr>
         <w:pStyle w:val="berschrift3"/>
@@ -176,7 +176,7 @@
       <w:tr>
         <w:tc>
           <w:tcPr/>
-          <w:bookmarkStart w:id="29" w:name="fig-example"/>
+          <w:bookmarkStart w:id="31" w:name="fig-example"/>
           <w:p>
             <w:pPr>
               <w:pStyle w:val="Compact"/>
@@ -187,18 +187,18 @@
                 <wp:inline>
                   <wp:extent cx="6299200" cy="4160292"/>
                   <wp:effectExtent b="0" l="0" r="0" t="0"/>
-                  <wp:docPr descr="" title="" id="27" name="Picture"/>
+                  <wp:docPr descr="" title="" id="29" name="Picture"/>
                   <a:graphic>
                     <a:graphicData uri="http://schemas.openxmlformats.org/drawingml/2006/picture">
                       <pic:pic>
                         <pic:nvPicPr>
-                          <pic:cNvPr descr="https://fastly.picsum.photos/id/653/536/354.jpg?hmac=3InR8I5KmwbdkPHehlM8BMPd_BDHG_RWZkxt_IkeQGY" id="28" name="Picture"/>
+                          <pic:cNvPr descr="https://fastly.picsum.photos/id/653/536/354.jpg?hmac=3InR8I5KmwbdkPHehlM8BMPd_BDHG_RWZkxt_IkeQGY" id="30" name="Picture"/>
                           <pic:cNvPicPr>
                             <a:picLocks noChangeArrowheads="1" noChangeAspect="1"/>
                           </pic:cNvPicPr>
                         </pic:nvPicPr>
                         <pic:blipFill>
-                          <a:blip r:embed="rId26"/>
+                          <a:blip r:embed="rId28"/>
                           <a:stretch>
                             <a:fillRect/>
                           </a:stretch>
@@ -238,7 +238,7 @@
               <w:t xml:space="preserve">Figure 1: Ajoutez toujours du texte pour décrire ce que montre l’image.</w:t>
             </w:r>
           </w:p>
-          <w:bookmarkEnd w:id="29"/>
+          <w:bookmarkEnd w:id="31"/>
         </w:tc>
       </w:tr>
     </w:tbl>
@@ -250,10 +250,10 @@
         <w:t xml:space="preserve">Lors de la présentation de diagrammes, essayez de les créer directement dans Mermaid JS ; cela facilite grandement les modifications futures ou les traductions.</w:t>
       </w:r>
     </w:p>
-    <w:bookmarkEnd w:id="30"/>
-    <w:bookmarkEnd w:id="31"/>
     <w:bookmarkEnd w:id="32"/>
-    <w:bookmarkStart w:id="33" w:name="sec-technical-notes"/>
+    <w:bookmarkEnd w:id="33"/>
+    <w:bookmarkEnd w:id="34"/>
+    <w:bookmarkStart w:id="35" w:name="sec-technical-notes"/>
     <w:p>
       <w:pPr>
         <w:pStyle w:val="berschrift1"/>
@@ -310,8 +310,8 @@
         <w:t xml:space="preserve">.</w:t>
       </w:r>
     </w:p>
-    <w:bookmarkEnd w:id="33"/>
-    <w:bookmarkStart w:id="48" w:name="sec-data-model"/>
+    <w:bookmarkEnd w:id="35"/>
+    <w:bookmarkStart w:id="50" w:name="sec-data-model"/>
     <w:p>
       <w:pPr>
         <w:pStyle w:val="berschrift1"/>
@@ -320,7 +320,7 @@
         <w:t xml:space="preserve">3. Modèle de données</w:t>
       </w:r>
     </w:p>
-    <w:bookmarkStart w:id="35" w:name="sec-nodeshape-musicalbumshape"/>
+    <w:bookmarkStart w:id="37" w:name="sec-nodeshape-musicalbumshape"/>
     <w:p>
       <w:pPr>
         <w:pStyle w:val="berschrift2"/>
@@ -371,7 +371,7 @@
       <w:tr>
         <w:tc>
           <w:tcPr/>
-          <w:bookmarkStart w:id="34" w:name="tbl-nodeshape-musicalbumshape"/>
+          <w:bookmarkStart w:id="36" w:name="tbl-nodeshape-musicalbumshape"/>
           <w:p>
             <w:pPr>
               <w:jc w:val="center"/>
@@ -607,13 +607,13 @@
               </w:tc>
             </w:tr>
           </w:tbl>
-          <w:bookmarkEnd w:id="34"/>
+          <w:bookmarkEnd w:id="36"/>
           <w:p/>
         </w:tc>
       </w:tr>
     </w:tbl>
-    <w:bookmarkEnd w:id="35"/>
-    <w:bookmarkStart w:id="37" w:name="sec-nodeshape-trackshape"/>
+    <w:bookmarkEnd w:id="37"/>
+    <w:bookmarkStart w:id="39" w:name="sec-nodeshape-trackshape"/>
     <w:p>
       <w:pPr>
         <w:pStyle w:val="berschrift2"/>
@@ -664,7 +664,7 @@
       <w:tr>
         <w:tc>
           <w:tcPr/>
-          <w:bookmarkStart w:id="36" w:name="tbl-nodeshape-trackshape"/>
+          <w:bookmarkStart w:id="38" w:name="tbl-nodeshape-trackshape"/>
           <w:p>
             <w:pPr>
               <w:jc w:val="center"/>
@@ -1145,13 +1145,13 @@
               </w:tc>
             </w:tr>
           </w:tbl>
-          <w:bookmarkEnd w:id="36"/>
+          <w:bookmarkEnd w:id="38"/>
           <w:p/>
         </w:tc>
       </w:tr>
     </w:tbl>
-    <w:bookmarkEnd w:id="37"/>
-    <w:bookmarkStart w:id="39" w:name="sec-nodeshape-invoiceshape"/>
+    <w:bookmarkEnd w:id="39"/>
+    <w:bookmarkStart w:id="41" w:name="sec-nodeshape-invoiceshape"/>
     <w:p>
       <w:pPr>
         <w:pStyle w:val="berschrift2"/>
@@ -1202,7 +1202,7 @@
       <w:tr>
         <w:tc>
           <w:tcPr/>
-          <w:bookmarkStart w:id="38" w:name="tbl-nodeshape-invoiceshape"/>
+          <w:bookmarkStart w:id="40" w:name="tbl-nodeshape-invoiceshape"/>
           <w:p>
             <w:pPr>
               <w:jc w:val="center"/>
@@ -1556,13 +1556,13 @@
               </w:tc>
             </w:tr>
           </w:tbl>
-          <w:bookmarkEnd w:id="38"/>
+          <w:bookmarkEnd w:id="40"/>
           <w:p/>
         </w:tc>
       </w:tr>
     </w:tbl>
-    <w:bookmarkEnd w:id="39"/>
-    <w:bookmarkStart w:id="41" w:name="sec-nodeshape-genreshape"/>
+    <w:bookmarkEnd w:id="41"/>
+    <w:bookmarkStart w:id="43" w:name="sec-nodeshape-genreshape"/>
     <w:p>
       <w:pPr>
         <w:pStyle w:val="berschrift2"/>
@@ -1613,7 +1613,7 @@
       <w:tr>
         <w:tc>
           <w:tcPr/>
-          <w:bookmarkStart w:id="40" w:name="tbl-nodeshape-genreshape"/>
+          <w:bookmarkStart w:id="42" w:name="tbl-nodeshape-genreshape"/>
           <w:p>
             <w:pPr>
               <w:jc w:val="center"/>
@@ -1835,13 +1835,13 @@
               </w:tc>
             </w:tr>
           </w:tbl>
-          <w:bookmarkEnd w:id="40"/>
+          <w:bookmarkEnd w:id="42"/>
           <w:p/>
         </w:tc>
       </w:tr>
     </w:tbl>
-    <w:bookmarkEnd w:id="41"/>
-    <w:bookmarkStart w:id="43" w:name="sec-nodeshape-organisationshape"/>
+    <w:bookmarkEnd w:id="43"/>
+    <w:bookmarkStart w:id="45" w:name="sec-nodeshape-organisationshape"/>
     <w:p>
       <w:pPr>
         <w:pStyle w:val="berschrift2"/>
@@ -1892,7 +1892,7 @@
       <w:tr>
         <w:tc>
           <w:tcPr/>
-          <w:bookmarkStart w:id="42" w:name="tbl-nodeshape-organisationshape"/>
+          <w:bookmarkStart w:id="44" w:name="tbl-nodeshape-organisationshape"/>
           <w:p>
             <w:pPr>
               <w:jc w:val="center"/>
@@ -2044,13 +2044,13 @@
               </w:tc>
             </w:tr>
           </w:tbl>
-          <w:bookmarkEnd w:id="42"/>
+          <w:bookmarkEnd w:id="44"/>
           <w:p/>
         </w:tc>
       </w:tr>
     </w:tbl>
-    <w:bookmarkEnd w:id="43"/>
-    <w:bookmarkStart w:id="45" w:name="sec-nodeshape-personshape"/>
+    <w:bookmarkEnd w:id="45"/>
+    <w:bookmarkStart w:id="47" w:name="sec-nodeshape-personshape"/>
     <w:p>
       <w:pPr>
         <w:pStyle w:val="berschrift2"/>
@@ -2101,7 +2101,7 @@
       <w:tr>
         <w:tc>
           <w:tcPr/>
-          <w:bookmarkStart w:id="44" w:name="tbl-nodeshape-personshape"/>
+          <w:bookmarkStart w:id="46" w:name="tbl-nodeshape-personshape"/>
           <w:p>
             <w:pPr>
               <w:jc w:val="center"/>
@@ -2724,13 +2724,13 @@
               </w:tc>
             </w:tr>
           </w:tbl>
-          <w:bookmarkEnd w:id="44"/>
+          <w:bookmarkEnd w:id="46"/>
           <w:p/>
         </w:tc>
       </w:tr>
     </w:tbl>
-    <w:bookmarkEnd w:id="45"/>
-    <w:bookmarkStart w:id="47" w:name="sec-nodeshape-quantitativevalueshape"/>
+    <w:bookmarkEnd w:id="47"/>
+    <w:bookmarkStart w:id="49" w:name="sec-nodeshape-quantitativevalueshape"/>
     <w:p>
       <w:pPr>
         <w:pStyle w:val="berschrift2"/>
@@ -2781,7 +2781,7 @@
       <w:tr>
         <w:tc>
           <w:tcPr/>
-          <w:bookmarkStart w:id="46" w:name="tbl-nodeshape-quantitativevalueshape"/>
+          <w:bookmarkStart w:id="48" w:name="tbl-nodeshape-quantitativevalueshape"/>
           <w:p>
             <w:pPr>
               <w:jc w:val="center"/>
@@ -2992,14 +2992,14 @@
               </w:tc>
             </w:tr>
           </w:tbl>
-          <w:bookmarkEnd w:id="46"/>
+          <w:bookmarkEnd w:id="48"/>
           <w:p/>
         </w:tc>
       </w:tr>
     </w:tbl>
-    <w:bookmarkEnd w:id="47"/>
-    <w:bookmarkEnd w:id="48"/>
-    <w:bookmarkStart w:id="50" w:name="sec-data-retrieval"/>
+    <w:bookmarkEnd w:id="49"/>
+    <w:bookmarkEnd w:id="50"/>
+    <w:bookmarkStart w:id="52" w:name="sec-data-retrieval"/>
     <w:p>
       <w:pPr>
         <w:pStyle w:val="berschrift1"/>
@@ -3088,7 +3088,7 @@
       <w:r>
         <w:t xml:space="preserve"> </w:t>
       </w:r>
-      <w:hyperlink r:id="rId49">
+      <w:hyperlink r:id="rId51">
         <w:r>
           <w:rPr>
             <w:rStyle w:val="Hyperlink"/>
@@ -3313,8 +3313,8 @@
         <w:t xml:space="preserve">    schema:partOf genre:1 .</w:t>
       </w:r>
     </w:p>
-    <w:bookmarkEnd w:id="50"/>
-    <w:bookmarkStart w:id="51" w:name="sec-safety-consideration"/>
+    <w:bookmarkEnd w:id="52"/>
+    <w:bookmarkStart w:id="53" w:name="sec-safety-consideration"/>
     <w:p>
       <w:pPr>
         <w:pStyle w:val="berschrift1"/>
@@ -3331,8 +3331,8 @@
         <w:t xml:space="preserve">Informations sur les bases légales expressément déterminantes ou remarque indiquant que les bases légales pertinentes doivent être respectées lors de la mise en œuvre.</w:t>
       </w:r>
     </w:p>
-    <w:bookmarkEnd w:id="51"/>
-    <w:bookmarkStart w:id="52" w:name="sec-disclaimer"/>
+    <w:bookmarkEnd w:id="53"/>
+    <w:bookmarkStart w:id="54" w:name="sec-disclaimer"/>
     <w:p>
       <w:pPr>
         <w:pStyle w:val="berschrift1"/>
@@ -3373,8 +3373,8 @@
         <w:t xml:space="preserve">Toute responsabilité pour les dommages causés par l’utilisation des standards eCH par l’utilisateur est exclue dans les limites autorisées par la loi.</w:t>
       </w:r>
     </w:p>
-    <w:bookmarkEnd w:id="52"/>
-    <w:bookmarkStart w:id="53" w:name="sec-copyrights"/>
+    <w:bookmarkEnd w:id="54"/>
+    <w:bookmarkStart w:id="55" w:name="sec-copyrights"/>
     <w:p>
       <w:pPr>
         <w:pStyle w:val="berschrift1"/>
@@ -3413,8 +3413,8 @@
         <w:t xml:space="preserve">Ces dispositions ne s’appliquent toutefois qu’aux standards élaborés par eCH, et non aux standards ou produits de tiers qui font référence aux standards eCH. Les standards contiennent les références correspondantes aux droits de tiers.</w:t>
       </w:r>
     </w:p>
-    <w:bookmarkEnd w:id="53"/>
-    <w:bookmarkStart w:id="60" w:name="sec-appendix-a"/>
+    <w:bookmarkEnd w:id="55"/>
+    <w:bookmarkStart w:id="62" w:name="sec-appendix-a"/>
     <w:p>
       <w:pPr>
         <w:pStyle w:val="berschrift1"/>
@@ -3423,8 +3423,8 @@
         <w:t xml:space="preserve">8. Annexe A - Références</w:t>
       </w:r>
     </w:p>
-    <w:bookmarkStart w:id="59" w:name="refs"/>
-    <w:bookmarkStart w:id="55" w:name="ref-cyganiak2014rdf11"/>
+    <w:bookmarkStart w:id="61" w:name="refs"/>
+    <w:bookmarkStart w:id="57" w:name="ref-cyganiak2014rdf11"/>
     <w:p>
       <w:pPr>
         <w:pStyle w:val="Bibliography"/>
@@ -3462,7 +3462,7 @@
       <w:r>
         <w:t xml:space="preserve"> </w:t>
       </w:r>
-      <w:hyperlink r:id="rId54">
+      <w:hyperlink r:id="rId56">
         <w:r>
           <w:rPr>
             <w:rStyle w:val="Hyperlink"/>
@@ -3474,8 +3474,8 @@
         <w:t xml:space="preserve">.</w:t>
       </w:r>
     </w:p>
-    <w:bookmarkEnd w:id="55"/>
-    <w:bookmarkStart w:id="56" w:name="ref-glimm2014hermit"/>
+    <w:bookmarkEnd w:id="57"/>
+    <w:bookmarkStart w:id="58" w:name="ref-glimm2014hermit"/>
     <w:p>
       <w:pPr>
         <w:pStyle w:val="Bibliography"/>
@@ -3509,8 +3509,8 @@
         <w:t xml:space="preserve">53 (3): 245‑69.</w:t>
       </w:r>
     </w:p>
-    <w:bookmarkEnd w:id="56"/>
-    <w:bookmarkStart w:id="58" w:name="ref-jackson2019robot"/>
+    <w:bookmarkEnd w:id="58"/>
+    <w:bookmarkStart w:id="60" w:name="ref-jackson2019robot"/>
     <w:p>
       <w:pPr>
         <w:pStyle w:val="Bibliography"/>
@@ -3546,7 +3546,7 @@
       <w:r>
         <w:t xml:space="preserve"> </w:t>
       </w:r>
-      <w:hyperlink r:id="rId57">
+      <w:hyperlink r:id="rId59">
         <w:r>
           <w:rPr>
             <w:rStyle w:val="Hyperlink"/>
@@ -3558,10 +3558,10 @@
         <w:t xml:space="preserve">.</w:t>
       </w:r>
     </w:p>
-    <w:bookmarkEnd w:id="58"/>
-    <w:bookmarkEnd w:id="59"/>
     <w:bookmarkEnd w:id="60"/>
-    <w:bookmarkStart w:id="61" w:name="sec-appendix-b"/>
+    <w:bookmarkEnd w:id="61"/>
+    <w:bookmarkEnd w:id="62"/>
+    <w:bookmarkStart w:id="63" w:name="sec-appendix-b"/>
     <w:p>
       <w:pPr>
         <w:pStyle w:val="berschrift1"/>
@@ -3570,8 +3570,8 @@
         <w:t xml:space="preserve">9. Annexe B - Collaboration et Vérification</w:t>
       </w:r>
     </w:p>
-    <w:bookmarkEnd w:id="61"/>
-    <w:bookmarkStart w:id="66" w:name="sec-appendix-c"/>
+    <w:bookmarkEnd w:id="63"/>
+    <w:bookmarkStart w:id="68" w:name="sec-appendix-c"/>
     <w:p>
       <w:pPr>
         <w:pStyle w:val="berschrift1"/>
@@ -3593,7 +3593,7 @@
       <w:tr>
         <w:tc>
           <w:tcPr/>
-          <w:bookmarkStart w:id="65" w:name="tbl-glossary"/>
+          <w:bookmarkStart w:id="67" w:name="tbl-glossary"/>
           <w:p>
             <w:pPr>
               <w:jc w:val="center"/>
@@ -3672,7 +3672,7 @@
                     <w:jc w:val="left"/>
                     <w:jc w:val="center"/>
                   </w:pPr>
-                  <w:hyperlink r:id="rId62">
+                  <w:hyperlink r:id="rId64">
                     <w:r>
                       <w:rPr>
                         <w:rStyle w:val="VerbatimChar"/>
@@ -3734,7 +3734,7 @@
                     <w:jc w:val="left"/>
                     <w:jc w:val="center"/>
                   </w:pPr>
-                  <w:hyperlink r:id="rId63">
+                  <w:hyperlink r:id="rId65">
                     <w:r>
                       <w:rPr>
                         <w:rStyle w:val="VerbatimChar"/>
@@ -3822,7 +3822,7 @@
                     <w:jc w:val="left"/>
                     <w:jc w:val="center"/>
                   </w:pPr>
-                  <w:hyperlink r:id="rId64">
+                  <w:hyperlink r:id="rId66">
                     <w:r>
                       <w:rPr>
                         <w:rStyle w:val="VerbatimChar"/>
@@ -3884,7 +3884,7 @@
                   <w:r>
                     <w:t xml:space="preserve"> </w:t>
                   </w:r>
-                  <w:hyperlink r:id="rId63">
+                  <w:hyperlink r:id="rId65">
                     <w:r>
                       <w:rPr>
                         <w:rStyle w:val="VerbatimChar"/>
@@ -3896,47 +3896,49 @@
               </w:tc>
             </w:tr>
           </w:tbl>
-          <w:bookmarkEnd w:id="65"/>
+          <w:bookmarkEnd w:id="67"/>
           <w:p/>
         </w:tc>
       </w:tr>
     </w:tbl>
-    <w:bookmarkEnd w:id="66"/>
-    <w:bookmarkStart w:id="67" w:name="sec-appendix-d"/>
+    <w:bookmarkEnd w:id="68"/>
+    <w:bookmarkStart w:id="69" w:name="sec-appendix-d"/>
     <w:p>
       <w:pPr>
         <w:pStyle w:val="berschrift1"/>
       </w:pPr>
       <w:r>
         <w:t xml:space="preserve">11. Annexe D - Modifications par rapport à la version précédente</w:t>
-      </w:r>
-    </w:p>
-    <w:bookmarkEnd w:id="67"/>
-    <w:bookmarkStart w:id="68" w:name="sec-appendix-e"/>
-    <w:p>
-      <w:pPr>
-        <w:pStyle w:val="berschrift1"/>
-      </w:pPr>
-      <w:r>
-        <w:t xml:space="preserve">12. Annexe E - Table des illustrations</w:t>
-      </w:r>
-    </w:p>
-    <w:bookmarkEnd w:id="68"/>
-    <w:bookmarkStart w:id="69" w:name="sec-appendix-f"/>
-    <w:p>
-      <w:pPr>
-        <w:pStyle w:val="berschrift1"/>
-      </w:pPr>
-      <w:r>
-        <w:t xml:space="preserve">13. Annexe F - Liste des tableaux</w:t>
       </w:r>
     </w:p>
     <w:bookmarkEnd w:id="69"/>
+    <w:bookmarkStart w:id="70" w:name="sec-appendix-e"/>
+    <w:p>
+      <w:pPr>
+        <w:pStyle w:val="berschrift1"/>
+      </w:pPr>
+      <w:r>
+        <w:t xml:space="preserve">12. Annexe E - Table des illustrations</w:t>
+      </w:r>
+    </w:p>
+    <w:bookmarkEnd w:id="70"/>
+    <w:bookmarkStart w:id="71" w:name="sec-appendix-f"/>
+    <w:p>
+      <w:pPr>
+        <w:pStyle w:val="berschrift1"/>
+      </w:pPr>
+      <w:r>
+        <w:t xml:space="preserve">13. Annexe F - Liste des tableaux</w:t>
+      </w:r>
+    </w:p>
+    <w:bookmarkEnd w:id="71"/>
     <w:sectPr>
       <w:headerReference r:id="rId13" w:type="default"/>
       <w:footerReference r:id="rId14" w:type="default"/>
+      <w:headerReference r:id="rId15" w:type="first"/>
+      <w:footerReference r:id="rId16" w:type="first"/>
       <w:pgSz w:code="9" w:h="16838" w:w="11906"/>
-      <w:pgMar w:bottom="1418" w:footer="454" w:gutter="0" w:header="567" w:left="1134" w:right="851" w:top="1418"/>
+      <w:pgMar w:bottom="1701" w:footer="454" w:gutter="0" w:header="567" w:left="1134" w:right="851" w:top="1418"/>
       <w:cols w:space="708"/>
       <w:docGrid w:linePitch="360"/>
     </w:sectPr>
@@ -3958,30 +3960,19 @@
         <w:rFonts w:cs="Arial"/>
         <w:sz w:val="20"/>
         <w:szCs w:val="20"/>
-        <w:lang w:val="en-GB"/>
       </w:rPr>
     </w:pPr>
     <w:r>
       <w:rPr>
         <w:rFonts w:cs="Arial"/>
         <w:szCs w:val="20"/>
-        <w:lang w:val="en-GB"/>
       </w:rPr>
-      <w:t>eCH</w:t>
+      <w:t>Verein eCH</w:t>
     </w:r>
     <w:r>
       <w:rPr>
         <w:rFonts w:cs="Arial"/>
         <w:szCs w:val="20"/>
-        <w:lang w:val="en-GB"/>
-      </w:rPr>
-      <w:t xml:space="preserve"> registered association</w:t>
-    </w:r>
-    <w:r>
-      <w:rPr>
-        <w:rFonts w:cs="Arial"/>
-        <w:szCs w:val="20"/>
-        <w:lang w:val="en-GB"/>
       </w:rPr>
       <w:tab/>
     </w:r>
@@ -3992,7 +3983,6 @@
           <w:rFonts w:cs="Arial"/>
           <w:sz w:val="20"/>
           <w:szCs w:val="20"/>
-          <w:lang w:val="en-GB"/>
         </w:rPr>
         <w:t>www.ech.ch</w:t>
       </w:r>
@@ -4001,7 +3991,6 @@
       <w:rPr>
         <w:rFonts w:cs="Arial"/>
         <w:szCs w:val="20"/>
-        <w:lang w:val="en-GB"/>
       </w:rPr>
       <w:t xml:space="preserve"> / </w:t>
     </w:r>
@@ -4012,7 +4001,6 @@
           <w:rFonts w:cs="Arial"/>
           <w:sz w:val="20"/>
           <w:szCs w:val="20"/>
-          <w:lang w:val="en-GB"/>
         </w:rPr>
         <w:t>info@ech.ch</w:t>
       </w:r>
@@ -4020,364 +4008,164 @@
   </w:p>
   <w:p>
     <w:pPr>
-      <w:pStyle w:val="StandardFuss"/>
-      <w:rPr>
-        <w:rStyle w:val="Hyperlink"/>
-        <w:noProof/>
-        <w:color w:val="auto"/>
-        <w:sz w:val="20"/>
-        <w:u w:val="none"/>
-        <w:lang w:val="en-GB"/>
-      </w:rPr>
+      <w:pStyle w:val="Fuzeile"/>
     </w:pPr>
+    <w:fldSimple w:instr=" REF  eCHNummer  \* MERGEFORMAT ">
+      <w:sdt>
+        <w:sdtPr>
+          <w:alias w:val="eCH-Dossier Nr. - bei Addendum: Addendum zu &lt;ID&gt; (ID=eCH-Dossier Nr.)"/>
+          <w:tag w:val="eCH-Dossier Nr."/>
+          <w:id w:val="1227336462"/>
+          <w:lock w:val="sdtLocked"/>
+          <w:placeholder>
+            <w:docPart w:val="CBC76662BEBC46C095E1C211A4801FFA"/>
+          </w:placeholder>
+          <w:showingPlcHdr/>
+        </w:sdtPr>
+        <w:sdtContent>
+          <w:r>
+            <w:t>&lt;ID</w:t>
+          </w:r>
+          <w:r>
+            <w:t>&gt;</w:t>
+          </w:r>
+        </w:sdtContent>
+      </w:sdt>
+    </w:fldSimple>
     <w:r>
-      <w:rPr>
-        <w:lang w:val="en-GB"/>
-      </w:rPr>
+      <w:t xml:space="preserve"> –</w:t>
+    </w:r>
+    <w:r>
+      <w:t xml:space="preserve"> </w:t>
+    </w:r>
+    <w:fldSimple w:instr=" REF  eCHName  \* MERGEFORMAT ">
+      <w:sdt>
+        <w:sdtPr>
+          <w:alias w:val="eCH-Dossier Name"/>
+          <w:tag w:val="eCH-Dossier Name"/>
+          <w:id w:val="797656700"/>
+          <w:lock w:val="sdtLocked"/>
+          <w:placeholder>
+            <w:docPart w:val="0BFF97EA39E346798CBF821364EB72BF"/>
+          </w:placeholder>
+          <w:showingPlcHdr/>
+        </w:sdtPr>
+        <w:sdtContent>
+          <w:r>
+            <w:t>&lt;Name&gt;</w:t>
+          </w:r>
+        </w:sdtContent>
+      </w:sdt>
+    </w:fldSimple>
+    <w:r>
+      <w:t xml:space="preserve"> / </w:t>
+    </w:r>
+    <w:fldSimple w:instr=" REF  Version  \* MERGEFORMAT ">
+      <w:sdt>
+        <w:sdtPr>
+          <w:alias w:val="Version - bei Addendum: Addendum zu Version x.x.x"/>
+          <w:tag w:val="Version bzw. Bezug zu Version bei Addendum"/>
+          <w:id w:val="1614936558"/>
+          <w:lock w:val="sdtLocked"/>
+          <w:placeholder>
+            <w:docPart w:val="0662C03382AE4753B4FC349D202E896A"/>
+          </w:placeholder>
+          <w:showingPlcHdr/>
+        </w:sdtPr>
+        <w:sdtContent>
+          <w:r>
+            <w:t>x.x.x</w:t>
+          </w:r>
+        </w:sdtContent>
+      </w:sdt>
+    </w:fldSimple>
+    <w:r>
+      <w:t xml:space="preserve"> / </w:t>
+    </w:r>
+    <w:fldSimple w:instr=" REF  Status  \* MERGEFORMAT ">
+      <w:sdt>
+        <w:sdtPr>
+          <w:rPr>
+            <w:b/>
+          </w:rPr>
+          <w:alias w:val="Status"/>
+          <w:tag w:val="Status"/>
+          <w:id w:val="1627205030"/>
+          <w:lock w:val="sdtLocked"/>
+          <w:placeholder>
+            <w:docPart w:val="09A8EA1D3FE34B71B52FCA06A1CDF1F1"/>
+          </w:placeholder>
+          <w:showingPlcHdr/>
+          <w:dropDownList>
+            <w:listItem w:value="Wählen Sie ein Element aus."/>
+            <w:listItem w:displayText="In Arbeit" w:value="In Arbeit"/>
+            <w:listItem w:displayText="Entwurf" w:value="Entwurf"/>
+            <w:listItem w:displayText="Vorschlag" w:value="Vorschlag"/>
+            <w:listItem w:displayText="Genehmigt" w:value="Genehmigt"/>
+            <w:listItem w:displayText="Abgelöst" w:value="Abgelöst"/>
+            <w:listItem w:displayText="Aufgehoben" w:value="Aufgehoben"/>
+            <w:listItem w:displayText="Sistiert" w:value="Sistiert"/>
+            <w:listItem w:displayText="Genehmigtes Addendum" w:value="Genehmigtes Addendum"/>
+          </w:dropDownList>
+        </w:sdtPr>
+        <w:sdtEndPr>
+          <w:rPr>
+            <w:b w:val="0"/>
+          </w:rPr>
+        </w:sdtEndPr>
+        <w:sdtContent>
+          <w:r>
+            <w:rPr>
+              <w:b/>
+            </w:rPr>
+            <w:t xml:space="preserve">Wählen Sie </w:t>
+          </w:r>
+          <w:r>
+            <w:rPr>
+              <w:rStyle w:val="Platzhaltertext"/>
+            </w:rPr>
+            <w:t>ein Element aus.</w:t>
+          </w:r>
+        </w:sdtContent>
+      </w:sdt>
+    </w:fldSimple>
+    <w:r>
+      <w:t xml:space="preserve"> /</w:t>
+    </w:r>
+    <w:r>
+      <w:t xml:space="preserve"> </w:t>
+    </w:r>
+    <w:r>
       <w:fldChar w:fldCharType="begin"/>
     </w:r>
     <w:r>
-      <w:rPr>
-        <w:lang w:val="en-GB"/>
-      </w:rPr>
-      <w:instrText xml:space="preserve"> REF  eCHNummer  \* MERGEFORMAT </w:instrText>
+      <w:instrText xml:space="preserve"> REF Ausgabedatum \h  \* MERGEFORMAT </w:instrText>
     </w:r>
     <w:r>
-      <w:rPr>
-        <w:lang w:val="en-GB"/>
-      </w:rPr>
       <w:fldChar w:fldCharType="separate"/>
     </w:r>
     <w:sdt>
       <w:sdtPr>
-        <w:rPr>
-          <w:color w:val="D00D28"/>
-          <w:sz w:val="22"/>
-          <w:u w:val="single"/>
-          <w:lang w:val="en-GB"/>
-        </w:rPr>
-        <w:alias w:val="eCH-Dossier No. - for Addendum: Addendum to &lt;ID&gt; (ID=eCH-Dossier No.)"/>
-        <w:tag w:val="eCH-Dossier No."/>
-        <w:id w:val="-1548444238"/>
+        <w:id w:val="-1176192369"/>
         <w:lock w:val="sdtLocked"/>
         <w:placeholder>
-          <w:docPart w:val="E12F7BB1A08D4ABA8C31E1C92196B5EC"/>
-        </w:placeholder>
-        <w:showingPlcHdr/>
-      </w:sdtPr>
-      <w:sdtEndPr>
-        <w:rPr>
-          <w:color w:val="auto"/>
-          <w:sz w:val="20"/>
-          <w:u w:val="none"/>
-        </w:rPr>
-      </w:sdtEndPr>
-      <w:sdtContent>
-        <w:r>
-          <w:rPr>
-            <w:lang w:val="en-GB"/>
-          </w:rPr>
-          <w:t>&lt;ID</w:t>
-        </w:r>
-        <w:r>
-          <w:rPr>
-            <w:lang w:val="en-GB"/>
-          </w:rPr>
-          <w:t>&gt;</w:t>
-        </w:r>
-      </w:sdtContent>
-    </w:sdt>
-    <w:r>
-      <w:rPr>
-        <w:lang w:val="en-GB"/>
-      </w:rPr>
-      <w:fldChar w:fldCharType="end"/>
-    </w:r>
-    <w:r>
-      <w:rPr>
-        <w:lang w:val="en-GB"/>
-      </w:rPr>
-      <w:t xml:space="preserve"> – </w:t>
-    </w:r>
-    <w:r>
-      <w:rPr>
-        <w:lang w:val="en-GB"/>
-      </w:rPr>
-      <w:fldChar w:fldCharType="begin"/>
-    </w:r>
-    <w:r>
-      <w:rPr>
-        <w:lang w:val="en-GB"/>
-      </w:rPr>
-      <w:instrText xml:space="preserve"> REF  eCHName  \* MERGEFORMAT </w:instrText>
-    </w:r>
-    <w:r>
-      <w:rPr>
-        <w:lang w:val="en-GB"/>
-      </w:rPr>
-      <w:fldChar w:fldCharType="separate"/>
-    </w:r>
-    <w:sdt>
-      <w:sdtPr>
-        <w:rPr>
-          <w:lang w:val="en-GB"/>
-        </w:rPr>
-        <w:alias w:val="eCH-Dossier Name"/>
-        <w:tag w:val="eCH-Dossier Name"/>
-        <w:id w:val="-442461953"/>
-        <w:lock w:val="sdtLocked"/>
-        <w:placeholder>
-          <w:docPart w:val="0AB2ACCCEACC4B46AA04407E2ADA83B0"/>
-        </w:placeholder>
-        <w:showingPlcHdr/>
-      </w:sdtPr>
-      <w:sdtContent>
-        <w:r>
-          <w:rPr>
-            <w:lang w:val="en-GB"/>
-          </w:rPr>
-          <w:t>&lt;Name&gt;</w:t>
-        </w:r>
-      </w:sdtContent>
-    </w:sdt>
-    <w:r>
-      <w:rPr>
-        <w:lang w:val="en-GB"/>
-      </w:rPr>
-      <w:fldChar w:fldCharType="end"/>
-    </w:r>
-    <w:r>
-      <w:rPr>
-        <w:lang w:val="en-GB"/>
-      </w:rPr>
-      <w:t xml:space="preserve"> /</w:t>
-    </w:r>
-    <w:r>
-      <w:rPr>
-        <w:noProof/>
-        <w:lang w:val="en-GB"/>
-      </w:rPr>
-      <w:t xml:space="preserve"> </w:t>
-    </w:r>
-    <w:r>
-      <w:rPr>
-        <w:noProof/>
-        <w:lang w:val="en-GB"/>
-      </w:rPr>
-      <w:fldChar w:fldCharType="begin"/>
-    </w:r>
-    <w:r>
-      <w:rPr>
-        <w:noProof/>
-        <w:lang w:val="en-GB"/>
-      </w:rPr>
-      <w:instrText xml:space="preserve"> REF  Version  \* MERGEFORMAT </w:instrText>
-    </w:r>
-    <w:r>
-      <w:rPr>
-        <w:noProof/>
-        <w:lang w:val="en-GB"/>
-      </w:rPr>
-      <w:fldChar w:fldCharType="separate"/>
-    </w:r>
-    <w:sdt>
-      <w:sdtPr>
-        <w:rPr>
-          <w:noProof/>
-          <w:lang w:val="en-GB"/>
-        </w:rPr>
-        <w:alias w:val="Version - for Addendum: Addendum to version x.x.x"/>
-        <w:tag w:val="Version"/>
-        <w:id w:val="1028061760"/>
-        <w:lock w:val="sdtLocked"/>
-        <w:placeholder>
-          <w:docPart w:val="7D95C900E2A54A1091C4DC1A693FEB51"/>
-        </w:placeholder>
-        <w:showingPlcHdr/>
-      </w:sdtPr>
-      <w:sdtEndPr>
-        <w:rPr>
-          <w:noProof w:val="0"/>
-        </w:rPr>
-      </w:sdtEndPr>
-      <w:sdtContent>
-        <w:r>
-          <w:rPr>
-            <w:noProof/>
-            <w:lang w:val="en-GB"/>
-          </w:rPr>
-          <w:t>x.</w:t>
-        </w:r>
-        <w:r>
-          <w:rPr>
-            <w:lang w:val="en-GB"/>
-          </w:rPr>
-          <w:t>x.x</w:t>
-        </w:r>
-      </w:sdtContent>
-    </w:sdt>
-    <w:r>
-      <w:rPr>
-        <w:noProof/>
-        <w:lang w:val="en-GB"/>
-      </w:rPr>
-      <w:fldChar w:fldCharType="end"/>
-    </w:r>
-    <w:r>
-      <w:rPr>
-        <w:noProof/>
-        <w:lang w:val="en-GB"/>
-      </w:rPr>
-      <w:t xml:space="preserve"> / </w:t>
-    </w:r>
-    <w:r>
-      <w:rPr>
-        <w:noProof/>
-        <w:lang w:val="en-GB"/>
-      </w:rPr>
-      <w:fldChar w:fldCharType="begin"/>
-    </w:r>
-    <w:r>
-      <w:rPr>
-        <w:noProof/>
-        <w:lang w:val="en-GB"/>
-      </w:rPr>
-      <w:instrText xml:space="preserve"> REF  Status  \* MERGEFORMAT </w:instrText>
-    </w:r>
-    <w:r>
-      <w:rPr>
-        <w:noProof/>
-        <w:lang w:val="en-GB"/>
-      </w:rPr>
-      <w:fldChar w:fldCharType="separate"/>
-    </w:r>
-    <w:sdt>
-      <w:sdtPr>
-        <w:rPr>
-          <w:b/>
-          <w:noProof/>
-        </w:rPr>
-        <w:alias w:val="Status"/>
-        <w:tag w:val="Status"/>
-        <w:id w:val="-2058701124"/>
-        <w:lock w:val="sdtLocked"/>
-        <w:placeholder>
-          <w:docPart w:val="4A632CA829DC4D49B750A2F0E8A21DDC"/>
-        </w:placeholder>
-        <w:showingPlcHdr/>
-        <w:dropDownList>
-          <w:listItem w:value="Choose an element"/>
-          <w:listItem w:displayText="In progress" w:value="In progress"/>
-          <w:listItem w:displayText="Draf" w:value="Draf"/>
-          <w:listItem w:displayText="Proposal" w:value="Proposal"/>
-          <w:listItem w:displayText="Approved" w:value="Approved"/>
-          <w:listItem w:displayText="Replaced" w:value="Replaced"/>
-          <w:listItem w:displayText="Cancelled" w:value="Cancelled"/>
-          <w:listItem w:displayText="Suspended" w:value="Suspended"/>
-          <w:listItem w:displayText="Approved Addendum" w:value="Approved Addendum"/>
-        </w:dropDownList>
-      </w:sdtPr>
-      <w:sdtEndPr>
-        <w:rPr>
-          <w:b w:val="0"/>
-          <w:noProof w:val="0"/>
-          <w:lang w:val="en-GB"/>
-        </w:rPr>
-      </w:sdtEndPr>
-      <w:sdtContent>
-        <w:r>
-          <w:rPr>
-            <w:b/>
-            <w:noProof/>
-          </w:rPr>
-          <w:t xml:space="preserve">Choose an </w:t>
-        </w:r>
-        <w:r>
-          <w:rPr>
-            <w:rStyle w:val="Platzhaltertext"/>
-            <w:lang w:val="en-GB"/>
-          </w:rPr>
-          <w:t>element</w:t>
-        </w:r>
-        <w:r>
-          <w:rPr>
-            <w:rStyle w:val="Platzhaltertext"/>
-            <w:lang w:val="en-GB"/>
-          </w:rPr>
-          <w:t>.</w:t>
-        </w:r>
-      </w:sdtContent>
-    </w:sdt>
-    <w:r>
-      <w:rPr>
-        <w:noProof/>
-        <w:lang w:val="en-GB"/>
-      </w:rPr>
-      <w:fldChar w:fldCharType="end"/>
-    </w:r>
-    <w:r>
-      <w:rPr>
-        <w:noProof/>
-        <w:lang w:val="en-GB"/>
-      </w:rPr>
-      <w:t xml:space="preserve"> / </w:t>
-    </w:r>
-    <w:r>
-      <w:rPr>
-        <w:noProof/>
-        <w:lang w:val="en-GB"/>
-      </w:rPr>
-      <w:fldChar w:fldCharType="begin"/>
-    </w:r>
-    <w:r>
-      <w:rPr>
-        <w:noProof/>
-        <w:lang w:val="en-GB"/>
-      </w:rPr>
-      <w:instrText xml:space="preserve"> REF Ausgabedatum \h  \* MERGEFORMAT </w:instrText>
-    </w:r>
-    <w:r>
-      <w:rPr>
-        <w:noProof/>
-        <w:lang w:val="en-GB"/>
-      </w:rPr>
-    </w:r>
-    <w:r>
-      <w:rPr>
-        <w:noProof/>
-        <w:lang w:val="en-GB"/>
-      </w:rPr>
-      <w:fldChar w:fldCharType="separate"/>
-    </w:r>
-    <w:sdt>
-      <w:sdtPr>
-        <w:rPr>
-          <w:noProof/>
-          <w:lang w:val="en-GB"/>
-        </w:rPr>
-        <w:id w:val="509792666"/>
-        <w:placeholder>
-          <w:docPart w:val="1AC71AE7D9844A19845714F3F9137ED3"/>
+          <w:docPart w:val="3919592CBF4F41368C482D1FF67AD66A"/>
         </w:placeholder>
       </w:sdtPr>
-      <w:sdtEndPr>
-        <w:rPr>
-          <w:noProof w:val="0"/>
-        </w:rPr>
-      </w:sdtEndPr>
       <w:sdtContent>
         <w:sdt>
           <w:sdtPr>
             <w:rPr>
-              <w:noProof/>
+              <w:rStyle w:val="Platzhaltertext"/>
+              <w:color w:val="auto"/>
             </w:rPr>
-            <w:id w:val="1915664166"/>
+            <w:id w:val="1970391856"/>
             <w:lock w:val="sdtLocked"/>
             <w:placeholder>
-              <w:docPart w:val="580F37698B2344D09B8BC042293836A5"/>
+              <w:docPart w:val="361EB6799C1A4A95A62025BD3AD876D1"/>
             </w:placeholder>
             <w:showingPlcHdr/>
-            <w:date w:fullDate="2024-07-19T00:00:00Z">
+            <w:date w:fullDate="2024-07-27T00:00:00Z">
               <w:dateFormat w:val="yyyy-MM-dd"/>
               <w:lid w:val="de-CH"/>
               <w:storeMappedDataAs w:val="dateTime"/>
@@ -4386,28 +4174,26 @@
           </w:sdtPr>
           <w:sdtEndPr>
             <w:rPr>
-              <w:noProof w:val="0"/>
-              <w:lang w:val="en-GB"/>
+              <w:rStyle w:val="Absatz-Standardschriftart"/>
             </w:rPr>
           </w:sdtEndPr>
           <w:sdtContent>
             <w:r>
               <w:rPr>
-                <w:noProof/>
+                <w:rStyle w:val="Platzhaltertext"/>
+                <w:color w:val="auto"/>
               </w:rPr>
-              <w:t>Date Adjustment</w:t>
+              <w:t>Datum Anpassung</w:t>
             </w:r>
             <w:r>
               <w:rPr>
                 <w:rStyle w:val="Platzhaltertext"/>
-                <w:lang w:val="en-GB"/>
               </w:rPr>
-              <w:t>/Change</w:t>
+              <w:t>/Änderung</w:t>
             </w:r>
             <w:r>
               <w:rPr>
                 <w:rStyle w:val="Platzhaltertext"/>
-                <w:lang w:val="en-GB"/>
               </w:rPr>
               <w:t>.</w:t>
             </w:r>
@@ -4416,12 +4202,187 @@
       </w:sdtContent>
     </w:sdt>
     <w:r>
-      <w:rPr>
-        <w:noProof/>
-        <w:lang w:val="en-GB"/>
-      </w:rPr>
       <w:fldChar w:fldCharType="end"/>
     </w:r>
+  </w:p>
+</w:ftr>
+</file>
+
+<file path=word/footer2.xml><?xml version="1.0" encoding="utf-8"?>
+<w:ftr xmlns:wpc="http://schemas.microsoft.com/office/word/2010/wordprocessingCanvas" xmlns:cx="http://schemas.microsoft.com/office/drawing/2014/chartex" xmlns:cx1="http://schemas.microsoft.com/office/drawing/2015/9/8/chartex" xmlns:cx2="http://schemas.microsoft.com/office/drawing/2015/10/21/chartex" xmlns:cx3="http://schemas.microsoft.com/office/drawing/2016/5/9/chartex" xmlns:cx4="http://schemas.microsoft.com/office/drawing/2016/5/10/chartex" xmlns:cx5="http://schemas.microsoft.com/office/drawing/2016/5/11/chartex" xmlns:cx6="http://schemas.microsoft.com/office/drawing/2016/5/12/chartex" xmlns:cx7="http://schemas.microsoft.com/office/drawing/2016/5/13/chartex" xmlns:cx8="http://schemas.microsoft.com/office/drawing/2016/5/14/chartex" xmlns:mc="http://schemas.openxmlformats.org/markup-compatibility/2006" xmlns:aink="http://schemas.microsoft.com/office/drawing/2016/ink" xmlns:am3d="http://schemas.microsoft.com/office/drawing/2017/model3d" xmlns:o="urn:schemas-microsoft-com:office:office" xmlns:oel="http://schemas.microsoft.com/office/2019/extlst" xmlns:r="http://schemas.openxmlformats.org/officeDocument/2006/relationships" xmlns:m="http://schemas.openxmlformats.org/officeDocument/2006/math" xmlns:v="urn:schemas-microsoft-com:vml" xmlns:wp14="http://schemas.microsoft.com/office/word/2010/wordprocessingDrawing" xmlns:wp="http://schemas.openxmlformats.org/drawingml/2006/wordprocessingDrawing" xmlns:w10="urn:schemas-microsoft-com:office:word" xmlns:w="http://schemas.openxmlformats.org/wordprocessingml/2006/main" xmlns:w14="http://schemas.microsoft.com/office/word/2010/wordml" xmlns:w15="http://schemas.microsoft.com/office/word/2012/wordml" xmlns:w16cex="http://schemas.microsoft.com/office/word/2018/wordml/cex" xmlns:w16cid="http://schemas.microsoft.com/office/word/2016/wordml/cid" xmlns:w16="http://schemas.microsoft.com/office/word/2018/wordml" xmlns:w16du="http://schemas.microsoft.com/office/word/2023/wordml/word16du" xmlns:w16sdtdh="http://schemas.microsoft.com/office/word/2020/wordml/sdtdatahash" xmlns:w16sdtfl="http://schemas.microsoft.com/office/word/2024/wordml/sdtformatlock" xmlns:w16se="http://schemas.microsoft.com/office/word/2015/wordml/symex" xmlns:wpg="http://schemas.microsoft.com/office/word/2010/wordprocessingGroup" xmlns:wpi="http://schemas.microsoft.com/office/word/2010/wordprocessingInk" xmlns:wne="http://schemas.microsoft.com/office/word/2006/wordml" xmlns:wps="http://schemas.microsoft.com/office/word/2010/wordprocessingShape" mc:Ignorable="w14 w15 w16se w16cid w16 w16cex w16sdtdh w16sdtfl w16du wp14">
+  <w:tbl>
+    <w:tblPr>
+      <w:tblW w:w="12457" w:type="dxa"/>
+      <w:tblLayout w:type="fixed"/>
+      <w:tblCellMar>
+        <w:left w:w="0" w:type="dxa"/>
+        <w:right w:w="0" w:type="dxa"/>
+      </w:tblCellMar>
+      <w:tblLook w:val="04A0" w:firstRow="1" w:lastRow="0" w:firstColumn="1" w:lastColumn="0" w:noHBand="0" w:noVBand="1"/>
+    </w:tblPr>
+    <w:tblGrid>
+      <w:gridCol w:w="9072"/>
+      <w:gridCol w:w="3385"/>
+    </w:tblGrid>
+    <w:tr>
+      <w:trPr>
+        <w:cantSplit/>
+        <w:trHeight w:hRule="exact" w:val="640"/>
+      </w:trPr>
+      <w:tc>
+        <w:tcPr>
+          <w:tcW w:w="9072" w:type="dxa"/>
+        </w:tcPr>
+        <w:p>
+          <w:pPr>
+            <w:pBdr>
+              <w:top w:val="single" w:sz="4" w:space="1" w:color="auto"/>
+            </w:pBdr>
+            <w:tabs>
+              <w:tab w:val="right" w:pos="9072"/>
+            </w:tabs>
+            <w:rPr>
+              <w:rFonts w:cs="Arial"/>
+              <w:sz w:val="20"/>
+            </w:rPr>
+          </w:pPr>
+          <w:r>
+            <w:rPr>
+              <w:sz w:val="20"/>
+            </w:rPr>
+            <w:t>Verein eCH, Mainaustrasse 30,</w:t>
+          </w:r>
+          <w:r>
+            <w:rPr>
+              <w:sz w:val="20"/>
+            </w:rPr>
+            <w:t xml:space="preserve"> Postfach,</w:t>
+          </w:r>
+          <w:r>
+            <w:rPr>
+              <w:sz w:val="20"/>
+            </w:rPr>
+            <w:t xml:space="preserve"> 80</w:t>
+          </w:r>
+          <w:r>
+            <w:rPr>
+              <w:sz w:val="20"/>
+            </w:rPr>
+            <w:t>34</w:t>
+          </w:r>
+          <w:r>
+            <w:rPr>
+              <w:sz w:val="20"/>
+            </w:rPr>
+            <w:t xml:space="preserve"> Zürich</w:t>
+          </w:r>
+          <w:r>
+            <w:rPr>
+              <w:sz w:val="20"/>
+            </w:rPr>
+            <w:tab/>
+          </w:r>
+          <w:hyperlink r:id="rId1" w:history="1">
+            <w:r>
+              <w:rPr>
+                <w:rStyle w:val="Hyperlink"/>
+                <w:rFonts w:cs="Arial"/>
+              </w:rPr>
+              <w:t>info@ech.ch</w:t>
+            </w:r>
+          </w:hyperlink>
+          <w:r>
+            <w:rPr>
+              <w:sz w:val="20"/>
+            </w:rPr>
+            <w:br/>
+            <w:t>T 044 388 74 64</w:t>
+          </w:r>
+          <w:r>
+            <w:rPr>
+              <w:sz w:val="20"/>
+            </w:rPr>
+            <w:t>,</w:t>
+          </w:r>
+          <w:r>
+            <w:rPr>
+              <w:sz w:val="20"/>
+            </w:rPr>
+            <w:t xml:space="preserve"> F 044 388 71 80</w:t>
+          </w:r>
+          <w:r>
+            <w:rPr>
+              <w:sz w:val="20"/>
+            </w:rPr>
+            <w:tab/>
+          </w:r>
+          <w:hyperlink r:id="rId2" w:history="1">
+            <w:r>
+              <w:rPr>
+                <w:rStyle w:val="Hyperlink"/>
+                <w:rFonts w:cs="Arial"/>
+              </w:rPr>
+              <w:t>www.ech.ch</w:t>
+            </w:r>
+          </w:hyperlink>
+        </w:p>
+        <w:p>
+          <w:pPr>
+            <w:pStyle w:val="Referenz"/>
+            <w:tabs>
+              <w:tab w:val="right" w:pos="9072"/>
+            </w:tabs>
+          </w:pPr>
+        </w:p>
+      </w:tc>
+      <w:tc>
+        <w:tcPr>
+          <w:tcW w:w="3385" w:type="dxa"/>
+        </w:tcPr>
+        <w:p>
+          <w:pPr>
+            <w:pStyle w:val="Referenz"/>
+            <w:tabs>
+              <w:tab w:val="right" w:pos="9072"/>
+            </w:tabs>
+          </w:pPr>
+        </w:p>
+      </w:tc>
+    </w:tr>
+    <w:tr>
+      <w:trPr>
+        <w:cantSplit/>
+        <w:trHeight w:val="295"/>
+      </w:trPr>
+      <w:tc>
+        <w:tcPr>
+          <w:tcW w:w="9072" w:type="dxa"/>
+        </w:tcPr>
+        <w:p>
+          <w:pPr>
+            <w:pStyle w:val="Fuzeile"/>
+          </w:pPr>
+        </w:p>
+      </w:tc>
+      <w:tc>
+        <w:tcPr>
+          <w:tcW w:w="3385" w:type="dxa"/>
+        </w:tcPr>
+        <w:p>
+          <w:pPr>
+            <w:pStyle w:val="Fuzeile"/>
+          </w:pPr>
+        </w:p>
+      </w:tc>
+    </w:tr>
+  </w:tbl>
+  <w:p>
+    <w:pPr>
+      <w:pStyle w:val="Absatz1Punkt"/>
+      <w:rPr>
+        <w:lang w:val="de-CH"/>
+      </w:rPr>
+    </w:pPr>
   </w:p>
 </w:ftr>
 </file>
@@ -4449,9 +4410,15 @@
 <w:hdr xmlns:wpc="http://schemas.microsoft.com/office/word/2010/wordprocessingCanvas" xmlns:cx="http://schemas.microsoft.com/office/drawing/2014/chartex" xmlns:cx1="http://schemas.microsoft.com/office/drawing/2015/9/8/chartex" xmlns:cx2="http://schemas.microsoft.com/office/drawing/2015/10/21/chartex" xmlns:cx3="http://schemas.microsoft.com/office/drawing/2016/5/9/chartex" xmlns:cx4="http://schemas.microsoft.com/office/drawing/2016/5/10/chartex" xmlns:cx5="http://schemas.microsoft.com/office/drawing/2016/5/11/chartex" xmlns:cx6="http://schemas.microsoft.com/office/drawing/2016/5/12/chartex" xmlns:cx7="http://schemas.microsoft.com/office/drawing/2016/5/13/chartex" xmlns:cx8="http://schemas.microsoft.com/office/drawing/2016/5/14/chartex" xmlns:mc="http://schemas.openxmlformats.org/markup-compatibility/2006" xmlns:aink="http://schemas.microsoft.com/office/drawing/2016/ink" xmlns:am3d="http://schemas.microsoft.com/office/drawing/2017/model3d" xmlns:o="urn:schemas-microsoft-com:office:office" xmlns:oel="http://schemas.microsoft.com/office/2019/extlst" xmlns:r="http://schemas.openxmlformats.org/officeDocument/2006/relationships" xmlns:m="http://schemas.openxmlformats.org/officeDocument/2006/math" xmlns:v="urn:schemas-microsoft-com:vml" xmlns:wp14="http://schemas.microsoft.com/office/word/2010/wordprocessingDrawing" xmlns:wp="http://schemas.openxmlformats.org/drawingml/2006/wordprocessingDrawing" xmlns:w10="urn:schemas-microsoft-com:office:word" xmlns:w="http://schemas.openxmlformats.org/wordprocessingml/2006/main" xmlns:w14="http://schemas.microsoft.com/office/word/2010/wordml" xmlns:w15="http://schemas.microsoft.com/office/word/2012/wordml" xmlns:w16cex="http://schemas.microsoft.com/office/word/2018/wordml/cex" xmlns:w16cid="http://schemas.microsoft.com/office/word/2016/wordml/cid" xmlns:w16="http://schemas.microsoft.com/office/word/2018/wordml" xmlns:w16du="http://schemas.microsoft.com/office/word/2023/wordml/word16du" xmlns:w16sdtdh="http://schemas.microsoft.com/office/word/2020/wordml/sdtdatahash" xmlns:w16sdtfl="http://schemas.microsoft.com/office/word/2024/wordml/sdtformatlock" xmlns:w16se="http://schemas.microsoft.com/office/word/2015/wordml/symex" xmlns:wpg="http://schemas.microsoft.com/office/word/2010/wordprocessingGroup" xmlns:wpi="http://schemas.microsoft.com/office/word/2010/wordprocessingInk" xmlns:wne="http://schemas.microsoft.com/office/word/2006/wordml" xmlns:wps="http://schemas.microsoft.com/office/word/2010/wordprocessingShape" mc:Ignorable="w14 w15 w16se w16cid w16 w16cex w16sdtdh w16sdtfl w16du wp14">
   <w:tbl>
     <w:tblPr>
+      <w:tblStyle w:val="Tabellenraster3"/>
       <w:tblW w:w="9923" w:type="dxa"/>
       <w:tblBorders>
+        <w:top w:val="none" w:sz="0" w:space="0" w:color="auto"/>
+        <w:left w:val="none" w:sz="0" w:space="0" w:color="auto"/>
         <w:bottom w:val="single" w:sz="4" w:space="0" w:color="auto"/>
+        <w:right w:val="none" w:sz="0" w:space="0" w:color="auto"/>
+        <w:insideH w:val="none" w:sz="0" w:space="0" w:color="auto"/>
+        <w:insideV w:val="none" w:sz="0" w:space="0" w:color="auto"/>
       </w:tblBorders>
       <w:tblLayout w:type="fixed"/>
       <w:tblCellMar>
@@ -4479,14 +4446,12 @@
             <w:spacing w:after="0" w:line="200" w:lineRule="atLeast"/>
             <w:rPr>
               <w:sz w:val="15"/>
-              <w:lang w:val="en-GB"/>
             </w:rPr>
           </w:pPr>
           <w:r>
             <w:rPr>
               <w:noProof/>
               <w:sz w:val="15"/>
-              <w:lang w:val="en-GB"/>
             </w:rPr>
             <w:fldChar w:fldCharType="begin" w:fldLock="1"/>
           </w:r>
@@ -4494,7 +4459,6 @@
             <w:rPr>
               <w:noProof/>
               <w:sz w:val="15"/>
-              <w:lang w:val="en-GB"/>
             </w:rPr>
             <w:instrText xml:space="preserve"> USERPROPERTY  \* MERGEFORMAT </w:instrText>
           </w:r>
@@ -4502,19 +4466,19 @@
             <w:rPr>
               <w:noProof/>
               <w:sz w:val="15"/>
-              <w:lang w:val="en-GB"/>
             </w:rPr>
             <w:fldChar w:fldCharType="separate"/>
           </w:r>
           <w:r>
             <w:rPr>
               <w:noProof/>
+              <w:sz w:val="15"/>
               <w:lang w:eastAsia="de-CH"/>
             </w:rPr>
             <mc:AlternateContent>
               <mc:Choice Requires="wpc">
                 <w:drawing>
-                  <wp:anchor distT="0" distB="0" distL="114300" distR="114300" simplePos="0" relativeHeight="251657728" behindDoc="0" locked="0" layoutInCell="1" allowOverlap="1" wp14:anchorId="33BE5B0E" wp14:editId="28B7E561">
+                  <wp:anchor distT="0" distB="0" distL="114300" distR="114300" simplePos="0" relativeHeight="251661312" behindDoc="0" locked="0" layoutInCell="1" allowOverlap="1" wp14:anchorId="425F916A" wp14:editId="675A7808">
                     <wp:simplePos x="0" y="0"/>
                     <wp:positionH relativeFrom="column">
                       <wp:posOffset>3175</wp:posOffset>
@@ -4522,10 +4486,10 @@
                     <wp:positionV relativeFrom="paragraph">
                       <wp:posOffset>2540</wp:posOffset>
                     </wp:positionV>
-                    <wp:extent cx="935990" cy="410210"/>
-                    <wp:effectExtent l="0" t="0" r="0" b="0"/>
+                    <wp:extent cx="936000" cy="410400"/>
+                    <wp:effectExtent l="0" t="0" r="16510" b="8890"/>
                     <wp:wrapNone/>
-                    <wp:docPr id="3" name="Zeichenbereich 5"/>
+                    <wp:docPr id="5" name="Zeichenbereich 5"/>
                     <wp:cNvGraphicFramePr>
                       <a:graphicFrameLocks xmlns:a="http://schemas.openxmlformats.org/drawingml/2006/main"/>
                     </wp:cNvGraphicFramePr>
@@ -5621,7 +5585,7 @@
               </mc:Choice>
               <mc:Fallback>
                 <w:pict>
-                  <v:group w14:anchorId="32F15CBA" id="Zeichenbereich 5" o:spid="_x0000_s1026" editas="canvas" style="position:absolute;margin-left:.25pt;margin-top:.2pt;width:73.7pt;height:32.3pt;z-index:251657728;mso-width-relative:margin;mso-height-relative:margin" coordsize="9359,4102" o:gfxdata="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">
+                  <v:group w14:anchorId="54CEF316" id="Zeichenbereich 5" o:spid="_x0000_s1026" editas="canvas" style="position:absolute;margin-left:.25pt;margin-top:.2pt;width:73.7pt;height:32.3pt;z-index:251661312;mso-width-relative:margin;mso-height-relative:margin" coordsize="9359,4102" o:gfxdata="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">
                     <v:shapetype id="_x0000_t75" coordsize="21600,21600" o:spt="75" o:preferrelative="t" path="m@4@5l@4@11@9@11@9@5xe" filled="f" stroked="f">
                       <v:stroke joinstyle="miter"/>
                       <v:formulas>
@@ -5665,7 +5629,6 @@
             <w:rPr>
               <w:noProof/>
               <w:sz w:val="15"/>
-              <w:lang w:val="en-GB"/>
             </w:rPr>
             <w:fldChar w:fldCharType="end"/>
           </w:r>
@@ -5677,32 +5640,24 @@
             <w:rPr>
               <w:sz w:val="20"/>
               <w:szCs w:val="20"/>
-              <w:lang w:val="en-GB"/>
             </w:rPr>
           </w:pPr>
         </w:p>
         <w:p>
           <w:pPr>
             <w:tabs>
-              <w:tab w:val="left" w:pos="1710"/>
+              <w:tab w:val="left" w:pos="1725"/>
             </w:tabs>
             <w:suppressAutoHyphens/>
             <w:spacing w:after="0" w:line="200" w:lineRule="atLeast"/>
             <w:rPr>
               <w:sz w:val="15"/>
-              <w:lang w:val="en-GB"/>
             </w:rPr>
           </w:pPr>
           <w:r>
-            <w:rPr>
-              <w:lang w:val="en-GB"/>
-            </w:rPr>
             <w:tab/>
           </w:r>
           <w:r>
-            <w:rPr>
-              <w:lang w:val="en-GB"/>
-            </w:rPr>
             <w:t>E-Government Standards</w:t>
           </w:r>
         </w:p>
@@ -5712,7 +5667,6 @@
             <w:spacing w:line="200" w:lineRule="atLeast"/>
             <w:rPr>
               <w:sz w:val="15"/>
-              <w:lang w:val="en-GB"/>
             </w:rPr>
           </w:pPr>
         </w:p>
@@ -5733,7 +5687,6 @@
             <w:rPr>
               <w:sz w:val="15"/>
               <w:szCs w:val="15"/>
-              <w:lang w:val="en-GB"/>
             </w:rPr>
           </w:pPr>
         </w:p>
@@ -5745,9 +5698,6 @@
             <w:suppressAutoHyphens/>
             <w:spacing w:after="0" w:line="200" w:lineRule="atLeast"/>
             <w:jc w:val="right"/>
-            <w:rPr>
-              <w:lang w:val="en-GB"/>
-            </w:rPr>
           </w:pPr>
         </w:p>
         <w:p>
@@ -5759,106 +5709,1466 @@
             <w:spacing w:line="200" w:lineRule="atLeast"/>
             <w:ind w:left="-346" w:firstLine="346"/>
             <w:jc w:val="right"/>
+          </w:pPr>
+          <w:r>
+            <w:tab/>
+            <w:t xml:space="preserve">Seite </w:t>
+          </w:r>
+          <w:r>
+            <w:fldChar w:fldCharType="begin"/>
+          </w:r>
+          <w:r>
+            <w:instrText>PAGE  \* Arabic  \* MERGEFORMAT</w:instrText>
+          </w:r>
+          <w:r>
+            <w:fldChar w:fldCharType="separate"/>
+          </w:r>
+          <w:r>
             <w:rPr>
-              <w:lang w:val="en-GB"/>
+              <w:noProof/>
+              <w:lang w:val="de-DE"/>
+            </w:rPr>
+            <w:t>2</w:t>
+          </w:r>
+          <w:r>
+            <w:fldChar w:fldCharType="end"/>
+          </w:r>
+          <w:r>
+            <w:rPr>
+              <w:lang w:val="de-DE"/>
+            </w:rPr>
+            <w:t xml:space="preserve"> von </w:t>
+          </w:r>
+          <w:fldSimple w:instr="NUMPAGES  \* Arabic  \* MERGEFORMAT">
+            <w:r>
+              <w:rPr>
+                <w:noProof/>
+                <w:lang w:val="de-DE"/>
+              </w:rPr>
+              <w:t>7</w:t>
+            </w:r>
+          </w:fldSimple>
+        </w:p>
+      </w:tc>
+    </w:tr>
+  </w:tbl>
+  <w:p>
+    <w:pPr>
+      <w:pStyle w:val="Kopfzeile"/>
+    </w:pPr>
+  </w:p>
+</w:hdr>
+</file>
+
+<file path=word/header2.xml><?xml version="1.0" encoding="utf-8"?>
+<w:hdr xmlns:wpc="http://schemas.microsoft.com/office/word/2010/wordprocessingCanvas" xmlns:cx="http://schemas.microsoft.com/office/drawing/2014/chartex" xmlns:cx1="http://schemas.microsoft.com/office/drawing/2015/9/8/chartex" xmlns:cx2="http://schemas.microsoft.com/office/drawing/2015/10/21/chartex" xmlns:cx3="http://schemas.microsoft.com/office/drawing/2016/5/9/chartex" xmlns:cx4="http://schemas.microsoft.com/office/drawing/2016/5/10/chartex" xmlns:cx5="http://schemas.microsoft.com/office/drawing/2016/5/11/chartex" xmlns:cx6="http://schemas.microsoft.com/office/drawing/2016/5/12/chartex" xmlns:cx7="http://schemas.microsoft.com/office/drawing/2016/5/13/chartex" xmlns:cx8="http://schemas.microsoft.com/office/drawing/2016/5/14/chartex" xmlns:mc="http://schemas.openxmlformats.org/markup-compatibility/2006" xmlns:aink="http://schemas.microsoft.com/office/drawing/2016/ink" xmlns:am3d="http://schemas.microsoft.com/office/drawing/2017/model3d" xmlns:o="urn:schemas-microsoft-com:office:office" xmlns:oel="http://schemas.microsoft.com/office/2019/extlst" xmlns:r="http://schemas.openxmlformats.org/officeDocument/2006/relationships" xmlns:m="http://schemas.openxmlformats.org/officeDocument/2006/math" xmlns:v="urn:schemas-microsoft-com:vml" xmlns:wp14="http://schemas.microsoft.com/office/word/2010/wordprocessingDrawing" xmlns:wp="http://schemas.openxmlformats.org/drawingml/2006/wordprocessingDrawing" xmlns:w10="urn:schemas-microsoft-com:office:word" xmlns:w="http://schemas.openxmlformats.org/wordprocessingml/2006/main" xmlns:w14="http://schemas.microsoft.com/office/word/2010/wordml" xmlns:w15="http://schemas.microsoft.com/office/word/2012/wordml" xmlns:w16cex="http://schemas.microsoft.com/office/word/2018/wordml/cex" xmlns:w16cid="http://schemas.microsoft.com/office/word/2016/wordml/cid" xmlns:w16="http://schemas.microsoft.com/office/word/2018/wordml" xmlns:w16du="http://schemas.microsoft.com/office/word/2023/wordml/word16du" xmlns:w16sdtdh="http://schemas.microsoft.com/office/word/2020/wordml/sdtdatahash" xmlns:w16sdtfl="http://schemas.microsoft.com/office/word/2024/wordml/sdtformatlock" xmlns:w16se="http://schemas.microsoft.com/office/word/2015/wordml/symex" xmlns:wpg="http://schemas.microsoft.com/office/word/2010/wordprocessingGroup" xmlns:wpi="http://schemas.microsoft.com/office/word/2010/wordprocessingInk" xmlns:wne="http://schemas.microsoft.com/office/word/2006/wordml" xmlns:wps="http://schemas.microsoft.com/office/word/2010/wordprocessingShape" mc:Ignorable="w14 w15 w16se w16cid w16 w16cex w16sdtdh w16sdtfl w16du wp14">
+  <w:tbl>
+    <w:tblPr>
+      <w:tblStyle w:val="Tabellenraster"/>
+      <w:tblW w:w="9809" w:type="dxa"/>
+      <w:tblInd w:w="-595" w:type="dxa"/>
+      <w:tblBorders>
+        <w:top w:val="none" w:sz="0" w:space="0" w:color="auto"/>
+        <w:left w:val="none" w:sz="0" w:space="0" w:color="auto"/>
+        <w:bottom w:val="single" w:sz="4" w:space="0" w:color="auto"/>
+        <w:right w:val="none" w:sz="0" w:space="0" w:color="auto"/>
+        <w:insideH w:val="none" w:sz="0" w:space="0" w:color="auto"/>
+        <w:insideV w:val="none" w:sz="0" w:space="0" w:color="auto"/>
+      </w:tblBorders>
+      <w:tblLayout w:type="fixed"/>
+      <w:tblCellMar>
+        <w:left w:w="0" w:type="dxa"/>
+        <w:right w:w="0" w:type="dxa"/>
+      </w:tblCellMar>
+      <w:tblLook w:val="0600" w:firstRow="0" w:lastRow="0" w:firstColumn="0" w:lastColumn="0" w:noHBand="1" w:noVBand="1"/>
+    </w:tblPr>
+    <w:tblGrid>
+      <w:gridCol w:w="7683"/>
+      <w:gridCol w:w="2126"/>
+    </w:tblGrid>
+    <w:tr>
+      <w:trPr>
+        <w:cantSplit/>
+        <w:trHeight w:hRule="exact" w:val="856"/>
+      </w:trPr>
+      <w:tc>
+        <w:tcPr>
+          <w:tcW w:w="7683" w:type="dxa"/>
+        </w:tcPr>
+        <w:p>
+          <w:pPr>
+            <w:pStyle w:val="Kopfzeile"/>
+          </w:pPr>
+          <w:fldSimple w:instr=" USERPROPERTY  \* MERGEFORMAT " w:fldLock="1">
+            <w:r>
+              <w:rPr>
+                <w:noProof/>
+                <w:lang w:eastAsia="de-CH"/>
+              </w:rPr>
+              <mc:AlternateContent>
+                <mc:Choice Requires="wpc">
+                  <w:drawing>
+                    <wp:anchor distT="0" distB="0" distL="114300" distR="114300" simplePos="0" relativeHeight="251659264" behindDoc="0" locked="0" layoutInCell="1" allowOverlap="1" wp14:anchorId="14BBB3A9" wp14:editId="7FE80B52">
+                      <wp:simplePos x="0" y="0"/>
+                      <wp:positionH relativeFrom="character">
+                        <wp:posOffset>0</wp:posOffset>
+                      </wp:positionH>
+                      <wp:positionV relativeFrom="line">
+                        <wp:posOffset>0</wp:posOffset>
+                      </wp:positionV>
+                      <wp:extent cx="937260" cy="408940"/>
+                      <wp:effectExtent l="0" t="0" r="15240" b="10160"/>
+                      <wp:wrapNone/>
+                      <wp:docPr id="11" name="Zeichenbereich 11"/>
+                      <wp:cNvGraphicFramePr>
+                        <a:graphicFrameLocks xmlns:a="http://schemas.openxmlformats.org/drawingml/2006/main"/>
+                      </wp:cNvGraphicFramePr>
+                      <a:graphic xmlns:a="http://schemas.openxmlformats.org/drawingml/2006/main">
+                        <a:graphicData uri="http://schemas.microsoft.com/office/word/2010/wordprocessingCanvas">
+                          <wpc:wpc>
+                            <wpc:bg>
+                              <a:noFill/>
+                            </wpc:bg>
+                            <wpc:whole/>
+                            <wps:wsp>
+                              <wps:cNvPr id="12" name="Rectangle 4"/>
+                              <wps:cNvSpPr>
+                                <a:spLocks noChangeArrowheads="1"/>
+                              </wps:cNvSpPr>
+                              <wps:spPr bwMode="auto">
+                                <a:xfrm>
+                                  <a:off x="0" y="0"/>
+                                  <a:ext cx="937260" cy="408940"/>
+                                </a:xfrm>
+                                <a:prstGeom prst="rect">
+                                  <a:avLst/>
+                                </a:prstGeom>
+                                <a:noFill/>
+                                <a:ln>
+                                  <a:noFill/>
+                                </a:ln>
+                                <a:extLst>
+                                  <a:ext uri="{909E8E84-426E-40DD-AFC4-6F175D3DCCD1}">
+                                    <a14:hiddenFill xmlns:a14="http://schemas.microsoft.com/office/drawing/2010/main">
+                                      <a:solidFill>
+                                        <a:srgbClr val="FFFFFF"/>
+                                      </a:solidFill>
+                                    </a14:hiddenFill>
+                                  </a:ext>
+                                  <a:ext uri="{91240B29-F687-4F45-9708-019B960494DF}">
+                                    <a14:hiddenLine xmlns:a14="http://schemas.microsoft.com/office/drawing/2010/main" w="0">
+                                      <a:solidFill>
+                                        <a:srgbClr val="000000"/>
+                                      </a:solidFill>
+                                      <a:miter lim="800000"/>
+                                      <a:headEnd/>
+                                      <a:tailEnd/>
+                                    </a14:hiddenLine>
+                                  </a:ext>
+                                </a:extLst>
+                              </wps:spPr>
+                              <wps:bodyPr rot="0" vert="horz" wrap="square" lIns="91440" tIns="45720" rIns="91440" bIns="45720" anchor="t" anchorCtr="0" upright="1">
+                                <a:noAutofit/>
+                              </wps:bodyPr>
+                            </wps:wsp>
+                            <wps:wsp>
+                              <wps:cNvPr id="13" name="Freeform 5"/>
+                              <wps:cNvSpPr>
+                                <a:spLocks noEditPoints="1"/>
+                              </wps:cNvSpPr>
+                              <wps:spPr bwMode="auto">
+                                <a:xfrm>
+                                  <a:off x="0" y="1905"/>
+                                  <a:ext cx="236220" cy="249555"/>
+                                </a:xfrm>
+                                <a:custGeom>
+                                  <a:avLst/>
+                                  <a:gdLst>
+                                    <a:gd name="T0" fmla="*/ 361 w 372"/>
+                                    <a:gd name="T1" fmla="*/ 199 h 393"/>
+                                    <a:gd name="T2" fmla="*/ 324 w 372"/>
+                                    <a:gd name="T3" fmla="*/ 266 h 393"/>
+                                    <a:gd name="T4" fmla="*/ 266 w 372"/>
+                                    <a:gd name="T5" fmla="*/ 327 h 393"/>
+                                    <a:gd name="T6" fmla="*/ 184 w 372"/>
+                                    <a:gd name="T7" fmla="*/ 377 h 393"/>
+                                    <a:gd name="T8" fmla="*/ 103 w 372"/>
+                                    <a:gd name="T9" fmla="*/ 393 h 393"/>
+                                    <a:gd name="T10" fmla="*/ 53 w 372"/>
+                                    <a:gd name="T11" fmla="*/ 383 h 393"/>
+                                    <a:gd name="T12" fmla="*/ 18 w 372"/>
+                                    <a:gd name="T13" fmla="*/ 356 h 393"/>
+                                    <a:gd name="T14" fmla="*/ 1 w 372"/>
+                                    <a:gd name="T15" fmla="*/ 316 h 393"/>
+                                    <a:gd name="T16" fmla="*/ 4 w 372"/>
+                                    <a:gd name="T17" fmla="*/ 251 h 393"/>
+                                    <a:gd name="T18" fmla="*/ 34 w 372"/>
+                                    <a:gd name="T19" fmla="*/ 172 h 393"/>
+                                    <a:gd name="T20" fmla="*/ 94 w 372"/>
+                                    <a:gd name="T21" fmla="*/ 94 h 393"/>
+                                    <a:gd name="T22" fmla="*/ 170 w 372"/>
+                                    <a:gd name="T23" fmla="*/ 34 h 393"/>
+                                    <a:gd name="T24" fmla="*/ 251 w 372"/>
+                                    <a:gd name="T25" fmla="*/ 4 h 393"/>
+                                    <a:gd name="T26" fmla="*/ 316 w 372"/>
+                                    <a:gd name="T27" fmla="*/ 2 h 393"/>
+                                    <a:gd name="T28" fmla="*/ 353 w 372"/>
+                                    <a:gd name="T29" fmla="*/ 20 h 393"/>
+                                    <a:gd name="T30" fmla="*/ 369 w 372"/>
+                                    <a:gd name="T31" fmla="*/ 55 h 393"/>
+                                    <a:gd name="T32" fmla="*/ 89 w 372"/>
+                                    <a:gd name="T33" fmla="*/ 163 h 393"/>
+                                    <a:gd name="T34" fmla="*/ 82 w 372"/>
+                                    <a:gd name="T35" fmla="*/ 203 h 393"/>
+                                    <a:gd name="T36" fmla="*/ 83 w 372"/>
+                                    <a:gd name="T37" fmla="*/ 242 h 393"/>
+                                    <a:gd name="T38" fmla="*/ 109 w 372"/>
+                                    <a:gd name="T39" fmla="*/ 280 h 393"/>
+                                    <a:gd name="T40" fmla="*/ 146 w 372"/>
+                                    <a:gd name="T41" fmla="*/ 297 h 393"/>
+                                    <a:gd name="T42" fmla="*/ 206 w 372"/>
+                                    <a:gd name="T43" fmla="*/ 295 h 393"/>
+                                    <a:gd name="T44" fmla="*/ 278 w 372"/>
+                                    <a:gd name="T45" fmla="*/ 261 h 393"/>
+                                    <a:gd name="T46" fmla="*/ 335 w 372"/>
+                                    <a:gd name="T47" fmla="*/ 199 h 393"/>
+                                    <a:gd name="T48" fmla="*/ 370 w 372"/>
+                                    <a:gd name="T49" fmla="*/ 162 h 393"/>
+                                    <a:gd name="T50" fmla="*/ 276 w 372"/>
+                                    <a:gd name="T51" fmla="*/ 63 h 393"/>
+                                    <a:gd name="T52" fmla="*/ 263 w 372"/>
+                                    <a:gd name="T53" fmla="*/ 40 h 393"/>
+                                    <a:gd name="T54" fmla="*/ 233 w 372"/>
+                                    <a:gd name="T55" fmla="*/ 32 h 393"/>
+                                    <a:gd name="T56" fmla="*/ 178 w 372"/>
+                                    <a:gd name="T57" fmla="*/ 47 h 393"/>
+                                    <a:gd name="T58" fmla="*/ 128 w 372"/>
+                                    <a:gd name="T59" fmla="*/ 88 h 393"/>
+                                    <a:gd name="T60" fmla="*/ 95 w 372"/>
+                                    <a:gd name="T61" fmla="*/ 142 h 393"/>
+                                    <a:gd name="T62" fmla="*/ 278 w 372"/>
+                                    <a:gd name="T63" fmla="*/ 80 h 393"/>
+                                  </a:gdLst>
+                                  <a:ahLst/>
+                                  <a:cxnLst>
+                                    <a:cxn ang="0">
+                                      <a:pos x="T0" y="T1"/>
+                                    </a:cxn>
+                                    <a:cxn ang="0">
+                                      <a:pos x="T2" y="T3"/>
+                                    </a:cxn>
+                                    <a:cxn ang="0">
+                                      <a:pos x="T4" y="T5"/>
+                                    </a:cxn>
+                                    <a:cxn ang="0">
+                                      <a:pos x="T6" y="T7"/>
+                                    </a:cxn>
+                                    <a:cxn ang="0">
+                                      <a:pos x="T8" y="T9"/>
+                                    </a:cxn>
+                                    <a:cxn ang="0">
+                                      <a:pos x="T10" y="T11"/>
+                                    </a:cxn>
+                                    <a:cxn ang="0">
+                                      <a:pos x="T12" y="T13"/>
+                                    </a:cxn>
+                                    <a:cxn ang="0">
+                                      <a:pos x="T14" y="T15"/>
+                                    </a:cxn>
+                                    <a:cxn ang="0">
+                                      <a:pos x="T16" y="T17"/>
+                                    </a:cxn>
+                                    <a:cxn ang="0">
+                                      <a:pos x="T18" y="T19"/>
+                                    </a:cxn>
+                                    <a:cxn ang="0">
+                                      <a:pos x="T20" y="T21"/>
+                                    </a:cxn>
+                                    <a:cxn ang="0">
+                                      <a:pos x="T22" y="T23"/>
+                                    </a:cxn>
+                                    <a:cxn ang="0">
+                                      <a:pos x="T24" y="T25"/>
+                                    </a:cxn>
+                                    <a:cxn ang="0">
+                                      <a:pos x="T26" y="T27"/>
+                                    </a:cxn>
+                                    <a:cxn ang="0">
+                                      <a:pos x="T28" y="T29"/>
+                                    </a:cxn>
+                                    <a:cxn ang="0">
+                                      <a:pos x="T30" y="T31"/>
+                                    </a:cxn>
+                                    <a:cxn ang="0">
+                                      <a:pos x="T32" y="T33"/>
+                                    </a:cxn>
+                                    <a:cxn ang="0">
+                                      <a:pos x="T34" y="T35"/>
+                                    </a:cxn>
+                                    <a:cxn ang="0">
+                                      <a:pos x="T36" y="T37"/>
+                                    </a:cxn>
+                                    <a:cxn ang="0">
+                                      <a:pos x="T38" y="T39"/>
+                                    </a:cxn>
+                                    <a:cxn ang="0">
+                                      <a:pos x="T40" y="T41"/>
+                                    </a:cxn>
+                                    <a:cxn ang="0">
+                                      <a:pos x="T42" y="T43"/>
+                                    </a:cxn>
+                                    <a:cxn ang="0">
+                                      <a:pos x="T44" y="T45"/>
+                                    </a:cxn>
+                                    <a:cxn ang="0">
+                                      <a:pos x="T46" y="T47"/>
+                                    </a:cxn>
+                                    <a:cxn ang="0">
+                                      <a:pos x="T48" y="T49"/>
+                                    </a:cxn>
+                                    <a:cxn ang="0">
+                                      <a:pos x="T50" y="T51"/>
+                                    </a:cxn>
+                                    <a:cxn ang="0">
+                                      <a:pos x="T52" y="T53"/>
+                                    </a:cxn>
+                                    <a:cxn ang="0">
+                                      <a:pos x="T54" y="T55"/>
+                                    </a:cxn>
+                                    <a:cxn ang="0">
+                                      <a:pos x="T56" y="T57"/>
+                                    </a:cxn>
+                                    <a:cxn ang="0">
+                                      <a:pos x="T58" y="T59"/>
+                                    </a:cxn>
+                                    <a:cxn ang="0">
+                                      <a:pos x="T60" y="T61"/>
+                                    </a:cxn>
+                                    <a:cxn ang="0">
+                                      <a:pos x="T62" y="T63"/>
+                                    </a:cxn>
+                                  </a:cxnLst>
+                                  <a:rect l="0" t="0" r="r" b="b"/>
+                                  <a:pathLst>
+                                    <a:path w="372" h="393">
+                                      <a:moveTo>
+                                        <a:pt x="370" y="162"/>
+                                      </a:moveTo>
+                                      <a:lnTo>
+                                        <a:pt x="361" y="199"/>
+                                      </a:lnTo>
+                                      <a:lnTo>
+                                        <a:pt x="346" y="234"/>
+                                      </a:lnTo>
+                                      <a:lnTo>
+                                        <a:pt x="324" y="266"/>
+                                      </a:lnTo>
+                                      <a:lnTo>
+                                        <a:pt x="298" y="297"/>
+                                      </a:lnTo>
+                                      <a:lnTo>
+                                        <a:pt x="266" y="327"/>
+                                      </a:lnTo>
+                                      <a:lnTo>
+                                        <a:pt x="225" y="356"/>
+                                      </a:lnTo>
+                                      <a:lnTo>
+                                        <a:pt x="184" y="377"/>
+                                      </a:lnTo>
+                                      <a:lnTo>
+                                        <a:pt x="143" y="389"/>
+                                      </a:lnTo>
+                                      <a:lnTo>
+                                        <a:pt x="103" y="393"/>
+                                      </a:lnTo>
+                                      <a:lnTo>
+                                        <a:pt x="76" y="391"/>
+                                      </a:lnTo>
+                                      <a:lnTo>
+                                        <a:pt x="53" y="383"/>
+                                      </a:lnTo>
+                                      <a:lnTo>
+                                        <a:pt x="33" y="370"/>
+                                      </a:lnTo>
+                                      <a:lnTo>
+                                        <a:pt x="18" y="356"/>
+                                      </a:lnTo>
+                                      <a:lnTo>
+                                        <a:pt x="8" y="337"/>
+                                      </a:lnTo>
+                                      <a:lnTo>
+                                        <a:pt x="1" y="316"/>
+                                      </a:lnTo>
+                                      <a:lnTo>
+                                        <a:pt x="0" y="293"/>
+                                      </a:lnTo>
+                                      <a:lnTo>
+                                        <a:pt x="4" y="251"/>
+                                      </a:lnTo>
+                                      <a:lnTo>
+                                        <a:pt x="15" y="211"/>
+                                      </a:lnTo>
+                                      <a:lnTo>
+                                        <a:pt x="34" y="172"/>
+                                      </a:lnTo>
+                                      <a:lnTo>
+                                        <a:pt x="60" y="132"/>
+                                      </a:lnTo>
+                                      <a:lnTo>
+                                        <a:pt x="94" y="94"/>
+                                      </a:lnTo>
+                                      <a:lnTo>
+                                        <a:pt x="131" y="61"/>
+                                      </a:lnTo>
+                                      <a:lnTo>
+                                        <a:pt x="170" y="34"/>
+                                      </a:lnTo>
+                                      <a:lnTo>
+                                        <a:pt x="210" y="15"/>
+                                      </a:lnTo>
+                                      <a:lnTo>
+                                        <a:pt x="251" y="4"/>
+                                      </a:lnTo>
+                                      <a:lnTo>
+                                        <a:pt x="291" y="0"/>
+                                      </a:lnTo>
+                                      <a:lnTo>
+                                        <a:pt x="316" y="2"/>
+                                      </a:lnTo>
+                                      <a:lnTo>
+                                        <a:pt x="336" y="9"/>
+                                      </a:lnTo>
+                                      <a:lnTo>
+                                        <a:pt x="353" y="20"/>
+                                      </a:lnTo>
+                                      <a:lnTo>
+                                        <a:pt x="364" y="35"/>
+                                      </a:lnTo>
+                                      <a:lnTo>
+                                        <a:pt x="369" y="55"/>
+                                      </a:lnTo>
+                                      <a:lnTo>
+                                        <a:pt x="372" y="80"/>
+                                      </a:lnTo>
+                                      <a:lnTo>
+                                        <a:pt x="89" y="163"/>
+                                      </a:lnTo>
+                                      <a:lnTo>
+                                        <a:pt x="84" y="185"/>
+                                      </a:lnTo>
+                                      <a:lnTo>
+                                        <a:pt x="82" y="203"/>
+                                      </a:lnTo>
+                                      <a:lnTo>
+                                        <a:pt x="80" y="216"/>
+                                      </a:lnTo>
+                                      <a:lnTo>
+                                        <a:pt x="83" y="242"/>
+                                      </a:lnTo>
+                                      <a:lnTo>
+                                        <a:pt x="93" y="264"/>
+                                      </a:lnTo>
+                                      <a:lnTo>
+                                        <a:pt x="109" y="280"/>
+                                      </a:lnTo>
+                                      <a:lnTo>
+                                        <a:pt x="127" y="291"/>
+                                      </a:lnTo>
+                                      <a:lnTo>
+                                        <a:pt x="146" y="297"/>
+                                      </a:lnTo>
+                                      <a:lnTo>
+                                        <a:pt x="167" y="299"/>
+                                      </a:lnTo>
+                                      <a:lnTo>
+                                        <a:pt x="206" y="295"/>
+                                      </a:lnTo>
+                                      <a:lnTo>
+                                        <a:pt x="242" y="282"/>
+                                      </a:lnTo>
+                                      <a:lnTo>
+                                        <a:pt x="278" y="261"/>
+                                      </a:lnTo>
+                                      <a:lnTo>
+                                        <a:pt x="309" y="232"/>
+                                      </a:lnTo>
+                                      <a:lnTo>
+                                        <a:pt x="335" y="199"/>
+                                      </a:lnTo>
+                                      <a:lnTo>
+                                        <a:pt x="355" y="158"/>
+                                      </a:lnTo>
+                                      <a:lnTo>
+                                        <a:pt x="370" y="162"/>
+                                      </a:lnTo>
+                                      <a:close/>
+                                      <a:moveTo>
+                                        <a:pt x="278" y="80"/>
+                                      </a:moveTo>
+                                      <a:lnTo>
+                                        <a:pt x="276" y="63"/>
+                                      </a:lnTo>
+                                      <a:lnTo>
+                                        <a:pt x="271" y="50"/>
+                                      </a:lnTo>
+                                      <a:lnTo>
+                                        <a:pt x="263" y="40"/>
+                                      </a:lnTo>
+                                      <a:lnTo>
+                                        <a:pt x="249" y="34"/>
+                                      </a:lnTo>
+                                      <a:lnTo>
+                                        <a:pt x="233" y="32"/>
+                                      </a:lnTo>
+                                      <a:lnTo>
+                                        <a:pt x="206" y="36"/>
+                                      </a:lnTo>
+                                      <a:lnTo>
+                                        <a:pt x="178" y="47"/>
+                                      </a:lnTo>
+                                      <a:lnTo>
+                                        <a:pt x="153" y="65"/>
+                                      </a:lnTo>
+                                      <a:lnTo>
+                                        <a:pt x="128" y="88"/>
+                                      </a:lnTo>
+                                      <a:lnTo>
+                                        <a:pt x="109" y="113"/>
+                                      </a:lnTo>
+                                      <a:lnTo>
+                                        <a:pt x="95" y="142"/>
+                                      </a:lnTo>
+                                      <a:lnTo>
+                                        <a:pt x="278" y="86"/>
+                                      </a:lnTo>
+                                      <a:lnTo>
+                                        <a:pt x="278" y="80"/>
+                                      </a:lnTo>
+                                      <a:close/>
+                                    </a:path>
+                                  </a:pathLst>
+                                </a:custGeom>
+                                <a:solidFill>
+                                  <a:srgbClr val="FA1A56"/>
+                                </a:solidFill>
+                                <a:ln w="0">
+                                  <a:solidFill>
+                                    <a:srgbClr val="FA1A56"/>
+                                  </a:solidFill>
+                                  <a:round/>
+                                  <a:headEnd/>
+                                  <a:tailEnd/>
+                                </a:ln>
+                              </wps:spPr>
+                              <wps:bodyPr rot="0" vert="horz" wrap="square" lIns="91440" tIns="45720" rIns="91440" bIns="45720" anchor="t" anchorCtr="0" upright="1">
+                                <a:noAutofit/>
+                              </wps:bodyPr>
+                            </wps:wsp>
+                            <wps:wsp>
+                              <wps:cNvPr id="14" name="Freeform 6"/>
+                              <wps:cNvSpPr>
+                                <a:spLocks/>
+                              </wps:cNvSpPr>
+                              <wps:spPr bwMode="auto">
+                                <a:xfrm>
+                                  <a:off x="250190" y="99060"/>
+                                  <a:ext cx="326390" cy="307975"/>
+                                </a:xfrm>
+                                <a:custGeom>
+                                  <a:avLst/>
+                                  <a:gdLst>
+                                    <a:gd name="T0" fmla="*/ 401 w 514"/>
+                                    <a:gd name="T1" fmla="*/ 155 h 485"/>
+                                    <a:gd name="T2" fmla="*/ 371 w 514"/>
+                                    <a:gd name="T3" fmla="*/ 111 h 485"/>
+                                    <a:gd name="T4" fmla="*/ 322 w 514"/>
+                                    <a:gd name="T5" fmla="*/ 82 h 485"/>
+                                    <a:gd name="T6" fmla="*/ 258 w 514"/>
+                                    <a:gd name="T7" fmla="*/ 73 h 485"/>
+                                    <a:gd name="T8" fmla="*/ 202 w 514"/>
+                                    <a:gd name="T9" fmla="*/ 81 h 485"/>
+                                    <a:gd name="T10" fmla="*/ 156 w 514"/>
+                                    <a:gd name="T11" fmla="*/ 108 h 485"/>
+                                    <a:gd name="T12" fmla="*/ 122 w 514"/>
+                                    <a:gd name="T13" fmla="*/ 152 h 485"/>
+                                    <a:gd name="T14" fmla="*/ 104 w 514"/>
+                                    <a:gd name="T15" fmla="*/ 215 h 485"/>
+                                    <a:gd name="T16" fmla="*/ 104 w 514"/>
+                                    <a:gd name="T17" fmla="*/ 286 h 485"/>
+                                    <a:gd name="T18" fmla="*/ 128 w 514"/>
+                                    <a:gd name="T19" fmla="*/ 346 h 485"/>
+                                    <a:gd name="T20" fmla="*/ 171 w 514"/>
+                                    <a:gd name="T21" fmla="*/ 389 h 485"/>
+                                    <a:gd name="T22" fmla="*/ 231 w 514"/>
+                                    <a:gd name="T23" fmla="*/ 412 h 485"/>
+                                    <a:gd name="T24" fmla="*/ 296 w 514"/>
+                                    <a:gd name="T25" fmla="*/ 414 h 485"/>
+                                    <a:gd name="T26" fmla="*/ 345 w 514"/>
+                                    <a:gd name="T27" fmla="*/ 396 h 485"/>
+                                    <a:gd name="T28" fmla="*/ 379 w 514"/>
+                                    <a:gd name="T29" fmla="*/ 368 h 485"/>
+                                    <a:gd name="T30" fmla="*/ 398 w 514"/>
+                                    <a:gd name="T31" fmla="*/ 332 h 485"/>
+                                    <a:gd name="T32" fmla="*/ 408 w 514"/>
+                                    <a:gd name="T33" fmla="*/ 299 h 485"/>
+                                    <a:gd name="T34" fmla="*/ 510 w 514"/>
+                                    <a:gd name="T35" fmla="*/ 322 h 485"/>
+                                    <a:gd name="T36" fmla="*/ 494 w 514"/>
+                                    <a:gd name="T37" fmla="*/ 366 h 485"/>
+                                    <a:gd name="T38" fmla="*/ 467 w 514"/>
+                                    <a:gd name="T39" fmla="*/ 408 h 485"/>
+                                    <a:gd name="T40" fmla="*/ 426 w 514"/>
+                                    <a:gd name="T41" fmla="*/ 445 h 485"/>
+                                    <a:gd name="T42" fmla="*/ 369 w 514"/>
+                                    <a:gd name="T43" fmla="*/ 472 h 485"/>
+                                    <a:gd name="T44" fmla="*/ 296 w 514"/>
+                                    <a:gd name="T45" fmla="*/ 485 h 485"/>
+                                    <a:gd name="T46" fmla="*/ 204 w 514"/>
+                                    <a:gd name="T47" fmla="*/ 485 h 485"/>
+                                    <a:gd name="T48" fmla="*/ 130 w 514"/>
+                                    <a:gd name="T49" fmla="*/ 465 h 485"/>
+                                    <a:gd name="T50" fmla="*/ 73 w 514"/>
+                                    <a:gd name="T51" fmla="*/ 427 h 485"/>
+                                    <a:gd name="T52" fmla="*/ 32 w 514"/>
+                                    <a:gd name="T53" fmla="*/ 374 h 485"/>
+                                    <a:gd name="T54" fmla="*/ 8 w 514"/>
+                                    <a:gd name="T55" fmla="*/ 312 h 485"/>
+                                    <a:gd name="T56" fmla="*/ 0 w 514"/>
+                                    <a:gd name="T57" fmla="*/ 243 h 485"/>
+                                    <a:gd name="T58" fmla="*/ 6 w 514"/>
+                                    <a:gd name="T59" fmla="*/ 181 h 485"/>
+                                    <a:gd name="T60" fmla="*/ 27 w 514"/>
+                                    <a:gd name="T61" fmla="*/ 123 h 485"/>
+                                    <a:gd name="T62" fmla="*/ 61 w 514"/>
+                                    <a:gd name="T63" fmla="*/ 73 h 485"/>
+                                    <a:gd name="T64" fmla="*/ 111 w 514"/>
+                                    <a:gd name="T65" fmla="*/ 33 h 485"/>
+                                    <a:gd name="T66" fmla="*/ 177 w 514"/>
+                                    <a:gd name="T67" fmla="*/ 9 h 485"/>
+                                    <a:gd name="T68" fmla="*/ 260 w 514"/>
+                                    <a:gd name="T69" fmla="*/ 0 h 485"/>
+                                    <a:gd name="T70" fmla="*/ 347 w 514"/>
+                                    <a:gd name="T71" fmla="*/ 9 h 485"/>
+                                    <a:gd name="T72" fmla="*/ 416 w 514"/>
+                                    <a:gd name="T73" fmla="*/ 36 h 485"/>
+                                    <a:gd name="T74" fmla="*/ 467 w 514"/>
+                                    <a:gd name="T75" fmla="*/ 75 h 485"/>
+                                    <a:gd name="T76" fmla="*/ 499 w 514"/>
+                                    <a:gd name="T77" fmla="*/ 125 h 485"/>
+                                    <a:gd name="T78" fmla="*/ 514 w 514"/>
+                                    <a:gd name="T79" fmla="*/ 184 h 485"/>
+                                    <a:gd name="T80" fmla="*/ 408 w 514"/>
+                                    <a:gd name="T81" fmla="*/ 184 h 485"/>
+                                  </a:gdLst>
+                                  <a:ahLst/>
+                                  <a:cxnLst>
+                                    <a:cxn ang="0">
+                                      <a:pos x="T0" y="T1"/>
+                                    </a:cxn>
+                                    <a:cxn ang="0">
+                                      <a:pos x="T2" y="T3"/>
+                                    </a:cxn>
+                                    <a:cxn ang="0">
+                                      <a:pos x="T4" y="T5"/>
+                                    </a:cxn>
+                                    <a:cxn ang="0">
+                                      <a:pos x="T6" y="T7"/>
+                                    </a:cxn>
+                                    <a:cxn ang="0">
+                                      <a:pos x="T8" y="T9"/>
+                                    </a:cxn>
+                                    <a:cxn ang="0">
+                                      <a:pos x="T10" y="T11"/>
+                                    </a:cxn>
+                                    <a:cxn ang="0">
+                                      <a:pos x="T12" y="T13"/>
+                                    </a:cxn>
+                                    <a:cxn ang="0">
+                                      <a:pos x="T14" y="T15"/>
+                                    </a:cxn>
+                                    <a:cxn ang="0">
+                                      <a:pos x="T16" y="T17"/>
+                                    </a:cxn>
+                                    <a:cxn ang="0">
+                                      <a:pos x="T18" y="T19"/>
+                                    </a:cxn>
+                                    <a:cxn ang="0">
+                                      <a:pos x="T20" y="T21"/>
+                                    </a:cxn>
+                                    <a:cxn ang="0">
+                                      <a:pos x="T22" y="T23"/>
+                                    </a:cxn>
+                                    <a:cxn ang="0">
+                                      <a:pos x="T24" y="T25"/>
+                                    </a:cxn>
+                                    <a:cxn ang="0">
+                                      <a:pos x="T26" y="T27"/>
+                                    </a:cxn>
+                                    <a:cxn ang="0">
+                                      <a:pos x="T28" y="T29"/>
+                                    </a:cxn>
+                                    <a:cxn ang="0">
+                                      <a:pos x="T30" y="T31"/>
+                                    </a:cxn>
+                                    <a:cxn ang="0">
+                                      <a:pos x="T32" y="T33"/>
+                                    </a:cxn>
+                                    <a:cxn ang="0">
+                                      <a:pos x="T34" y="T35"/>
+                                    </a:cxn>
+                                    <a:cxn ang="0">
+                                      <a:pos x="T36" y="T37"/>
+                                    </a:cxn>
+                                    <a:cxn ang="0">
+                                      <a:pos x="T38" y="T39"/>
+                                    </a:cxn>
+                                    <a:cxn ang="0">
+                                      <a:pos x="T40" y="T41"/>
+                                    </a:cxn>
+                                    <a:cxn ang="0">
+                                      <a:pos x="T42" y="T43"/>
+                                    </a:cxn>
+                                    <a:cxn ang="0">
+                                      <a:pos x="T44" y="T45"/>
+                                    </a:cxn>
+                                    <a:cxn ang="0">
+                                      <a:pos x="T46" y="T47"/>
+                                    </a:cxn>
+                                    <a:cxn ang="0">
+                                      <a:pos x="T48" y="T49"/>
+                                    </a:cxn>
+                                    <a:cxn ang="0">
+                                      <a:pos x="T50" y="T51"/>
+                                    </a:cxn>
+                                    <a:cxn ang="0">
+                                      <a:pos x="T52" y="T53"/>
+                                    </a:cxn>
+                                    <a:cxn ang="0">
+                                      <a:pos x="T54" y="T55"/>
+                                    </a:cxn>
+                                    <a:cxn ang="0">
+                                      <a:pos x="T56" y="T57"/>
+                                    </a:cxn>
+                                    <a:cxn ang="0">
+                                      <a:pos x="T58" y="T59"/>
+                                    </a:cxn>
+                                    <a:cxn ang="0">
+                                      <a:pos x="T60" y="T61"/>
+                                    </a:cxn>
+                                    <a:cxn ang="0">
+                                      <a:pos x="T62" y="T63"/>
+                                    </a:cxn>
+                                    <a:cxn ang="0">
+                                      <a:pos x="T64" y="T65"/>
+                                    </a:cxn>
+                                    <a:cxn ang="0">
+                                      <a:pos x="T66" y="T67"/>
+                                    </a:cxn>
+                                    <a:cxn ang="0">
+                                      <a:pos x="T68" y="T69"/>
+                                    </a:cxn>
+                                    <a:cxn ang="0">
+                                      <a:pos x="T70" y="T71"/>
+                                    </a:cxn>
+                                    <a:cxn ang="0">
+                                      <a:pos x="T72" y="T73"/>
+                                    </a:cxn>
+                                    <a:cxn ang="0">
+                                      <a:pos x="T74" y="T75"/>
+                                    </a:cxn>
+                                    <a:cxn ang="0">
+                                      <a:pos x="T76" y="T77"/>
+                                    </a:cxn>
+                                    <a:cxn ang="0">
+                                      <a:pos x="T78" y="T79"/>
+                                    </a:cxn>
+                                    <a:cxn ang="0">
+                                      <a:pos x="T80" y="T81"/>
+                                    </a:cxn>
+                                  </a:cxnLst>
+                                  <a:rect l="0" t="0" r="r" b="b"/>
+                                  <a:pathLst>
+                                    <a:path w="514" h="485">
+                                      <a:moveTo>
+                                        <a:pt x="408" y="184"/>
+                                      </a:moveTo>
+                                      <a:lnTo>
+                                        <a:pt x="401" y="155"/>
+                                      </a:lnTo>
+                                      <a:lnTo>
+                                        <a:pt x="389" y="131"/>
+                                      </a:lnTo>
+                                      <a:lnTo>
+                                        <a:pt x="371" y="111"/>
+                                      </a:lnTo>
+                                      <a:lnTo>
+                                        <a:pt x="349" y="94"/>
+                                      </a:lnTo>
+                                      <a:lnTo>
+                                        <a:pt x="322" y="82"/>
+                                      </a:lnTo>
+                                      <a:lnTo>
+                                        <a:pt x="292" y="74"/>
+                                      </a:lnTo>
+                                      <a:lnTo>
+                                        <a:pt x="258" y="73"/>
+                                      </a:lnTo>
+                                      <a:lnTo>
+                                        <a:pt x="230" y="74"/>
+                                      </a:lnTo>
+                                      <a:lnTo>
+                                        <a:pt x="202" y="81"/>
+                                      </a:lnTo>
+                                      <a:lnTo>
+                                        <a:pt x="178" y="92"/>
+                                      </a:lnTo>
+                                      <a:lnTo>
+                                        <a:pt x="156" y="108"/>
+                                      </a:lnTo>
+                                      <a:lnTo>
+                                        <a:pt x="137" y="128"/>
+                                      </a:lnTo>
+                                      <a:lnTo>
+                                        <a:pt x="122" y="152"/>
+                                      </a:lnTo>
+                                      <a:lnTo>
+                                        <a:pt x="111" y="181"/>
+                                      </a:lnTo>
+                                      <a:lnTo>
+                                        <a:pt x="104" y="215"/>
+                                      </a:lnTo>
+                                      <a:lnTo>
+                                        <a:pt x="102" y="253"/>
+                                      </a:lnTo>
+                                      <a:lnTo>
+                                        <a:pt x="104" y="286"/>
+                                      </a:lnTo>
+                                      <a:lnTo>
+                                        <a:pt x="114" y="319"/>
+                                      </a:lnTo>
+                                      <a:lnTo>
+                                        <a:pt x="128" y="346"/>
+                                      </a:lnTo>
+                                      <a:lnTo>
+                                        <a:pt x="147" y="370"/>
+                                      </a:lnTo>
+                                      <a:lnTo>
+                                        <a:pt x="171" y="389"/>
+                                      </a:lnTo>
+                                      <a:lnTo>
+                                        <a:pt x="198" y="404"/>
+                                      </a:lnTo>
+                                      <a:lnTo>
+                                        <a:pt x="231" y="412"/>
+                                      </a:lnTo>
+                                      <a:lnTo>
+                                        <a:pt x="265" y="415"/>
+                                      </a:lnTo>
+                                      <a:lnTo>
+                                        <a:pt x="296" y="414"/>
+                                      </a:lnTo>
+                                      <a:lnTo>
+                                        <a:pt x="324" y="407"/>
+                                      </a:lnTo>
+                                      <a:lnTo>
+                                        <a:pt x="345" y="396"/>
+                                      </a:lnTo>
+                                      <a:lnTo>
+                                        <a:pt x="364" y="382"/>
+                                      </a:lnTo>
+                                      <a:lnTo>
+                                        <a:pt x="379" y="368"/>
+                                      </a:lnTo>
+                                      <a:lnTo>
+                                        <a:pt x="390" y="350"/>
+                                      </a:lnTo>
+                                      <a:lnTo>
+                                        <a:pt x="398" y="332"/>
+                                      </a:lnTo>
+                                      <a:lnTo>
+                                        <a:pt x="405" y="315"/>
+                                      </a:lnTo>
+                                      <a:lnTo>
+                                        <a:pt x="408" y="299"/>
+                                      </a:lnTo>
+                                      <a:lnTo>
+                                        <a:pt x="514" y="299"/>
+                                      </a:lnTo>
+                                      <a:lnTo>
+                                        <a:pt x="510" y="322"/>
+                                      </a:lnTo>
+                                      <a:lnTo>
+                                        <a:pt x="503" y="345"/>
+                                      </a:lnTo>
+                                      <a:lnTo>
+                                        <a:pt x="494" y="366"/>
+                                      </a:lnTo>
+                                      <a:lnTo>
+                                        <a:pt x="482" y="388"/>
+                                      </a:lnTo>
+                                      <a:lnTo>
+                                        <a:pt x="467" y="408"/>
+                                      </a:lnTo>
+                                      <a:lnTo>
+                                        <a:pt x="447" y="427"/>
+                                      </a:lnTo>
+                                      <a:lnTo>
+                                        <a:pt x="426" y="445"/>
+                                      </a:lnTo>
+                                      <a:lnTo>
+                                        <a:pt x="400" y="460"/>
+                                      </a:lnTo>
+                                      <a:lnTo>
+                                        <a:pt x="369" y="472"/>
+                                      </a:lnTo>
+                                      <a:lnTo>
+                                        <a:pt x="333" y="480"/>
+                                      </a:lnTo>
+                                      <a:lnTo>
+                                        <a:pt x="296" y="485"/>
+                                      </a:lnTo>
+                                      <a:lnTo>
+                                        <a:pt x="209" y="485"/>
+                                      </a:lnTo>
+                                      <a:lnTo>
+                                        <a:pt x="204" y="485"/>
+                                      </a:lnTo>
+                                      <a:lnTo>
+                                        <a:pt x="166" y="477"/>
+                                      </a:lnTo>
+                                      <a:lnTo>
+                                        <a:pt x="130" y="465"/>
+                                      </a:lnTo>
+                                      <a:lnTo>
+                                        <a:pt x="99" y="447"/>
+                                      </a:lnTo>
+                                      <a:lnTo>
+                                        <a:pt x="73" y="427"/>
+                                      </a:lnTo>
+                                      <a:lnTo>
+                                        <a:pt x="50" y="403"/>
+                                      </a:lnTo>
+                                      <a:lnTo>
+                                        <a:pt x="32" y="374"/>
+                                      </a:lnTo>
+                                      <a:lnTo>
+                                        <a:pt x="17" y="345"/>
+                                      </a:lnTo>
+                                      <a:lnTo>
+                                        <a:pt x="8" y="312"/>
+                                      </a:lnTo>
+                                      <a:lnTo>
+                                        <a:pt x="2" y="278"/>
+                                      </a:lnTo>
+                                      <a:lnTo>
+                                        <a:pt x="0" y="243"/>
+                                      </a:lnTo>
+                                      <a:lnTo>
+                                        <a:pt x="1" y="212"/>
+                                      </a:lnTo>
+                                      <a:lnTo>
+                                        <a:pt x="6" y="181"/>
+                                      </a:lnTo>
+                                      <a:lnTo>
+                                        <a:pt x="14" y="151"/>
+                                      </a:lnTo>
+                                      <a:lnTo>
+                                        <a:pt x="27" y="123"/>
+                                      </a:lnTo>
+                                      <a:lnTo>
+                                        <a:pt x="42" y="97"/>
+                                      </a:lnTo>
+                                      <a:lnTo>
+                                        <a:pt x="61" y="73"/>
+                                      </a:lnTo>
+                                      <a:lnTo>
+                                        <a:pt x="84" y="52"/>
+                                      </a:lnTo>
+                                      <a:lnTo>
+                                        <a:pt x="111" y="33"/>
+                                      </a:lnTo>
+                                      <a:lnTo>
+                                        <a:pt x="142" y="20"/>
+                                      </a:lnTo>
+                                      <a:lnTo>
+                                        <a:pt x="177" y="9"/>
+                                      </a:lnTo>
+                                      <a:lnTo>
+                                        <a:pt x="216" y="2"/>
+                                      </a:lnTo>
+                                      <a:lnTo>
+                                        <a:pt x="260" y="0"/>
+                                      </a:lnTo>
+                                      <a:lnTo>
+                                        <a:pt x="306" y="2"/>
+                                      </a:lnTo>
+                                      <a:lnTo>
+                                        <a:pt x="347" y="9"/>
+                                      </a:lnTo>
+                                      <a:lnTo>
+                                        <a:pt x="383" y="20"/>
+                                      </a:lnTo>
+                                      <a:lnTo>
+                                        <a:pt x="416" y="36"/>
+                                      </a:lnTo>
+                                      <a:lnTo>
+                                        <a:pt x="443" y="54"/>
+                                      </a:lnTo>
+                                      <a:lnTo>
+                                        <a:pt x="467" y="75"/>
+                                      </a:lnTo>
+                                      <a:lnTo>
+                                        <a:pt x="484" y="100"/>
+                                      </a:lnTo>
+                                      <a:lnTo>
+                                        <a:pt x="499" y="125"/>
+                                      </a:lnTo>
+                                      <a:lnTo>
+                                        <a:pt x="509" y="154"/>
+                                      </a:lnTo>
+                                      <a:lnTo>
+                                        <a:pt x="514" y="184"/>
+                                      </a:lnTo>
+                                      <a:lnTo>
+                                        <a:pt x="408" y="184"/>
+                                      </a:lnTo>
+                                      <a:close/>
+                                    </a:path>
+                                  </a:pathLst>
+                                </a:custGeom>
+                                <a:solidFill>
+                                  <a:srgbClr val="000000"/>
+                                </a:solidFill>
+                                <a:ln w="0">
+                                  <a:solidFill>
+                                    <a:srgbClr val="000000"/>
+                                  </a:solidFill>
+                                  <a:round/>
+                                  <a:headEnd/>
+                                  <a:tailEnd/>
+                                </a:ln>
+                              </wps:spPr>
+                              <wps:bodyPr rot="0" vert="horz" wrap="square" lIns="91440" tIns="45720" rIns="91440" bIns="45720" anchor="t" anchorCtr="0" upright="1">
+                                <a:noAutofit/>
+                              </wps:bodyPr>
+                            </wps:wsp>
+                            <wps:wsp>
+                              <wps:cNvPr id="15" name="Freeform 7"/>
+                              <wps:cNvSpPr>
+                                <a:spLocks/>
+                              </wps:cNvSpPr>
+                              <wps:spPr bwMode="auto">
+                                <a:xfrm>
+                                  <a:off x="626745" y="114300"/>
+                                  <a:ext cx="307340" cy="292735"/>
+                                </a:xfrm>
+                                <a:custGeom>
+                                  <a:avLst/>
+                                  <a:gdLst>
+                                    <a:gd name="T0" fmla="*/ 0 w 484"/>
+                                    <a:gd name="T1" fmla="*/ 0 h 461"/>
+                                    <a:gd name="T2" fmla="*/ 98 w 484"/>
+                                    <a:gd name="T3" fmla="*/ 0 h 461"/>
+                                    <a:gd name="T4" fmla="*/ 98 w 484"/>
+                                    <a:gd name="T5" fmla="*/ 180 h 461"/>
+                                    <a:gd name="T6" fmla="*/ 387 w 484"/>
+                                    <a:gd name="T7" fmla="*/ 180 h 461"/>
+                                    <a:gd name="T8" fmla="*/ 387 w 484"/>
+                                    <a:gd name="T9" fmla="*/ 0 h 461"/>
+                                    <a:gd name="T10" fmla="*/ 484 w 484"/>
+                                    <a:gd name="T11" fmla="*/ 0 h 461"/>
+                                    <a:gd name="T12" fmla="*/ 484 w 484"/>
+                                    <a:gd name="T13" fmla="*/ 461 h 461"/>
+                                    <a:gd name="T14" fmla="*/ 387 w 484"/>
+                                    <a:gd name="T15" fmla="*/ 461 h 461"/>
+                                    <a:gd name="T16" fmla="*/ 387 w 484"/>
+                                    <a:gd name="T17" fmla="*/ 252 h 461"/>
+                                    <a:gd name="T18" fmla="*/ 98 w 484"/>
+                                    <a:gd name="T19" fmla="*/ 252 h 461"/>
+                                    <a:gd name="T20" fmla="*/ 98 w 484"/>
+                                    <a:gd name="T21" fmla="*/ 461 h 461"/>
+                                    <a:gd name="T22" fmla="*/ 0 w 484"/>
+                                    <a:gd name="T23" fmla="*/ 461 h 461"/>
+                                    <a:gd name="T24" fmla="*/ 0 w 484"/>
+                                    <a:gd name="T25" fmla="*/ 0 h 461"/>
+                                    <a:gd name="T26" fmla="*/ 0 w 484"/>
+                                    <a:gd name="T27" fmla="*/ 0 h 461"/>
+                                  </a:gdLst>
+                                  <a:ahLst/>
+                                  <a:cxnLst>
+                                    <a:cxn ang="0">
+                                      <a:pos x="T0" y="T1"/>
+                                    </a:cxn>
+                                    <a:cxn ang="0">
+                                      <a:pos x="T2" y="T3"/>
+                                    </a:cxn>
+                                    <a:cxn ang="0">
+                                      <a:pos x="T4" y="T5"/>
+                                    </a:cxn>
+                                    <a:cxn ang="0">
+                                      <a:pos x="T6" y="T7"/>
+                                    </a:cxn>
+                                    <a:cxn ang="0">
+                                      <a:pos x="T8" y="T9"/>
+                                    </a:cxn>
+                                    <a:cxn ang="0">
+                                      <a:pos x="T10" y="T11"/>
+                                    </a:cxn>
+                                    <a:cxn ang="0">
+                                      <a:pos x="T12" y="T13"/>
+                                    </a:cxn>
+                                    <a:cxn ang="0">
+                                      <a:pos x="T14" y="T15"/>
+                                    </a:cxn>
+                                    <a:cxn ang="0">
+                                      <a:pos x="T16" y="T17"/>
+                                    </a:cxn>
+                                    <a:cxn ang="0">
+                                      <a:pos x="T18" y="T19"/>
+                                    </a:cxn>
+                                    <a:cxn ang="0">
+                                      <a:pos x="T20" y="T21"/>
+                                    </a:cxn>
+                                    <a:cxn ang="0">
+                                      <a:pos x="T22" y="T23"/>
+                                    </a:cxn>
+                                    <a:cxn ang="0">
+                                      <a:pos x="T24" y="T25"/>
+                                    </a:cxn>
+                                    <a:cxn ang="0">
+                                      <a:pos x="T26" y="T27"/>
+                                    </a:cxn>
+                                  </a:cxnLst>
+                                  <a:rect l="0" t="0" r="r" b="b"/>
+                                  <a:pathLst>
+                                    <a:path w="484" h="461">
+                                      <a:moveTo>
+                                        <a:pt x="0" y="0"/>
+                                      </a:moveTo>
+                                      <a:lnTo>
+                                        <a:pt x="98" y="0"/>
+                                      </a:lnTo>
+                                      <a:lnTo>
+                                        <a:pt x="98" y="180"/>
+                                      </a:lnTo>
+                                      <a:lnTo>
+                                        <a:pt x="387" y="180"/>
+                                      </a:lnTo>
+                                      <a:lnTo>
+                                        <a:pt x="387" y="0"/>
+                                      </a:lnTo>
+                                      <a:lnTo>
+                                        <a:pt x="484" y="0"/>
+                                      </a:lnTo>
+                                      <a:lnTo>
+                                        <a:pt x="484" y="461"/>
+                                      </a:lnTo>
+                                      <a:lnTo>
+                                        <a:pt x="387" y="461"/>
+                                      </a:lnTo>
+                                      <a:lnTo>
+                                        <a:pt x="387" y="252"/>
+                                      </a:lnTo>
+                                      <a:lnTo>
+                                        <a:pt x="98" y="252"/>
+                                      </a:lnTo>
+                                      <a:lnTo>
+                                        <a:pt x="98" y="461"/>
+                                      </a:lnTo>
+                                      <a:lnTo>
+                                        <a:pt x="0" y="461"/>
+                                      </a:lnTo>
+                                      <a:lnTo>
+                                        <a:pt x="0" y="0"/>
+                                      </a:lnTo>
+                                      <a:close/>
+                                    </a:path>
+                                  </a:pathLst>
+                                </a:custGeom>
+                                <a:solidFill>
+                                  <a:srgbClr val="000000"/>
+                                </a:solidFill>
+                                <a:ln w="0">
+                                  <a:solidFill>
+                                    <a:srgbClr val="000000"/>
+                                  </a:solidFill>
+                                  <a:round/>
+                                  <a:headEnd/>
+                                  <a:tailEnd/>
+                                </a:ln>
+                              </wps:spPr>
+                              <wps:bodyPr rot="0" vert="horz" wrap="square" lIns="91440" tIns="45720" rIns="91440" bIns="45720" anchor="t" anchorCtr="0" upright="1">
+                                <a:noAutofit/>
+                              </wps:bodyPr>
+                            </wps:wsp>
+                          </wpc:wpc>
+                        </a:graphicData>
+                      </a:graphic>
+                      <wp14:sizeRelH relativeFrom="page">
+                        <wp14:pctWidth>0</wp14:pctWidth>
+                      </wp14:sizeRelH>
+                      <wp14:sizeRelV relativeFrom="page">
+                        <wp14:pctHeight>0</wp14:pctHeight>
+                      </wp14:sizeRelV>
+                    </wp:anchor>
+                  </w:drawing>
+                </mc:Choice>
+                <mc:Fallback>
+                  <w:pict>
+                    <v:group w14:anchorId="5D4A4636" id="Zeichenbereich 11" o:spid="_x0000_s1026" editas="canvas" style="position:absolute;margin-left:0;margin-top:0;width:73.8pt;height:32.2pt;z-index:251659264;mso-position-horizontal-relative:char;mso-position-vertical-relative:line" coordsize="9372,4089" o:gfxdata="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">
+                      <v:shapetype id="_x0000_t75" coordsize="21600,21600" o:spt="75" o:preferrelative="t" path="m@4@5l@4@11@9@11@9@5xe" filled="f" stroked="f">
+                        <v:stroke joinstyle="miter"/>
+                        <v:formulas>
+                          <v:f eqn="if lineDrawn pixelLineWidth 0"/>
+                          <v:f eqn="sum @0 1 0"/>
+                          <v:f eqn="sum 0 0 @1"/>
+                          <v:f eqn="prod @2 1 2"/>
+                          <v:f eqn="prod @3 21600 pixelWidth"/>
+                          <v:f eqn="prod @3 21600 pixelHeight"/>
+                          <v:f eqn="sum @0 0 1"/>
+                          <v:f eqn="prod @6 1 2"/>
+                          <v:f eqn="prod @7 21600 pixelWidth"/>
+                          <v:f eqn="sum @8 21600 0"/>
+                          <v:f eqn="prod @7 21600 pixelHeight"/>
+                          <v:f eqn="sum @10 21600 0"/>
+                        </v:formulas>
+                        <v:path o:extrusionok="f" gradientshapeok="t" o:connecttype="rect"/>
+                        <o:lock v:ext="edit" aspectratio="t"/>
+                      </v:shapetype>
+                      <v:shape id="_x0000_s1027" type="#_x0000_t75" style="position:absolute;width:9372;height:4089;visibility:visible;mso-wrap-style:square">
+                        <v:fill o:detectmouseclick="t"/>
+                        <v:path o:connecttype="none"/>
+                      </v:shape>
+                      <v:rect id="Rectangle 4" o:spid="_x0000_s1028" style="position:absolute;width:9372;height:4089;visibility:visible;mso-wrap-style:square;v-text-anchor:top" o:gfxdata="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" filled="f" stroked="f" strokeweight="0"/>
+                      <v:shape id="Freeform 5" o:spid="_x0000_s1029" style="position:absolute;top:19;width:2362;height:2495;visibility:visible;mso-wrap-style:square;v-text-anchor:top" coordsize="372,393" o:gfxdata="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" path="m370,162r-9,37l346,234r-22,32l298,297r-32,30l225,356r-41,21l143,389r-40,4l76,391,53,383,33,370,18,356,8,337,1,316,,293,4,251,15,211,34,172,60,132,94,94,131,61,170,34,210,15,251,4,291,r25,2l336,9r17,11l364,35r5,20l372,80,89,163r-5,22l82,203r-2,13l83,242r10,22l109,280r18,11l146,297r21,2l206,295r36,-13l278,261r31,-29l335,199r20,-41l370,162xm278,80l276,63,271,50,263,40,249,34,233,32r-27,4l178,47,153,65,128,88r-19,25l95,142,278,86r,-6xe" fillcolor="#fa1a56" strokecolor="#fa1a56" strokeweight="0">
+                        <v:path arrowok="t" o:connecttype="custom" o:connectlocs="229235,126365;205740,168910;168910,207645;116840,239395;65405,249555;33655,243205;11430,226060;635,200660;2540,159385;21590,109220;59690,59690;107950,21590;159385,2540;200660,1270;224155,12700;234315,34925;56515,103505;52070,128905;52705,153670;69215,177800;92710,188595;130810,187325;176530,165735;212725,126365;234950,102870;175260,40005;167005,25400;147955,20320;113030,29845;81280,55880;60325,90170;176530,50800" o:connectangles="0,0,0,0,0,0,0,0,0,0,0,0,0,0,0,0,0,0,0,0,0,0,0,0,0,0,0,0,0,0,0,0"/>
+                        <o:lock v:ext="edit" verticies="t"/>
+                      </v:shape>
+                      <v:shape id="Freeform 6" o:spid="_x0000_s1030" style="position:absolute;left:2501;top:990;width:3264;height:3080;visibility:visible;mso-wrap-style:square;v-text-anchor:top" coordsize="514,485" o:gfxdata="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" path="m408,184r-7,-29l389,131,371,111,349,94,322,82,292,74,258,73r-28,1l202,81,178,92r-22,16l137,128r-15,24l111,181r-7,34l102,253r2,33l114,319r14,27l147,370r24,19l198,404r33,8l265,415r31,-1l324,407r21,-11l364,382r15,-14l390,350r8,-18l405,315r3,-16l514,299r-4,23l503,345r-9,21l482,388r-15,20l447,427r-21,18l400,460r-31,12l333,480r-37,5l209,485r-5,l166,477,130,465,99,447,73,427,50,403,32,374,17,345,8,312,2,278,,243,1,212,6,181r8,-30l27,123,42,97,61,73,84,52,111,33,142,20,177,9,216,2,260,r46,2l347,9r36,11l416,36r27,18l467,75r17,25l499,125r10,29l514,184r-106,xe" fillcolor="black" strokeweight="0">
+                        <v:path arrowok="t" o:connecttype="custom" o:connectlocs="254635,98425;235585,70485;204470,52070;163830,46355;128270,51435;99060,68580;77470,96520;66040,136525;66040,181610;81280,219710;108585,247015;146685,261620;187960,262890;219075,251460;240665,233680;252730,210820;259080,189865;323850,204470;313690,232410;296545,259080;270510,282575;234315,299720;187960,307975;129540,307975;82550,295275;46355,271145;20320,237490;5080,198120;0,154305;3810,114935;17145,78105;38735,46355;70485,20955;112395,5715;165100,0;220345,5715;264160,22860;296545,47625;316865,79375;326390,116840;259080,116840" o:connectangles="0,0,0,0,0,0,0,0,0,0,0,0,0,0,0,0,0,0,0,0,0,0,0,0,0,0,0,0,0,0,0,0,0,0,0,0,0,0,0,0,0"/>
+                      </v:shape>
+                      <v:shape id="Freeform 7" o:spid="_x0000_s1031" style="position:absolute;left:6267;top:1143;width:3073;height:2927;visibility:visible;mso-wrap-style:square;v-text-anchor:top" coordsize="484,461" o:gfxdata="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" path="m,l98,r,180l387,180,387,r97,l484,461r-97,l387,252r-289,l98,461,,461,,xe" fillcolor="black" strokeweight="0">
+                        <v:path arrowok="t" o:connecttype="custom" o:connectlocs="0,0;62230,0;62230,114300;245745,114300;245745,0;307340,0;307340,292735;245745,292735;245745,160020;62230,160020;62230,292735;0,292735;0,0;0,0" o:connectangles="0,0,0,0,0,0,0,0,0,0,0,0,0,0"/>
+                      </v:shape>
+                      <w10:wrap anchory="line"/>
+                    </v:group>
+                  </w:pict>
+                </mc:Fallback>
+              </mc:AlternateContent>
+            </w:r>
+            <w:r>
+              <w:rPr>
+                <w:noProof/>
+                <w:lang w:eastAsia="de-CH"/>
+              </w:rPr>
+              <mc:AlternateContent>
+                <mc:Choice Requires="wps">
+                  <w:drawing>
+                    <wp:inline distT="0" distB="0" distL="0" distR="0" wp14:anchorId="04073A16" wp14:editId="244C03AF">
+                      <wp:extent cx="939165" cy="401320"/>
+                      <wp:effectExtent l="0" t="0" r="3810" b="0"/>
+                      <wp:docPr id="1" name="Rechteck 1"/>
+                      <wp:cNvGraphicFramePr>
+                        <a:graphicFrameLocks xmlns:a="http://schemas.openxmlformats.org/drawingml/2006/main" noChangeAspect="1"/>
+                      </wp:cNvGraphicFramePr>
+                      <a:graphic xmlns:a="http://schemas.openxmlformats.org/drawingml/2006/main">
+                        <a:graphicData uri="http://schemas.microsoft.com/office/word/2010/wordprocessingShape">
+                          <wps:wsp>
+                            <wps:cNvSpPr>
+                              <a:spLocks noChangeAspect="1" noChangeArrowheads="1"/>
+                            </wps:cNvSpPr>
+                            <wps:spPr bwMode="auto">
+                              <a:xfrm>
+                                <a:off x="0" y="0"/>
+                                <a:ext cx="939165" cy="401320"/>
+                              </a:xfrm>
+                              <a:prstGeom prst="rect">
+                                <a:avLst/>
+                              </a:prstGeom>
+                              <a:noFill/>
+                              <a:ln>
+                                <a:noFill/>
+                              </a:ln>
+                              <a:extLst>
+                                <a:ext uri="{909E8E84-426E-40DD-AFC4-6F175D3DCCD1}">
+                                  <a14:hiddenFill xmlns:a14="http://schemas.microsoft.com/office/drawing/2010/main">
+                                    <a:solidFill>
+                                      <a:srgbClr val="FFFFFF"/>
+                                    </a:solidFill>
+                                  </a14:hiddenFill>
+                                </a:ext>
+                                <a:ext uri="{91240B29-F687-4F45-9708-019B960494DF}">
+                                  <a14:hiddenLine xmlns:a14="http://schemas.microsoft.com/office/drawing/2010/main" w="9525">
+                                    <a:solidFill>
+                                      <a:srgbClr val="000000"/>
+                                    </a:solidFill>
+                                    <a:miter lim="800000"/>
+                                    <a:headEnd/>
+                                    <a:tailEnd/>
+                                  </a14:hiddenLine>
+                                </a:ext>
+                              </a:extLst>
+                            </wps:spPr>
+                            <wps:bodyPr rot="0" vert="horz" wrap="square" lIns="91440" tIns="45720" rIns="91440" bIns="45720" anchor="t" anchorCtr="0" upright="1">
+                              <a:noAutofit/>
+                            </wps:bodyPr>
+                          </wps:wsp>
+                        </a:graphicData>
+                      </a:graphic>
+                    </wp:inline>
+                  </w:drawing>
+                </mc:Choice>
+                <mc:Fallback>
+                  <w:pict>
+                    <v:rect w14:anchorId="6490ACE7" id="Rechteck 1" o:spid="_x0000_s1026" style="width:73.95pt;height:31.6pt;visibility:visible;mso-wrap-style:square;mso-left-percent:-10001;mso-top-percent:-10001;mso-position-horizontal:absolute;mso-position-horizontal-relative:char;mso-position-vertical:absolute;mso-position-vertical-relative:line;mso-left-percent:-10001;mso-top-percent:-10001;v-text-anchor:top" o:gfxdata="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" filled="f" stroked="f">
+                      <o:lock v:ext="edit" aspectratio="t"/>
+                      <w10:anchorlock/>
+                    </v:rect>
+                  </w:pict>
+                </mc:Fallback>
+              </mc:AlternateContent>
+            </w:r>
+          </w:fldSimple>
+          <w:r>
+            <w:t xml:space="preserve"> </w:t>
+          </w:r>
+          <w:r>
+            <w:t xml:space="preserve"> </w:t>
+          </w:r>
+          <w:r>
+            <w:rPr>
+              <w:sz w:val="28"/>
+              <w:szCs w:val="28"/>
+            </w:rPr>
+            <w:t>E-Government-Standards</w:t>
+          </w:r>
+        </w:p>
+        <w:p>
+          <w:pPr>
+            <w:pStyle w:val="Kopfzeile"/>
+          </w:pPr>
+        </w:p>
+      </w:tc>
+      <w:tc>
+        <w:tcPr>
+          <w:tcW w:w="2126" w:type="dxa"/>
+        </w:tcPr>
+        <w:p>
+          <w:pPr>
+            <w:pStyle w:val="Referenz"/>
+            <w:tabs>
+              <w:tab w:val="right" w:pos="1843"/>
+            </w:tabs>
+          </w:pPr>
+          <w:r>
+            <w:tab/>
+          </w:r>
+        </w:p>
+        <w:p>
+          <w:pPr>
+            <w:pStyle w:val="Referenz"/>
+            <w:tabs>
+              <w:tab w:val="right" w:pos="2126"/>
+            </w:tabs>
+            <w:ind w:left="-346" w:firstLine="346"/>
+            <w:rPr>
+              <w:sz w:val="28"/>
+              <w:szCs w:val="28"/>
             </w:rPr>
           </w:pPr>
           <w:r>
             <w:rPr>
-              <w:lang w:val="en-GB"/>
+              <w:sz w:val="28"/>
+              <w:szCs w:val="28"/>
             </w:rPr>
             <w:tab/>
           </w:r>
           <w:r>
             <w:rPr>
-              <w:lang w:val="en-GB"/>
+              <w:sz w:val="28"/>
+              <w:szCs w:val="28"/>
             </w:rPr>
-            <w:t>P</w:t>
+            <w:t xml:space="preserve">Seite </w:t>
           </w:r>
           <w:r>
             <w:rPr>
-              <w:lang w:val="en-GB"/>
-            </w:rPr>
-            <w:t xml:space="preserve">age </w:t>
-          </w:r>
-          <w:r>
-            <w:rPr>
-              <w:lang w:val="en-GB"/>
+              <w:sz w:val="28"/>
+              <w:szCs w:val="28"/>
             </w:rPr>
             <w:fldChar w:fldCharType="begin"/>
           </w:r>
           <w:r>
             <w:rPr>
-              <w:lang w:val="en-GB"/>
+              <w:sz w:val="28"/>
+              <w:szCs w:val="28"/>
             </w:rPr>
             <w:instrText>PAGE  \* Arabic  \* MERGEFORMAT</w:instrText>
           </w:r>
           <w:r>
             <w:rPr>
-              <w:lang w:val="en-GB"/>
+              <w:sz w:val="28"/>
+              <w:szCs w:val="28"/>
             </w:rPr>
             <w:fldChar w:fldCharType="separate"/>
           </w:r>
           <w:r>
             <w:rPr>
               <w:noProof/>
-              <w:lang w:val="en-GB"/>
+              <w:sz w:val="28"/>
+              <w:szCs w:val="28"/>
+              <w:lang w:val="de-DE"/>
             </w:rPr>
-            <w:t>2</w:t>
+            <w:t>1</w:t>
           </w:r>
           <w:r>
             <w:rPr>
-              <w:lang w:val="en-GB"/>
+              <w:sz w:val="28"/>
+              <w:szCs w:val="28"/>
             </w:rPr>
             <w:fldChar w:fldCharType="end"/>
           </w:r>
           <w:r>
             <w:rPr>
-              <w:lang w:val="en-GB"/>
+              <w:sz w:val="28"/>
+              <w:szCs w:val="28"/>
+              <w:lang w:val="de-DE"/>
             </w:rPr>
-            <w:t xml:space="preserve"> </w:t>
+            <w:t xml:space="preserve"> von </w:t>
           </w:r>
           <w:r>
             <w:rPr>
-              <w:lang w:val="en-GB"/>
-            </w:rPr>
-            <w:t>of</w:t>
-          </w:r>
-          <w:r>
-            <w:rPr>
-              <w:lang w:val="en-GB"/>
-            </w:rPr>
-            <w:t xml:space="preserve"> </w:t>
-          </w:r>
-          <w:r>
-            <w:rPr>
-              <w:lang w:val="en-GB"/>
+              <w:sz w:val="28"/>
+              <w:szCs w:val="28"/>
             </w:rPr>
             <w:fldChar w:fldCharType="begin"/>
           </w:r>
           <w:r>
             <w:rPr>
-              <w:lang w:val="en-GB"/>
+              <w:sz w:val="28"/>
+              <w:szCs w:val="28"/>
             </w:rPr>
             <w:instrText>NUMPAGES  \* Arabic  \* MERGEFORMAT</w:instrText>
           </w:r>
           <w:r>
             <w:rPr>
-              <w:lang w:val="en-GB"/>
+              <w:sz w:val="28"/>
+              <w:szCs w:val="28"/>
             </w:rPr>
             <w:fldChar w:fldCharType="separate"/>
           </w:r>
           <w:r>
             <w:rPr>
               <w:noProof/>
-              <w:lang w:val="en-GB"/>
+              <w:sz w:val="28"/>
+              <w:szCs w:val="28"/>
+              <w:lang w:val="de-DE"/>
             </w:rPr>
-            <w:t>7</w:t>
+            <w:t>6</w:t>
           </w:r>
           <w:r>
             <w:rPr>
-              <w:noProof/>
-              <w:lang w:val="en-GB"/>
+              <w:sz w:val="28"/>
+              <w:szCs w:val="28"/>
             </w:rPr>
             <w:fldChar w:fldCharType="end"/>
           </w:r>
@@ -5869,9 +7179,6 @@
   <w:p>
     <w:pPr>
       <w:pStyle w:val="Kopfzeile"/>
-      <w:rPr>
-        <w:lang w:val="en-GB"/>
-      </w:rPr>
     </w:pPr>
   </w:p>
 </w:hdr>
@@ -7896,92 +9203,6 @@
       </w:pPr>
     </w:lvl>
   </w:abstractNum>
-  <w:abstractNum w15:restartNumberingAfterBreak="0" w:abstractNumId="17">
-    <w:nsid w:val="7C6A9C09"/>
-    <w:multiLevelType w:val="hybridMultilevel"/>
-    <w:tmpl w:val="FFFFFFFF"/>
-    <w:lvl w:ilvl="0" w:tplc="66EC01F8">
-      <w:start w:val="1"/>
-      <w:numFmt w:val="decimal"/>
-      <w:lvlText w:val="%1)"/>
-      <w:lvlJc w:val="left"/>
-      <w:pPr>
-        <w:ind w:hanging="360" w:left="720"/>
-      </w:pPr>
-    </w:lvl>
-    <w:lvl w:ilvl="1" w:tplc="EAFC5880">
-      <w:start w:val="1"/>
-      <w:numFmt w:val="lowerLetter"/>
-      <w:lvlText w:val="%2."/>
-      <w:lvlJc w:val="left"/>
-      <w:pPr>
-        <w:ind w:hanging="360" w:left="1440"/>
-      </w:pPr>
-    </w:lvl>
-    <w:lvl w:ilvl="2" w:tplc="B0425C44">
-      <w:start w:val="1"/>
-      <w:numFmt w:val="lowerRoman"/>
-      <w:lvlText w:val="%3."/>
-      <w:lvlJc w:val="right"/>
-      <w:pPr>
-        <w:ind w:hanging="180" w:left="2160"/>
-      </w:pPr>
-    </w:lvl>
-    <w:lvl w:ilvl="3" w:tplc="23D4C108">
-      <w:start w:val="1"/>
-      <w:numFmt w:val="decimal"/>
-      <w:lvlText w:val="%4."/>
-      <w:lvlJc w:val="left"/>
-      <w:pPr>
-        <w:ind w:hanging="360" w:left="2880"/>
-      </w:pPr>
-    </w:lvl>
-    <w:lvl w:ilvl="4" w:tplc="D12C3782">
-      <w:start w:val="1"/>
-      <w:numFmt w:val="lowerLetter"/>
-      <w:lvlText w:val="%5."/>
-      <w:lvlJc w:val="left"/>
-      <w:pPr>
-        <w:ind w:hanging="360" w:left="3600"/>
-      </w:pPr>
-    </w:lvl>
-    <w:lvl w:ilvl="5" w:tplc="E6DAE00E">
-      <w:start w:val="1"/>
-      <w:numFmt w:val="lowerRoman"/>
-      <w:lvlText w:val="%6."/>
-      <w:lvlJc w:val="right"/>
-      <w:pPr>
-        <w:ind w:hanging="180" w:left="4320"/>
-      </w:pPr>
-    </w:lvl>
-    <w:lvl w:ilvl="6" w:tplc="070EFE4C">
-      <w:start w:val="1"/>
-      <w:numFmt w:val="decimal"/>
-      <w:lvlText w:val="%7."/>
-      <w:lvlJc w:val="left"/>
-      <w:pPr>
-        <w:ind w:hanging="360" w:left="5040"/>
-      </w:pPr>
-    </w:lvl>
-    <w:lvl w:ilvl="7" w:tplc="6860999A">
-      <w:start w:val="1"/>
-      <w:numFmt w:val="lowerLetter"/>
-      <w:lvlText w:val="%8."/>
-      <w:lvlJc w:val="left"/>
-      <w:pPr>
-        <w:ind w:hanging="360" w:left="5760"/>
-      </w:pPr>
-    </w:lvl>
-    <w:lvl w:ilvl="8" w:tplc="226605EE">
-      <w:start w:val="1"/>
-      <w:numFmt w:val="lowerRoman"/>
-      <w:lvlText w:val="%9."/>
-      <w:lvlJc w:val="right"/>
-      <w:pPr>
-        <w:ind w:hanging="180" w:left="6480"/>
-      </w:pPr>
-    </w:lvl>
-  </w:abstractNum>
   <w:abstractNum w:abstractNumId="990">
     <w:nsid w:val="0000A990"/>
     <w:multiLevelType w:val="multilevel"/>
@@ -8058,61 +9279,61 @@
       </w:pPr>
     </w:lvl>
   </w:abstractNum>
-  <w:num w16cid:durableId="1518739303" w:numId="1">
+  <w:num w16cid:durableId="1466042984" w:numId="1">
     <w:abstractNumId w:val="0"/>
   </w:num>
-  <w:num w16cid:durableId="1569605598" w:numId="2">
+  <w:num w16cid:durableId="1019546345" w:numId="2">
     <w:abstractNumId w:val="2"/>
   </w:num>
-  <w:num w16cid:durableId="1940135481" w:numId="3">
+  <w:num w16cid:durableId="2025663762" w:numId="3">
     <w:abstractNumId w:val="6"/>
   </w:num>
-  <w:num w16cid:durableId="975335359" w:numId="4">
+  <w:num w16cid:durableId="2044667082" w:numId="4">
     <w:abstractNumId w:val="8"/>
   </w:num>
-  <w:num w16cid:durableId="1714185030" w:numId="5">
+  <w:num w16cid:durableId="1228956682" w:numId="5">
     <w:abstractNumId w:val="13"/>
   </w:num>
-  <w:num w16cid:durableId="110247431" w:numId="6">
+  <w:num w16cid:durableId="1304385136" w:numId="6">
     <w:abstractNumId w:val="10"/>
   </w:num>
-  <w:num w16cid:durableId="1001083715" w:numId="7">
+  <w:num w16cid:durableId="1376613719" w:numId="7">
     <w:abstractNumId w:val="16"/>
   </w:num>
-  <w:num w16cid:durableId="1142893114" w:numId="8">
+  <w:num w16cid:durableId="1365473648" w:numId="8">
     <w:abstractNumId w:val="12"/>
   </w:num>
-  <w:num w16cid:durableId="2077820816" w:numId="9">
+  <w:num w16cid:durableId="1073510175" w:numId="9">
     <w:abstractNumId w:val="14"/>
   </w:num>
-  <w:num w16cid:durableId="1535846933" w:numId="10">
+  <w:num w16cid:durableId="1439792601" w:numId="10">
     <w:abstractNumId w:val="5"/>
   </w:num>
-  <w:num w16cid:durableId="1835562200" w:numId="11">
+  <w:num w16cid:durableId="301546651" w:numId="11">
     <w:abstractNumId w:val="7"/>
   </w:num>
-  <w:num w16cid:durableId="1614240039" w:numId="12">
+  <w:num w16cid:durableId="326596334" w:numId="12">
     <w:abstractNumId w:val="3"/>
   </w:num>
-  <w:num w16cid:durableId="1683237726" w:numId="13">
+  <w:num w16cid:durableId="1315183798" w:numId="13">
     <w:abstractNumId w:val="1"/>
   </w:num>
-  <w:num w16cid:durableId="1861311109" w:numId="14">
+  <w:num w16cid:durableId="1242181299" w:numId="14">
     <w:abstractNumId w:val="11"/>
   </w:num>
-  <w:num w16cid:durableId="295838948" w:numId="15">
+  <w:num w16cid:durableId="2004119214" w:numId="15">
     <w:abstractNumId w:val="4"/>
   </w:num>
-  <w:num w16cid:durableId="437411339" w:numId="16">
+  <w:num w16cid:durableId="2032565839" w:numId="16">
     <w:abstractNumId w:val="9"/>
   </w:num>
-  <w:num w16cid:durableId="2078362421" w:numId="17">
+  <w:num w16cid:durableId="1371373101" w:numId="17">
     <w:abstractNumId w:val="15"/>
   </w:num>
-  <w:num w16cid:durableId="676348613" w:numId="18">
+  <w:num w16cid:durableId="1441340092" w:numId="18">
     <w:abstractNumId w:val="0"/>
   </w:num>
-  <w:num w16cid:durableId="1792747567" w:numId="19">
+  <w:num w16cid:durableId="475924084" w:numId="19">
     <w:abstractNumId w:val="11"/>
     <w:lvlOverride w:ilvl="0">
       <w:startOverride w:val="1"/>
@@ -8142,9 +9363,6 @@
       <w:startOverride w:val="1"/>
     </w:lvlOverride>
   </w:num>
-  <w:num w16cid:durableId="10879682" w:numId="20">
-    <w:abstractNumId w:val="17"/>
-  </w:num>
   <w:num w:numId="1000">
     <w:abstractNumId w:val="990"/>
   </w:num>
@@ -8156,11 +9374,15 @@
   <w:docDefaults>
     <w:rPrDefault>
       <w:rPr>
-        <w:rFonts w:ascii="Arial" w:cs="Times New Roman" w:eastAsia="Calibri" w:hAnsi="Arial"/>
-        <w:lang w:bidi="ar-SA" w:eastAsia="de-CH" w:val="fr"/>
+        <w:rFonts w:ascii="Arial" w:cstheme="minorBidi" w:eastAsiaTheme="minorHAnsi" w:hAnsi="Arial"/>
+        <w:lang w:bidi="ar-SA" w:eastAsia="en-US" w:val="fr"/>
       </w:rPr>
     </w:rPrDefault>
-    <w:pPrDefault/>
+    <w:pPrDefault>
+      <w:pPr>
+        <w:spacing w:line="260" w:lineRule="atLeast"/>
+      </w:pPr>
+    </w:pPrDefault>
   </w:docDefaults>
   <w:latentStyles w:count="376" w:defLockedState="0" w:defQFormat="0" w:defSemiHidden="0" w:defUIPriority="99" w:defUnhideWhenUsed="0">
     <w:lsdException w:name="Normal" w:qFormat="1" w:uiPriority="0"/>
@@ -8551,7 +9773,6 @@
     <w:rPr>
       <w:sz w:val="22"/>
       <w:szCs w:val="22"/>
-      <w:lang w:eastAsia="en-US"/>
     </w:rPr>
   </w:style>
   <w:style w:styleId="berschrift1" w:type="paragraph">
@@ -8573,10 +9794,10 @@
       <w:outlineLvl w:val="0"/>
     </w:pPr>
     <w:rPr>
-      <w:rFonts w:eastAsia="Times New Roman"/>
+      <w:rFonts w:cstheme="majorBidi" w:eastAsiaTheme="majorEastAsia"/>
       <w:b/>
       <w:bCs/>
-      <w:color w:val="000000"/>
+      <w:color w:themeColor="text1" w:val="000000"/>
       <w:sz w:val="32"/>
       <w:szCs w:val="28"/>
     </w:rPr>
@@ -8601,10 +9822,10 @@
       <w:outlineLvl w:val="1"/>
     </w:pPr>
     <w:rPr>
-      <w:rFonts w:eastAsia="Times New Roman"/>
+      <w:rFonts w:cstheme="majorBidi" w:eastAsiaTheme="majorEastAsia"/>
       <w:b/>
       <w:bCs/>
-      <w:color w:val="000000"/>
+      <w:color w:themeColor="text1" w:val="000000"/>
       <w:sz w:val="24"/>
       <w:szCs w:val="26"/>
     </w:rPr>
@@ -8629,10 +9850,10 @@
       <w:outlineLvl w:val="2"/>
     </w:pPr>
     <w:rPr>
-      <w:rFonts w:eastAsia="Times New Roman"/>
+      <w:rFonts w:cstheme="majorBidi" w:eastAsiaTheme="majorEastAsia"/>
       <w:b/>
       <w:bCs/>
-      <w:color w:val="000000"/>
+      <w:color w:themeColor="text1" w:val="000000"/>
       <w:szCs w:val="20"/>
     </w:rPr>
   </w:style>
@@ -8660,10 +9881,10 @@
       <w:outlineLvl w:val="3"/>
     </w:pPr>
     <w:rPr>
-      <w:rFonts w:eastAsia="Times New Roman"/>
+      <w:rFonts w:cs="Times New Roman" w:eastAsia="Times New Roman"/>
       <w:b/>
       <w:bCs/>
-      <w:color w:val="000000"/>
+      <w:color w:themeColor="text1" w:val="000000"/>
       <w:szCs w:val="28"/>
       <w:lang w:eastAsia="de-DE"/>
     </w:rPr>
@@ -8693,7 +9914,7 @@
       <w:outlineLvl w:val="4"/>
     </w:pPr>
     <w:rPr>
-      <w:rFonts w:eastAsia="Times New Roman"/>
+      <w:rFonts w:cs="Times New Roman" w:eastAsia="Times New Roman"/>
       <w:b/>
       <w:bCs/>
       <w:iCs/>
@@ -8726,7 +9947,7 @@
       <w:outlineLvl w:val="5"/>
     </w:pPr>
     <w:rPr>
-      <w:rFonts w:eastAsia="Times New Roman"/>
+      <w:rFonts w:cs="Times New Roman" w:eastAsia="Times New Roman"/>
       <w:bCs/>
       <w:szCs w:val="20"/>
       <w:lang w:eastAsia="de-DE"/>
@@ -8758,7 +9979,7 @@
       <w:outlineLvl w:val="6"/>
     </w:pPr>
     <w:rPr>
-      <w:rFonts w:eastAsia="Times New Roman"/>
+      <w:rFonts w:cs="Times New Roman" w:eastAsia="Times New Roman"/>
       <w:szCs w:val="24"/>
       <w:lang w:eastAsia="de-DE"/>
     </w:rPr>
@@ -8788,7 +10009,7 @@
       <w:outlineLvl w:val="7"/>
     </w:pPr>
     <w:rPr>
-      <w:rFonts w:eastAsia="Times New Roman"/>
+      <w:rFonts w:cs="Times New Roman" w:eastAsia="Times New Roman"/>
       <w:iCs/>
       <w:szCs w:val="24"/>
       <w:lang w:eastAsia="de-DE"/>
@@ -8870,6 +10091,7 @@
   </w:style>
   <w:style w:customStyle="1" w:styleId="KopfzeileZchn" w:type="character">
     <w:name w:val="Kopfzeile Zchn"/>
+    <w:basedOn w:val="Absatz-Standardschriftart"/>
     <w:link w:val="Kopfzeile"/>
     <w:uiPriority w:val="99"/>
     <w:rsid w:val="00103AD0"/>
@@ -8900,6 +10122,7 @@
   </w:style>
   <w:style w:customStyle="1" w:styleId="FuzeileZchn" w:type="character">
     <w:name w:val="Fußzeile Zchn"/>
+    <w:basedOn w:val="Absatz-Standardschriftart"/>
     <w:link w:val="Fuzeile"/>
     <w:rsid w:val="00103AD0"/>
     <w:rPr>
@@ -8917,12 +10140,12 @@
     </w:pPr>
     <w:tblPr>
       <w:tblBorders>
-        <w:top w:color="000000" w:space="0" w:sz="4" w:val="single"/>
-        <w:left w:color="000000" w:space="0" w:sz="4" w:val="single"/>
-        <w:bottom w:color="000000" w:space="0" w:sz="4" w:val="single"/>
-        <w:right w:color="000000" w:space="0" w:sz="4" w:val="single"/>
-        <w:insideH w:color="000000" w:space="0" w:sz="4" w:val="single"/>
-        <w:insideV w:color="000000" w:space="0" w:sz="4" w:val="single"/>
+        <w:top w:color="000000" w:space="0" w:sz="4" w:themeColor="text1" w:val="single"/>
+        <w:left w:color="000000" w:space="0" w:sz="4" w:themeColor="text1" w:val="single"/>
+        <w:bottom w:color="000000" w:space="0" w:sz="4" w:themeColor="text1" w:val="single"/>
+        <w:right w:color="000000" w:space="0" w:sz="4" w:themeColor="text1" w:val="single"/>
+        <w:insideH w:color="000000" w:space="0" w:sz="4" w:themeColor="text1" w:val="single"/>
+        <w:insideV w:color="000000" w:space="0" w:sz="4" w:themeColor="text1" w:val="single"/>
       </w:tblBorders>
     </w:tblPr>
   </w:style>
@@ -8945,6 +10168,7 @@
   </w:style>
   <w:style w:customStyle="1" w:styleId="SprechblasentextZchn" w:type="character">
     <w:name w:val="Sprechblasentext Zchn"/>
+    <w:basedOn w:val="Absatz-Standardschriftart"/>
     <w:link w:val="Sprechblasentext"/>
     <w:uiPriority w:val="99"/>
     <w:semiHidden/>
@@ -9053,16 +10277,15 @@
     <w:unhideWhenUsed/>
     <w:rsid w:val="00103AD0"/>
     <w:pPr>
-      <w:spacing w:before="90"/>
+      <w:spacing w:before="90" w:line="240" w:lineRule="auto"/>
     </w:pPr>
     <w:rPr>
-      <w:rFonts w:ascii="Arial Narrow" w:eastAsia="Times New Roman" w:hAnsi="Arial Narrow"/>
+      <w:rFonts w:ascii="Arial Narrow" w:cs="Times New Roman" w:eastAsia="Times New Roman" w:hAnsi="Arial Narrow"/>
       <w:b/>
       <w:bCs/>
       <w:caps/>
       <w:noProof/>
       <w:sz w:val="24"/>
-      <w:lang w:eastAsia="en-US"/>
     </w:rPr>
   </w:style>
   <w:style w:styleId="Titel" w:type="paragraph">
@@ -9073,21 +10296,22 @@
     <w:qFormat/>
     <w:rsid w:val="00103AD0"/>
     <w:rPr>
-      <w:rFonts w:eastAsia="Times New Roman"/>
+      <w:rFonts w:cstheme="majorBidi" w:eastAsiaTheme="majorEastAsia"/>
       <w:b/>
-      <w:color w:val="000000"/>
+      <w:color w:themeColor="text1" w:val="000000"/>
       <w:sz w:val="36"/>
       <w:szCs w:val="52"/>
     </w:rPr>
   </w:style>
   <w:style w:customStyle="1" w:styleId="TitelZchn" w:type="character">
     <w:name w:val="Titel Zchn"/>
+    <w:basedOn w:val="Absatz-Standardschriftart"/>
     <w:link w:val="Titel"/>
     <w:rsid w:val="00103AD0"/>
     <w:rPr>
-      <w:rFonts w:cs="Times New Roman" w:eastAsia="Times New Roman"/>
+      <w:rFonts w:cstheme="majorBidi" w:eastAsiaTheme="majorEastAsia"/>
       <w:b/>
-      <w:color w:val="000000"/>
+      <w:color w:themeColor="text1" w:val="000000"/>
       <w:sz w:val="36"/>
       <w:szCs w:val="52"/>
     </w:rPr>
@@ -9112,6 +10336,7 @@
   </w:style>
   <w:style w:customStyle="1" w:styleId="UntertitelZchn" w:type="character">
     <w:name w:val="Untertitel Zchn"/>
+    <w:basedOn w:val="Absatz-Standardschriftart"/>
     <w:link w:val="Untertitel"/>
     <w:rsid w:val="00103AD0"/>
     <w:rPr>
@@ -9123,13 +10348,14 @@
   <w:style w:customStyle="1" w:styleId="berschrift1Zchn" w:type="character">
     <w:name w:val="Überschrift 1 Zchn"/>
     <w:aliases w:val="1 Überschrift Zchn"/>
+    <w:basedOn w:val="Absatz-Standardschriftart"/>
     <w:link w:val="berschrift1"/>
     <w:rsid w:val="00103AD0"/>
     <w:rPr>
-      <w:rFonts w:cs="Times New Roman" w:eastAsia="Times New Roman"/>
+      <w:rFonts w:cstheme="majorBidi" w:eastAsiaTheme="majorEastAsia"/>
       <w:b/>
       <w:bCs/>
-      <w:color w:val="000000"/>
+      <w:color w:themeColor="text1" w:val="000000"/>
       <w:sz w:val="32"/>
       <w:szCs w:val="28"/>
     </w:rPr>
@@ -9137,13 +10363,14 @@
   <w:style w:customStyle="1" w:styleId="berschrift2Zchn" w:type="character">
     <w:name w:val="Überschrift 2 Zchn"/>
     <w:aliases w:val="1.1 Überschrift Zchn"/>
+    <w:basedOn w:val="Absatz-Standardschriftart"/>
     <w:link w:val="berschrift2"/>
     <w:rsid w:val="00103AD0"/>
     <w:rPr>
-      <w:rFonts w:cs="Times New Roman" w:eastAsia="Times New Roman"/>
+      <w:rFonts w:cstheme="majorBidi" w:eastAsiaTheme="majorEastAsia"/>
       <w:b/>
       <w:bCs/>
-      <w:color w:val="000000"/>
+      <w:color w:themeColor="text1" w:val="000000"/>
       <w:sz w:val="24"/>
       <w:szCs w:val="26"/>
     </w:rPr>
@@ -9151,14 +10378,15 @@
   <w:style w:customStyle="1" w:styleId="berschrift3Zchn" w:type="character">
     <w:name w:val="Überschrift 3 Zchn"/>
     <w:aliases w:val="1.1.1 Überschrift Zchn"/>
+    <w:basedOn w:val="Absatz-Standardschriftart"/>
     <w:link w:val="berschrift3"/>
     <w:semiHidden/>
     <w:rsid w:val="00103AD0"/>
     <w:rPr>
-      <w:rFonts w:cs="Times New Roman" w:eastAsia="Times New Roman"/>
+      <w:rFonts w:cstheme="majorBidi" w:eastAsiaTheme="majorEastAsia"/>
       <w:b/>
       <w:bCs/>
-      <w:color w:val="000000"/>
+      <w:color w:themeColor="text1" w:val="000000"/>
       <w:sz w:val="22"/>
     </w:rPr>
   </w:style>
@@ -9195,7 +10423,7 @@
       <w:rPr>
         <w:rFonts w:ascii="Arial" w:hAnsi="Arial"/>
         <w:b/>
-        <w:color w:val="FFFFFF"/>
+        <w:color w:themeColor="background1" w:val="FFFFFF"/>
         <w:sz w:val="20"/>
       </w:rPr>
       <w:tblPr/>
@@ -9214,7 +10442,7 @@
           <w:tl2br w:val="nil"/>
           <w:tr2bl w:val="nil"/>
         </w:tcBorders>
-        <w:shd w:color="auto" w:fill="7F7F7F" w:val="clear"/>
+        <w:shd w:color="auto" w:fill="7F7F7F" w:themeFill="text1" w:themeFillTint="80" w:val="clear"/>
       </w:tcPr>
     </w:tblStylePr>
     <w:tblStylePr w:type="lastRow">
@@ -9249,13 +10477,14 @@
   <w:style w:customStyle="1" w:styleId="berschrift4Zchn" w:type="character">
     <w:name w:val="Überschrift 4 Zchn"/>
     <w:aliases w:val="1.1.1.1 Überschrift Zchn"/>
+    <w:basedOn w:val="Absatz-Standardschriftart"/>
     <w:link w:val="berschrift4"/>
     <w:rsid w:val="00103AD0"/>
     <w:rPr>
       <w:rFonts w:cs="Times New Roman" w:eastAsia="Times New Roman"/>
       <w:b/>
       <w:bCs/>
-      <w:color w:val="000000"/>
+      <w:color w:themeColor="text1" w:val="000000"/>
       <w:sz w:val="22"/>
       <w:szCs w:val="28"/>
       <w:lang w:eastAsia="de-DE"/>
@@ -9264,6 +10493,7 @@
   <w:style w:customStyle="1" w:styleId="berschrift5Zchn" w:type="character">
     <w:name w:val="Überschrift 5 Zchn"/>
     <w:aliases w:val="1.1.1.1.1 Überschrift Zchn"/>
+    <w:basedOn w:val="Absatz-Standardschriftart"/>
     <w:link w:val="berschrift5"/>
     <w:semiHidden/>
     <w:rsid w:val="00103AD0"/>
@@ -9280,6 +10510,7 @@
   <w:style w:customStyle="1" w:styleId="berschrift6Zchn" w:type="character">
     <w:name w:val="Überschrift 6 Zchn"/>
     <w:aliases w:val="Legal Level 1. Zchn"/>
+    <w:basedOn w:val="Absatz-Standardschriftart"/>
     <w:link w:val="berschrift6"/>
     <w:rsid w:val="00103AD0"/>
     <w:rPr>
@@ -9292,6 +10523,7 @@
   <w:style w:customStyle="1" w:styleId="berschrift7Zchn" w:type="character">
     <w:name w:val="Überschrift 7 Zchn"/>
     <w:aliases w:val="Legal Level 1.1. Zchn"/>
+    <w:basedOn w:val="Absatz-Standardschriftart"/>
     <w:link w:val="berschrift7"/>
     <w:rsid w:val="00103AD0"/>
     <w:rPr>
@@ -9304,6 +10536,7 @@
   <w:style w:customStyle="1" w:styleId="berschrift8Zchn" w:type="character">
     <w:name w:val="Überschrift 8 Zchn"/>
     <w:aliases w:val="Legal Level 1.1.1. Zchn"/>
+    <w:basedOn w:val="Absatz-Standardschriftart"/>
     <w:link w:val="berschrift8"/>
     <w:rsid w:val="00103AD0"/>
     <w:rPr>
@@ -9317,6 +10550,7 @@
   <w:style w:customStyle="1" w:styleId="berschrift9Zchn" w:type="character">
     <w:name w:val="Überschrift 9 Zchn"/>
     <w:aliases w:val="Legal Level 1.1.1.1. Zchn"/>
+    <w:basedOn w:val="Absatz-Standardschriftart"/>
     <w:link w:val="berschrift9"/>
     <w:rsid w:val="00103AD0"/>
     <w:rPr>
@@ -9474,7 +10708,7 @@
       <w:ind w:hanging="1701" w:left="1701"/>
     </w:pPr>
     <w:rPr>
-      <w:rFonts w:eastAsia="Times New Roman"/>
+      <w:rFonts w:eastAsiaTheme="minorEastAsia"/>
       <w:lang w:eastAsia="de-CH"/>
     </w:rPr>
   </w:style>
@@ -9492,7 +10726,7 @@
       <w:ind w:hanging="1843" w:left="1843"/>
     </w:pPr>
     <w:rPr>
-      <w:rFonts w:eastAsia="Times New Roman"/>
+      <w:rFonts w:eastAsiaTheme="minorEastAsia"/>
       <w:lang w:eastAsia="de-CH"/>
     </w:rPr>
   </w:style>
@@ -9570,7 +10804,7 @@
       </w:numPr>
     </w:pPr>
     <w:rPr>
-      <w:rFonts w:eastAsia="Times New Roman"/>
+      <w:rFonts w:cs="Times New Roman" w:eastAsia="Times New Roman"/>
       <w:lang w:eastAsia="de-DE"/>
     </w:rPr>
   </w:style>
@@ -9586,7 +10820,7 @@
       </w:numPr>
     </w:pPr>
     <w:rPr>
-      <w:rFonts w:eastAsia="Times New Roman"/>
+      <w:rFonts w:cs="Times New Roman" w:eastAsia="Times New Roman"/>
       <w:lang w:eastAsia="de-DE"/>
     </w:rPr>
   </w:style>
@@ -9603,7 +10837,7 @@
       </w:numPr>
     </w:pPr>
     <w:rPr>
-      <w:rFonts w:eastAsia="Times New Roman"/>
+      <w:rFonts w:cs="Times New Roman" w:eastAsia="Times New Roman"/>
       <w:lang w:eastAsia="de-DE"/>
     </w:rPr>
   </w:style>
@@ -9620,7 +10854,7 @@
       </w:numPr>
     </w:pPr>
     <w:rPr>
-      <w:rFonts w:eastAsia="Times New Roman"/>
+      <w:rFonts w:cs="Times New Roman" w:eastAsia="Times New Roman"/>
       <w:lang w:eastAsia="de-DE"/>
     </w:rPr>
   </w:style>
@@ -9637,7 +10871,7 @@
       </w:numPr>
     </w:pPr>
     <w:rPr>
-      <w:rFonts w:eastAsia="Times New Roman"/>
+      <w:rFonts w:cs="Times New Roman" w:eastAsia="Times New Roman"/>
       <w:lang w:eastAsia="de-DE"/>
     </w:rPr>
   </w:style>
@@ -9654,7 +10888,7 @@
       </w:numPr>
     </w:pPr>
     <w:rPr>
-      <w:rFonts w:eastAsia="Times New Roman"/>
+      <w:rFonts w:cs="Times New Roman" w:eastAsia="Times New Roman"/>
       <w:lang w:eastAsia="de-DE"/>
     </w:rPr>
   </w:style>
@@ -9671,7 +10905,7 @@
       </w:numPr>
     </w:pPr>
     <w:rPr>
-      <w:rFonts w:eastAsia="Times New Roman"/>
+      <w:rFonts w:cs="Times New Roman" w:eastAsia="Times New Roman"/>
       <w:lang w:eastAsia="de-DE"/>
     </w:rPr>
   </w:style>
@@ -9688,7 +10922,7 @@
       </w:numPr>
     </w:pPr>
     <w:rPr>
-      <w:rFonts w:eastAsia="Times New Roman"/>
+      <w:rFonts w:cs="Times New Roman" w:eastAsia="Times New Roman"/>
       <w:lang w:eastAsia="de-DE"/>
     </w:rPr>
   </w:style>
@@ -9705,7 +10939,7 @@
       </w:numPr>
     </w:pPr>
     <w:rPr>
-      <w:rFonts w:eastAsia="Times New Roman"/>
+      <w:rFonts w:cs="Times New Roman" w:eastAsia="Times New Roman"/>
       <w:lang w:eastAsia="de-DE"/>
     </w:rPr>
   </w:style>
@@ -9743,7 +10977,7 @@
       <w:spacing w:after="40" w:before="40"/>
     </w:pPr>
     <w:rPr>
-      <w:rFonts w:eastAsia="Times New Roman"/>
+      <w:rFonts w:cs="Times New Roman" w:eastAsia="Times New Roman"/>
       <w:szCs w:val="16"/>
       <w:lang w:eastAsia="de-DE"/>
     </w:rPr>
@@ -9760,7 +10994,7 @@
       <w:spacing w:after="40" w:before="40"/>
     </w:pPr>
     <w:rPr>
-      <w:rFonts w:eastAsia="Times New Roman"/>
+      <w:rFonts w:cs="Times New Roman" w:eastAsia="Times New Roman"/>
       <w:b/>
       <w:szCs w:val="20"/>
       <w:lang w:eastAsia="de-DE"/>
@@ -9797,6 +11031,7 @@
   </w:style>
   <w:style w:customStyle="1" w:styleId="EndnotentextZchn" w:type="character">
     <w:name w:val="Endnotentext Zchn"/>
+    <w:basedOn w:val="Absatz-Standardschriftart"/>
     <w:link w:val="Endnotentext"/>
     <w:uiPriority w:val="99"/>
     <w:semiHidden/>
@@ -9824,6 +11059,7 @@
   </w:style>
   <w:style w:customStyle="1" w:styleId="FunotentextZchn" w:type="character">
     <w:name w:val="Fußnotentext Zchn"/>
+    <w:basedOn w:val="Absatz-Standardschriftart"/>
     <w:link w:val="Funotentext"/>
     <w:uiPriority w:val="99"/>
     <w:semiHidden/>
@@ -9862,6 +11098,7 @@
   </w:style>
   <w:style w:customStyle="1" w:styleId="Absatz1PunktZchn" w:type="character">
     <w:name w:val="Absatz1Punkt Zchn"/>
+    <w:basedOn w:val="Absatz-Standardschriftart"/>
     <w:link w:val="Absatz1Punkt"/>
     <w:rsid w:val="00103AD0"/>
     <w:rPr>
@@ -9892,6 +11129,7 @@
       <w:spacing w:after="240" w:line="240" w:lineRule="auto"/>
     </w:pPr>
     <w:rPr>
+      <w:rFonts w:cs="Times New Roman" w:eastAsia="Times New Roman"/>
       <w:sz w:val="32"/>
       <w:szCs w:val="20"/>
       <w:lang w:eastAsia="de-CH"/>
@@ -9906,7 +11144,7 @@
       <w:spacing w:line="360" w:lineRule="auto"/>
     </w:pPr>
     <w:rPr>
-      <w:rFonts w:eastAsia="Times New Roman"/>
+      <w:rFonts w:cs="Times New Roman" w:eastAsia="Times New Roman"/>
       <w:b/>
       <w:szCs w:val="20"/>
       <w:lang w:eastAsia="de-CH"/>
@@ -9923,6 +11161,7 @@
   </w:style>
   <w:style w:customStyle="1" w:styleId="TextkrperZchn" w:type="character">
     <w:name w:val="Textkörper Zchn"/>
+    <w:basedOn w:val="Absatz-Standardschriftart"/>
     <w:link w:val="Textkrper"/>
     <w:uiPriority w:val="99"/>
     <w:semiHidden/>
@@ -9947,7 +11186,7 @@
       <w:spacing w:line="360" w:lineRule="auto"/>
     </w:pPr>
     <w:rPr>
-      <w:rFonts w:eastAsia="Times New Roman"/>
+      <w:rFonts w:cs="Times New Roman" w:eastAsia="Times New Roman"/>
       <w:szCs w:val="20"/>
       <w:lang w:eastAsia="de-CH"/>
     </w:rPr>
@@ -9985,6 +11224,7 @@
   </w:style>
   <w:style w:customStyle="1" w:styleId="BeschriftungZchn" w:type="character">
     <w:name w:val="Beschriftung Zchn"/>
+    <w:basedOn w:val="Absatz-Standardschriftart"/>
     <w:link w:val="Beschriftung"/>
     <w:uiPriority w:val="1"/>
     <w:rsid w:val="00103AD0"/>
@@ -9995,6 +11235,7 @@
   </w:style>
   <w:style w:customStyle="1" w:styleId="AbbildungTabelleBeschriftungZchn" w:type="character">
     <w:name w:val="Abbildung/Tabelle Beschriftung Zchn"/>
+    <w:basedOn w:val="BeschriftungZchn"/>
     <w:link w:val="AbbildungTabelleBeschriftung"/>
     <w:rsid w:val="00103AD0"/>
     <w:rPr>
@@ -10009,13 +11250,14 @@
       <w:autoSpaceDE w:val="0"/>
       <w:autoSpaceDN w:val="0"/>
       <w:adjustRightInd w:val="0"/>
+      <w:spacing w:line="240" w:lineRule="auto"/>
     </w:pPr>
     <w:rPr>
       <w:rFonts w:cs="Arial"/>
       <w:color w:val="000000"/>
       <w:sz w:val="24"/>
       <w:szCs w:val="24"/>
-      <w:lang w:eastAsia="en-US" w:val="de-DE"/>
+      <w:lang w:val="de-DE"/>
     </w:rPr>
   </w:style>
   <w:style w:customStyle="1" w:styleId="Zwischentitel" w:type="paragraph">
@@ -10045,6 +11287,9 @@
     <w:pPr>
       <w:widowControl w:val="0"/>
     </w:pPr>
+    <w:rPr>
+      <w:rFonts w:cs="Times New Roman" w:eastAsia="Calibri"/>
+    </w:rPr>
     <w:tblPr>
       <w:tblBorders>
         <w:top w:color="000000" w:space="0" w:sz="4" w:val="single"/>
@@ -10058,6 +11303,7 @@
   </w:style>
   <w:style w:styleId="Platzhaltertext" w:type="character">
     <w:name w:val="Placeholder Text"/>
+    <w:basedOn w:val="Absatz-Standardschriftart"/>
     <w:uiPriority w:val="99"/>
     <w:semiHidden/>
     <w:rsid w:val="00103AD0"/>
@@ -10093,6 +11339,7 @@
   </w:style>
   <w:style w:customStyle="1" w:styleId="Aufzhlung1CDBZchn" w:type="character">
     <w:name w:val="Aufzählung 1_CDB Zchn"/>
+    <w:basedOn w:val="Absatz-Standardschriftart"/>
     <w:link w:val="Aufzhlung1CDB"/>
     <w:uiPriority w:val="1"/>
     <w:rsid w:val="00103AD0"/>
@@ -10118,6 +11365,7 @@
   </w:style>
   <w:style w:customStyle="1" w:styleId="Liste-Zchn" w:type="character">
     <w:name w:val="Liste - Zchn"/>
+    <w:basedOn w:val="ListenabsatzZchn"/>
     <w:link w:val="Liste-"/>
     <w:rsid w:val="00103AD0"/>
     <w:rPr>
@@ -10127,6 +11375,7 @@
   </w:style>
   <w:style w:customStyle="1" w:styleId="Aufzhlung3CDBZchn" w:type="character">
     <w:name w:val="Aufzählung 3_CDB Zchn"/>
+    <w:basedOn w:val="Absatz-Standardschriftart"/>
     <w:link w:val="Aufzhlung3CDB"/>
     <w:uiPriority w:val="1"/>
     <w:rsid w:val="00103AD0"/>
@@ -10152,6 +11401,7 @@
   </w:style>
   <w:style w:customStyle="1" w:styleId="Liste1Zchn" w:type="character">
     <w:name w:val="Liste 1. Zchn"/>
+    <w:basedOn w:val="ListenabsatzZchn"/>
     <w:link w:val="Liste1"/>
     <w:rsid w:val="00103AD0"/>
     <w:rPr>
@@ -10161,6 +11411,7 @@
   </w:style>
   <w:style w:customStyle="1" w:styleId="ListeaZchn" w:type="character">
     <w:name w:val="Liste a) Zchn"/>
+    <w:basedOn w:val="ListenabsatzZchn"/>
     <w:link w:val="Listea"/>
     <w:rsid w:val="00103AD0"/>
     <w:rPr>
@@ -10170,6 +11421,7 @@
   </w:style>
   <w:style w:customStyle="1" w:styleId="Aufzhlunga1CDBZchn" w:type="character">
     <w:name w:val="Aufzählung a1_CDB Zchn"/>
+    <w:basedOn w:val="Absatz-Standardschriftart"/>
     <w:link w:val="Aufzhlunga1CDB"/>
     <w:uiPriority w:val="1"/>
     <w:rsid w:val="00103AD0"/>
@@ -10182,6 +11434,7 @@
   </w:style>
   <w:style w:customStyle="1" w:styleId="Aufzhlunga2CDBZchn" w:type="character">
     <w:name w:val="Aufzählung a2_CDB Zchn"/>
+    <w:basedOn w:val="Absatz-Standardschriftart"/>
     <w:link w:val="Aufzhlunga2CDB"/>
     <w:uiPriority w:val="1"/>
     <w:rsid w:val="00103AD0"/>
@@ -10194,6 +11447,7 @@
   </w:style>
   <w:style w:customStyle="1" w:styleId="Aufzhlunga3CDBZchn" w:type="character">
     <w:name w:val="Aufzählung a3_CDB Zchn"/>
+    <w:basedOn w:val="Absatz-Standardschriftart"/>
     <w:link w:val="Aufzhlunga3CDB"/>
     <w:uiPriority w:val="1"/>
     <w:rsid w:val="00103AD0"/>
@@ -10206,6 +11460,7 @@
   </w:style>
   <w:style w:customStyle="1" w:styleId="AufzhlungNumm1CDBZchn" w:type="character">
     <w:name w:val="Aufzählung Numm 1_CDB Zchn"/>
+    <w:basedOn w:val="Absatz-Standardschriftart"/>
     <w:link w:val="AufzhlungNumm1CDB"/>
     <w:uiPriority w:val="1"/>
     <w:rsid w:val="00103AD0"/>
@@ -10218,6 +11473,7 @@
   </w:style>
   <w:style w:customStyle="1" w:styleId="AufzhlungNumm2CDBZchn" w:type="character">
     <w:name w:val="Aufzählung Numm 2_CDB Zchn"/>
+    <w:basedOn w:val="Absatz-Standardschriftart"/>
     <w:link w:val="AufzhlungNumm2CDB"/>
     <w:uiPriority w:val="1"/>
     <w:rsid w:val="00103AD0"/>
@@ -10240,6 +11496,7 @@
   </w:style>
   <w:style w:customStyle="1" w:styleId="AufzhlungNumm3CDBZchn" w:type="character">
     <w:name w:val="Aufzählung Numm 3_CDB Zchn"/>
+    <w:basedOn w:val="Absatz-Standardschriftart"/>
     <w:link w:val="AufzhlungNumm3CDB"/>
     <w:uiPriority w:val="1"/>
     <w:rsid w:val="00103AD0"/>
@@ -10252,6 +11509,7 @@
   </w:style>
   <w:style w:customStyle="1" w:styleId="AbbildungsverzeichnisZchn" w:type="character">
     <w:name w:val="Abbildungsverzeichnis Zchn"/>
+    <w:basedOn w:val="Absatz-Standardschriftart"/>
     <w:link w:val="Abbildungsverzeichnis"/>
     <w:uiPriority w:val="99"/>
     <w:rsid w:val="00103AD0"/>
@@ -10263,6 +11521,7 @@
   </w:style>
   <w:style w:customStyle="1" w:styleId="VerzeichnisAbbildungTabelleZchn" w:type="character">
     <w:name w:val="Verzeichnis Abbildung &amp; Tabelle Zchn"/>
+    <w:basedOn w:val="AbbildungsverzeichnisZchn"/>
     <w:link w:val="VerzeichnisAbbildungTabelle"/>
     <w:rsid w:val="00103AD0"/>
     <w:rPr>
@@ -10274,6 +11533,7 @@
   </w:style>
   <w:style w:customStyle="1" w:styleId="ListenabsatzZchn" w:type="character">
     <w:name w:val="Listenabsatz Zchn"/>
+    <w:basedOn w:val="Absatz-Standardschriftart"/>
     <w:link w:val="Listenabsatz"/>
     <w:uiPriority w:val="34"/>
     <w:rsid w:val="00103AD0"/>
@@ -10307,12 +11567,13 @@
   </w:style>
   <w:style w:styleId="BesuchterLink" w:type="character">
     <w:name w:val="FollowedHyperlink"/>
+    <w:basedOn w:val="Absatz-Standardschriftart"/>
     <w:uiPriority w:val="99"/>
     <w:semiHidden/>
     <w:unhideWhenUsed/>
     <w:rsid w:val="00103AD0"/>
     <w:rPr>
-      <w:color w:val="800080"/>
+      <w:color w:themeColor="followedHyperlink" w:val="800080"/>
       <w:u w:val="single"/>
     </w:rPr>
   </w:style>
@@ -10335,6 +11596,7 @@
   <w:style w:customStyle="1" w:styleId="HyperlinkbZchn" w:type="character">
     <w:name w:val="Hyperlink_b Zchn"/>
     <w:aliases w:val="eCH Hyperlink besucht Zchn"/>
+    <w:basedOn w:val="Absatz-Standardschriftart"/>
     <w:link w:val="Hyperlinkb"/>
     <w:rsid w:val="00103AD0"/>
     <w:rPr>
@@ -10365,9 +11627,10 @@
       <w:spacing w:after="200" w:line="276" w:lineRule="auto"/>
     </w:pPr>
     <w:rPr>
-      <w:rFonts w:ascii="Calibri" w:eastAsia="Times New Roman" w:hAnsi="Calibri"/>
+      <w:rFonts w:asciiTheme="minorHAnsi" w:eastAsiaTheme="minorEastAsia" w:hAnsiTheme="minorHAnsi"/>
       <w:sz w:val="22"/>
       <w:szCs w:val="22"/>
+      <w:lang w:eastAsia="de-CH"/>
     </w:rPr>
   </w:style>
   <w:style w:styleId="HTMLAdresse" w:type="paragraph">
@@ -10388,6 +11651,7 @@
   </w:style>
   <w:style w:customStyle="1" w:styleId="HTMLAdresseZchn" w:type="character">
     <w:name w:val="HTML Adresse Zchn"/>
+    <w:basedOn w:val="Absatz-Standardschriftart"/>
     <w:link w:val="HTMLAdresse"/>
     <w:uiPriority w:val="99"/>
     <w:semiHidden/>
@@ -10401,13 +11665,14 @@
   </w:style>
   <w:style w:customStyle="1" w:styleId="AnhangberschriftZchn" w:type="character">
     <w:name w:val="Anhang Überschrift Zchn"/>
+    <w:basedOn w:val="berschrift1Zchn"/>
     <w:link w:val="Anhangberschrift"/>
     <w:rsid w:val="008C206D"/>
     <w:rPr>
-      <w:rFonts w:cs="Times New Roman" w:eastAsia="Times New Roman"/>
+      <w:rFonts w:cstheme="majorBidi" w:eastAsiaTheme="majorEastAsia"/>
       <w:b/>
       <w:bCs/>
-      <w:color w:val="000000"/>
+      <w:color w:themeColor="text1" w:val="000000"/>
       <w:sz w:val="32"/>
       <w:szCs w:val="28"/>
     </w:rPr>
@@ -10425,64 +11690,85 @@
     <w:rPr>
       <w:b/>
       <w:bCs/>
-      <w:color w:val="000000"/>
+      <w:color w:themeColor="text1" w:val="000000"/>
       <w:u w:val="single"/>
     </w:rPr>
   </w:style>
   <w:style w:customStyle="1" w:styleId="AustauschformatZchn" w:type="character">
     <w:name w:val="Austauschformat Zchn"/>
+    <w:basedOn w:val="Absatz-Standardschriftart"/>
     <w:link w:val="Austauschformat"/>
     <w:rsid w:val="00302FA3"/>
     <w:rPr>
       <w:b/>
       <w:bCs/>
-      <w:color w:val="000000"/>
+      <w:color w:themeColor="text1" w:val="000000"/>
       <w:sz w:val="22"/>
       <w:szCs w:val="22"/>
       <w:u w:val="single"/>
     </w:rPr>
   </w:style>
-  <w:style w:customStyle="1" w:styleId="StandardFuss" w:type="paragraph">
-    <w:name w:val="Standard Fuss"/>
+  <w:style w:styleId="Kommentarzeichen" w:type="character">
+    <w:name w:val="annotation reference"/>
+    <w:basedOn w:val="Absatz-Standardschriftart"/>
+    <w:uiPriority w:val="99"/>
+    <w:semiHidden/>
+    <w:unhideWhenUsed/>
+    <w:rsid w:val="008368FA"/>
+    <w:rPr>
+      <w:sz w:val="16"/>
+      <w:szCs w:val="16"/>
+    </w:rPr>
+  </w:style>
+  <w:style w:styleId="Kommentartext" w:type="paragraph">
+    <w:name w:val="annotation text"/>
     <w:basedOn w:val="Standard"/>
-    <w:rsid w:val="00484CDD"/>
+    <w:link w:val="KommentartextZchn"/>
+    <w:uiPriority w:val="99"/>
+    <w:semiHidden/>
+    <w:unhideWhenUsed/>
+    <w:rsid w:val="008368FA"/>
     <w:pPr>
-      <w:pBdr>
-        <w:top w:color="auto" w:space="1" w:sz="4" w:val="single"/>
-      </w:pBdr>
-      <w:tabs>
-        <w:tab w:pos="9921" w:val="right"/>
-      </w:tabs>
-      <w:spacing w:after="0" w:line="360" w:lineRule="auto"/>
+      <w:spacing w:line="240" w:lineRule="auto"/>
     </w:pPr>
     <w:rPr>
       <w:sz w:val="20"/>
       <w:szCs w:val="20"/>
     </w:rPr>
   </w:style>
-  <w:style w:customStyle="1" w:styleId="Tabellenraster1" w:type="table">
-    <w:name w:val="Tabellenraster1"/>
-    <w:basedOn w:val="NormaleTabelle"/>
-    <w:next w:val="Tabellenraster"/>
-    <w:uiPriority w:val="59"/>
-    <w:rsid w:val="000E245B"/>
-    <w:pPr>
-      <w:widowControl w:val="0"/>
-      <w:spacing w:line="260" w:lineRule="atLeast"/>
-    </w:pPr>
-    <w:rPr>
-      <w:lang w:eastAsia="en-US"/>
-    </w:rPr>
-    <w:tblPr>
-      <w:tblBorders>
-        <w:top w:color="000000" w:space="0" w:sz="4" w:val="single"/>
-        <w:left w:color="000000" w:space="0" w:sz="4" w:val="single"/>
-        <w:bottom w:color="000000" w:space="0" w:sz="4" w:val="single"/>
-        <w:right w:color="000000" w:space="0" w:sz="4" w:val="single"/>
-        <w:insideH w:color="000000" w:space="0" w:sz="4" w:val="single"/>
-        <w:insideV w:color="000000" w:space="0" w:sz="4" w:val="single"/>
-      </w:tblBorders>
-    </w:tblPr>
+  <w:style w:customStyle="1" w:styleId="KommentartextZchn" w:type="character">
+    <w:name w:val="Kommentartext Zchn"/>
+    <w:basedOn w:val="Absatz-Standardschriftart"/>
+    <w:link w:val="Kommentartext"/>
+    <w:uiPriority w:val="99"/>
+    <w:semiHidden/>
+    <w:rsid w:val="008368FA"/>
+  </w:style>
+  <w:style w:styleId="Kommentarthema" w:type="paragraph">
+    <w:name w:val="annotation subject"/>
+    <w:basedOn w:val="Kommentartext"/>
+    <w:next w:val="Kommentartext"/>
+    <w:link w:val="KommentarthemaZchn"/>
+    <w:uiPriority w:val="99"/>
+    <w:semiHidden/>
+    <w:unhideWhenUsed/>
+    <w:rsid w:val="008368FA"/>
+    <w:rPr>
+      <w:b/>
+      <w:bCs/>
+    </w:rPr>
+  </w:style>
+  <w:style w:customStyle="1" w:styleId="KommentarthemaZchn" w:type="character">
+    <w:name w:val="Kommentarthema Zchn"/>
+    <w:basedOn w:val="KommentartextZchn"/>
+    <w:link w:val="Kommentarthema"/>
+    <w:uiPriority w:val="99"/>
+    <w:semiHidden/>
+    <w:rsid w:val="008368FA"/>
+    <w:rPr>
+      <w:b/>
+      <w:bCs/>
+    </w:rPr>
   </w:style>
   <w:style w:type="paragraph" w:customStyle="1" w:styleId="SourceCode">
     <w:name w:val="Source Code"/>
@@ -10750,9 +12036,9 @@
 </file>
 
 <file path=word/theme/theme1.xml><?xml version="1.0" encoding="utf-8"?>
-<a:theme xmlns:a="http://schemas.openxmlformats.org/drawingml/2006/main" name="Office">
+<a:theme xmlns:a="http://schemas.openxmlformats.org/drawingml/2006/main" name="Larissa-Design">
   <a:themeElements>
-    <a:clrScheme name="Office">
+    <a:clrScheme name="Larissa">
       <a:dk1>
         <a:sysClr val="windowText" lastClr="000000"/>
       </a:dk1>
@@ -10760,44 +12046,44 @@
         <a:sysClr val="window" lastClr="FFFFFF"/>
       </a:lt1>
       <a:dk2>
-        <a:srgbClr val="44546A"/>
+        <a:srgbClr val="1F497D"/>
       </a:dk2>
       <a:lt2>
-        <a:srgbClr val="E7E6E6"/>
+        <a:srgbClr val="EEECE1"/>
       </a:lt2>
       <a:accent1>
-        <a:srgbClr val="5B9BD5"/>
+        <a:srgbClr val="4F81BD"/>
       </a:accent1>
       <a:accent2>
-        <a:srgbClr val="ED7D31"/>
+        <a:srgbClr val="C0504D"/>
       </a:accent2>
       <a:accent3>
-        <a:srgbClr val="A5A5A5"/>
+        <a:srgbClr val="9BBB59"/>
       </a:accent3>
       <a:accent4>
-        <a:srgbClr val="FFC000"/>
+        <a:srgbClr val="8064A2"/>
       </a:accent4>
       <a:accent5>
-        <a:srgbClr val="4472C4"/>
+        <a:srgbClr val="4BACC6"/>
       </a:accent5>
       <a:accent6>
-        <a:srgbClr val="70AD47"/>
+        <a:srgbClr val="F79646"/>
       </a:accent6>
       <a:hlink>
-        <a:srgbClr val="0563C1"/>
+        <a:srgbClr val="0000FF"/>
       </a:hlink>
       <a:folHlink>
-        <a:srgbClr val="954F72"/>
+        <a:srgbClr val="800080"/>
       </a:folHlink>
     </a:clrScheme>
-    <a:fontScheme name="Office">
+    <a:fontScheme name="Larissa">
       <a:majorFont>
-        <a:latin typeface="Calibri Light" panose="020F0302020204030204"/>
+        <a:latin typeface="Cambria"/>
         <a:ea typeface=""/>
         <a:cs typeface=""/>
-        <a:font script="Jpan" typeface="游ゴシック Light"/>
+        <a:font script="Jpan" typeface="ＭＳ ゴシック"/>
         <a:font script="Hang" typeface="맑은 고딕"/>
-        <a:font script="Hans" typeface="等线 Light"/>
+        <a:font script="Hans" typeface="宋体"/>
         <a:font script="Hant" typeface="新細明體"/>
         <a:font script="Arab" typeface="Times New Roman"/>
         <a:font script="Hebr" typeface="Times New Roman"/>
@@ -10824,15 +12110,14 @@
         <a:font script="Mong" typeface="Mongolian Baiti"/>
         <a:font script="Viet" typeface="Times New Roman"/>
         <a:font script="Uigh" typeface="Microsoft Uighur"/>
-        <a:font script="Geor" typeface="Sylfaen"/>
       </a:majorFont>
       <a:minorFont>
-        <a:latin typeface="Calibri" panose="020F0502020204030204"/>
+        <a:latin typeface="Calibri"/>
         <a:ea typeface=""/>
         <a:cs typeface=""/>
-        <a:font script="Jpan" typeface="游明朝"/>
+        <a:font script="Jpan" typeface="ＭＳ 明朝"/>
         <a:font script="Hang" typeface="맑은 고딕"/>
-        <a:font script="Hans" typeface="等线"/>
+        <a:font script="Hans" typeface="宋体"/>
         <a:font script="Hant" typeface="新細明體"/>
         <a:font script="Arab" typeface="Arial"/>
         <a:font script="Hebr" typeface="Arial"/>
@@ -10859,10 +12144,9 @@
         <a:font script="Mong" typeface="Mongolian Baiti"/>
         <a:font script="Viet" typeface="Arial"/>
         <a:font script="Uigh" typeface="Microsoft Uighur"/>
-        <a:font script="Geor" typeface="Sylfaen"/>
       </a:minorFont>
     </a:fontScheme>
-    <a:fmtScheme name="Office">
+    <a:fmtScheme name="Larissa">
       <a:fillStyleLst>
         <a:solidFill>
           <a:schemeClr val="phClr"/>
@@ -10871,141 +12155,165 @@
           <a:gsLst>
             <a:gs pos="0">
               <a:schemeClr val="phClr">
-                <a:lumMod val="110000"/>
-                <a:satMod val="105000"/>
-                <a:tint val="67000"/>
+                <a:tint val="50000"/>
+                <a:satMod val="300000"/>
               </a:schemeClr>
             </a:gs>
-            <a:gs pos="50000">
+            <a:gs pos="35000">
               <a:schemeClr val="phClr">
-                <a:lumMod val="105000"/>
-                <a:satMod val="103000"/>
-                <a:tint val="73000"/>
+                <a:tint val="37000"/>
+                <a:satMod val="300000"/>
               </a:schemeClr>
             </a:gs>
             <a:gs pos="100000">
               <a:schemeClr val="phClr">
-                <a:lumMod val="105000"/>
-                <a:satMod val="109000"/>
-                <a:tint val="81000"/>
+                <a:tint val="15000"/>
+                <a:satMod val="350000"/>
               </a:schemeClr>
             </a:gs>
           </a:gsLst>
-          <a:lin ang="5400000" scaled="0"/>
+          <a:lin ang="16200000" scaled="1"/>
         </a:gradFill>
         <a:gradFill rotWithShape="1">
           <a:gsLst>
             <a:gs pos="0">
               <a:schemeClr val="phClr">
-                <a:satMod val="103000"/>
-                <a:lumMod val="102000"/>
-                <a:tint val="94000"/>
+                <a:shade val="51000"/>
+                <a:satMod val="130000"/>
               </a:schemeClr>
             </a:gs>
-            <a:gs pos="50000">
+            <a:gs pos="80000">
               <a:schemeClr val="phClr">
-                <a:satMod val="110000"/>
-                <a:lumMod val="100000"/>
-                <a:shade val="100000"/>
+                <a:shade val="93000"/>
+                <a:satMod val="130000"/>
               </a:schemeClr>
             </a:gs>
             <a:gs pos="100000">
               <a:schemeClr val="phClr">
-                <a:lumMod val="99000"/>
-                <a:satMod val="120000"/>
-                <a:shade val="78000"/>
+                <a:shade val="94000"/>
+                <a:satMod val="135000"/>
               </a:schemeClr>
             </a:gs>
           </a:gsLst>
-          <a:lin ang="5400000" scaled="0"/>
+          <a:lin ang="16200000" scaled="0"/>
         </a:gradFill>
       </a:fillStyleLst>
       <a:lnStyleLst>
-        <a:ln w="6350" cap="flat" cmpd="sng" algn="ctr">
+        <a:ln w="9525" cap="flat" cmpd="sng" algn="ctr">
+          <a:solidFill>
+            <a:schemeClr val="phClr">
+              <a:shade val="95000"/>
+              <a:satMod val="105000"/>
+            </a:schemeClr>
+          </a:solidFill>
+          <a:prstDash val="solid"/>
+        </a:ln>
+        <a:ln w="25400" cap="flat" cmpd="sng" algn="ctr">
           <a:solidFill>
             <a:schemeClr val="phClr"/>
           </a:solidFill>
           <a:prstDash val="solid"/>
-          <a:miter lim="800000"/>
         </a:ln>
-        <a:ln w="12700" cap="flat" cmpd="sng" algn="ctr">
+        <a:ln w="38100" cap="flat" cmpd="sng" algn="ctr">
           <a:solidFill>
             <a:schemeClr val="phClr"/>
           </a:solidFill>
           <a:prstDash val="solid"/>
-          <a:miter lim="800000"/>
-        </a:ln>
-        <a:ln w="19050" cap="flat" cmpd="sng" algn="ctr">
-          <a:solidFill>
-            <a:schemeClr val="phClr"/>
-          </a:solidFill>
-          <a:prstDash val="solid"/>
-          <a:miter lim="800000"/>
         </a:ln>
       </a:lnStyleLst>
       <a:effectStyleLst>
         <a:effectStyle>
-          <a:effectLst/>
-        </a:effectStyle>
-        <a:effectStyle>
-          <a:effectLst/>
+          <a:effectLst>
+            <a:outerShdw blurRad="40000" dist="20000" dir="5400000" rotWithShape="0">
+              <a:srgbClr val="000000">
+                <a:alpha val="38000"/>
+              </a:srgbClr>
+            </a:outerShdw>
+          </a:effectLst>
         </a:effectStyle>
         <a:effectStyle>
           <a:effectLst>
-            <a:outerShdw blurRad="57150" dist="19050" dir="5400000" algn="ctr" rotWithShape="0">
+            <a:outerShdw blurRad="40000" dist="23000" dir="5400000" rotWithShape="0">
               <a:srgbClr val="000000">
-                <a:alpha val="63000"/>
+                <a:alpha val="35000"/>
               </a:srgbClr>
             </a:outerShdw>
           </a:effectLst>
+        </a:effectStyle>
+        <a:effectStyle>
+          <a:effectLst>
+            <a:outerShdw blurRad="40000" dist="23000" dir="5400000" rotWithShape="0">
+              <a:srgbClr val="000000">
+                <a:alpha val="35000"/>
+              </a:srgbClr>
+            </a:outerShdw>
+          </a:effectLst>
+          <a:scene3d>
+            <a:camera prst="orthographicFront">
+              <a:rot lat="0" lon="0" rev="0"/>
+            </a:camera>
+            <a:lightRig rig="threePt" dir="t">
+              <a:rot lat="0" lon="0" rev="1200000"/>
+            </a:lightRig>
+          </a:scene3d>
+          <a:sp3d>
+            <a:bevelT w="63500" h="25400"/>
+          </a:sp3d>
         </a:effectStyle>
       </a:effectStyleLst>
       <a:bgFillStyleLst>
         <a:solidFill>
           <a:schemeClr val="phClr"/>
         </a:solidFill>
-        <a:solidFill>
-          <a:schemeClr val="phClr">
-            <a:tint val="95000"/>
-            <a:satMod val="170000"/>
-          </a:schemeClr>
-        </a:solidFill>
         <a:gradFill rotWithShape="1">
           <a:gsLst>
             <a:gs pos="0">
               <a:schemeClr val="phClr">
-                <a:tint val="93000"/>
-                <a:satMod val="150000"/>
-                <a:shade val="98000"/>
-                <a:lumMod val="102000"/>
+                <a:tint val="40000"/>
+                <a:satMod val="350000"/>
               </a:schemeClr>
             </a:gs>
-            <a:gs pos="50000">
+            <a:gs pos="40000">
               <a:schemeClr val="phClr">
-                <a:tint val="98000"/>
-                <a:satMod val="130000"/>
-                <a:shade val="90000"/>
-                <a:lumMod val="103000"/>
+                <a:tint val="45000"/>
+                <a:shade val="99000"/>
+                <a:satMod val="350000"/>
               </a:schemeClr>
             </a:gs>
             <a:gs pos="100000">
               <a:schemeClr val="phClr">
-                <a:shade val="63000"/>
-                <a:satMod val="120000"/>
+                <a:shade val="20000"/>
+                <a:satMod val="255000"/>
               </a:schemeClr>
             </a:gs>
           </a:gsLst>
-          <a:lin ang="5400000" scaled="0"/>
+          <a:path path="circle">
+            <a:fillToRect l="50000" t="-80000" r="50000" b="180000"/>
+          </a:path>
+        </a:gradFill>
+        <a:gradFill rotWithShape="1">
+          <a:gsLst>
+            <a:gs pos="0">
+              <a:schemeClr val="phClr">
+                <a:tint val="80000"/>
+                <a:satMod val="300000"/>
+              </a:schemeClr>
+            </a:gs>
+            <a:gs pos="100000">
+              <a:schemeClr val="phClr">
+                <a:shade val="30000"/>
+                <a:satMod val="200000"/>
+              </a:schemeClr>
+            </a:gs>
+          </a:gsLst>
+          <a:path path="circle">
+            <a:fillToRect l="50000" t="50000" r="50000" b="50000"/>
+          </a:path>
         </a:gradFill>
       </a:bgFillStyleLst>
     </a:fmtScheme>
   </a:themeElements>
   <a:objectDefaults/>
   <a:extraClrSchemeLst/>
-  <a:extLst>
-    <a:ext uri="{05A4C25C-085E-4340-85A3-A5531E510DB2}">
-      <thm15:themeFamily xmlns:thm15="http://schemas.microsoft.com/office/thememl/2012/main" name="Office Theme" id="{62F939B6-93AF-4DB8-9C6B-D6C7DFDC589F}" vid="{4A3C46E8-61CC-4603-A589-7422A47A8E4A}"/>
-    </a:ext>
-  </a:extLst>
 </a:theme>
 </file>
--- a/fr/index.docx
+++ b/fr/index.docx
@@ -235,7 +235,7 @@
               <w:pStyle w:val="ImageCaption"/>
             </w:pPr>
             <w:r>
-              <w:t xml:space="preserve">Figure 1: Ajoutez toujours du texte pour décrire ce que montre l’image. Si une illustration a une légende, elle figure dans la table des illustrations.</w:t>
+              <w:t xml:space="preserve">Figure 1: Ajoutez toujours du texte pour décrire ce que montre l’image. Si une illustration a une légende, elle figure dans la table des illustrations. Seule la première phrase de la légende y est affichée.</w:t>
             </w:r>
           </w:p>
           <w:bookmarkEnd w:id="31"/>
@@ -877,7 +877,7 @@
               <w:pStyle w:val="ImageCaption"/>
             </w:pPr>
             <w:r>
-              <w:t xml:space="preserve">Table 1: Tableau d’exemple. Si un tableau a une légende, il figure dans la liste des tableaux.</w:t>
+              <w:t xml:space="preserve">Table 1: Tableau d’exemple à trois colonnes. Si un tableau a une légende, il figure dans la liste des tableaux. Seule la première phrase de la légende y est affichée.</w:t>
             </w:r>
           </w:p>
           <w:tbl>

--- a/fr/index.docx
+++ b/fr/index.docx
@@ -1173,7 +1173,7 @@
     <w:bookmarkEnd w:id="48"/>
     <w:bookmarkEnd w:id="49"/>
     <w:bookmarkEnd w:id="50"/>
-    <w:bookmarkStart w:id="60" w:name="sec-usage-notes"/>
+    <w:bookmarkStart w:id="54" w:name="sec-usage-notes"/>
     <w:p>
       <w:pPr>
         <w:pStyle w:val="berschrift1"/>
@@ -1445,7 +1445,7 @@
         <w:t xml:space="preserve">.</w:t>
       </w:r>
     </w:p>
-    <w:bookmarkStart w:id="59" w:name="sec-namespaces"/>
+    <w:bookmarkStart w:id="53" w:name="sec-namespaces"/>
     <w:p>
       <w:pPr>
         <w:pStyle w:val="berschrift2"/>
@@ -1531,7 +1531,7 @@
       <w:tr>
         <w:tc>
           <w:tcPr/>
-          <w:bookmarkStart w:id="58" w:name="tbl-namespaces"/>
+          <w:bookmarkStart w:id="52" w:name="tbl-namespaces"/>
           <w:p>
             <w:pPr>
               <w:jc w:val="center"/>
@@ -1597,9 +1597,6 @@
                     <w:jc w:val="center"/>
                   </w:pPr>
                   <w:r>
-                    <w:rPr>
-                      <w:rStyle w:val="VerbatimChar"/>
-                    </w:rPr>
                     <w:t xml:space="preserve">:</w:t>
                   </w:r>
                 </w:p>
@@ -1612,14 +1609,9 @@
                     <w:jc w:val="left"/>
                     <w:jc w:val="center"/>
                   </w:pPr>
-                  <w:hyperlink r:id="rId52">
-                    <w:r>
-                      <w:rPr>
-                        <w:rStyle w:val="Hyperlink"/>
-                      </w:rPr>
-                      <w:t xml:space="preserve">https://agriculture.ld.admin.ch/eCH-1234/2/</w:t>
-                    </w:r>
-                  </w:hyperlink>
+                  <w:r>
+                    <w:t xml:space="preserve">https://agriculture.ld.admin.ch/eCH-1234/2/</w:t>
+                  </w:r>
                 </w:p>
               </w:tc>
             </w:tr>
@@ -1633,9 +1625,6 @@
                     <w:jc w:val="center"/>
                   </w:pPr>
                   <w:r>
-                    <w:rPr>
-                      <w:rStyle w:val="VerbatimChar"/>
-                    </w:rPr>
                     <w:t xml:space="preserve">country:</w:t>
                   </w:r>
                 </w:p>
@@ -1648,14 +1637,9 @@
                     <w:jc w:val="left"/>
                     <w:jc w:val="center"/>
                   </w:pPr>
-                  <w:hyperlink r:id="rId53">
-                    <w:r>
-                      <w:rPr>
-                        <w:rStyle w:val="Hyperlink"/>
-                      </w:rPr>
-                      <w:t xml:space="preserve">https://ld.admin.ch/country/</w:t>
-                    </w:r>
-                  </w:hyperlink>
+                  <w:r>
+                    <w:t xml:space="preserve">https://ld.admin.ch/country/</w:t>
+                  </w:r>
                 </w:p>
               </w:tc>
             </w:tr>
@@ -1669,9 +1653,6 @@
                     <w:jc w:val="center"/>
                   </w:pPr>
                   <w:r>
-                    <w:rPr>
-                      <w:rStyle w:val="VerbatimChar"/>
-                    </w:rPr>
                     <w:t xml:space="preserve">rdf:</w:t>
                   </w:r>
                 </w:p>
@@ -1684,14 +1665,9 @@
                     <w:jc w:val="left"/>
                     <w:jc w:val="center"/>
                   </w:pPr>
-                  <w:hyperlink r:id="rId54">
-                    <w:r>
-                      <w:rPr>
-                        <w:rStyle w:val="Hyperlink"/>
-                      </w:rPr>
-                      <w:t xml:space="preserve">http://www.w3.org/1999/02/22-rdf-syntax-ns#</w:t>
-                    </w:r>
-                  </w:hyperlink>
+                  <w:r>
+                    <w:t xml:space="preserve">http://www.w3.org/1999/02/22-rdf-syntax-ns#</w:t>
+                  </w:r>
                 </w:p>
               </w:tc>
             </w:tr>
@@ -1705,9 +1681,6 @@
                     <w:jc w:val="center"/>
                   </w:pPr>
                   <w:r>
-                    <w:rPr>
-                      <w:rStyle w:val="VerbatimChar"/>
-                    </w:rPr>
                     <w:t xml:space="preserve">schema:</w:t>
                   </w:r>
                 </w:p>
@@ -1720,14 +1693,9 @@
                     <w:jc w:val="left"/>
                     <w:jc w:val="center"/>
                   </w:pPr>
-                  <w:hyperlink r:id="rId55">
-                    <w:r>
-                      <w:rPr>
-                        <w:rStyle w:val="Hyperlink"/>
-                      </w:rPr>
-                      <w:t xml:space="preserve">http://schema.org/</w:t>
-                    </w:r>
-                  </w:hyperlink>
+                  <w:r>
+                    <w:t xml:space="preserve">http://schema.org/</w:t>
+                  </w:r>
                 </w:p>
               </w:tc>
             </w:tr>
@@ -1741,9 +1709,6 @@
                     <w:jc w:val="center"/>
                   </w:pPr>
                   <w:r>
-                    <w:rPr>
-                      <w:rStyle w:val="VerbatimChar"/>
-                    </w:rPr>
                     <w:t xml:space="preserve">unit:</w:t>
                   </w:r>
                 </w:p>
@@ -1756,14 +1721,9 @@
                     <w:jc w:val="left"/>
                     <w:jc w:val="center"/>
                   </w:pPr>
-                  <w:hyperlink r:id="rId56">
-                    <w:r>
-                      <w:rPr>
-                        <w:rStyle w:val="Hyperlink"/>
-                      </w:rPr>
-                      <w:t xml:space="preserve">http://qudt.org/vocab/unit/</w:t>
-                    </w:r>
-                  </w:hyperlink>
+                  <w:r>
+                    <w:t xml:space="preserve">http://qudt.org/vocab/unit/</w:t>
+                  </w:r>
                 </w:p>
               </w:tc>
             </w:tr>
@@ -1777,9 +1737,6 @@
                     <w:jc w:val="center"/>
                   </w:pPr>
                   <w:r>
-                    <w:rPr>
-                      <w:rStyle w:val="VerbatimChar"/>
-                    </w:rPr>
                     <w:t xml:space="preserve">xsd:</w:t>
                   </w:r>
                 </w:p>
@@ -1792,26 +1749,21 @@
                     <w:jc w:val="left"/>
                     <w:jc w:val="center"/>
                   </w:pPr>
-                  <w:hyperlink r:id="rId57">
-                    <w:r>
-                      <w:rPr>
-                        <w:rStyle w:val="Hyperlink"/>
-                      </w:rPr>
-                      <w:t xml:space="preserve">http://www.w3.org/2001/XMLSchema#</w:t>
-                    </w:r>
-                  </w:hyperlink>
+                  <w:r>
+                    <w:t xml:space="preserve">http://www.w3.org/2001/XMLSchema#</w:t>
+                  </w:r>
                 </w:p>
               </w:tc>
             </w:tr>
           </w:tbl>
-          <w:bookmarkEnd w:id="58"/>
+          <w:bookmarkEnd w:id="52"/>
           <w:p/>
         </w:tc>
       </w:tr>
     </w:tbl>
-    <w:bookmarkEnd w:id="59"/>
-    <w:bookmarkEnd w:id="60"/>
-    <w:bookmarkStart w:id="107" w:name="sec-data-model"/>
+    <w:bookmarkEnd w:id="53"/>
+    <w:bookmarkEnd w:id="54"/>
+    <w:bookmarkStart w:id="152" w:name="sec-data-model"/>
     <w:p>
       <w:pPr>
         <w:pStyle w:val="berschrift1"/>
@@ -1820,7 +1772,7 @@
         <w:t xml:space="preserve">3. Modèle de données</w:t>
       </w:r>
     </w:p>
-    <w:bookmarkStart w:id="65" w:name="sec-nodeshape-postaladdressshape"/>
+    <w:bookmarkStart w:id="69" w:name="sec-nodeshape-postaladdressshape"/>
     <w:p>
       <w:pPr>
         <w:pStyle w:val="berschrift2"/>
@@ -1845,7 +1797,7 @@
         <w:t xml:space="preserve">Les adresses suivent la structure de schema.org et non la norme suisse d’adresse eCH-0010, car le jeu de données contient surtout des adresses étrangères. Les codes postaux ne sont donc vérifiés que quant à leur format plausible, et non par rapport à un répertoire.</w:t>
       </w:r>
     </w:p>
-    <w:bookmarkStart w:id="63" w:name="Xf875252aad1b3a425685d2837dfb16e5026bccf"/>
+    <w:bookmarkStart w:id="58" w:name="Xf875252aad1b3a425685d2837dfb16e5026bccf"/>
     <w:p>
       <w:pPr>
         <w:pStyle w:val="berschrift3"/>
@@ -1859,19 +1811,19 @@
         <w:pStyle w:val="DefinitionTerm"/>
       </w:pPr>
       <w:r>
-        <w:t xml:space="preserve">IRI</w:t>
+        <w:t xml:space="preserve">Shape</w:t>
       </w:r>
     </w:p>
     <w:p>
       <w:pPr>
         <w:pStyle w:val="Definition"/>
       </w:pPr>
-      <w:hyperlink r:id="rId61">
+      <w:hyperlink r:id="rId55">
         <w:r>
           <w:rPr>
             <w:rStyle w:val="Hyperlink"/>
           </w:rPr>
-          <w:t xml:space="preserve">https://agriculture.ld.admin.ch/eCH-1234/2/PostalAddressShape</w:t>
+          <w:t xml:space="preserve">:PostalAddressShape</w:t>
         </w:r>
       </w:hyperlink>
     </w:p>
@@ -1887,74 +1839,70 @@
       <w:pPr>
         <w:pStyle w:val="Definition"/>
       </w:pPr>
-      <w:r>
-        <w:rPr>
-          <w:rStyle w:val="VerbatimChar"/>
-        </w:rPr>
-        <w:t xml:space="preserve">schema:PostalAddress</w:t>
-      </w:r>
-    </w:p>
-    <w:p>
-      <w:pPr>
-        <w:pStyle w:val="DefinitionTerm"/>
-      </w:pPr>
-      <w:r>
-        <w:t xml:space="preserve">Fermée</w:t>
-      </w:r>
-    </w:p>
-    <w:p>
-      <w:pPr>
-        <w:pStyle w:val="Definition"/>
-      </w:pPr>
-      <w:r>
-        <w:t xml:space="preserve">Oui (seules les propriétés énumérées sont admises)</w:t>
-      </w:r>
-    </w:p>
-    <w:p>
-      <w:pPr>
-        <w:pStyle w:val="DefinitionTerm"/>
-      </w:pPr>
-      <w:r>
-        <w:t xml:space="preserve">Chiffres clés</w:t>
-      </w:r>
-    </w:p>
-    <w:p>
-      <w:pPr>
-        <w:pStyle w:val="Definition"/>
-      </w:pPr>
-      <w:r>
-        <w:t xml:space="preserve">67 instances avec chacune 6 à 8 triplets (7.5 en moyenne)</w:t>
-      </w:r>
-    </w:p>
-    <w:p>
-      <w:pPr>
-        <w:pStyle w:val="DefinitionTerm"/>
-      </w:pPr>
-      <w:r>
-        <w:t xml:space="preserve">Open data</w:t>
-      </w:r>
-    </w:p>
-    <w:p>
-      <w:pPr>
-        <w:pStyle w:val="Definition"/>
-      </w:pPr>
-      <w:r>
-        <w:t xml:space="preserve">Oui (</w:t>
-      </w:r>
-      <w:hyperlink r:id="rId62">
+      <w:hyperlink r:id="rId56">
         <w:r>
           <w:rPr>
             <w:rStyle w:val="Hyperlink"/>
           </w:rPr>
-          <w:t xml:space="preserve">publiées sur LINDAS</w:t>
+          <w:t xml:space="preserve">schema:PostalAddress</w:t>
         </w:r>
       </w:hyperlink>
-      <w:r>
-        <w:t xml:space="preserve">)</w:t>
-      </w:r>
-    </w:p>
-    <w:bookmarkEnd w:id="63"/>
-    <w:bookmarkStart w:id="64" w:name="X94841f346bc9e44ac9d6b39aeccedc95e7957c8"/>
+    </w:p>
+    <w:p>
+      <w:pPr>
+        <w:pStyle w:val="DefinitionTerm"/>
+      </w:pPr>
+      <w:r>
+        <w:t xml:space="preserve">Fermée</w:t>
+      </w:r>
+    </w:p>
+    <w:p>
+      <w:pPr>
+        <w:pStyle w:val="Definition"/>
+      </w:pPr>
+      <w:r>
+        <w:t xml:space="preserve">Oui (seules les propriétés énumérées sont admises)</w:t>
+      </w:r>
+    </w:p>
+    <w:p>
+      <w:pPr>
+        <w:pStyle w:val="DefinitionTerm"/>
+      </w:pPr>
+      <w:r>
+        <w:t xml:space="preserve">Chiffres clés</w:t>
+      </w:r>
+    </w:p>
+    <w:p>
+      <w:pPr>
+        <w:pStyle w:val="Definition"/>
+      </w:pPr>
+      <w:r>
+        <w:t xml:space="preserve">67 instances avec chacune 6 à 8 triplets (7.5 en moyenne)</w:t>
+      </w:r>
+    </w:p>
+    <w:p>
+      <w:pPr>
+        <w:pStyle w:val="DefinitionTerm"/>
+      </w:pPr>
+      <w:r>
+        <w:t xml:space="preserve">Accès aux données</w:t>
+      </w:r>
+    </w:p>
+    <w:p>
+      <w:pPr>
+        <w:pStyle w:val="Definition"/>
+      </w:pPr>
+      <w:hyperlink r:id="rId57">
+        <w:r>
+          <w:rPr>
+            <w:rStyle w:val="Hyperlink"/>
+          </w:rPr>
+          <w:t xml:space="preserve">Service SPARQL</w:t>
+        </w:r>
+      </w:hyperlink>
+    </w:p>
+    <w:bookmarkEnd w:id="58"/>
+    <w:bookmarkStart w:id="68" w:name="X94841f346bc9e44ac9d6b39aeccedc95e7957c8"/>
     <w:p>
       <w:pPr>
         <w:pStyle w:val="berschrift3"/>
@@ -1966,14 +1914,14 @@
     <w:tbl>
       <w:tblPr>
         <w:tblStyle w:val="Table"/>
-        <w:tblW w:type="pct" w:w="4952"/>
+        <w:tblW w:type="pct" w:w="4964"/>
         <w:tblLayout w:type="fixed"/>
         <w:tblLook w:firstRow="1" w:lastRow="0" w:firstColumn="0" w:lastColumn="0" w:noHBand="0" w:noVBand="0" w:val="0020"/>
       </w:tblPr>
       <w:tblGrid>
-        <w:gridCol w:w="3274"/>
-        <w:gridCol w:w="3426"/>
-        <w:gridCol w:w="1142"/>
+        <w:gridCol w:w="3703"/>
+        <w:gridCol w:w="3304"/>
+        <w:gridCol w:w="854"/>
       </w:tblGrid>
       <w:tr>
         <w:trPr>
@@ -2037,12 +1985,14 @@
             <w:r>
               <w:t xml:space="preserve">(</w:t>
             </w:r>
-            <w:r>
-              <w:rPr>
-                <w:rStyle w:val="VerbatimChar"/>
-              </w:rPr>
-              <w:t xml:space="preserve">schema:streetAddress</w:t>
-            </w:r>
+            <w:hyperlink r:id="rId59">
+              <w:r>
+                <w:rPr>
+                  <w:rStyle w:val="Hyperlink"/>
+                </w:rPr>
+                <w:t xml:space="preserve">schema:streetAddress</w:t>
+              </w:r>
+            </w:hyperlink>
             <w:r>
               <w:t xml:space="preserve">)</w:t>
             </w:r>
@@ -2068,12 +2018,14 @@
             <w:r>
               <w:t xml:space="preserve">(</w:t>
             </w:r>
-            <w:r>
-              <w:rPr>
-                <w:rStyle w:val="VerbatimChar"/>
-              </w:rPr>
-              <w:t xml:space="preserve">xsd:string</w:t>
-            </w:r>
+            <w:hyperlink r:id="rId60">
+              <w:r>
+                <w:rPr>
+                  <w:rStyle w:val="Hyperlink"/>
+                </w:rPr>
+                <w:t xml:space="preserve">xsd:string</w:t>
+              </w:r>
+            </w:hyperlink>
             <w:r>
               <w:t xml:space="preserve">)</w:t>
             </w:r>
@@ -2139,26 +2091,22 @@
             <w:r>
               <w:t xml:space="preserve">(</w:t>
             </w:r>
-            <w:r>
-              <w:rPr>
-                <w:rStyle w:val="VerbatimChar"/>
-              </w:rPr>
-              <w:t xml:space="preserve">schema:postalCode</w:t>
-            </w:r>
-            <w:r>
-              <w:t xml:space="preserve">):</w:t>
+            <w:hyperlink r:id="rId61">
+              <w:r>
+                <w:rPr>
+                  <w:rStyle w:val="Hyperlink"/>
+                </w:rPr>
+                <w:t xml:space="preserve">schema:postalCode</w:t>
+              </w:r>
+            </w:hyperlink>
+            <w:r>
+              <w:t xml:space="preserve">): Lettres,</w:t>
             </w:r>
             <w:r>
               <w:t xml:space="preserve"> </w:t>
             </w:r>
             <w:r>
-              <w:t xml:space="preserve">Lettres, chiffres, espaces et traits</w:t>
-            </w:r>
-            <w:r>
-              <w:t xml:space="preserve"> </w:t>
-            </w:r>
-            <w:r>
-              <w:t xml:space="preserve">d’union, de deux à dix caractères.</w:t>
+              <w:t xml:space="preserve">chiffres, espaces et traits d’union, de deux à dix caractères.</w:t>
             </w:r>
           </w:p>
         </w:tc>
@@ -2182,12 +2130,14 @@
             <w:r>
               <w:t xml:space="preserve">(</w:t>
             </w:r>
-            <w:r>
-              <w:rPr>
-                <w:rStyle w:val="VerbatimChar"/>
-              </w:rPr>
-              <w:t xml:space="preserve">xsd:string</w:t>
-            </w:r>
+            <w:hyperlink r:id="rId60">
+              <w:r>
+                <w:rPr>
+                  <w:rStyle w:val="Hyperlink"/>
+                </w:rPr>
+                <w:t xml:space="preserve">xsd:string</w:t>
+              </w:r>
+            </w:hyperlink>
             <w:r>
               <w:t xml:space="preserve">)</w:t>
             </w:r>
@@ -2262,12 +2212,14 @@
             <w:r>
               <w:t xml:space="preserve">(</w:t>
             </w:r>
-            <w:r>
-              <w:rPr>
-                <w:rStyle w:val="VerbatimChar"/>
-              </w:rPr>
-              <w:t xml:space="preserve">schema:addressLocality</w:t>
-            </w:r>
+            <w:hyperlink r:id="rId62">
+              <w:r>
+                <w:rPr>
+                  <w:rStyle w:val="Hyperlink"/>
+                </w:rPr>
+                <w:t xml:space="preserve">schema:addressLocality</w:t>
+              </w:r>
+            </w:hyperlink>
             <w:r>
               <w:t xml:space="preserve">):</w:t>
             </w:r>
@@ -2275,13 +2227,7 @@
               <w:t xml:space="preserve"> </w:t>
             </w:r>
             <w:r>
-              <w:t xml:space="preserve">Chaque adresse requiert exactement une</w:t>
-            </w:r>
-            <w:r>
-              <w:t xml:space="preserve"> </w:t>
-            </w:r>
-            <w:r>
-              <w:t xml:space="preserve">localité.</w:t>
+              <w:t xml:space="preserve">Chaque adresse requiert exactement une localité.</w:t>
             </w:r>
           </w:p>
         </w:tc>
@@ -2305,12 +2251,14 @@
             <w:r>
               <w:t xml:space="preserve">(</w:t>
             </w:r>
-            <w:r>
-              <w:rPr>
-                <w:rStyle w:val="VerbatimChar"/>
-              </w:rPr>
-              <w:t xml:space="preserve">xsd:string</w:t>
-            </w:r>
+            <w:hyperlink r:id="rId60">
+              <w:r>
+                <w:rPr>
+                  <w:rStyle w:val="Hyperlink"/>
+                </w:rPr>
+                <w:t xml:space="preserve">xsd:string</w:t>
+              </w:r>
+            </w:hyperlink>
             <w:r>
               <w:t xml:space="preserve">)</w:t>
             </w:r>
@@ -2363,12 +2311,14 @@
             <w:r>
               <w:t xml:space="preserve">(</w:t>
             </w:r>
-            <w:r>
-              <w:rPr>
-                <w:rStyle w:val="VerbatimChar"/>
-              </w:rPr>
-              <w:t xml:space="preserve">schema:addressRegion</w:t>
-            </w:r>
+            <w:hyperlink r:id="rId63">
+              <w:r>
+                <w:rPr>
+                  <w:rStyle w:val="Hyperlink"/>
+                </w:rPr>
+                <w:t xml:space="preserve">schema:addressRegion</w:t>
+              </w:r>
+            </w:hyperlink>
             <w:r>
               <w:t xml:space="preserve">):</w:t>
             </w:r>
@@ -2376,13 +2326,7 @@
               <w:t xml:space="preserve"> </w:t>
             </w:r>
             <w:r>
-              <w:t xml:space="preserve">Canton, État ou province, lorsque c’est</w:t>
-            </w:r>
-            <w:r>
-              <w:t xml:space="preserve"> </w:t>
-            </w:r>
-            <w:r>
-              <w:t xml:space="preserve">l’usage dans le pays.</w:t>
+              <w:t xml:space="preserve">Canton, État ou province, lorsque c’est l’usage dans le pays.</w:t>
             </w:r>
           </w:p>
         </w:tc>
@@ -2406,12 +2350,14 @@
             <w:r>
               <w:t xml:space="preserve">(</w:t>
             </w:r>
-            <w:r>
-              <w:rPr>
-                <w:rStyle w:val="VerbatimChar"/>
-              </w:rPr>
-              <w:t xml:space="preserve">xsd:string</w:t>
-            </w:r>
+            <w:hyperlink r:id="rId60">
+              <w:r>
+                <w:rPr>
+                  <w:rStyle w:val="Hyperlink"/>
+                </w:rPr>
+                <w:t xml:space="preserve">xsd:string</w:t>
+              </w:r>
+            </w:hyperlink>
             <w:r>
               <w:t xml:space="preserve">)</w:t>
             </w:r>
@@ -2464,32 +2410,28 @@
             <w:r>
               <w:t xml:space="preserve">(</w:t>
             </w:r>
-            <w:r>
-              <w:rPr>
-                <w:rStyle w:val="VerbatimChar"/>
-              </w:rPr>
-              <w:t xml:space="preserve">schema:addressCountry</w:t>
-            </w:r>
-            <w:r>
-              <w:t xml:space="preserve">): Pays</w:t>
+            <w:hyperlink r:id="rId64">
+              <w:r>
+                <w:rPr>
+                  <w:rStyle w:val="Hyperlink"/>
+                </w:rPr>
+                <w:t xml:space="preserve">schema:addressCountry</w:t>
+              </w:r>
+            </w:hyperlink>
+            <w:r>
+              <w:t xml:space="preserve">):</w:t>
             </w:r>
             <w:r>
               <w:t xml:space="preserve"> </w:t>
             </w:r>
             <w:r>
-              <w:t xml:space="preserve">sous forme d’IRI tirée de la liste des</w:t>
+              <w:t xml:space="preserve">Pays sous forme d’IRI tirée de la liste des pays des Archives</w:t>
             </w:r>
             <w:r>
               <w:t xml:space="preserve"> </w:t>
             </w:r>
             <w:r>
-              <w:t xml:space="preserve">pays des Archives fédérales sur LINDAS</w:t>
-            </w:r>
-            <w:r>
-              <w:t xml:space="preserve"> </w:t>
-            </w:r>
-            <w:r>
-              <w:t xml:space="preserve">(ISO 3166-1 alpha-3).</w:t>
+              <w:t xml:space="preserve">fédérales sur LINDAS (ISO 3166-1 alpha-3).</w:t>
             </w:r>
           </w:p>
         </w:tc>
@@ -2532,36 +2474,42 @@
             <w:r>
               <w:t xml:space="preserve"> </w:t>
             </w:r>
-            <w:r>
-              <w:rPr>
-                <w:rStyle w:val="VerbatimChar"/>
-              </w:rPr>
-              <w:t xml:space="preserve">country:CHE</w:t>
-            </w:r>
+            <w:hyperlink r:id="rId65">
+              <w:r>
+                <w:rPr>
+                  <w:rStyle w:val="Hyperlink"/>
+                </w:rPr>
+                <w:t xml:space="preserve">country:CHE</w:t>
+              </w:r>
+            </w:hyperlink>
             <w:r>
               <w:t xml:space="preserve">,</w:t>
             </w:r>
             <w:r>
               <w:t xml:space="preserve"> </w:t>
             </w:r>
-            <w:r>
-              <w:rPr>
-                <w:rStyle w:val="VerbatimChar"/>
-              </w:rPr>
-              <w:t xml:space="preserve">country:FRA</w:t>
-            </w:r>
+            <w:hyperlink r:id="rId66">
+              <w:r>
+                <w:rPr>
+                  <w:rStyle w:val="Hyperlink"/>
+                </w:rPr>
+                <w:t xml:space="preserve">country:FRA</w:t>
+              </w:r>
+            </w:hyperlink>
             <w:r>
               <w:t xml:space="preserve">,</w:t>
             </w:r>
             <w:r>
               <w:t xml:space="preserve"> </w:t>
             </w:r>
-            <w:r>
-              <w:rPr>
-                <w:rStyle w:val="VerbatimChar"/>
-              </w:rPr>
-              <w:t xml:space="preserve">country:ITA</w:t>
-            </w:r>
+            <w:hyperlink r:id="rId67">
+              <w:r>
+                <w:rPr>
+                  <w:rStyle w:val="Hyperlink"/>
+                </w:rPr>
+                <w:t xml:space="preserve">country:ITA</w:t>
+              </w:r>
+            </w:hyperlink>
           </w:p>
         </w:tc>
         <w:tc>
@@ -2578,9 +2526,9 @@
         </w:tc>
       </w:tr>
     </w:tbl>
-    <w:bookmarkEnd w:id="64"/>
-    <w:bookmarkEnd w:id="65"/>
-    <w:bookmarkStart w:id="70" w:name="sec-nodeshape-musicalbumshape"/>
+    <w:bookmarkEnd w:id="68"/>
+    <w:bookmarkEnd w:id="69"/>
+    <w:bookmarkStart w:id="78" w:name="sec-nodeshape-musicalbumshape"/>
     <w:p>
       <w:pPr>
         <w:pStyle w:val="berschrift2"/>
@@ -2597,7 +2545,7 @@
         <w:t xml:space="preserve">Une collection de pistes dans le jeu de données Chinook.</w:t>
       </w:r>
     </w:p>
-    <w:bookmarkStart w:id="68" w:name="sec-nodeshape-musicalbumshape-overview"/>
+    <w:bookmarkStart w:id="73" w:name="sec-nodeshape-musicalbumshape-overview"/>
     <w:p>
       <w:pPr>
         <w:pStyle w:val="berschrift3"/>
@@ -2611,19 +2559,19 @@
         <w:pStyle w:val="DefinitionTerm"/>
       </w:pPr>
       <w:r>
-        <w:t xml:space="preserve">IRI</w:t>
+        <w:t xml:space="preserve">Shape</w:t>
       </w:r>
     </w:p>
     <w:p>
       <w:pPr>
         <w:pStyle w:val="Definition"/>
       </w:pPr>
-      <w:hyperlink r:id="rId66">
+      <w:hyperlink r:id="rId70">
         <w:r>
           <w:rPr>
             <w:rStyle w:val="Hyperlink"/>
           </w:rPr>
-          <w:t xml:space="preserve">https://agriculture.ld.admin.ch/eCH-1234/2/MusicAlbumShape</w:t>
+          <w:t xml:space="preserve">:MusicAlbumShape</w:t>
         </w:r>
       </w:hyperlink>
     </w:p>
@@ -2639,74 +2587,70 @@
       <w:pPr>
         <w:pStyle w:val="Definition"/>
       </w:pPr>
-      <w:r>
-        <w:rPr>
-          <w:rStyle w:val="VerbatimChar"/>
-        </w:rPr>
-        <w:t xml:space="preserve">schema:MusicAlbum</w:t>
-      </w:r>
-    </w:p>
-    <w:p>
-      <w:pPr>
-        <w:pStyle w:val="DefinitionTerm"/>
-      </w:pPr>
-      <w:r>
-        <w:t xml:space="preserve">Fermée</w:t>
-      </w:r>
-    </w:p>
-    <w:p>
-      <w:pPr>
-        <w:pStyle w:val="Definition"/>
-      </w:pPr>
-      <w:r>
-        <w:t xml:space="preserve">Non (d’autres propriétés sont admises)</w:t>
-      </w:r>
-    </w:p>
-    <w:p>
-      <w:pPr>
-        <w:pStyle w:val="DefinitionTerm"/>
-      </w:pPr>
-      <w:r>
-        <w:t xml:space="preserve">Chiffres clés</w:t>
-      </w:r>
-    </w:p>
-    <w:p>
-      <w:pPr>
-        <w:pStyle w:val="Definition"/>
-      </w:pPr>
-      <w:r>
-        <w:t xml:space="preserve">347 instances avec chacune 5 triplets</w:t>
-      </w:r>
-    </w:p>
-    <w:p>
-      <w:pPr>
-        <w:pStyle w:val="DefinitionTerm"/>
-      </w:pPr>
-      <w:r>
-        <w:t xml:space="preserve">Open data</w:t>
-      </w:r>
-    </w:p>
-    <w:p>
-      <w:pPr>
-        <w:pStyle w:val="Definition"/>
-      </w:pPr>
-      <w:r>
-        <w:t xml:space="preserve">Oui (</w:t>
-      </w:r>
-      <w:hyperlink r:id="rId67">
+      <w:hyperlink r:id="rId71">
         <w:r>
           <w:rPr>
             <w:rStyle w:val="Hyperlink"/>
           </w:rPr>
-          <w:t xml:space="preserve">publiées sur LINDAS</w:t>
+          <w:t xml:space="preserve">schema:MusicAlbum</w:t>
         </w:r>
       </w:hyperlink>
-      <w:r>
-        <w:t xml:space="preserve">)</w:t>
-      </w:r>
-    </w:p>
-    <w:bookmarkEnd w:id="68"/>
-    <w:bookmarkStart w:id="69" w:name="sec-nodeshape-musicalbumshape-properties"/>
+    </w:p>
+    <w:p>
+      <w:pPr>
+        <w:pStyle w:val="DefinitionTerm"/>
+      </w:pPr>
+      <w:r>
+        <w:t xml:space="preserve">Fermée</w:t>
+      </w:r>
+    </w:p>
+    <w:p>
+      <w:pPr>
+        <w:pStyle w:val="Definition"/>
+      </w:pPr>
+      <w:r>
+        <w:t xml:space="preserve">Non (d’autres propriétés sont admises)</w:t>
+      </w:r>
+    </w:p>
+    <w:p>
+      <w:pPr>
+        <w:pStyle w:val="DefinitionTerm"/>
+      </w:pPr>
+      <w:r>
+        <w:t xml:space="preserve">Chiffres clés</w:t>
+      </w:r>
+    </w:p>
+    <w:p>
+      <w:pPr>
+        <w:pStyle w:val="Definition"/>
+      </w:pPr>
+      <w:r>
+        <w:t xml:space="preserve">347 instances avec chacune 5 triplets</w:t>
+      </w:r>
+    </w:p>
+    <w:p>
+      <w:pPr>
+        <w:pStyle w:val="DefinitionTerm"/>
+      </w:pPr>
+      <w:r>
+        <w:t xml:space="preserve">Accès aux données</w:t>
+      </w:r>
+    </w:p>
+    <w:p>
+      <w:pPr>
+        <w:pStyle w:val="Definition"/>
+      </w:pPr>
+      <w:hyperlink r:id="rId72">
+        <w:r>
+          <w:rPr>
+            <w:rStyle w:val="Hyperlink"/>
+          </w:rPr>
+          <w:t xml:space="preserve">Service SPARQL</w:t>
+        </w:r>
+      </w:hyperlink>
+    </w:p>
+    <w:bookmarkEnd w:id="73"/>
+    <w:bookmarkStart w:id="77" w:name="sec-nodeshape-musicalbumshape-properties"/>
     <w:p>
       <w:pPr>
         <w:pStyle w:val="berschrift3"/>
@@ -2718,14 +2662,14 @@
     <w:tbl>
       <w:tblPr>
         <w:tblStyle w:val="Table"/>
-        <w:tblW w:type="pct" w:w="4952"/>
+        <w:tblW w:type="pct" w:w="4960"/>
         <w:tblLayout w:type="fixed"/>
         <w:tblLook w:firstRow="1" w:lastRow="0" w:firstColumn="0" w:lastColumn="0" w:noHBand="0" w:noVBand="0" w:val="0020"/>
       </w:tblPr>
       <w:tblGrid>
-        <w:gridCol w:w="3274"/>
-        <w:gridCol w:w="3426"/>
-        <w:gridCol w:w="1142"/>
+        <w:gridCol w:w="3231"/>
+        <w:gridCol w:w="3674"/>
+        <w:gridCol w:w="950"/>
       </w:tblGrid>
       <w:tr>
         <w:trPr>
@@ -2789,20 +2733,22 @@
             <w:r>
               <w:t xml:space="preserve">(</w:t>
             </w:r>
-            <w:r>
-              <w:rPr>
-                <w:rStyle w:val="VerbatimChar"/>
-              </w:rPr>
-              <w:t xml:space="preserve">schema:name</w:t>
-            </w:r>
-            <w:r>
-              <w:t xml:space="preserve">): Chaque album</w:t>
+            <w:hyperlink r:id="rId74">
+              <w:r>
+                <w:rPr>
+                  <w:rStyle w:val="Hyperlink"/>
+                </w:rPr>
+                <w:t xml:space="preserve">schema:name</w:t>
+              </w:r>
+            </w:hyperlink>
+            <w:r>
+              <w:t xml:space="preserve">):</w:t>
             </w:r>
             <w:r>
               <w:t xml:space="preserve"> </w:t>
             </w:r>
             <w:r>
-              <w:t xml:space="preserve">doit avoir un nom.</w:t>
+              <w:t xml:space="preserve">Chaque album doit avoir un nom.</w:t>
             </w:r>
           </w:p>
         </w:tc>
@@ -2826,12 +2772,14 @@
             <w:r>
               <w:t xml:space="preserve">(</w:t>
             </w:r>
-            <w:r>
-              <w:rPr>
-                <w:rStyle w:val="VerbatimChar"/>
-              </w:rPr>
-              <w:t xml:space="preserve">xsd:string</w:t>
-            </w:r>
+            <w:hyperlink r:id="rId60">
+              <w:r>
+                <w:rPr>
+                  <w:rStyle w:val="Hyperlink"/>
+                </w:rPr>
+                <w:t xml:space="preserve">xsd:string</w:t>
+              </w:r>
+            </w:hyperlink>
             <w:r>
               <w:t xml:space="preserve">)</w:t>
             </w:r>
@@ -2884,12 +2832,14 @@
             <w:r>
               <w:t xml:space="preserve">(</w:t>
             </w:r>
-            <w:r>
-              <w:rPr>
-                <w:rStyle w:val="VerbatimChar"/>
-              </w:rPr>
-              <w:t xml:space="preserve">schema:byArtist</w:t>
-            </w:r>
+            <w:hyperlink r:id="rId75">
+              <w:r>
+                <w:rPr>
+                  <w:rStyle w:val="Hyperlink"/>
+                </w:rPr>
+                <w:t xml:space="preserve">schema:byArtist</w:t>
+              </w:r>
+            </w:hyperlink>
             <w:r>
               <w:t xml:space="preserve">):</w:t>
             </w:r>
@@ -2941,12 +2891,14 @@
             <w:r>
               <w:t xml:space="preserve"> </w:t>
             </w:r>
-            <w:r>
-              <w:rPr>
-                <w:rStyle w:val="VerbatimChar"/>
-              </w:rPr>
-              <w:t xml:space="preserve">schema:MusicGroup</w:t>
-            </w:r>
+            <w:hyperlink r:id="rId76">
+              <w:r>
+                <w:rPr>
+                  <w:rStyle w:val="Hyperlink"/>
+                </w:rPr>
+                <w:t xml:space="preserve">schema:MusicGroup</w:t>
+              </w:r>
+            </w:hyperlink>
           </w:p>
         </w:tc>
         <w:tc>
@@ -2963,9 +2915,9 @@
         </w:tc>
       </w:tr>
     </w:tbl>
-    <w:bookmarkEnd w:id="69"/>
-    <w:bookmarkEnd w:id="70"/>
-    <w:bookmarkStart w:id="75" w:name="sec-nodeshape-trackshape"/>
+    <w:bookmarkEnd w:id="77"/>
+    <w:bookmarkEnd w:id="78"/>
+    <w:bookmarkStart w:id="89" w:name="sec-nodeshape-trackshape"/>
     <w:p>
       <w:pPr>
         <w:pStyle w:val="berschrift2"/>
@@ -2982,7 +2934,7 @@
         <w:t xml:space="preserve">Une piste musicale unique dans le jeu de données Chinook.</w:t>
       </w:r>
     </w:p>
-    <w:bookmarkStart w:id="73" w:name="sec-nodeshape-trackshape-overview"/>
+    <w:bookmarkStart w:id="82" w:name="sec-nodeshape-trackshape-overview"/>
     <w:p>
       <w:pPr>
         <w:pStyle w:val="berschrift3"/>
@@ -2996,19 +2948,19 @@
         <w:pStyle w:val="DefinitionTerm"/>
       </w:pPr>
       <w:r>
-        <w:t xml:space="preserve">IRI</w:t>
+        <w:t xml:space="preserve">Shape</w:t>
       </w:r>
     </w:p>
     <w:p>
       <w:pPr>
         <w:pStyle w:val="Definition"/>
       </w:pPr>
-      <w:hyperlink r:id="rId71">
+      <w:hyperlink r:id="rId79">
         <w:r>
           <w:rPr>
             <w:rStyle w:val="Hyperlink"/>
           </w:rPr>
-          <w:t xml:space="preserve">https://agriculture.ld.admin.ch/eCH-1234/2/TrackShape</w:t>
+          <w:t xml:space="preserve">:TrackShape</w:t>
         </w:r>
       </w:hyperlink>
     </w:p>
@@ -3024,74 +2976,70 @@
       <w:pPr>
         <w:pStyle w:val="Definition"/>
       </w:pPr>
-      <w:r>
-        <w:rPr>
-          <w:rStyle w:val="VerbatimChar"/>
-        </w:rPr>
-        <w:t xml:space="preserve">schema:MusicRecording</w:t>
-      </w:r>
-    </w:p>
-    <w:p>
-      <w:pPr>
-        <w:pStyle w:val="DefinitionTerm"/>
-      </w:pPr>
-      <w:r>
-        <w:t xml:space="preserve">Fermée</w:t>
-      </w:r>
-    </w:p>
-    <w:p>
-      <w:pPr>
-        <w:pStyle w:val="Definition"/>
-      </w:pPr>
-      <w:r>
-        <w:t xml:space="preserve">Non (d’autres propriétés sont admises)</w:t>
-      </w:r>
-    </w:p>
-    <w:p>
-      <w:pPr>
-        <w:pStyle w:val="DefinitionTerm"/>
-      </w:pPr>
-      <w:r>
-        <w:t xml:space="preserve">Chiffres clés</w:t>
-      </w:r>
-    </w:p>
-    <w:p>
-      <w:pPr>
-        <w:pStyle w:val="Definition"/>
-      </w:pPr>
-      <w:r>
-        <w:t xml:space="preserve">3503 instances avec chacune 10 à 15 triplets (11.1 en moyenne)</w:t>
-      </w:r>
-    </w:p>
-    <w:p>
-      <w:pPr>
-        <w:pStyle w:val="DefinitionTerm"/>
-      </w:pPr>
-      <w:r>
-        <w:t xml:space="preserve">Open data</w:t>
-      </w:r>
-    </w:p>
-    <w:p>
-      <w:pPr>
-        <w:pStyle w:val="Definition"/>
-      </w:pPr>
-      <w:r>
-        <w:t xml:space="preserve">Oui (</w:t>
-      </w:r>
-      <w:hyperlink r:id="rId72">
+      <w:hyperlink r:id="rId80">
         <w:r>
           <w:rPr>
             <w:rStyle w:val="Hyperlink"/>
           </w:rPr>
-          <w:t xml:space="preserve">publiées sur LINDAS</w:t>
+          <w:t xml:space="preserve">schema:MusicRecording</w:t>
         </w:r>
       </w:hyperlink>
-      <w:r>
-        <w:t xml:space="preserve">)</w:t>
-      </w:r>
-    </w:p>
-    <w:bookmarkEnd w:id="73"/>
-    <w:bookmarkStart w:id="74" w:name="sec-nodeshape-trackshape-properties"/>
+    </w:p>
+    <w:p>
+      <w:pPr>
+        <w:pStyle w:val="DefinitionTerm"/>
+      </w:pPr>
+      <w:r>
+        <w:t xml:space="preserve">Fermée</w:t>
+      </w:r>
+    </w:p>
+    <w:p>
+      <w:pPr>
+        <w:pStyle w:val="Definition"/>
+      </w:pPr>
+      <w:r>
+        <w:t xml:space="preserve">Non (d’autres propriétés sont admises)</w:t>
+      </w:r>
+    </w:p>
+    <w:p>
+      <w:pPr>
+        <w:pStyle w:val="DefinitionTerm"/>
+      </w:pPr>
+      <w:r>
+        <w:t xml:space="preserve">Chiffres clés</w:t>
+      </w:r>
+    </w:p>
+    <w:p>
+      <w:pPr>
+        <w:pStyle w:val="Definition"/>
+      </w:pPr>
+      <w:r>
+        <w:t xml:space="preserve">3503 instances avec chacune 10 à 15 triplets (11.1 en moyenne)</w:t>
+      </w:r>
+    </w:p>
+    <w:p>
+      <w:pPr>
+        <w:pStyle w:val="DefinitionTerm"/>
+      </w:pPr>
+      <w:r>
+        <w:t xml:space="preserve">Accès aux données</w:t>
+      </w:r>
+    </w:p>
+    <w:p>
+      <w:pPr>
+        <w:pStyle w:val="Definition"/>
+      </w:pPr>
+      <w:hyperlink r:id="rId81">
+        <w:r>
+          <w:rPr>
+            <w:rStyle w:val="Hyperlink"/>
+          </w:rPr>
+          <w:t xml:space="preserve">Service SPARQL</w:t>
+        </w:r>
+      </w:hyperlink>
+    </w:p>
+    <w:bookmarkEnd w:id="82"/>
+    <w:bookmarkStart w:id="88" w:name="sec-nodeshape-trackshape-properties"/>
     <w:p>
       <w:pPr>
         <w:pStyle w:val="berschrift3"/>
@@ -3103,14 +3051,14 @@
     <w:tbl>
       <w:tblPr>
         <w:tblStyle w:val="Table"/>
-        <w:tblW w:type="pct" w:w="4956"/>
+        <w:tblW w:type="pct" w:w="4962"/>
         <w:tblLayout w:type="fixed"/>
         <w:tblLook w:firstRow="1" w:lastRow="0" w:firstColumn="0" w:lastColumn="0" w:noHBand="0" w:noVBand="0" w:val="0020"/>
       </w:tblPr>
       <w:tblGrid>
-        <w:gridCol w:w="2987"/>
-        <w:gridCol w:w="3821"/>
-        <w:gridCol w:w="1042"/>
+        <w:gridCol w:w="3411"/>
+        <w:gridCol w:w="3533"/>
+        <w:gridCol w:w="913"/>
       </w:tblGrid>
       <w:tr>
         <w:trPr>
@@ -3174,20 +3122,22 @@
             <w:r>
               <w:t xml:space="preserve">(</w:t>
             </w:r>
-            <w:r>
-              <w:rPr>
-                <w:rStyle w:val="VerbatimChar"/>
-              </w:rPr>
-              <w:t xml:space="preserve">schema:name</w:t>
-            </w:r>
-            <w:r>
-              <w:t xml:space="preserve">): Chaque piste</w:t>
+            <w:hyperlink r:id="rId74">
+              <w:r>
+                <w:rPr>
+                  <w:rStyle w:val="Hyperlink"/>
+                </w:rPr>
+                <w:t xml:space="preserve">schema:name</w:t>
+              </w:r>
+            </w:hyperlink>
+            <w:r>
+              <w:t xml:space="preserve">):</w:t>
             </w:r>
             <w:r>
               <w:t xml:space="preserve"> </w:t>
             </w:r>
             <w:r>
-              <w:t xml:space="preserve">doit avoir un nom.</w:t>
+              <w:t xml:space="preserve">Chaque piste doit avoir un nom.</w:t>
             </w:r>
           </w:p>
         </w:tc>
@@ -3203,14 +3153,22 @@
               <w:jc w:val="left"/>
             </w:pPr>
             <w:r>
-              <w:t xml:space="preserve">Type: Chaîne de caractères (</w:t>
-            </w:r>
-            <w:r>
-              <w:rPr>
-                <w:rStyle w:val="VerbatimChar"/>
-              </w:rPr>
-              <w:t xml:space="preserve">xsd:string</w:t>
-            </w:r>
+              <w:t xml:space="preserve">Type: Chaîne de caractères</w:t>
+            </w:r>
+            <w:r>
+              <w:t xml:space="preserve"> </w:t>
+            </w:r>
+            <w:r>
+              <w:t xml:space="preserve">(</w:t>
+            </w:r>
+            <w:hyperlink r:id="rId60">
+              <w:r>
+                <w:rPr>
+                  <w:rStyle w:val="Hyperlink"/>
+                </w:rPr>
+                <w:t xml:space="preserve">xsd:string</w:t>
+              </w:r>
+            </w:hyperlink>
             <w:r>
               <w:t xml:space="preserve">)</w:t>
             </w:r>
@@ -3263,12 +3221,14 @@
             <w:r>
               <w:t xml:space="preserve">(</w:t>
             </w:r>
-            <w:r>
-              <w:rPr>
-                <w:rStyle w:val="VerbatimChar"/>
-              </w:rPr>
-              <w:t xml:space="preserve">schema:inAlbum</w:t>
-            </w:r>
+            <w:hyperlink r:id="rId83">
+              <w:r>
+                <w:rPr>
+                  <w:rStyle w:val="Hyperlink"/>
+                </w:rPr>
+                <w:t xml:space="preserve">schema:inAlbum</w:t>
+              </w:r>
+            </w:hyperlink>
             <w:r>
               <w:t xml:space="preserve">): Une</w:t>
             </w:r>
@@ -3276,13 +3236,13 @@
               <w:t xml:space="preserve"> </w:t>
             </w:r>
             <w:r>
-              <w:t xml:space="preserve">piste ne peut appartenir qu’à un</w:t>
+              <w:t xml:space="preserve">piste ne peut appartenir qu’à un schema:MusicAlbum</w:t>
             </w:r>
             <w:r>
               <w:t xml:space="preserve"> </w:t>
             </w:r>
             <w:r>
-              <w:t xml:space="preserve">schema:MusicAlbum valide.</w:t>
+              <w:t xml:space="preserve">valide.</w:t>
             </w:r>
           </w:p>
         </w:tc>
@@ -3359,12 +3319,14 @@
             <w:r>
               <w:t xml:space="preserve">(</w:t>
             </w:r>
-            <w:r>
-              <w:rPr>
-                <w:rStyle w:val="VerbatimChar"/>
-              </w:rPr>
-              <w:t xml:space="preserve">schema:author</w:t>
-            </w:r>
+            <w:hyperlink r:id="rId84">
+              <w:r>
+                <w:rPr>
+                  <w:rStyle w:val="Hyperlink"/>
+                </w:rPr>
+                <w:t xml:space="preserve">schema:author</w:t>
+              </w:r>
+            </w:hyperlink>
             <w:r>
               <w:t xml:space="preserve">): La</w:t>
             </w:r>
@@ -3372,13 +3334,7 @@
               <w:t xml:space="preserve"> </w:t>
             </w:r>
             <w:r>
-              <w:t xml:space="preserve">personne ou le groupe qui a écrit la</w:t>
-            </w:r>
-            <w:r>
-              <w:t xml:space="preserve"> </w:t>
-            </w:r>
-            <w:r>
-              <w:t xml:space="preserve">piste.</w:t>
+              <w:t xml:space="preserve">personne ou le groupe qui a écrit la piste.</w:t>
             </w:r>
           </w:p>
         </w:tc>
@@ -3424,12 +3380,14 @@
             <w:r>
               <w:t xml:space="preserve">(</w:t>
             </w:r>
-            <w:r>
-              <w:rPr>
-                <w:rStyle w:val="VerbatimChar"/>
-              </w:rPr>
-              <w:t xml:space="preserve">schema:genre</w:t>
-            </w:r>
+            <w:hyperlink r:id="rId85">
+              <w:r>
+                <w:rPr>
+                  <w:rStyle w:val="Hyperlink"/>
+                </w:rPr>
+                <w:t xml:space="preserve">schema:genre</w:t>
+              </w:r>
+            </w:hyperlink>
             <w:r>
               <w:t xml:space="preserve">)</w:t>
             </w:r>
@@ -3496,20 +3454,22 @@
             <w:r>
               <w:t xml:space="preserve">(</w:t>
             </w:r>
-            <w:r>
-              <w:rPr>
-                <w:rStyle w:val="VerbatimChar"/>
-              </w:rPr>
-              <w:t xml:space="preserve">schema:duration</w:t>
-            </w:r>
-            <w:r>
-              <w:t xml:space="preserve">): La durée</w:t>
+            <w:hyperlink r:id="rId86">
+              <w:r>
+                <w:rPr>
+                  <w:rStyle w:val="Hyperlink"/>
+                </w:rPr>
+                <w:t xml:space="preserve">schema:duration</w:t>
+              </w:r>
+            </w:hyperlink>
+            <w:r>
+              <w:t xml:space="preserve">): La</w:t>
             </w:r>
             <w:r>
               <w:t xml:space="preserve"> </w:t>
             </w:r>
             <w:r>
-              <w:t xml:space="preserve">doit être exprimée en tant que</w:t>
+              <w:t xml:space="preserve">durée doit être exprimée en tant que</w:t>
             </w:r>
             <w:r>
               <w:t xml:space="preserve"> </w:t>
@@ -3592,12 +3552,14 @@
             <w:r>
               <w:t xml:space="preserve">(</w:t>
             </w:r>
-            <w:r>
-              <w:rPr>
-                <w:rStyle w:val="VerbatimChar"/>
-              </w:rPr>
-              <w:t xml:space="preserve">schema:contentSize</w:t>
-            </w:r>
+            <w:hyperlink r:id="rId87">
+              <w:r>
+                <w:rPr>
+                  <w:rStyle w:val="Hyperlink"/>
+                </w:rPr>
+                <w:t xml:space="preserve">schema:contentSize</w:t>
+              </w:r>
+            </w:hyperlink>
             <w:r>
               <w:t xml:space="preserve">)</w:t>
             </w:r>
@@ -3656,9 +3618,9 @@
         </w:tc>
       </w:tr>
     </w:tbl>
-    <w:bookmarkEnd w:id="74"/>
-    <w:bookmarkEnd w:id="75"/>
-    <w:bookmarkStart w:id="83" w:name="sec-nodeshape-invoiceshape"/>
+    <w:bookmarkEnd w:id="88"/>
+    <w:bookmarkEnd w:id="89"/>
+    <w:bookmarkStart w:id="104" w:name="sec-nodeshape-invoiceshape"/>
     <w:p>
       <w:pPr>
         <w:pStyle w:val="berschrift2"/>
@@ -3675,7 +3637,7 @@
         <w:t xml:space="preserve">Un reçu d’achat dans le jeu de données Chinook. Une facture regroupe les positions d’un achat. Le montant de la facture n’est pas seulement saisi comme valeur, il est aussi vérifié par rapport à la somme des positions; des écarts de plus de cinq centimes sont considérés comme des erreurs. Les factures antérieures à l’an 2000 proviennent d’un ancien système et ne sont pas admises dans ce jeu de données.</w:t>
       </w:r>
     </w:p>
-    <w:bookmarkStart w:id="78" w:name="sec-nodeshape-invoiceshape-overview"/>
+    <w:bookmarkStart w:id="93" w:name="sec-nodeshape-invoiceshape-overview"/>
     <w:p>
       <w:pPr>
         <w:pStyle w:val="berschrift3"/>
@@ -3689,19 +3651,19 @@
         <w:pStyle w:val="DefinitionTerm"/>
       </w:pPr>
       <w:r>
-        <w:t xml:space="preserve">IRI</w:t>
+        <w:t xml:space="preserve">Shape</w:t>
       </w:r>
     </w:p>
     <w:p>
       <w:pPr>
         <w:pStyle w:val="Definition"/>
       </w:pPr>
-      <w:hyperlink r:id="rId76">
+      <w:hyperlink r:id="rId90">
         <w:r>
           <w:rPr>
             <w:rStyle w:val="Hyperlink"/>
           </w:rPr>
-          <w:t xml:space="preserve">https://agriculture.ld.admin.ch/eCH-1234/2/InvoiceShape</w:t>
+          <w:t xml:space="preserve">:InvoiceShape</w:t>
         </w:r>
       </w:hyperlink>
     </w:p>
@@ -3717,74 +3679,70 @@
       <w:pPr>
         <w:pStyle w:val="Definition"/>
       </w:pPr>
-      <w:r>
-        <w:rPr>
-          <w:rStyle w:val="VerbatimChar"/>
-        </w:rPr>
-        <w:t xml:space="preserve">schema:Invoice</w:t>
-      </w:r>
-    </w:p>
-    <w:p>
-      <w:pPr>
-        <w:pStyle w:val="DefinitionTerm"/>
-      </w:pPr>
-      <w:r>
-        <w:t xml:space="preserve">Fermée</w:t>
-      </w:r>
-    </w:p>
-    <w:p>
-      <w:pPr>
-        <w:pStyle w:val="Definition"/>
-      </w:pPr>
-      <w:r>
-        <w:t xml:space="preserve">Non (d’autres propriétés sont admises)</w:t>
-      </w:r>
-    </w:p>
-    <w:p>
-      <w:pPr>
-        <w:pStyle w:val="DefinitionTerm"/>
-      </w:pPr>
-      <w:r>
-        <w:t xml:space="preserve">Chiffres clés</w:t>
-      </w:r>
-    </w:p>
-    <w:p>
-      <w:pPr>
-        <w:pStyle w:val="Definition"/>
-      </w:pPr>
-      <w:r>
-        <w:t xml:space="preserve">412 instances avec chacune 8 à 21 triplets (12.4 en moyenne)</w:t>
-      </w:r>
-    </w:p>
-    <w:p>
-      <w:pPr>
-        <w:pStyle w:val="DefinitionTerm"/>
-      </w:pPr>
-      <w:r>
-        <w:t xml:space="preserve">Open data</w:t>
-      </w:r>
-    </w:p>
-    <w:p>
-      <w:pPr>
-        <w:pStyle w:val="Definition"/>
-      </w:pPr>
-      <w:r>
-        <w:t xml:space="preserve">Oui (</w:t>
-      </w:r>
-      <w:hyperlink r:id="rId77">
+      <w:hyperlink r:id="rId91">
         <w:r>
           <w:rPr>
             <w:rStyle w:val="Hyperlink"/>
           </w:rPr>
-          <w:t xml:space="preserve">publiées sur LINDAS</w:t>
+          <w:t xml:space="preserve">schema:Invoice</w:t>
         </w:r>
       </w:hyperlink>
-      <w:r>
-        <w:t xml:space="preserve">)</w:t>
-      </w:r>
-    </w:p>
-    <w:bookmarkEnd w:id="78"/>
-    <w:bookmarkStart w:id="79" w:name="sec-nodeshape-invoiceshape-properties"/>
+    </w:p>
+    <w:p>
+      <w:pPr>
+        <w:pStyle w:val="DefinitionTerm"/>
+      </w:pPr>
+      <w:r>
+        <w:t xml:space="preserve">Fermée</w:t>
+      </w:r>
+    </w:p>
+    <w:p>
+      <w:pPr>
+        <w:pStyle w:val="Definition"/>
+      </w:pPr>
+      <w:r>
+        <w:t xml:space="preserve">Non (d’autres propriétés sont admises)</w:t>
+      </w:r>
+    </w:p>
+    <w:p>
+      <w:pPr>
+        <w:pStyle w:val="DefinitionTerm"/>
+      </w:pPr>
+      <w:r>
+        <w:t xml:space="preserve">Chiffres clés</w:t>
+      </w:r>
+    </w:p>
+    <w:p>
+      <w:pPr>
+        <w:pStyle w:val="Definition"/>
+      </w:pPr>
+      <w:r>
+        <w:t xml:space="preserve">412 instances avec chacune 8 à 21 triplets (12.4 en moyenne)</w:t>
+      </w:r>
+    </w:p>
+    <w:p>
+      <w:pPr>
+        <w:pStyle w:val="DefinitionTerm"/>
+      </w:pPr>
+      <w:r>
+        <w:t xml:space="preserve">Accès aux données</w:t>
+      </w:r>
+    </w:p>
+    <w:p>
+      <w:pPr>
+        <w:pStyle w:val="Definition"/>
+      </w:pPr>
+      <w:hyperlink r:id="rId92">
+        <w:r>
+          <w:rPr>
+            <w:rStyle w:val="Hyperlink"/>
+          </w:rPr>
+          <w:t xml:space="preserve">Service SPARQL</w:t>
+        </w:r>
+      </w:hyperlink>
+    </w:p>
+    <w:bookmarkEnd w:id="93"/>
+    <w:bookmarkStart w:id="100" w:name="sec-nodeshape-invoiceshape-properties"/>
     <w:p>
       <w:pPr>
         <w:pStyle w:val="berschrift3"/>
@@ -3796,14 +3754,14 @@
     <w:tbl>
       <w:tblPr>
         <w:tblStyle w:val="Table"/>
-        <w:tblW w:type="pct" w:w="4956"/>
+        <w:tblW w:type="pct" w:w="4963"/>
         <w:tblLayout w:type="fixed"/>
         <w:tblLook w:firstRow="1" w:lastRow="0" w:firstColumn="0" w:lastColumn="0" w:noHBand="0" w:noVBand="0" w:val="0020"/>
       </w:tblPr>
       <w:tblGrid>
-        <w:gridCol w:w="2987"/>
-        <w:gridCol w:w="3821"/>
-        <w:gridCol w:w="1042"/>
+        <w:gridCol w:w="3785"/>
+        <w:gridCol w:w="3202"/>
+        <w:gridCol w:w="873"/>
       </w:tblGrid>
       <w:tr>
         <w:trPr>
@@ -3867,26 +3825,22 @@
             <w:r>
               <w:t xml:space="preserve">(</w:t>
             </w:r>
-            <w:r>
-              <w:rPr>
-                <w:rStyle w:val="VerbatimChar"/>
-              </w:rPr>
-              <w:t xml:space="preserve">schema:customer</w:t>
-            </w:r>
-            <w:r>
-              <w:t xml:space="preserve">): Une</w:t>
+            <w:hyperlink r:id="rId94">
+              <w:r>
+                <w:rPr>
+                  <w:rStyle w:val="Hyperlink"/>
+                </w:rPr>
+                <w:t xml:space="preserve">schema:customer</w:t>
+              </w:r>
+            </w:hyperlink>
+            <w:r>
+              <w:t xml:space="preserve">):</w:t>
             </w:r>
             <w:r>
               <w:t xml:space="preserve"> </w:t>
             </w:r>
             <w:r>
-              <w:t xml:space="preserve">facture doit être liée à exactement un</w:t>
-            </w:r>
-            <w:r>
-              <w:t xml:space="preserve"> </w:t>
-            </w:r>
-            <w:r>
-              <w:t xml:space="preserve">client.</w:t>
+              <w:t xml:space="preserve">Une facture doit être liée à exactement un client.</w:t>
             </w:r>
           </w:p>
         </w:tc>
@@ -3951,26 +3905,28 @@
             <w:r>
               <w:t xml:space="preserve">(</w:t>
             </w:r>
-            <w:r>
-              <w:rPr>
-                <w:rStyle w:val="VerbatimChar"/>
-              </w:rPr>
-              <w:t xml:space="preserve">schema:totalPaymentDue</w:t>
-            </w:r>
-            <w:r>
-              <w:t xml:space="preserve">): Une facture</w:t>
+            <w:hyperlink r:id="rId95">
+              <w:r>
+                <w:rPr>
+                  <w:rStyle w:val="Hyperlink"/>
+                </w:rPr>
+                <w:t xml:space="preserve">schema:totalPaymentDue</w:t>
+              </w:r>
+            </w:hyperlink>
+            <w:r>
+              <w:t xml:space="preserve">):</w:t>
             </w:r>
             <w:r>
               <w:t xml:space="preserve"> </w:t>
             </w:r>
             <w:r>
-              <w:t xml:space="preserve">doit définir un paiement total dû en</w:t>
+              <w:t xml:space="preserve">Une facture doit définir un paiement total dû en tant que</w:t>
             </w:r>
             <w:r>
               <w:t xml:space="preserve"> </w:t>
             </w:r>
             <w:r>
-              <w:t xml:space="preserve">tant que schema:QuantitativeValue.</w:t>
+              <w:t xml:space="preserve">schema:QuantitativeValue.</w:t>
             </w:r>
           </w:p>
         </w:tc>
@@ -4047,26 +4003,22 @@
             <w:r>
               <w:t xml:space="preserve">(</w:t>
             </w:r>
-            <w:r>
-              <w:rPr>
-                <w:rStyle w:val="VerbatimChar"/>
-              </w:rPr>
-              <w:t xml:space="preserve">schema:hasPart</w:t>
-            </w:r>
-            <w:r>
-              <w:t xml:space="preserve">): Une</w:t>
+            <w:hyperlink r:id="rId96">
+              <w:r>
+                <w:rPr>
+                  <w:rStyle w:val="Hyperlink"/>
+                </w:rPr>
+                <w:t xml:space="preserve">schema:hasPart</w:t>
+              </w:r>
+            </w:hyperlink>
+            <w:r>
+              <w:t xml:space="preserve">):</w:t>
             </w:r>
             <w:r>
               <w:t xml:space="preserve"> </w:t>
             </w:r>
             <w:r>
-              <w:t xml:space="preserve">facture doit avoir au moins un article</w:t>
-            </w:r>
-            <w:r>
-              <w:t xml:space="preserve"> </w:t>
-            </w:r>
-            <w:r>
-              <w:t xml:space="preserve">(OrderItem).</w:t>
+              <w:t xml:space="preserve">Une facture doit avoir au moins un article (OrderItem).</w:t>
             </w:r>
           </w:p>
         </w:tc>
@@ -4087,12 +4039,14 @@
             <w:r>
               <w:t xml:space="preserve"> </w:t>
             </w:r>
-            <w:r>
-              <w:rPr>
-                <w:rStyle w:val="VerbatimChar"/>
-              </w:rPr>
-              <w:t xml:space="preserve">schema:OrderItem</w:t>
-            </w:r>
+            <w:hyperlink r:id="rId97">
+              <w:r>
+                <w:rPr>
+                  <w:rStyle w:val="Hyperlink"/>
+                </w:rPr>
+                <w:t xml:space="preserve">schema:OrderItem</w:t>
+              </w:r>
+            </w:hyperlink>
           </w:p>
         </w:tc>
         <w:tc>
@@ -4129,12 +4083,14 @@
             <w:r>
               <w:t xml:space="preserve">(</w:t>
             </w:r>
-            <w:r>
-              <w:rPr>
-                <w:rStyle w:val="VerbatimChar"/>
-              </w:rPr>
-              <w:t xml:space="preserve">schema:dateCreated</w:t>
-            </w:r>
+            <w:hyperlink r:id="rId98">
+              <w:r>
+                <w:rPr>
+                  <w:rStyle w:val="Hyperlink"/>
+                </w:rPr>
+                <w:t xml:space="preserve">schema:dateCreated</w:t>
+              </w:r>
+            </w:hyperlink>
             <w:r>
               <w:t xml:space="preserve">)</w:t>
             </w:r>
@@ -4152,14 +4108,22 @@
               <w:jc w:val="left"/>
             </w:pPr>
             <w:r>
-              <w:t xml:space="preserve">Type: Date (</w:t>
-            </w:r>
-            <w:r>
-              <w:rPr>
-                <w:rStyle w:val="VerbatimChar"/>
-              </w:rPr>
-              <w:t xml:space="preserve">xsd:date</w:t>
-            </w:r>
+              <w:t xml:space="preserve">Type: Date</w:t>
+            </w:r>
+            <w:r>
+              <w:t xml:space="preserve"> </w:t>
+            </w:r>
+            <w:r>
+              <w:t xml:space="preserve">(</w:t>
+            </w:r>
+            <w:hyperlink r:id="rId99">
+              <w:r>
+                <w:rPr>
+                  <w:rStyle w:val="Hyperlink"/>
+                </w:rPr>
+                <w:t xml:space="preserve">xsd:date</w:t>
+              </w:r>
+            </w:hyperlink>
             <w:r>
               <w:t xml:space="preserve">)</w:t>
             </w:r>
@@ -4205,8 +4169,8 @@
         </w:tc>
       </w:tr>
     </w:tbl>
-    <w:bookmarkEnd w:id="79"/>
-    <w:bookmarkStart w:id="82" w:name="sec-nodeshape-invoiceshape-rules"/>
+    <w:bookmarkEnd w:id="100"/>
+    <w:bookmarkStart w:id="103" w:name="sec-nodeshape-invoiceshape-rules"/>
     <w:p>
       <w:pPr>
         <w:pStyle w:val="berschrift3"/>
@@ -4215,7 +4179,7 @@
         <w:t xml:space="preserve">3.4.3 Règles (SPARQL)</w:t>
       </w:r>
     </w:p>
-    <w:bookmarkStart w:id="80" w:name="sec-nodeshape-invoiceshape-rule-1"/>
+    <w:bookmarkStart w:id="101" w:name="sec-nodeshape-invoiceshape-rule-1"/>
     <w:p>
       <w:pPr>
         <w:pStyle w:val="berschrift4"/>
@@ -4279,8 +4243,8 @@
         <w:t xml:space="preserve">}</w:t>
       </w:r>
     </w:p>
-    <w:bookmarkEnd w:id="80"/>
-    <w:bookmarkStart w:id="81" w:name="sec-nodeshape-invoiceshape-rule-2"/>
+    <w:bookmarkEnd w:id="101"/>
+    <w:bookmarkStart w:id="102" w:name="sec-nodeshape-invoiceshape-rule-2"/>
     <w:p>
       <w:pPr>
         <w:pStyle w:val="berschrift4"/>
@@ -4425,10 +4389,10 @@
         <w:t xml:space="preserve">}</w:t>
       </w:r>
     </w:p>
-    <w:bookmarkEnd w:id="81"/>
-    <w:bookmarkEnd w:id="82"/>
-    <w:bookmarkEnd w:id="83"/>
-    <w:bookmarkStart w:id="90" w:name="sec-nodeshape-genreshape"/>
+    <w:bookmarkEnd w:id="102"/>
+    <w:bookmarkEnd w:id="103"/>
+    <w:bookmarkEnd w:id="104"/>
+    <w:bookmarkStart w:id="115" w:name="sec-nodeshape-genreshape"/>
     <w:p>
       <w:pPr>
         <w:pStyle w:val="berschrift2"/>
@@ -4445,7 +4409,7 @@
         <w:t xml:space="preserve">Une catégorie musicale dans le jeu de données Chinook.</w:t>
       </w:r>
     </w:p>
-    <w:bookmarkStart w:id="86" w:name="sec-nodeshape-genreshape-overview"/>
+    <w:bookmarkStart w:id="108" w:name="sec-nodeshape-genreshape-overview"/>
     <w:p>
       <w:pPr>
         <w:pStyle w:val="berschrift3"/>
@@ -4459,19 +4423,19 @@
         <w:pStyle w:val="DefinitionTerm"/>
       </w:pPr>
       <w:r>
-        <w:t xml:space="preserve">IRI</w:t>
+        <w:t xml:space="preserve">Shape</w:t>
       </w:r>
     </w:p>
     <w:p>
       <w:pPr>
         <w:pStyle w:val="Definition"/>
       </w:pPr>
-      <w:hyperlink r:id="rId84">
+      <w:hyperlink r:id="rId105">
         <w:r>
           <w:rPr>
             <w:rStyle w:val="Hyperlink"/>
           </w:rPr>
-          <w:t xml:space="preserve">https://agriculture.ld.admin.ch/eCH-1234/2/GenreShape</w:t>
+          <w:t xml:space="preserve">:GenreShape</w:t>
         </w:r>
       </w:hyperlink>
     </w:p>
@@ -4487,74 +4451,70 @@
       <w:pPr>
         <w:pStyle w:val="Definition"/>
       </w:pPr>
-      <w:r>
-        <w:rPr>
-          <w:rStyle w:val="VerbatimChar"/>
-        </w:rPr>
-        <w:t xml:space="preserve">:Genre</w:t>
-      </w:r>
-    </w:p>
-    <w:p>
-      <w:pPr>
-        <w:pStyle w:val="DefinitionTerm"/>
-      </w:pPr>
-      <w:r>
-        <w:t xml:space="preserve">Fermée</w:t>
-      </w:r>
-    </w:p>
-    <w:p>
-      <w:pPr>
-        <w:pStyle w:val="Definition"/>
-      </w:pPr>
-      <w:r>
-        <w:t xml:space="preserve">Oui (seules les propriétés énumérées sont admises)</w:t>
-      </w:r>
-    </w:p>
-    <w:p>
-      <w:pPr>
-        <w:pStyle w:val="DefinitionTerm"/>
-      </w:pPr>
-      <w:r>
-        <w:t xml:space="preserve">Chiffres clés</w:t>
-      </w:r>
-    </w:p>
-    <w:p>
-      <w:pPr>
-        <w:pStyle w:val="Definition"/>
-      </w:pPr>
-      <w:r>
-        <w:t xml:space="preserve">25 instances avec chacune 5 à 7 triplets (5.4 en moyenne)</w:t>
-      </w:r>
-    </w:p>
-    <w:p>
-      <w:pPr>
-        <w:pStyle w:val="DefinitionTerm"/>
-      </w:pPr>
-      <w:r>
-        <w:t xml:space="preserve">Open data</w:t>
-      </w:r>
-    </w:p>
-    <w:p>
-      <w:pPr>
-        <w:pStyle w:val="Definition"/>
-      </w:pPr>
-      <w:r>
-        <w:t xml:space="preserve">Oui (</w:t>
-      </w:r>
-      <w:hyperlink r:id="rId85">
+      <w:hyperlink r:id="rId106">
         <w:r>
           <w:rPr>
             <w:rStyle w:val="Hyperlink"/>
           </w:rPr>
-          <w:t xml:space="preserve">publiées sur LINDAS</w:t>
+          <w:t xml:space="preserve">:Genre</w:t>
         </w:r>
       </w:hyperlink>
-      <w:r>
-        <w:t xml:space="preserve">)</w:t>
-      </w:r>
-    </w:p>
-    <w:bookmarkEnd w:id="86"/>
-    <w:bookmarkStart w:id="87" w:name="sec-nodeshape-genreshape-properties"/>
+    </w:p>
+    <w:p>
+      <w:pPr>
+        <w:pStyle w:val="DefinitionTerm"/>
+      </w:pPr>
+      <w:r>
+        <w:t xml:space="preserve">Fermée</w:t>
+      </w:r>
+    </w:p>
+    <w:p>
+      <w:pPr>
+        <w:pStyle w:val="Definition"/>
+      </w:pPr>
+      <w:r>
+        <w:t xml:space="preserve">Oui (seules les propriétés énumérées sont admises)</w:t>
+      </w:r>
+    </w:p>
+    <w:p>
+      <w:pPr>
+        <w:pStyle w:val="DefinitionTerm"/>
+      </w:pPr>
+      <w:r>
+        <w:t xml:space="preserve">Chiffres clés</w:t>
+      </w:r>
+    </w:p>
+    <w:p>
+      <w:pPr>
+        <w:pStyle w:val="Definition"/>
+      </w:pPr>
+      <w:r>
+        <w:t xml:space="preserve">25 instances avec chacune 5 à 7 triplets (5.4 en moyenne)</w:t>
+      </w:r>
+    </w:p>
+    <w:p>
+      <w:pPr>
+        <w:pStyle w:val="DefinitionTerm"/>
+      </w:pPr>
+      <w:r>
+        <w:t xml:space="preserve">Accès aux données</w:t>
+      </w:r>
+    </w:p>
+    <w:p>
+      <w:pPr>
+        <w:pStyle w:val="Definition"/>
+      </w:pPr>
+      <w:hyperlink r:id="rId107">
+        <w:r>
+          <w:rPr>
+            <w:rStyle w:val="Hyperlink"/>
+          </w:rPr>
+          <w:t xml:space="preserve">Service SPARQL</w:t>
+        </w:r>
+      </w:hyperlink>
+    </w:p>
+    <w:bookmarkEnd w:id="108"/>
+    <w:bookmarkStart w:id="112" w:name="sec-nodeshape-genreshape-properties"/>
     <w:p>
       <w:pPr>
         <w:pStyle w:val="berschrift3"/>
@@ -4566,14 +4526,14 @@
     <w:tbl>
       <w:tblPr>
         <w:tblStyle w:val="Table"/>
-        <w:tblW w:type="pct" w:w="4952"/>
+        <w:tblW w:type="pct" w:w="4967"/>
         <w:tblLayout w:type="fixed"/>
         <w:tblLook w:firstRow="1" w:lastRow="0" w:firstColumn="0" w:lastColumn="0" w:noHBand="0" w:noVBand="0" w:val="0020"/>
       </w:tblPr>
       <w:tblGrid>
-        <w:gridCol w:w="3274"/>
-        <w:gridCol w:w="3426"/>
-        <w:gridCol w:w="1142"/>
+        <w:gridCol w:w="3157"/>
+        <w:gridCol w:w="3934"/>
+        <w:gridCol w:w="776"/>
       </w:tblGrid>
       <w:tr>
         <w:trPr>
@@ -4637,12 +4597,14 @@
             <w:r>
               <w:t xml:space="preserve">(</w:t>
             </w:r>
-            <w:r>
-              <w:rPr>
-                <w:rStyle w:val="VerbatimChar"/>
-              </w:rPr>
-              <w:t xml:space="preserve">schema:name</w:t>
-            </w:r>
+            <w:hyperlink r:id="rId74">
+              <w:r>
+                <w:rPr>
+                  <w:rStyle w:val="Hyperlink"/>
+                </w:rPr>
+                <w:t xml:space="preserve">schema:name</w:t>
+              </w:r>
+            </w:hyperlink>
             <w:r>
               <w:t xml:space="preserve">)</w:t>
             </w:r>
@@ -4668,12 +4630,14 @@
             <w:r>
               <w:t xml:space="preserve">(</w:t>
             </w:r>
-            <w:r>
-              <w:rPr>
-                <w:rStyle w:val="VerbatimChar"/>
-              </w:rPr>
-              <w:t xml:space="preserve">xsd:string</w:t>
-            </w:r>
+            <w:hyperlink r:id="rId60">
+              <w:r>
+                <w:rPr>
+                  <w:rStyle w:val="Hyperlink"/>
+                </w:rPr>
+                <w:t xml:space="preserve">xsd:string</w:t>
+              </w:r>
+            </w:hyperlink>
             <w:r>
               <w:t xml:space="preserve">)</w:t>
             </w:r>
@@ -4748,12 +4712,14 @@
             <w:r>
               <w:t xml:space="preserve">(</w:t>
             </w:r>
-            <w:r>
-              <w:rPr>
-                <w:rStyle w:val="VerbatimChar"/>
-              </w:rPr>
-              <w:t xml:space="preserve">schema:partOf</w:t>
-            </w:r>
+            <w:hyperlink r:id="rId109">
+              <w:r>
+                <w:rPr>
+                  <w:rStyle w:val="Hyperlink"/>
+                </w:rPr>
+                <w:t xml:space="preserve">schema:partOf</w:t>
+              </w:r>
+            </w:hyperlink>
             <w:r>
               <w:t xml:space="preserve">)</w:t>
             </w:r>
@@ -4820,26 +4786,28 @@
             <w:r>
               <w:t xml:space="preserve">(</w:t>
             </w:r>
-            <w:r>
-              <w:rPr>
-                <w:rStyle w:val="VerbatimChar"/>
-              </w:rPr>
-              <w:t xml:space="preserve">schema:alternateName</w:t>
-            </w:r>
-            <w:r>
-              <w:t xml:space="preserve">): Dénomination</w:t>
+            <w:hyperlink r:id="rId110">
+              <w:r>
+                <w:rPr>
+                  <w:rStyle w:val="Hyperlink"/>
+                </w:rPr>
+                <w:t xml:space="preserve">schema:alternateName</w:t>
+              </w:r>
+            </w:hyperlink>
+            <w:r>
+              <w:t xml:space="preserve">):</w:t>
             </w:r>
             <w:r>
               <w:t xml:space="preserve"> </w:t>
             </w:r>
             <w:r>
-              <w:t xml:space="preserve">traduite ou familière du genre, au plus</w:t>
+              <w:t xml:space="preserve">Dénomination traduite ou familière du genre, au plus une</w:t>
             </w:r>
             <w:r>
               <w:t xml:space="preserve"> </w:t>
             </w:r>
             <w:r>
-              <w:t xml:space="preserve">une par langue.</w:t>
+              <w:t xml:space="preserve">par langue.</w:t>
             </w:r>
           </w:p>
         </w:tc>
@@ -4863,12 +4831,14 @@
             <w:r>
               <w:t xml:space="preserve">(</w:t>
             </w:r>
-            <w:r>
-              <w:rPr>
-                <w:rStyle w:val="VerbatimChar"/>
-              </w:rPr>
-              <w:t xml:space="preserve">rdf:langString</w:t>
-            </w:r>
+            <w:hyperlink r:id="rId111">
+              <w:r>
+                <w:rPr>
+                  <w:rStyle w:val="Hyperlink"/>
+                </w:rPr>
+                <w:t xml:space="preserve">rdf:langString</w:t>
+              </w:r>
+            </w:hyperlink>
             <w:r>
               <w:t xml:space="preserve">)</w:t>
             </w:r>
@@ -4947,13 +4917,7 @@
               <w:t xml:space="preserve"> </w:t>
             </w:r>
             <w:r>
-              <w:t xml:space="preserve">(une par</w:t>
-            </w:r>
-            <w:r>
-              <w:t xml:space="preserve"> </w:t>
-            </w:r>
-            <w:r>
-              <w:t xml:space="preserve">langue)</w:t>
+              <w:t xml:space="preserve">(une par langue)</w:t>
             </w:r>
           </w:p>
         </w:tc>
@@ -4971,8 +4935,8 @@
         </w:tc>
       </w:tr>
     </w:tbl>
-    <w:bookmarkEnd w:id="87"/>
-    <w:bookmarkStart w:id="89" w:name="sec-nodeshape-genreshape-rules"/>
+    <w:bookmarkEnd w:id="112"/>
+    <w:bookmarkStart w:id="114" w:name="sec-nodeshape-genreshape-rules"/>
     <w:p>
       <w:pPr>
         <w:pStyle w:val="berschrift3"/>
@@ -4981,7 +4945,7 @@
         <w:t xml:space="preserve">3.5.3 Règles (SPARQL)</w:t>
       </w:r>
     </w:p>
-    <w:bookmarkStart w:id="88" w:name="sec-nodeshape-genreshape-rule-1"/>
+    <w:bookmarkStart w:id="113" w:name="sec-nodeshape-genreshape-rule-1"/>
     <w:p>
       <w:pPr>
         <w:pStyle w:val="berschrift4"/>
@@ -5036,10 +5000,10 @@
         <w:t xml:space="preserve">}</w:t>
       </w:r>
     </w:p>
-    <w:bookmarkEnd w:id="88"/>
-    <w:bookmarkEnd w:id="89"/>
-    <w:bookmarkEnd w:id="90"/>
-    <w:bookmarkStart w:id="94" w:name="sec-nodeshape-organisationshape"/>
+    <w:bookmarkEnd w:id="113"/>
+    <w:bookmarkEnd w:id="114"/>
+    <w:bookmarkEnd w:id="115"/>
+    <w:bookmarkStart w:id="120" w:name="sec-nodeshape-organisationshape"/>
     <w:p>
       <w:pPr>
         <w:pStyle w:val="berschrift2"/>
@@ -5056,7 +5020,7 @@
         <w:t xml:space="preserve">Une entreprise ou organisation dans le jeu de données Chinook.</w:t>
       </w:r>
     </w:p>
-    <w:bookmarkStart w:id="92" w:name="sec-nodeshape-organisationshape-overview"/>
+    <w:bookmarkStart w:id="118" w:name="sec-nodeshape-organisationshape-overview"/>
     <w:p>
       <w:pPr>
         <w:pStyle w:val="berschrift3"/>
@@ -5070,19 +5034,19 @@
         <w:pStyle w:val="DefinitionTerm"/>
       </w:pPr>
       <w:r>
-        <w:t xml:space="preserve">IRI</w:t>
+        <w:t xml:space="preserve">Shape</w:t>
       </w:r>
     </w:p>
     <w:p>
       <w:pPr>
         <w:pStyle w:val="Definition"/>
       </w:pPr>
-      <w:hyperlink r:id="rId91">
+      <w:hyperlink r:id="rId116">
         <w:r>
           <w:rPr>
             <w:rStyle w:val="Hyperlink"/>
           </w:rPr>
-          <w:t xml:space="preserve">https://agriculture.ld.admin.ch/eCH-1234/2/OrganisationShape</w:t>
+          <w:t xml:space="preserve">:OrganisationShape</w:t>
         </w:r>
       </w:hyperlink>
     </w:p>
@@ -5098,12 +5062,14 @@
       <w:pPr>
         <w:pStyle w:val="Definition"/>
       </w:pPr>
-      <w:r>
-        <w:rPr>
-          <w:rStyle w:val="VerbatimChar"/>
-        </w:rPr>
-        <w:t xml:space="preserve">schema:Organisation</w:t>
-      </w:r>
+      <w:hyperlink r:id="rId117">
+        <w:r>
+          <w:rPr>
+            <w:rStyle w:val="Hyperlink"/>
+          </w:rPr>
+          <w:t xml:space="preserve">schema:Organisation</w:t>
+        </w:r>
+      </w:hyperlink>
     </w:p>
     <w:p>
       <w:pPr>
@@ -5126,7 +5092,7 @@
         <w:pStyle w:val="DefinitionTerm"/>
       </w:pPr>
       <w:r>
-        <w:t xml:space="preserve">Open data</w:t>
+        <w:t xml:space="preserve">Accès aux données</w:t>
       </w:r>
     </w:p>
     <w:p>
@@ -5134,11 +5100,11 @@
         <w:pStyle w:val="Definition"/>
       </w:pPr>
       <w:r>
-        <w:t xml:space="preserve">Non (données transactionnelles, ne faisant pas partie du graphe publié)</w:t>
-      </w:r>
-    </w:p>
-    <w:bookmarkEnd w:id="92"/>
-    <w:bookmarkStart w:id="93" w:name="X694231572673875c8b98e55f859590bf822fedc"/>
+        <w:t xml:space="preserve">Aucun (données transactionnelles, ne faisant pas partie du graphe publié)</w:t>
+      </w:r>
+    </w:p>
+    <w:bookmarkEnd w:id="118"/>
+    <w:bookmarkStart w:id="119" w:name="X694231572673875c8b98e55f859590bf822fedc"/>
     <w:p>
       <w:pPr>
         <w:pStyle w:val="berschrift3"/>
@@ -5150,14 +5116,14 @@
     <w:tbl>
       <w:tblPr>
         <w:tblStyle w:val="Table"/>
-        <w:tblW w:type="pct" w:w="4952"/>
+        <w:tblW w:type="pct" w:w="4957"/>
         <w:tblLayout w:type="fixed"/>
         <w:tblLook w:firstRow="1" w:lastRow="0" w:firstColumn="0" w:lastColumn="0" w:noHBand="0" w:noVBand="0" w:val="0020"/>
       </w:tblPr>
       <w:tblGrid>
-        <w:gridCol w:w="3274"/>
-        <w:gridCol w:w="3426"/>
-        <w:gridCol w:w="1142"/>
+        <w:gridCol w:w="2910"/>
+        <w:gridCol w:w="3926"/>
+        <w:gridCol w:w="1015"/>
       </w:tblGrid>
       <w:tr>
         <w:trPr>
@@ -5221,20 +5187,22 @@
             <w:r>
               <w:t xml:space="preserve">(</w:t>
             </w:r>
-            <w:r>
-              <w:rPr>
-                <w:rStyle w:val="VerbatimChar"/>
-              </w:rPr>
-              <w:t xml:space="preserve">schema:name</w:t>
-            </w:r>
-            <w:r>
-              <w:t xml:space="preserve">): Chaque</w:t>
+            <w:hyperlink r:id="rId74">
+              <w:r>
+                <w:rPr>
+                  <w:rStyle w:val="Hyperlink"/>
+                </w:rPr>
+                <w:t xml:space="preserve">schema:name</w:t>
+              </w:r>
+            </w:hyperlink>
+            <w:r>
+              <w:t xml:space="preserve">):</w:t>
             </w:r>
             <w:r>
               <w:t xml:space="preserve"> </w:t>
             </w:r>
             <w:r>
-              <w:t xml:space="preserve">organisation doit avoir un nom.</w:t>
+              <w:t xml:space="preserve">Chaque organisation doit avoir un nom.</w:t>
             </w:r>
           </w:p>
         </w:tc>
@@ -5258,12 +5226,14 @@
             <w:r>
               <w:t xml:space="preserve">(</w:t>
             </w:r>
-            <w:r>
-              <w:rPr>
-                <w:rStyle w:val="VerbatimChar"/>
-              </w:rPr>
-              <w:t xml:space="preserve">xsd:string</w:t>
-            </w:r>
+            <w:hyperlink r:id="rId60">
+              <w:r>
+                <w:rPr>
+                  <w:rStyle w:val="Hyperlink"/>
+                </w:rPr>
+                <w:t xml:space="preserve">xsd:string</w:t>
+              </w:r>
+            </w:hyperlink>
             <w:r>
               <w:t xml:space="preserve">)</w:t>
             </w:r>
@@ -5296,9 +5266,9 @@
         </w:tc>
       </w:tr>
     </w:tbl>
-    <w:bookmarkEnd w:id="93"/>
-    <w:bookmarkEnd w:id="94"/>
-    <w:bookmarkStart w:id="101" w:name="sec-nodeshape-personshape"/>
+    <w:bookmarkEnd w:id="119"/>
+    <w:bookmarkEnd w:id="120"/>
+    <w:bookmarkStart w:id="137" w:name="sec-nodeshape-personshape"/>
     <w:p>
       <w:pPr>
         <w:pStyle w:val="berschrift2"/>
@@ -5361,7 +5331,7 @@
         <w:t xml:space="preserve">Les noms sont saisis tels que la personne les utilise; les titres académiques ne font pas partie du prénom. Les adresses e-mail et les dates de naissance sont facultatives et les infractions aux règles ne sont signalées que comme avertissements.</w:t>
       </w:r>
     </w:p>
-    <w:bookmarkStart w:id="97" w:name="sec-nodeshape-personshape-overview"/>
+    <w:bookmarkStart w:id="124" w:name="sec-nodeshape-personshape-overview"/>
     <w:p>
       <w:pPr>
         <w:pStyle w:val="berschrift3"/>
@@ -5375,19 +5345,19 @@
         <w:pStyle w:val="DefinitionTerm"/>
       </w:pPr>
       <w:r>
-        <w:t xml:space="preserve">IRI</w:t>
+        <w:t xml:space="preserve">Shape</w:t>
       </w:r>
     </w:p>
     <w:p>
       <w:pPr>
         <w:pStyle w:val="Definition"/>
       </w:pPr>
-      <w:hyperlink r:id="rId95">
+      <w:hyperlink r:id="rId121">
         <w:r>
           <w:rPr>
             <w:rStyle w:val="Hyperlink"/>
           </w:rPr>
-          <w:t xml:space="preserve">https://agriculture.ld.admin.ch/eCH-1234/2/PersonShape</w:t>
+          <w:t xml:space="preserve">:PersonShape</w:t>
         </w:r>
       </w:hyperlink>
     </w:p>
@@ -5403,74 +5373,70 @@
       <w:pPr>
         <w:pStyle w:val="Definition"/>
       </w:pPr>
-      <w:r>
-        <w:rPr>
-          <w:rStyle w:val="VerbatimChar"/>
-        </w:rPr>
-        <w:t xml:space="preserve">schema:Person</w:t>
-      </w:r>
-    </w:p>
-    <w:p>
-      <w:pPr>
-        <w:pStyle w:val="DefinitionTerm"/>
-      </w:pPr>
-      <w:r>
-        <w:t xml:space="preserve">Fermée</w:t>
-      </w:r>
-    </w:p>
-    <w:p>
-      <w:pPr>
-        <w:pStyle w:val="Definition"/>
-      </w:pPr>
-      <w:r>
-        <w:t xml:space="preserve">Oui (seules les propriétés énumérées sont admises)</w:t>
-      </w:r>
-    </w:p>
-    <w:p>
-      <w:pPr>
-        <w:pStyle w:val="DefinitionTerm"/>
-      </w:pPr>
-      <w:r>
-        <w:t xml:space="preserve">Chiffres clés</w:t>
-      </w:r>
-    </w:p>
-    <w:p>
-      <w:pPr>
-        <w:pStyle w:val="Definition"/>
-      </w:pPr>
-      <w:r>
-        <w:t xml:space="preserve">383 instances avec chacune 5 à 10 triplets (5.6 en moyenne)</w:t>
-      </w:r>
-    </w:p>
-    <w:p>
-      <w:pPr>
-        <w:pStyle w:val="DefinitionTerm"/>
-      </w:pPr>
-      <w:r>
-        <w:t xml:space="preserve">Open data</w:t>
-      </w:r>
-    </w:p>
-    <w:p>
-      <w:pPr>
-        <w:pStyle w:val="Definition"/>
-      </w:pPr>
-      <w:r>
-        <w:t xml:space="preserve">Oui (</w:t>
-      </w:r>
-      <w:hyperlink r:id="rId96">
+      <w:hyperlink r:id="rId122">
         <w:r>
           <w:rPr>
             <w:rStyle w:val="Hyperlink"/>
           </w:rPr>
-          <w:t xml:space="preserve">publiées sur LINDAS</w:t>
+          <w:t xml:space="preserve">schema:Person</w:t>
         </w:r>
       </w:hyperlink>
-      <w:r>
-        <w:t xml:space="preserve">)</w:t>
-      </w:r>
-    </w:p>
-    <w:bookmarkEnd w:id="97"/>
-    <w:bookmarkStart w:id="98" w:name="sec-nodeshape-personshape-properties"/>
+    </w:p>
+    <w:p>
+      <w:pPr>
+        <w:pStyle w:val="DefinitionTerm"/>
+      </w:pPr>
+      <w:r>
+        <w:t xml:space="preserve">Fermée</w:t>
+      </w:r>
+    </w:p>
+    <w:p>
+      <w:pPr>
+        <w:pStyle w:val="Definition"/>
+      </w:pPr>
+      <w:r>
+        <w:t xml:space="preserve">Oui (seules les propriétés énumérées sont admises)</w:t>
+      </w:r>
+    </w:p>
+    <w:p>
+      <w:pPr>
+        <w:pStyle w:val="DefinitionTerm"/>
+      </w:pPr>
+      <w:r>
+        <w:t xml:space="preserve">Chiffres clés</w:t>
+      </w:r>
+    </w:p>
+    <w:p>
+      <w:pPr>
+        <w:pStyle w:val="Definition"/>
+      </w:pPr>
+      <w:r>
+        <w:t xml:space="preserve">383 instances avec chacune 5 à 10 triplets (5.6 en moyenne)</w:t>
+      </w:r>
+    </w:p>
+    <w:p>
+      <w:pPr>
+        <w:pStyle w:val="DefinitionTerm"/>
+      </w:pPr>
+      <w:r>
+        <w:t xml:space="preserve">Accès aux données</w:t>
+      </w:r>
+    </w:p>
+    <w:p>
+      <w:pPr>
+        <w:pStyle w:val="Definition"/>
+      </w:pPr>
+      <w:hyperlink r:id="rId123">
+        <w:r>
+          <w:rPr>
+            <w:rStyle w:val="Hyperlink"/>
+          </w:rPr>
+          <w:t xml:space="preserve">Service SPARQL</w:t>
+        </w:r>
+      </w:hyperlink>
+    </w:p>
+    <w:bookmarkEnd w:id="124"/>
+    <w:bookmarkStart w:id="134" w:name="sec-nodeshape-personshape-properties"/>
     <w:p>
       <w:pPr>
         <w:pStyle w:val="berschrift3"/>
@@ -5482,14 +5448,14 @@
     <w:tbl>
       <w:tblPr>
         <w:tblStyle w:val="Table"/>
-        <w:tblW w:type="pct" w:w="4952"/>
+        <w:tblW w:type="pct" w:w="4961"/>
         <w:tblLayout w:type="fixed"/>
         <w:tblLook w:firstRow="1" w:lastRow="0" w:firstColumn="0" w:lastColumn="0" w:noHBand="0" w:noVBand="0" w:val="0020"/>
       </w:tblPr>
       <w:tblGrid>
-        <w:gridCol w:w="3243"/>
-        <w:gridCol w:w="3469"/>
-        <w:gridCol w:w="1131"/>
+        <w:gridCol w:w="3376"/>
+        <w:gridCol w:w="3560"/>
+        <w:gridCol w:w="920"/>
       </w:tblGrid>
       <w:tr>
         <w:trPr>
@@ -5553,20 +5519,22 @@
             <w:r>
               <w:t xml:space="preserve">(</w:t>
             </w:r>
-            <w:r>
-              <w:rPr>
-                <w:rStyle w:val="VerbatimChar"/>
-              </w:rPr>
-              <w:t xml:space="preserve">schema:givenName</w:t>
-            </w:r>
-            <w:r>
-              <w:t xml:space="preserve">): Chaque</w:t>
+            <w:hyperlink r:id="rId125">
+              <w:r>
+                <w:rPr>
+                  <w:rStyle w:val="Hyperlink"/>
+                </w:rPr>
+                <w:t xml:space="preserve">schema:givenName</w:t>
+              </w:r>
+            </w:hyperlink>
+            <w:r>
+              <w:t xml:space="preserve">):</w:t>
             </w:r>
             <w:r>
               <w:t xml:space="preserve"> </w:t>
             </w:r>
             <w:r>
-              <w:t xml:space="preserve">personne doit avoir un prénom.</w:t>
+              <w:t xml:space="preserve">Chaque personne doit avoir un prénom.</w:t>
             </w:r>
           </w:p>
         </w:tc>
@@ -5582,14 +5550,22 @@
               <w:jc w:val="left"/>
             </w:pPr>
             <w:r>
-              <w:t xml:space="preserve">Type: Chaîne de caractères (</w:t>
-            </w:r>
-            <w:r>
-              <w:rPr>
-                <w:rStyle w:val="VerbatimChar"/>
-              </w:rPr>
-              <w:t xml:space="preserve">xsd:string</w:t>
-            </w:r>
+              <w:t xml:space="preserve">Type: Chaîne de caractères</w:t>
+            </w:r>
+            <w:r>
+              <w:t xml:space="preserve"> </w:t>
+            </w:r>
+            <w:r>
+              <w:t xml:space="preserve">(</w:t>
+            </w:r>
+            <w:hyperlink r:id="rId60">
+              <w:r>
+                <w:rPr>
+                  <w:rStyle w:val="Hyperlink"/>
+                </w:rPr>
+                <w:t xml:space="preserve">xsd:string</w:t>
+              </w:r>
+            </w:hyperlink>
             <w:r>
               <w:t xml:space="preserve">)</w:t>
             </w:r>
@@ -5629,20 +5605,22 @@
             <w:r>
               <w:t xml:space="preserve">(</w:t>
             </w:r>
-            <w:r>
-              <w:rPr>
-                <w:rStyle w:val="VerbatimChar"/>
-              </w:rPr>
-              <w:t xml:space="preserve">schema:familyName</w:t>
-            </w:r>
-            <w:r>
-              <w:t xml:space="preserve">): Chaque personne</w:t>
+            <w:hyperlink r:id="rId126">
+              <w:r>
+                <w:rPr>
+                  <w:rStyle w:val="Hyperlink"/>
+                </w:rPr>
+                <w:t xml:space="preserve">schema:familyName</w:t>
+              </w:r>
+            </w:hyperlink>
+            <w:r>
+              <w:t xml:space="preserve">):</w:t>
             </w:r>
             <w:r>
               <w:t xml:space="preserve"> </w:t>
             </w:r>
             <w:r>
-              <w:t xml:space="preserve">doit avoir un nom de famille.</w:t>
+              <w:t xml:space="preserve">Chaque personne doit avoir un nom de famille.</w:t>
             </w:r>
           </w:p>
         </w:tc>
@@ -5658,14 +5636,22 @@
               <w:jc w:val="left"/>
             </w:pPr>
             <w:r>
-              <w:t xml:space="preserve">Type: Chaîne de caractères (</w:t>
-            </w:r>
-            <w:r>
-              <w:rPr>
-                <w:rStyle w:val="VerbatimChar"/>
-              </w:rPr>
-              <w:t xml:space="preserve">xsd:string</w:t>
-            </w:r>
+              <w:t xml:space="preserve">Type: Chaîne de caractères</w:t>
+            </w:r>
+            <w:r>
+              <w:t xml:space="preserve"> </w:t>
+            </w:r>
+            <w:r>
+              <w:t xml:space="preserve">(</w:t>
+            </w:r>
+            <w:hyperlink r:id="rId60">
+              <w:r>
+                <w:rPr>
+                  <w:rStyle w:val="Hyperlink"/>
+                </w:rPr>
+                <w:t xml:space="preserve">xsd:string</w:t>
+              </w:r>
+            </w:hyperlink>
             <w:r>
               <w:t xml:space="preserve">)</w:t>
             </w:r>
@@ -5705,26 +5691,28 @@
             <w:r>
               <w:t xml:space="preserve">(</w:t>
             </w:r>
-            <w:r>
-              <w:rPr>
-                <w:rStyle w:val="VerbatimChar"/>
-              </w:rPr>
-              <w:t xml:space="preserve">schema:email</w:t>
-            </w:r>
-            <w:r>
-              <w:t xml:space="preserve">): Si</w:t>
+            <w:hyperlink r:id="rId127">
+              <w:r>
+                <w:rPr>
+                  <w:rStyle w:val="Hyperlink"/>
+                </w:rPr>
+                <w:t xml:space="preserve">schema:email</w:t>
+              </w:r>
+            </w:hyperlink>
+            <w:r>
+              <w:t xml:space="preserve">): Si une</w:t>
             </w:r>
             <w:r>
               <w:t xml:space="preserve"> </w:t>
             </w:r>
             <w:r>
-              <w:t xml:space="preserve">une adresse e-mail est fournie, elle</w:t>
+              <w:t xml:space="preserve">adresse e-mail est fournie, elle doit respecter un</w:t>
             </w:r>
             <w:r>
               <w:t xml:space="preserve"> </w:t>
             </w:r>
             <w:r>
-              <w:t xml:space="preserve">doit respecter un format standard.</w:t>
+              <w:t xml:space="preserve">format standard.</w:t>
             </w:r>
           </w:p>
         </w:tc>
@@ -5740,14 +5728,22 @@
               <w:jc w:val="left"/>
             </w:pPr>
             <w:r>
-              <w:t xml:space="preserve">Type: Chaîne de caractères (</w:t>
-            </w:r>
-            <w:r>
-              <w:rPr>
-                <w:rStyle w:val="VerbatimChar"/>
-              </w:rPr>
-              <w:t xml:space="preserve">xsd:string</w:t>
-            </w:r>
+              <w:t xml:space="preserve">Type: Chaîne de caractères</w:t>
+            </w:r>
+            <w:r>
+              <w:t xml:space="preserve"> </w:t>
+            </w:r>
+            <w:r>
+              <w:t xml:space="preserve">(</w:t>
+            </w:r>
+            <w:hyperlink r:id="rId60">
+              <w:r>
+                <w:rPr>
+                  <w:rStyle w:val="Hyperlink"/>
+                </w:rPr>
+                <w:t xml:space="preserve">xsd:string</w:t>
+              </w:r>
+            </w:hyperlink>
             <w:r>
               <w:t xml:space="preserve">)</w:t>
             </w:r>
@@ -5850,20 +5846,28 @@
             <w:r>
               <w:t xml:space="preserve">(</w:t>
             </w:r>
-            <w:r>
-              <w:rPr>
-                <w:rStyle w:val="VerbatimChar"/>
-              </w:rPr>
-              <w:t xml:space="preserve">schema:birthDate</w:t>
-            </w:r>
-            <w:r>
-              <w:t xml:space="preserve">): Une personne doit</w:t>
+            <w:hyperlink r:id="rId128">
+              <w:r>
+                <w:rPr>
+                  <w:rStyle w:val="Hyperlink"/>
+                </w:rPr>
+                <w:t xml:space="preserve">schema:birthDate</w:t>
+              </w:r>
+            </w:hyperlink>
+            <w:r>
+              <w:t xml:space="preserve">):</w:t>
             </w:r>
             <w:r>
               <w:t xml:space="preserve"> </w:t>
             </w:r>
             <w:r>
-              <w:t xml:space="preserve">avoir une date de naissance valide.</w:t>
+              <w:t xml:space="preserve">Une personne doit avoir une date de naissance</w:t>
+            </w:r>
+            <w:r>
+              <w:t xml:space="preserve"> </w:t>
+            </w:r>
+            <w:r>
+              <w:t xml:space="preserve">valide.</w:t>
             </w:r>
           </w:p>
         </w:tc>
@@ -5879,14 +5883,22 @@
               <w:jc w:val="left"/>
             </w:pPr>
             <w:r>
-              <w:t xml:space="preserve">Type: Date (</w:t>
-            </w:r>
-            <w:r>
-              <w:rPr>
-                <w:rStyle w:val="VerbatimChar"/>
-              </w:rPr>
-              <w:t xml:space="preserve">xsd:date</w:t>
-            </w:r>
+              <w:t xml:space="preserve">Type: Date</w:t>
+            </w:r>
+            <w:r>
+              <w:t xml:space="preserve"> </w:t>
+            </w:r>
+            <w:r>
+              <w:t xml:space="preserve">(</w:t>
+            </w:r>
+            <w:hyperlink r:id="rId99">
+              <w:r>
+                <w:rPr>
+                  <w:rStyle w:val="Hyperlink"/>
+                </w:rPr>
+                <w:t xml:space="preserve">xsd:date</w:t>
+              </w:r>
+            </w:hyperlink>
             <w:r>
               <w:t xml:space="preserve">)</w:t>
             </w:r>
@@ -5901,13 +5913,7 @@
               <w:jc w:val="left"/>
             </w:pPr>
             <w:r>
-              <w:t xml:space="preserve">Plage de valeurs: ≥ 1900-01-01, ≤</w:t>
-            </w:r>
-            <w:r>
-              <w:t xml:space="preserve"> </w:t>
-            </w:r>
-            <w:r>
-              <w:t xml:space="preserve">2025-12-31</w:t>
+              <w:t xml:space="preserve">Plage de valeurs: ≥ 1900-01-01, ≤ 2025-12-31</w:t>
             </w:r>
           </w:p>
           <w:p>
@@ -5958,12 +5964,14 @@
             <w:r>
               <w:t xml:space="preserve">(</w:t>
             </w:r>
-            <w:r>
-              <w:rPr>
-                <w:rStyle w:val="VerbatimChar"/>
-              </w:rPr>
-              <w:t xml:space="preserve">schema:address</w:t>
-            </w:r>
+            <w:hyperlink r:id="rId129">
+              <w:r>
+                <w:rPr>
+                  <w:rStyle w:val="Hyperlink"/>
+                </w:rPr>
+                <w:t xml:space="preserve">schema:address</w:t>
+              </w:r>
+            </w:hyperlink>
             <w:r>
               <w:t xml:space="preserve">)</w:t>
             </w:r>
@@ -6042,26 +6050,22 @@
             <w:r>
               <w:t xml:space="preserve">(</w:t>
             </w:r>
-            <w:r>
-              <w:rPr>
-                <w:rStyle w:val="VerbatimChar"/>
-              </w:rPr>
-              <w:t xml:space="preserve">schema:worksFor</w:t>
-            </w:r>
-            <w:r>
-              <w:t xml:space="preserve">):</w:t>
+            <w:hyperlink r:id="rId130">
+              <w:r>
+                <w:rPr>
+                  <w:rStyle w:val="Hyperlink"/>
+                </w:rPr>
+                <w:t xml:space="preserve">schema:worksFor</w:t>
+              </w:r>
+            </w:hyperlink>
+            <w:r>
+              <w:t xml:space="preserve">): Un</w:t>
             </w:r>
             <w:r>
               <w:t xml:space="preserve"> </w:t>
             </w:r>
             <w:r>
-              <w:t xml:space="preserve">Un employé peut relever d’une autre</w:t>
-            </w:r>
-            <w:r>
-              <w:t xml:space="preserve"> </w:t>
-            </w:r>
-            <w:r>
-              <w:t xml:space="preserve">personne.</w:t>
+              <w:t xml:space="preserve">employé peut relever d’une autre personne.</w:t>
             </w:r>
           </w:p>
         </w:tc>
@@ -6099,12 +6103,14 @@
             <w:r>
               <w:t xml:space="preserve"> </w:t>
             </w:r>
-            <w:r>
-              <w:rPr>
-                <w:rStyle w:val="VerbatimChar"/>
-              </w:rPr>
-              <w:t xml:space="preserve">schema:Organization</w:t>
-            </w:r>
+            <w:hyperlink r:id="rId131">
+              <w:r>
+                <w:rPr>
+                  <w:rStyle w:val="Hyperlink"/>
+                </w:rPr>
+                <w:t xml:space="preserve">schema:Organization</w:t>
+              </w:r>
+            </w:hyperlink>
           </w:p>
         </w:tc>
         <w:tc>
@@ -6141,12 +6147,14 @@
             <w:r>
               <w:t xml:space="preserve">(</w:t>
             </w:r>
-            <w:r>
-              <w:rPr>
-                <w:rStyle w:val="VerbatimChar"/>
-              </w:rPr>
-              <w:t xml:space="preserve">schema:jobTitle</w:t>
-            </w:r>
+            <w:hyperlink r:id="rId132">
+              <w:r>
+                <w:rPr>
+                  <w:rStyle w:val="Hyperlink"/>
+                </w:rPr>
+                <w:t xml:space="preserve">schema:jobTitle</w:t>
+              </w:r>
+            </w:hyperlink>
             <w:r>
               <w:t xml:space="preserve">)</w:t>
             </w:r>
@@ -6164,14 +6172,22 @@
               <w:jc w:val="left"/>
             </w:pPr>
             <w:r>
-              <w:t xml:space="preserve">Type: Chaîne de caractères (</w:t>
-            </w:r>
-            <w:r>
-              <w:rPr>
-                <w:rStyle w:val="VerbatimChar"/>
-              </w:rPr>
-              <w:t xml:space="preserve">xsd:string</w:t>
-            </w:r>
+              <w:t xml:space="preserve">Type: Chaîne de caractères</w:t>
+            </w:r>
+            <w:r>
+              <w:t xml:space="preserve"> </w:t>
+            </w:r>
+            <w:r>
+              <w:t xml:space="preserve">(</w:t>
+            </w:r>
+            <w:hyperlink r:id="rId60">
+              <w:r>
+                <w:rPr>
+                  <w:rStyle w:val="Hyperlink"/>
+                </w:rPr>
+                <w:t xml:space="preserve">xsd:string</w:t>
+              </w:r>
+            </w:hyperlink>
             <w:r>
               <w:t xml:space="preserve">)</w:t>
             </w:r>
@@ -6224,12 +6240,14 @@
             <w:r>
               <w:t xml:space="preserve">(</w:t>
             </w:r>
-            <w:r>
-              <w:rPr>
-                <w:rStyle w:val="VerbatimChar"/>
-              </w:rPr>
-              <w:t xml:space="preserve">schema:knows</w:t>
-            </w:r>
+            <w:hyperlink r:id="rId133">
+              <w:r>
+                <w:rPr>
+                  <w:rStyle w:val="Hyperlink"/>
+                </w:rPr>
+                <w:t xml:space="preserve">schema:knows</w:t>
+              </w:r>
+            </w:hyperlink>
             <w:r>
               <w:t xml:space="preserve">)</w:t>
             </w:r>
@@ -6276,8 +6294,8 @@
         </w:tc>
       </w:tr>
     </w:tbl>
-    <w:bookmarkEnd w:id="98"/>
-    <w:bookmarkStart w:id="100" w:name="sec-nodeshape-personshape-rules"/>
+    <w:bookmarkEnd w:id="134"/>
+    <w:bookmarkStart w:id="136" w:name="sec-nodeshape-personshape-rules"/>
     <w:p>
       <w:pPr>
         <w:pStyle w:val="berschrift3"/>
@@ -6286,7 +6304,7 @@
         <w:t xml:space="preserve">3.7.3 Règles (SPARQL)</w:t>
       </w:r>
     </w:p>
-    <w:bookmarkStart w:id="99" w:name="sec-nodeshape-personshape-rule-1"/>
+    <w:bookmarkStart w:id="135" w:name="sec-nodeshape-personshape-rule-1"/>
     <w:p>
       <w:pPr>
         <w:pStyle w:val="berschrift4"/>
@@ -6341,10 +6359,10 @@
         <w:t xml:space="preserve">}</w:t>
       </w:r>
     </w:p>
-    <w:bookmarkEnd w:id="99"/>
-    <w:bookmarkEnd w:id="100"/>
-    <w:bookmarkEnd w:id="101"/>
-    <w:bookmarkStart w:id="106" w:name="sec-nodeshape-quantitativevalueshape"/>
+    <w:bookmarkEnd w:id="135"/>
+    <w:bookmarkEnd w:id="136"/>
+    <w:bookmarkEnd w:id="137"/>
+    <w:bookmarkStart w:id="151" w:name="sec-nodeshape-quantitativevalueshape"/>
     <w:p>
       <w:pPr>
         <w:pStyle w:val="berschrift2"/>
@@ -6369,7 +6387,7 @@
         <w:t xml:space="preserve">Les valeurs quantitatives ne sont jamais saisies comme un simple nombre, mais toujours avec une unité du vocabulaire QUDT. Il reste ainsi clair si une durée est exprimée en millisecondes ou une taille de fichier en octets. Les valeurs négatives ne sont pas prévues dans ce jeu de données.</w:t>
       </w:r>
     </w:p>
-    <w:bookmarkStart w:id="104" w:name="X78f593afbb200587db35193dab5ef366499966a"/>
+    <w:bookmarkStart w:id="141" w:name="X78f593afbb200587db35193dab5ef366499966a"/>
     <w:p>
       <w:pPr>
         <w:pStyle w:val="berschrift3"/>
@@ -6383,19 +6401,19 @@
         <w:pStyle w:val="DefinitionTerm"/>
       </w:pPr>
       <w:r>
-        <w:t xml:space="preserve">IRI</w:t>
+        <w:t xml:space="preserve">Shape</w:t>
       </w:r>
     </w:p>
     <w:p>
       <w:pPr>
         <w:pStyle w:val="Definition"/>
       </w:pPr>
-      <w:hyperlink r:id="rId102">
+      <w:hyperlink r:id="rId138">
         <w:r>
           <w:rPr>
             <w:rStyle w:val="Hyperlink"/>
           </w:rPr>
-          <w:t xml:space="preserve">https://agriculture.ld.admin.ch/eCH-1234/2/QuantitativeValueShape</w:t>
+          <w:t xml:space="preserve">:QuantitativeValueShape</w:t>
         </w:r>
       </w:hyperlink>
     </w:p>
@@ -6411,74 +6429,70 @@
       <w:pPr>
         <w:pStyle w:val="Definition"/>
       </w:pPr>
-      <w:r>
-        <w:rPr>
-          <w:rStyle w:val="VerbatimChar"/>
-        </w:rPr>
-        <w:t xml:space="preserve">schema:QuantitativeValue</w:t>
-      </w:r>
-    </w:p>
-    <w:p>
-      <w:pPr>
-        <w:pStyle w:val="DefinitionTerm"/>
-      </w:pPr>
-      <w:r>
-        <w:t xml:space="preserve">Fermée</w:t>
-      </w:r>
-    </w:p>
-    <w:p>
-      <w:pPr>
-        <w:pStyle w:val="Definition"/>
-      </w:pPr>
-      <w:r>
-        <w:t xml:space="preserve">Oui (seules les propriétés énumérées sont admises)</w:t>
-      </w:r>
-    </w:p>
-    <w:p>
-      <w:pPr>
-        <w:pStyle w:val="DefinitionTerm"/>
-      </w:pPr>
-      <w:r>
-        <w:t xml:space="preserve">Chiffres clés</w:t>
-      </w:r>
-    </w:p>
-    <w:p>
-      <w:pPr>
-        <w:pStyle w:val="Definition"/>
-      </w:pPr>
-      <w:r>
-        <w:t xml:space="preserve">15401 instances avec chacune 3 triplets</w:t>
-      </w:r>
-    </w:p>
-    <w:p>
-      <w:pPr>
-        <w:pStyle w:val="DefinitionTerm"/>
-      </w:pPr>
-      <w:r>
-        <w:t xml:space="preserve">Open data</w:t>
-      </w:r>
-    </w:p>
-    <w:p>
-      <w:pPr>
-        <w:pStyle w:val="Definition"/>
-      </w:pPr>
-      <w:r>
-        <w:t xml:space="preserve">Oui (</w:t>
-      </w:r>
-      <w:hyperlink r:id="rId103">
+      <w:hyperlink r:id="rId139">
         <w:r>
           <w:rPr>
             <w:rStyle w:val="Hyperlink"/>
           </w:rPr>
-          <w:t xml:space="preserve">publiées sur LINDAS</w:t>
+          <w:t xml:space="preserve">schema:QuantitativeValue</w:t>
         </w:r>
       </w:hyperlink>
-      <w:r>
-        <w:t xml:space="preserve">)</w:t>
-      </w:r>
-    </w:p>
-    <w:bookmarkEnd w:id="104"/>
-    <w:bookmarkStart w:id="105" w:name="X2e1f3b536eb29ac285cf6217bf2fada750b5fc0"/>
+    </w:p>
+    <w:p>
+      <w:pPr>
+        <w:pStyle w:val="DefinitionTerm"/>
+      </w:pPr>
+      <w:r>
+        <w:t xml:space="preserve">Fermée</w:t>
+      </w:r>
+    </w:p>
+    <w:p>
+      <w:pPr>
+        <w:pStyle w:val="Definition"/>
+      </w:pPr>
+      <w:r>
+        <w:t xml:space="preserve">Oui (seules les propriétés énumérées sont admises)</w:t>
+      </w:r>
+    </w:p>
+    <w:p>
+      <w:pPr>
+        <w:pStyle w:val="DefinitionTerm"/>
+      </w:pPr>
+      <w:r>
+        <w:t xml:space="preserve">Chiffres clés</w:t>
+      </w:r>
+    </w:p>
+    <w:p>
+      <w:pPr>
+        <w:pStyle w:val="Definition"/>
+      </w:pPr>
+      <w:r>
+        <w:t xml:space="preserve">15401 instances avec chacune 3 triplets</w:t>
+      </w:r>
+    </w:p>
+    <w:p>
+      <w:pPr>
+        <w:pStyle w:val="DefinitionTerm"/>
+      </w:pPr>
+      <w:r>
+        <w:t xml:space="preserve">Accès aux données</w:t>
+      </w:r>
+    </w:p>
+    <w:p>
+      <w:pPr>
+        <w:pStyle w:val="Definition"/>
+      </w:pPr>
+      <w:hyperlink r:id="rId140">
+        <w:r>
+          <w:rPr>
+            <w:rStyle w:val="Hyperlink"/>
+          </w:rPr>
+          <w:t xml:space="preserve">Service SPARQL</w:t>
+        </w:r>
+      </w:hyperlink>
+    </w:p>
+    <w:bookmarkEnd w:id="141"/>
+    <w:bookmarkStart w:id="150" w:name="X2e1f3b536eb29ac285cf6217bf2fada750b5fc0"/>
     <w:p>
       <w:pPr>
         <w:pStyle w:val="berschrift3"/>
@@ -6490,14 +6504,14 @@
     <w:tbl>
       <w:tblPr>
         <w:tblStyle w:val="Table"/>
-        <w:tblW w:type="pct" w:w="4952"/>
+        <w:tblW w:type="pct" w:w="4961"/>
         <w:tblLayout w:type="fixed"/>
         <w:tblLook w:firstRow="1" w:lastRow="0" w:firstColumn="0" w:lastColumn="0" w:noHBand="0" w:noVBand="0" w:val="0020"/>
       </w:tblPr>
       <w:tblGrid>
-        <w:gridCol w:w="3274"/>
-        <w:gridCol w:w="3426"/>
-        <w:gridCol w:w="1142"/>
+        <w:gridCol w:w="3180"/>
+        <w:gridCol w:w="3741"/>
+        <w:gridCol w:w="935"/>
       </w:tblGrid>
       <w:tr>
         <w:trPr>
@@ -6561,20 +6575,22 @@
             <w:r>
               <w:t xml:space="preserve">(</w:t>
             </w:r>
-            <w:r>
-              <w:rPr>
-                <w:rStyle w:val="VerbatimChar"/>
-              </w:rPr>
-              <w:t xml:space="preserve">schema:value</w:t>
-            </w:r>
-            <w:r>
-              <w:t xml:space="preserve">): Une valeur</w:t>
+            <w:hyperlink r:id="rId142">
+              <w:r>
+                <w:rPr>
+                  <w:rStyle w:val="Hyperlink"/>
+                </w:rPr>
+                <w:t xml:space="preserve">schema:value</w:t>
+              </w:r>
+            </w:hyperlink>
+            <w:r>
+              <w:t xml:space="preserve">): Une</w:t>
             </w:r>
             <w:r>
               <w:t xml:space="preserve"> </w:t>
             </w:r>
             <w:r>
-              <w:t xml:space="preserve">quantitative doit avoir exactement une</w:t>
+              <w:t xml:space="preserve">valeur quantitative doit avoir exactement une</w:t>
             </w:r>
             <w:r>
               <w:t xml:space="preserve"> </w:t>
@@ -6596,29 +6612,45 @@
               <w:jc w:val="left"/>
             </w:pPr>
             <w:r>
-              <w:t xml:space="preserve">Type: Nombre décimal (</w:t>
-            </w:r>
-            <w:r>
-              <w:rPr>
-                <w:rStyle w:val="VerbatimChar"/>
-              </w:rPr>
-              <w:t xml:space="preserve">xsd:decimal</w:t>
-            </w:r>
-            <w:r>
-              <w:t xml:space="preserve">) ou</w:t>
+              <w:t xml:space="preserve">Type: Nombre décimal</w:t>
             </w:r>
             <w:r>
               <w:t xml:space="preserve"> </w:t>
             </w:r>
             <w:r>
-              <w:t xml:space="preserve">Nombre entier (</w:t>
-            </w:r>
-            <w:r>
-              <w:rPr>
-                <w:rStyle w:val="VerbatimChar"/>
-              </w:rPr>
-              <w:t xml:space="preserve">xsd:integer</w:t>
-            </w:r>
+              <w:t xml:space="preserve">(</w:t>
+            </w:r>
+            <w:hyperlink r:id="rId143">
+              <w:r>
+                <w:rPr>
+                  <w:rStyle w:val="Hyperlink"/>
+                </w:rPr>
+                <w:t xml:space="preserve">xsd:decimal</w:t>
+              </w:r>
+            </w:hyperlink>
+            <w:r>
+              <w:t xml:space="preserve">)</w:t>
+            </w:r>
+            <w:r>
+              <w:t xml:space="preserve"> </w:t>
+            </w:r>
+            <w:r>
+              <w:t xml:space="preserve">ou Nombre entier</w:t>
+            </w:r>
+            <w:r>
+              <w:t xml:space="preserve"> </w:t>
+            </w:r>
+            <w:r>
+              <w:t xml:space="preserve">(</w:t>
+            </w:r>
+            <w:hyperlink r:id="rId144">
+              <w:r>
+                <w:rPr>
+                  <w:rStyle w:val="Hyperlink"/>
+                </w:rPr>
+                <w:t xml:space="preserve">xsd:integer</w:t>
+              </w:r>
+            </w:hyperlink>
             <w:r>
               <w:t xml:space="preserve">)</w:t>
             </w:r>
@@ -6671,12 +6703,14 @@
             <w:r>
               <w:t xml:space="preserve">(</w:t>
             </w:r>
-            <w:r>
-              <w:rPr>
-                <w:rStyle w:val="VerbatimChar"/>
-              </w:rPr>
-              <w:t xml:space="preserve">schema:unitCode</w:t>
-            </w:r>
+            <w:hyperlink r:id="rId145">
+              <w:r>
+                <w:rPr>
+                  <w:rStyle w:val="Hyperlink"/>
+                </w:rPr>
+                <w:t xml:space="preserve">schema:unitCode</w:t>
+              </w:r>
+            </w:hyperlink>
             <w:r>
               <w:t xml:space="preserve">):</w:t>
             </w:r>
@@ -6684,13 +6718,13 @@
               <w:t xml:space="preserve"> </w:t>
             </w:r>
             <w:r>
-              <w:t xml:space="preserve">Une valeur quantitative doit spécifier</w:t>
+              <w:t xml:space="preserve">Une valeur quantitative doit spécifier son unité</w:t>
             </w:r>
             <w:r>
               <w:t xml:space="preserve"> </w:t>
             </w:r>
             <w:r>
-              <w:t xml:space="preserve">son unité via une URI unitCode.</w:t>
+              <w:t xml:space="preserve">via une URI unitCode.</w:t>
             </w:r>
           </w:p>
         </w:tc>
@@ -6711,48 +6745,56 @@
             <w:r>
               <w:t xml:space="preserve"> </w:t>
             </w:r>
-            <w:r>
-              <w:rPr>
-                <w:rStyle w:val="VerbatimChar"/>
-              </w:rPr>
-              <w:t xml:space="preserve">unit:USD</w:t>
-            </w:r>
+            <w:hyperlink r:id="rId146">
+              <w:r>
+                <w:rPr>
+                  <w:rStyle w:val="Hyperlink"/>
+                </w:rPr>
+                <w:t xml:space="preserve">unit:USD</w:t>
+              </w:r>
+            </w:hyperlink>
             <w:r>
               <w:t xml:space="preserve">,</w:t>
             </w:r>
             <w:r>
               <w:t xml:space="preserve"> </w:t>
             </w:r>
-            <w:r>
-              <w:rPr>
-                <w:rStyle w:val="VerbatimChar"/>
-              </w:rPr>
-              <w:t xml:space="preserve">unit:EA</w:t>
-            </w:r>
+            <w:hyperlink r:id="rId147">
+              <w:r>
+                <w:rPr>
+                  <w:rStyle w:val="Hyperlink"/>
+                </w:rPr>
+                <w:t xml:space="preserve">unit:EA</w:t>
+              </w:r>
+            </w:hyperlink>
             <w:r>
               <w:t xml:space="preserve">,</w:t>
             </w:r>
             <w:r>
               <w:t xml:space="preserve"> </w:t>
             </w:r>
-            <w:r>
-              <w:rPr>
-                <w:rStyle w:val="VerbatimChar"/>
-              </w:rPr>
-              <w:t xml:space="preserve">unit:BYTE</w:t>
-            </w:r>
+            <w:hyperlink r:id="rId148">
+              <w:r>
+                <w:rPr>
+                  <w:rStyle w:val="Hyperlink"/>
+                </w:rPr>
+                <w:t xml:space="preserve">unit:BYTE</w:t>
+              </w:r>
+            </w:hyperlink>
             <w:r>
               <w:t xml:space="preserve">,</w:t>
             </w:r>
             <w:r>
               <w:t xml:space="preserve"> </w:t>
             </w:r>
-            <w:r>
-              <w:rPr>
-                <w:rStyle w:val="VerbatimChar"/>
-              </w:rPr>
-              <w:t xml:space="preserve">unit:MilliSEC</w:t>
-            </w:r>
+            <w:hyperlink r:id="rId149">
+              <w:r>
+                <w:rPr>
+                  <w:rStyle w:val="Hyperlink"/>
+                </w:rPr>
+                <w:t xml:space="preserve">unit:MilliSEC</w:t>
+              </w:r>
+            </w:hyperlink>
           </w:p>
         </w:tc>
         <w:tc>
@@ -6769,10 +6811,10 @@
         </w:tc>
       </w:tr>
     </w:tbl>
-    <w:bookmarkEnd w:id="105"/>
-    <w:bookmarkEnd w:id="106"/>
-    <w:bookmarkEnd w:id="107"/>
-    <w:bookmarkStart w:id="109" w:name="sec-data-retrieval"/>
+    <w:bookmarkEnd w:id="150"/>
+    <w:bookmarkEnd w:id="151"/>
+    <w:bookmarkEnd w:id="152"/>
+    <w:bookmarkStart w:id="154" w:name="sec-data-retrieval"/>
     <w:p>
       <w:pPr>
         <w:pStyle w:val="berschrift1"/>
@@ -6861,7 +6903,7 @@
       <w:r>
         <w:t xml:space="preserve"> </w:t>
       </w:r>
-      <w:hyperlink r:id="rId108">
+      <w:hyperlink r:id="rId153">
         <w:r>
           <w:rPr>
             <w:rStyle w:val="Hyperlink"/>
@@ -7086,8 +7128,8 @@
         <w:t xml:space="preserve">    schema:partOf genre:1 .</w:t>
       </w:r>
     </w:p>
-    <w:bookmarkEnd w:id="109"/>
-    <w:bookmarkStart w:id="110" w:name="sec-safety-consideration"/>
+    <w:bookmarkEnd w:id="154"/>
+    <w:bookmarkStart w:id="155" w:name="sec-safety-consideration"/>
     <w:p>
       <w:pPr>
         <w:pStyle w:val="berschrift1"/>
@@ -7104,8 +7146,8 @@
         <w:t xml:space="preserve">Informations sur les bases légales expressément déterminantes ou remarque indiquant que les bases légales pertinentes doivent être respectées lors de la mise en œuvre.</w:t>
       </w:r>
     </w:p>
-    <w:bookmarkEnd w:id="110"/>
-    <w:bookmarkStart w:id="111" w:name="sec-disclaimer"/>
+    <w:bookmarkEnd w:id="155"/>
+    <w:bookmarkStart w:id="156" w:name="sec-disclaimer"/>
     <w:p>
       <w:pPr>
         <w:pStyle w:val="berschrift1"/>
@@ -7146,8 +7188,8 @@
         <w:t xml:space="preserve">Toute responsabilité pour les dommages causés par l’utilisation des standards eCH par l’utilisateur est exclue dans les limites autorisées par la loi.</w:t>
       </w:r>
     </w:p>
-    <w:bookmarkEnd w:id="111"/>
-    <w:bookmarkStart w:id="112" w:name="sec-copyrights"/>
+    <w:bookmarkEnd w:id="156"/>
+    <w:bookmarkStart w:id="157" w:name="sec-copyrights"/>
     <w:p>
       <w:pPr>
         <w:pStyle w:val="berschrift1"/>
@@ -7186,8 +7228,8 @@
         <w:t xml:space="preserve">Ces dispositions ne s’appliquent toutefois qu’aux standards élaborés par eCH, et non aux standards ou produits de tiers qui font référence aux standards eCH. Les standards contiennent les références correspondantes aux droits de tiers.</w:t>
       </w:r>
     </w:p>
-    <w:bookmarkEnd w:id="112"/>
-    <w:bookmarkStart w:id="142" w:name="sec-appendix-a"/>
+    <w:bookmarkEnd w:id="157"/>
+    <w:bookmarkStart w:id="187" w:name="sec-appendix-a"/>
     <w:p>
       <w:pPr>
         <w:pStyle w:val="berschrift1"/>
@@ -7196,8 +7238,8 @@
         <w:t xml:space="preserve">Annexe A – Références</w:t>
       </w:r>
     </w:p>
-    <w:bookmarkStart w:id="141" w:name="refs"/>
-    <w:bookmarkStart w:id="114" w:name="ref-berners2023semantic"/>
+    <w:bookmarkStart w:id="186" w:name="refs"/>
+    <w:bookmarkStart w:id="159" w:name="ref-berners2023semantic"/>
     <w:p>
       <w:pPr>
         <w:pStyle w:val="Bibliography"/>
@@ -7217,7 +7259,7 @@
       <w:r>
         <w:t xml:space="preserve"> </w:t>
       </w:r>
-      <w:hyperlink r:id="rId113">
+      <w:hyperlink r:id="rId158">
         <w:r>
           <w:rPr>
             <w:rStyle w:val="Hyperlink"/>
@@ -7242,8 +7284,8 @@
         <w:t xml:space="preserve"> : Association for Computing Machinery, 2023, p. 91‑103</w:t>
       </w:r>
     </w:p>
-    <w:bookmarkEnd w:id="114"/>
-    <w:bookmarkStart w:id="116" w:name="ref-DCAT"/>
+    <w:bookmarkEnd w:id="159"/>
+    <w:bookmarkStart w:id="161" w:name="ref-DCAT"/>
     <w:p>
       <w:pPr>
         <w:pStyle w:val="Bibliography"/>
@@ -7263,7 +7305,7 @@
       <w:r>
         <w:t xml:space="preserve"> </w:t>
       </w:r>
-      <w:hyperlink r:id="rId115">
+      <w:hyperlink r:id="rId160">
         <w:r>
           <w:rPr>
             <w:rStyle w:val="Hyperlink"/>
@@ -7280,8 +7322,8 @@
         <w:t xml:space="preserve">(W3C Recommendation) : World Wide Web Consortium (W3C), 2024</w:t>
       </w:r>
     </w:p>
-    <w:bookmarkEnd w:id="116"/>
-    <w:bookmarkStart w:id="118" w:name="ref-eCH-0003:11.1.0"/>
+    <w:bookmarkEnd w:id="161"/>
+    <w:bookmarkStart w:id="163" w:name="ref-eCH-0003:11.1.0"/>
     <w:p>
       <w:pPr>
         <w:pStyle w:val="Bibliography"/>
@@ -7301,7 +7343,7 @@
       <w:r>
         <w:t xml:space="preserve"> </w:t>
       </w:r>
-      <w:hyperlink r:id="rId117">
+      <w:hyperlink r:id="rId162">
         <w:r>
           <w:rPr>
             <w:rStyle w:val="Hyperlink"/>
@@ -7318,8 +7360,8 @@
         <w:t xml:space="preserve">(eCH-Standard) : Verein eCH, 2022</w:t>
       </w:r>
     </w:p>
-    <w:bookmarkEnd w:id="118"/>
-    <w:bookmarkStart w:id="120" w:name="ref-eCH-0010:8.1.0"/>
+    <w:bookmarkEnd w:id="163"/>
+    <w:bookmarkStart w:id="165" w:name="ref-eCH-0010:8.1.0"/>
     <w:p>
       <w:pPr>
         <w:pStyle w:val="Bibliography"/>
@@ -7339,7 +7381,7 @@
       <w:r>
         <w:t xml:space="preserve"> </w:t>
       </w:r>
-      <w:hyperlink r:id="rId119">
+      <w:hyperlink r:id="rId164">
         <w:r>
           <w:rPr>
             <w:rStyle w:val="Hyperlink"/>
@@ -7356,8 +7398,8 @@
         <w:t xml:space="preserve">(eCH-Standard) : Verein eCH, 2021</w:t>
       </w:r>
     </w:p>
-    <w:bookmarkEnd w:id="120"/>
-    <w:bookmarkStart w:id="122" w:name="ref-eCH-0200:3.0.1"/>
+    <w:bookmarkEnd w:id="165"/>
+    <w:bookmarkStart w:id="167" w:name="ref-eCH-0200:3.0.1"/>
     <w:p>
       <w:pPr>
         <w:pStyle w:val="Bibliography"/>
@@ -7380,7 +7422,7 @@
       <w:r>
         <w:t xml:space="preserve"> </w:t>
       </w:r>
-      <w:hyperlink r:id="rId121">
+      <w:hyperlink r:id="rId166">
         <w:r>
           <w:rPr>
             <w:rStyle w:val="Hyperlink"/>
@@ -7397,8 +7439,8 @@
         <w:t xml:space="preserve">(eCH-Standard) : Verein eCH, 2025</w:t>
       </w:r>
     </w:p>
-    <w:bookmarkEnd w:id="122"/>
-    <w:bookmarkStart w:id="124" w:name="ref-eCH-0205:1.0"/>
+    <w:bookmarkEnd w:id="167"/>
+    <w:bookmarkStart w:id="169" w:name="ref-eCH-0205:1.0"/>
     <w:p>
       <w:pPr>
         <w:pStyle w:val="Bibliography"/>
@@ -7421,7 +7463,7 @@
       <w:r>
         <w:t xml:space="preserve"> </w:t>
       </w:r>
-      <w:hyperlink r:id="rId123">
+      <w:hyperlink r:id="rId168">
         <w:r>
           <w:rPr>
             <w:rStyle w:val="Hyperlink"/>
@@ -7438,8 +7480,8 @@
         <w:t xml:space="preserve">(eCH-Hilfsmittel) : Verein eCH, 2018</w:t>
       </w:r>
     </w:p>
-    <w:bookmarkEnd w:id="124"/>
-    <w:bookmarkStart w:id="126" w:name="ref-eCH-0265:1.0.0"/>
+    <w:bookmarkEnd w:id="169"/>
+    <w:bookmarkStart w:id="171" w:name="ref-eCH-0265:1.0.0"/>
     <w:p>
       <w:pPr>
         <w:pStyle w:val="Bibliography"/>
@@ -7462,7 +7504,7 @@
       <w:r>
         <w:t xml:space="preserve"> </w:t>
       </w:r>
-      <w:hyperlink r:id="rId125">
+      <w:hyperlink r:id="rId170">
         <w:r>
           <w:rPr>
             <w:rStyle w:val="Hyperlink"/>
@@ -7479,8 +7521,8 @@
         <w:t xml:space="preserve">(eCH-Standard) : Verein eCH, 2024</w:t>
       </w:r>
     </w:p>
-    <w:bookmarkEnd w:id="126"/>
-    <w:bookmarkStart w:id="128" w:name="ref-JSON-LD"/>
+    <w:bookmarkEnd w:id="171"/>
+    <w:bookmarkStart w:id="173" w:name="ref-JSON-LD"/>
     <w:p>
       <w:pPr>
         <w:pStyle w:val="Bibliography"/>
@@ -7500,7 +7542,7 @@
       <w:r>
         <w:t xml:space="preserve"> </w:t>
       </w:r>
-      <w:hyperlink r:id="rId127">
+      <w:hyperlink r:id="rId172">
         <w:r>
           <w:rPr>
             <w:rStyle w:val="Hyperlink"/>
@@ -7517,8 +7559,8 @@
         <w:t xml:space="preserve">(W3C Recommendation) : World Wide Web Consortium (W3C), 2020</w:t>
       </w:r>
     </w:p>
-    <w:bookmarkEnd w:id="128"/>
-    <w:bookmarkStart w:id="130" w:name="ref-OWL2"/>
+    <w:bookmarkEnd w:id="173"/>
+    <w:bookmarkStart w:id="175" w:name="ref-OWL2"/>
     <w:p>
       <w:pPr>
         <w:pStyle w:val="Bibliography"/>
@@ -7538,7 +7580,7 @@
       <w:r>
         <w:t xml:space="preserve"> </w:t>
       </w:r>
-      <w:hyperlink r:id="rId129">
+      <w:hyperlink r:id="rId174">
         <w:r>
           <w:rPr>
             <w:rStyle w:val="Hyperlink"/>
@@ -7555,8 +7597,8 @@
         <w:t xml:space="preserve">(W3C Recommendation) : World Wide Web Consortium (W3C), 2012</w:t>
       </w:r>
     </w:p>
-    <w:bookmarkEnd w:id="130"/>
-    <w:bookmarkStart w:id="132" w:name="ref-cyganiak2014rdf11"/>
+    <w:bookmarkEnd w:id="175"/>
+    <w:bookmarkStart w:id="177" w:name="ref-cyganiak2014rdf11"/>
     <w:p>
       <w:pPr>
         <w:pStyle w:val="Bibliography"/>
@@ -7576,7 +7618,7 @@
       <w:r>
         <w:t xml:space="preserve"> </w:t>
       </w:r>
-      <w:hyperlink r:id="rId131">
+      <w:hyperlink r:id="rId176">
         <w:r>
           <w:rPr>
             <w:rStyle w:val="Hyperlink"/>
@@ -7593,8 +7635,8 @@
         <w:t xml:space="preserve">(W3C Recommendation) : World Wide Web Consortium (W3C), 2014</w:t>
       </w:r>
     </w:p>
-    <w:bookmarkEnd w:id="132"/>
-    <w:bookmarkStart w:id="134" w:name="ref-SHACL"/>
+    <w:bookmarkEnd w:id="177"/>
+    <w:bookmarkStart w:id="179" w:name="ref-SHACL"/>
     <w:p>
       <w:pPr>
         <w:pStyle w:val="Bibliography"/>
@@ -7614,7 +7656,7 @@
       <w:r>
         <w:t xml:space="preserve"> </w:t>
       </w:r>
-      <w:hyperlink r:id="rId133">
+      <w:hyperlink r:id="rId178">
         <w:r>
           <w:rPr>
             <w:rStyle w:val="Hyperlink"/>
@@ -7631,8 +7673,8 @@
         <w:t xml:space="preserve">(W3C Recommendation) : World Wide Web Consortium (W3C), 2017</w:t>
       </w:r>
     </w:p>
-    <w:bookmarkEnd w:id="134"/>
-    <w:bookmarkStart w:id="136" w:name="ref-SKOS"/>
+    <w:bookmarkEnd w:id="179"/>
+    <w:bookmarkStart w:id="181" w:name="ref-SKOS"/>
     <w:p>
       <w:pPr>
         <w:pStyle w:val="Bibliography"/>
@@ -7652,7 +7694,7 @@
       <w:r>
         <w:t xml:space="preserve"> </w:t>
       </w:r>
-      <w:hyperlink r:id="rId135">
+      <w:hyperlink r:id="rId180">
         <w:r>
           <w:rPr>
             <w:rStyle w:val="Hyperlink"/>
@@ -7669,8 +7711,8 @@
         <w:t xml:space="preserve">(W3C Recommendation) : World Wide Web Consortium (W3C), 2009</w:t>
       </w:r>
     </w:p>
-    <w:bookmarkEnd w:id="136"/>
-    <w:bookmarkStart w:id="138" w:name="ref-SPARQL"/>
+    <w:bookmarkEnd w:id="181"/>
+    <w:bookmarkStart w:id="183" w:name="ref-SPARQL"/>
     <w:p>
       <w:pPr>
         <w:pStyle w:val="Bibliography"/>
@@ -7690,7 +7732,7 @@
       <w:r>
         <w:t xml:space="preserve"> </w:t>
       </w:r>
-      <w:hyperlink r:id="rId137">
+      <w:hyperlink r:id="rId182">
         <w:r>
           <w:rPr>
             <w:rStyle w:val="Hyperlink"/>
@@ -7707,8 +7749,8 @@
         <w:t xml:space="preserve">(W3C Recommendation) : World Wide Web Consortium (W3C), 2013</w:t>
       </w:r>
     </w:p>
-    <w:bookmarkEnd w:id="138"/>
-    <w:bookmarkStart w:id="140" w:name="ref-Turtle"/>
+    <w:bookmarkEnd w:id="183"/>
+    <w:bookmarkStart w:id="185" w:name="ref-Turtle"/>
     <w:p>
       <w:pPr>
         <w:pStyle w:val="Bibliography"/>
@@ -7728,7 +7770,7 @@
       <w:r>
         <w:t xml:space="preserve"> </w:t>
       </w:r>
-      <w:hyperlink r:id="rId139">
+      <w:hyperlink r:id="rId184">
         <w:r>
           <w:rPr>
             <w:rStyle w:val="Hyperlink"/>
@@ -7745,10 +7787,10 @@
         <w:t xml:space="preserve">(W3C Recommendation) : World Wide Web Consortium (W3C), 2014</w:t>
       </w:r>
     </w:p>
-    <w:bookmarkEnd w:id="140"/>
-    <w:bookmarkEnd w:id="141"/>
-    <w:bookmarkEnd w:id="142"/>
-    <w:bookmarkStart w:id="143" w:name="sec-appendix-b"/>
+    <w:bookmarkEnd w:id="185"/>
+    <w:bookmarkEnd w:id="186"/>
+    <w:bookmarkEnd w:id="187"/>
+    <w:bookmarkStart w:id="188" w:name="sec-appendix-b"/>
     <w:p>
       <w:pPr>
         <w:pStyle w:val="berschrift1"/>
@@ -7875,8 +7917,8 @@
         </w:tc>
       </w:tr>
     </w:tbl>
-    <w:bookmarkEnd w:id="143"/>
-    <w:bookmarkStart w:id="146" w:name="sec-appendix-c"/>
+    <w:bookmarkEnd w:id="188"/>
+    <w:bookmarkStart w:id="191" w:name="sec-appendix-c"/>
     <w:p>
       <w:pPr>
         <w:pStyle w:val="berschrift1"/>
@@ -7915,7 +7957,7 @@
       <w:r>
         <w:t xml:space="preserve"> </w:t>
       </w:r>
-      <w:hyperlink r:id="rId108">
+      <w:hyperlink r:id="rId153">
         <w:r>
           <w:rPr>
             <w:rStyle w:val="Hyperlink"/>
@@ -7932,7 +7974,7 @@
       <w:r>
         <w:t xml:space="preserve"> </w:t>
       </w:r>
-      <w:hyperlink r:id="rId144">
+      <w:hyperlink r:id="rId189">
         <w:r>
           <w:rPr>
             <w:rStyle w:val="Hyperlink"/>
@@ -7957,7 +7999,7 @@
       <w:tr>
         <w:tc>
           <w:tcPr/>
-          <w:bookmarkStart w:id="145" w:name="tbl-glossary"/>
+          <w:bookmarkStart w:id="190" w:name="tbl-glossary"/>
           <w:p>
             <w:pPr>
               <w:jc w:val="center"/>
@@ -9367,13 +9409,13 @@
               </w:tc>
             </w:tr>
           </w:tbl>
-          <w:bookmarkEnd w:id="145"/>
+          <w:bookmarkEnd w:id="190"/>
           <w:p/>
         </w:tc>
       </w:tr>
     </w:tbl>
-    <w:bookmarkEnd w:id="146"/>
-    <w:bookmarkStart w:id="148" w:name="sec-appendix-d"/>
+    <w:bookmarkEnd w:id="191"/>
+    <w:bookmarkStart w:id="193" w:name="sec-appendix-d"/>
     <w:p>
       <w:pPr>
         <w:pStyle w:val="berschrift1"/>
@@ -9502,7 +9544,7 @@
       <w:r>
         <w:t xml:space="preserve"> </w:t>
       </w:r>
-      <w:hyperlink r:id="rId147">
+      <w:hyperlink r:id="rId192">
         <w:r>
           <w:rPr>
             <w:rStyle w:val="Hyperlink"/>
@@ -9514,8 +9556,8 @@
         <w:t xml:space="preserve">.</w:t>
       </w:r>
     </w:p>
-    <w:bookmarkEnd w:id="148"/>
-    <w:bookmarkStart w:id="149" w:name="sec-appendix-e"/>
+    <w:bookmarkEnd w:id="193"/>
+    <w:bookmarkStart w:id="194" w:name="sec-appendix-e"/>
     <w:p>
       <w:pPr>
         <w:pStyle w:val="berschrift1"/>
@@ -9524,8 +9566,8 @@
         <w:t xml:space="preserve">Annexe E – Table des illustrations</w:t>
       </w:r>
     </w:p>
-    <w:bookmarkEnd w:id="149"/>
-    <w:bookmarkStart w:id="150" w:name="sec-appendix-f"/>
+    <w:bookmarkEnd w:id="194"/>
+    <w:bookmarkStart w:id="195" w:name="sec-appendix-f"/>
     <w:p>
       <w:pPr>
         <w:pStyle w:val="berschrift1"/>
@@ -9534,7 +9576,7 @@
         <w:t xml:space="preserve">Annexe F – Liste des tableaux</w:t>
       </w:r>
     </w:p>
-    <w:bookmarkEnd w:id="150"/>
+    <w:bookmarkEnd w:id="195"/>
     <w:sectPr>
       <w:headerReference r:id="rId13" w:type="default"/>
       <w:footerReference r:id="rId14" w:type="default"/>

--- a/fr/index.docx
+++ b/fr/index.docx
@@ -78,7 +78,7 @@
       </w:r>
     </w:p>
     <w:bookmarkEnd w:id="25"/>
-    <w:bookmarkStart w:id="50" w:name="sec-introduction"/>
+    <w:bookmarkStart w:id="54" w:name="sec-introduction"/>
     <w:p>
       <w:pPr>
         <w:pStyle w:val="berschrift1"/>
@@ -252,7 +252,7 @@
     </w:p>
     <w:bookmarkEnd w:id="32"/>
     <w:bookmarkEnd w:id="33"/>
-    <w:bookmarkStart w:id="49" w:name="sec-formatting"/>
+    <w:bookmarkStart w:id="53" w:name="sec-formatting"/>
     <w:p>
       <w:pPr>
         <w:pStyle w:val="berschrift2"/>
@@ -789,7 +789,7 @@
       </w:tr>
     </w:tbl>
     <w:bookmarkEnd w:id="45"/>
-    <w:bookmarkStart w:id="48" w:name="sec-formatting-code"/>
+    <w:bookmarkStart w:id="52" w:name="sec-formatting-code"/>
     <w:p>
       <w:pPr>
         <w:pStyle w:val="berschrift3"/>
@@ -851,6 +851,28 @@
           <w:rStyle w:val="VerbatimChar"/>
         </w:rPr>
         <w:t xml:space="preserve">LIMIT 10</w:t>
+      </w:r>
+    </w:p>
+    <w:p>
+      <w:pPr>
+        <w:pStyle w:val="FirstParagraph"/>
+      </w:pPr>
+      <w:r>
+        <w:t xml:space="preserve">Les figures peuvent aussi être produites avec du code R, comme le montre</w:t>
+      </w:r>
+      <w:r>
+        <w:t xml:space="preserve"> </w:t>
+      </w:r>
+      <w:hyperlink w:anchor="fig-r-example">
+        <w:r>
+          <w:rPr>
+            <w:rStyle w:val="Hyperlink"/>
+          </w:rPr>
+          <w:t xml:space="preserve">Figure 2</w:t>
+        </w:r>
+      </w:hyperlink>
+      <w:r>
+        <w:t xml:space="preserve">:</w:t>
       </w:r>
     </w:p>
     <w:tbl>
@@ -866,7 +888,86 @@
       <w:tr>
         <w:tc>
           <w:tcPr/>
-          <w:bookmarkStart w:id="46" w:name="tbl-example"/>
+          <w:bookmarkStart w:id="49" w:name="fig-r-example"/>
+          <w:p>
+            <w:pPr>
+              <w:pStyle w:val="Compact"/>
+              <w:jc w:val="center"/>
+            </w:pPr>
+            <w:r>
+              <w:drawing>
+                <wp:inline>
+                  <wp:extent cx="5544151" cy="2310063"/>
+                  <wp:effectExtent b="0" l="0" r="0" t="0"/>
+                  <wp:docPr descr="" title="" id="47" name="Picture"/>
+                  <a:graphic>
+                    <a:graphicData uri="http://schemas.openxmlformats.org/drawingml/2006/picture">
+                      <pic:pic>
+                        <pic:nvPicPr>
+                          <pic:cNvPr descr="index_files/figure-docx/fig-r-example-1.png" id="48" name="Picture"/>
+                          <pic:cNvPicPr>
+                            <a:picLocks noChangeArrowheads="1" noChangeAspect="1"/>
+                          </pic:cNvPicPr>
+                        </pic:nvPicPr>
+                        <pic:blipFill>
+                          <a:blip r:embed="rId46"/>
+                          <a:stretch>
+                            <a:fillRect/>
+                          </a:stretch>
+                        </pic:blipFill>
+                        <pic:spPr bwMode="auto">
+                          <a:xfrm>
+                            <a:off x="0" y="0"/>
+                            <a:ext cx="5544151" cy="2310063"/>
+                          </a:xfrm>
+                          <a:prstGeom prst="rect">
+                            <a:avLst/>
+                          </a:prstGeom>
+                          <a:noFill/>
+                          <a:ln w="9525">
+                            <a:noFill/>
+                            <a:headEnd/>
+                            <a:tailEnd/>
+                          </a:ln>
+                        </pic:spPr>
+                      </pic:pic>
+                    </a:graphicData>
+                  </a:graphic>
+                </wp:inline>
+              </w:drawing>
+            </w:r>
+          </w:p>
+          <w:p>
+            <w:pPr>
+              <w:jc w:val="center"/>
+            </w:pPr>
+            <w:pPr>
+              <w:jc w:val="left"/>
+              <w:spacing w:before="200"/>
+              <w:pStyle w:val="ImageCaption"/>
+            </w:pPr>
+            <w:r>
+              <w:t xml:space="preserve">Figure 2: Figure produite avec R. Quarto exécute le code lors du rendu et insère le graphique.</w:t>
+            </w:r>
+          </w:p>
+          <w:bookmarkEnd w:id="49"/>
+        </w:tc>
+      </w:tr>
+    </w:tbl>
+    <w:tbl>
+      <w:tblPr>
+        <w:tblStyle w:val="Table"/>
+        <w:tblW w:type="pct" w:w="5000"/>
+        <w:tblLayout w:type="fixed"/>
+        <w:tblLook w:firstRow="0" w:lastRow="0" w:firstColumn="0" w:lastColumn="0" w:noHBand="0" w:noVBand="0" w:val="0000"/>
+      </w:tblPr>
+      <w:tblGrid>
+        <w:gridCol w:w="7920"/>
+      </w:tblGrid>
+      <w:tr>
+        <w:tc>
+          <w:tcPr/>
+          <w:bookmarkStart w:id="50" w:name="tbl-example"/>
           <w:p>
             <w:pPr>
               <w:jc w:val="center"/>
@@ -1019,7 +1120,7 @@
               </w:tc>
             </w:tr>
           </w:tbl>
-          <w:bookmarkEnd w:id="46"/>
+          <w:bookmarkEnd w:id="50"/>
           <w:p/>
         </w:tc>
       </w:tr>
@@ -1082,7 +1183,7 @@
       <w:pPr>
         <w:pStyle w:val="Textkrper"/>
       </w:pPr>
-      <w:bookmarkStart w:id="47" w:name="eq-example"/>
+      <w:bookmarkStart w:id="51" w:name="eq-example"/>
       <m:oMathPara>
         <m:oMathParaPr>
           <m:jc m:val="center"/>
@@ -1168,12 +1269,12 @@
           </m:r>
         </m:oMath>
       </m:oMathPara>
-      <w:bookmarkEnd w:id="47"/>
-    </w:p>
-    <w:bookmarkEnd w:id="48"/>
-    <w:bookmarkEnd w:id="49"/>
-    <w:bookmarkEnd w:id="50"/>
-    <w:bookmarkStart w:id="54" w:name="sec-usage-notes"/>
+      <w:bookmarkEnd w:id="51"/>
+    </w:p>
+    <w:bookmarkEnd w:id="52"/>
+    <w:bookmarkEnd w:id="53"/>
+    <w:bookmarkEnd w:id="54"/>
+    <w:bookmarkStart w:id="58" w:name="sec-usage-notes"/>
     <w:p>
       <w:pPr>
         <w:pStyle w:val="berschrift1"/>
@@ -1445,7 +1546,7 @@
         <w:t xml:space="preserve">.</w:t>
       </w:r>
     </w:p>
-    <w:bookmarkStart w:id="53" w:name="sec-namespaces"/>
+    <w:bookmarkStart w:id="57" w:name="sec-namespaces"/>
     <w:p>
       <w:pPr>
         <w:pStyle w:val="berschrift2"/>
@@ -1481,7 +1582,7 @@
       <w:r>
         <w:t xml:space="preserve"> </w:t>
       </w:r>
-      <w:hyperlink r:id="rId51">
+      <w:hyperlink r:id="rId55">
         <w:r>
           <w:rPr>
             <w:rStyle w:val="Hyperlink"/>
@@ -1531,7 +1632,7 @@
       <w:tr>
         <w:tc>
           <w:tcPr/>
-          <w:bookmarkStart w:id="52" w:name="tbl-namespaces"/>
+          <w:bookmarkStart w:id="56" w:name="tbl-namespaces"/>
           <w:p>
             <w:pPr>
               <w:jc w:val="center"/>
@@ -1756,14 +1857,14 @@
               </w:tc>
             </w:tr>
           </w:tbl>
-          <w:bookmarkEnd w:id="52"/>
+          <w:bookmarkEnd w:id="56"/>
           <w:p/>
         </w:tc>
       </w:tr>
     </w:tbl>
-    <w:bookmarkEnd w:id="53"/>
-    <w:bookmarkEnd w:id="54"/>
-    <w:bookmarkStart w:id="152" w:name="sec-data-model"/>
+    <w:bookmarkEnd w:id="57"/>
+    <w:bookmarkEnd w:id="58"/>
+    <w:bookmarkStart w:id="156" w:name="sec-data-model"/>
     <w:p>
       <w:pPr>
         <w:pStyle w:val="berschrift1"/>
@@ -1772,7 +1873,7 @@
         <w:t xml:space="preserve">3. Modèle de données</w:t>
       </w:r>
     </w:p>
-    <w:bookmarkStart w:id="69" w:name="sec-nodeshape-postaladdressshape"/>
+    <w:bookmarkStart w:id="73" w:name="sec-nodeshape-postaladdressshape"/>
     <w:p>
       <w:pPr>
         <w:pStyle w:val="berschrift2"/>
@@ -1797,7 +1898,7 @@
         <w:t xml:space="preserve">Les adresses suivent la structure de schema.org et non la norme suisse d’adresse eCH-0010, car le jeu de données contient surtout des adresses étrangères. Les codes postaux ne sont donc vérifiés que quant à leur format plausible, et non par rapport à un répertoire.</w:t>
       </w:r>
     </w:p>
-    <w:bookmarkStart w:id="58" w:name="Xf875252aad1b3a425685d2837dfb16e5026bccf"/>
+    <w:bookmarkStart w:id="62" w:name="Xf875252aad1b3a425685d2837dfb16e5026bccf"/>
     <w:p>
       <w:pPr>
         <w:pStyle w:val="berschrift3"/>
@@ -1818,7 +1919,7 @@
       <w:pPr>
         <w:pStyle w:val="Definition"/>
       </w:pPr>
-      <w:hyperlink r:id="rId55">
+      <w:hyperlink r:id="rId59">
         <w:r>
           <w:rPr>
             <w:rStyle w:val="Hyperlink"/>
@@ -1839,7 +1940,7 @@
       <w:pPr>
         <w:pStyle w:val="Definition"/>
       </w:pPr>
-      <w:hyperlink r:id="rId56">
+      <w:hyperlink r:id="rId60">
         <w:r>
           <w:rPr>
             <w:rStyle w:val="Hyperlink"/>
@@ -1892,7 +1993,7 @@
       <w:pPr>
         <w:pStyle w:val="Definition"/>
       </w:pPr>
-      <w:hyperlink r:id="rId57">
+      <w:hyperlink r:id="rId61">
         <w:r>
           <w:rPr>
             <w:rStyle w:val="Hyperlink"/>
@@ -1901,8 +2002,8 @@
         </w:r>
       </w:hyperlink>
     </w:p>
-    <w:bookmarkEnd w:id="58"/>
-    <w:bookmarkStart w:id="68" w:name="X94841f346bc9e44ac9d6b39aeccedc95e7957c8"/>
+    <w:bookmarkEnd w:id="62"/>
+    <w:bookmarkStart w:id="72" w:name="X94841f346bc9e44ac9d6b39aeccedc95e7957c8"/>
     <w:p>
       <w:pPr>
         <w:pStyle w:val="berschrift3"/>
@@ -1985,7 +2086,7 @@
             <w:r>
               <w:t xml:space="preserve">(</w:t>
             </w:r>
-            <w:hyperlink r:id="rId59">
+            <w:hyperlink r:id="rId63">
               <w:r>
                 <w:rPr>
                   <w:rStyle w:val="Hyperlink"/>
@@ -2018,7 +2119,7 @@
             <w:r>
               <w:t xml:space="preserve">(</w:t>
             </w:r>
-            <w:hyperlink r:id="rId60">
+            <w:hyperlink r:id="rId64">
               <w:r>
                 <w:rPr>
                   <w:rStyle w:val="Hyperlink"/>
@@ -2091,7 +2192,7 @@
             <w:r>
               <w:t xml:space="preserve">(</w:t>
             </w:r>
-            <w:hyperlink r:id="rId61">
+            <w:hyperlink r:id="rId65">
               <w:r>
                 <w:rPr>
                   <w:rStyle w:val="Hyperlink"/>
@@ -2130,7 +2231,7 @@
             <w:r>
               <w:t xml:space="preserve">(</w:t>
             </w:r>
-            <w:hyperlink r:id="rId60">
+            <w:hyperlink r:id="rId64">
               <w:r>
                 <w:rPr>
                   <w:rStyle w:val="Hyperlink"/>
@@ -2212,7 +2313,7 @@
             <w:r>
               <w:t xml:space="preserve">(</w:t>
             </w:r>
-            <w:hyperlink r:id="rId62">
+            <w:hyperlink r:id="rId66">
               <w:r>
                 <w:rPr>
                   <w:rStyle w:val="Hyperlink"/>
@@ -2251,7 +2352,7 @@
             <w:r>
               <w:t xml:space="preserve">(</w:t>
             </w:r>
-            <w:hyperlink r:id="rId60">
+            <w:hyperlink r:id="rId64">
               <w:r>
                 <w:rPr>
                   <w:rStyle w:val="Hyperlink"/>
@@ -2311,7 +2412,7 @@
             <w:r>
               <w:t xml:space="preserve">(</w:t>
             </w:r>
-            <w:hyperlink r:id="rId63">
+            <w:hyperlink r:id="rId67">
               <w:r>
                 <w:rPr>
                   <w:rStyle w:val="Hyperlink"/>
@@ -2350,7 +2451,7 @@
             <w:r>
               <w:t xml:space="preserve">(</w:t>
             </w:r>
-            <w:hyperlink r:id="rId60">
+            <w:hyperlink r:id="rId64">
               <w:r>
                 <w:rPr>
                   <w:rStyle w:val="Hyperlink"/>
@@ -2410,7 +2511,7 @@
             <w:r>
               <w:t xml:space="preserve">(</w:t>
             </w:r>
-            <w:hyperlink r:id="rId64">
+            <w:hyperlink r:id="rId68">
               <w:r>
                 <w:rPr>
                   <w:rStyle w:val="Hyperlink"/>
@@ -2474,7 +2575,7 @@
             <w:r>
               <w:t xml:space="preserve"> </w:t>
             </w:r>
-            <w:hyperlink r:id="rId65">
+            <w:hyperlink r:id="rId69">
               <w:r>
                 <w:rPr>
                   <w:rStyle w:val="Hyperlink"/>
@@ -2488,7 +2589,7 @@
             <w:r>
               <w:t xml:space="preserve"> </w:t>
             </w:r>
-            <w:hyperlink r:id="rId66">
+            <w:hyperlink r:id="rId70">
               <w:r>
                 <w:rPr>
                   <w:rStyle w:val="Hyperlink"/>
@@ -2502,7 +2603,7 @@
             <w:r>
               <w:t xml:space="preserve"> </w:t>
             </w:r>
-            <w:hyperlink r:id="rId67">
+            <w:hyperlink r:id="rId71">
               <w:r>
                 <w:rPr>
                   <w:rStyle w:val="Hyperlink"/>
@@ -2526,9 +2627,9 @@
         </w:tc>
       </w:tr>
     </w:tbl>
-    <w:bookmarkEnd w:id="68"/>
-    <w:bookmarkEnd w:id="69"/>
-    <w:bookmarkStart w:id="78" w:name="sec-nodeshape-musicalbumshape"/>
+    <w:bookmarkEnd w:id="72"/>
+    <w:bookmarkEnd w:id="73"/>
+    <w:bookmarkStart w:id="82" w:name="sec-nodeshape-musicalbumshape"/>
     <w:p>
       <w:pPr>
         <w:pStyle w:val="berschrift2"/>
@@ -2545,7 +2646,7 @@
         <w:t xml:space="preserve">Une collection de pistes dans le jeu de données Chinook.</w:t>
       </w:r>
     </w:p>
-    <w:bookmarkStart w:id="73" w:name="sec-nodeshape-musicalbumshape-overview"/>
+    <w:bookmarkStart w:id="77" w:name="sec-nodeshape-musicalbumshape-overview"/>
     <w:p>
       <w:pPr>
         <w:pStyle w:val="berschrift3"/>
@@ -2566,7 +2667,7 @@
       <w:pPr>
         <w:pStyle w:val="Definition"/>
       </w:pPr>
-      <w:hyperlink r:id="rId70">
+      <w:hyperlink r:id="rId74">
         <w:r>
           <w:rPr>
             <w:rStyle w:val="Hyperlink"/>
@@ -2587,7 +2688,7 @@
       <w:pPr>
         <w:pStyle w:val="Definition"/>
       </w:pPr>
-      <w:hyperlink r:id="rId71">
+      <w:hyperlink r:id="rId75">
         <w:r>
           <w:rPr>
             <w:rStyle w:val="Hyperlink"/>
@@ -2640,7 +2741,7 @@
       <w:pPr>
         <w:pStyle w:val="Definition"/>
       </w:pPr>
-      <w:hyperlink r:id="rId72">
+      <w:hyperlink r:id="rId76">
         <w:r>
           <w:rPr>
             <w:rStyle w:val="Hyperlink"/>
@@ -2649,8 +2750,8 @@
         </w:r>
       </w:hyperlink>
     </w:p>
-    <w:bookmarkEnd w:id="73"/>
-    <w:bookmarkStart w:id="77" w:name="sec-nodeshape-musicalbumshape-properties"/>
+    <w:bookmarkEnd w:id="77"/>
+    <w:bookmarkStart w:id="81" w:name="sec-nodeshape-musicalbumshape-properties"/>
     <w:p>
       <w:pPr>
         <w:pStyle w:val="berschrift3"/>
@@ -2733,7 +2834,7 @@
             <w:r>
               <w:t xml:space="preserve">(</w:t>
             </w:r>
-            <w:hyperlink r:id="rId74">
+            <w:hyperlink r:id="rId78">
               <w:r>
                 <w:rPr>
                   <w:rStyle w:val="Hyperlink"/>
@@ -2772,7 +2873,7 @@
             <w:r>
               <w:t xml:space="preserve">(</w:t>
             </w:r>
-            <w:hyperlink r:id="rId60">
+            <w:hyperlink r:id="rId64">
               <w:r>
                 <w:rPr>
                   <w:rStyle w:val="Hyperlink"/>
@@ -2832,7 +2933,7 @@
             <w:r>
               <w:t xml:space="preserve">(</w:t>
             </w:r>
-            <w:hyperlink r:id="rId75">
+            <w:hyperlink r:id="rId79">
               <w:r>
                 <w:rPr>
                   <w:rStyle w:val="Hyperlink"/>
@@ -2891,7 +2992,7 @@
             <w:r>
               <w:t xml:space="preserve"> </w:t>
             </w:r>
-            <w:hyperlink r:id="rId76">
+            <w:hyperlink r:id="rId80">
               <w:r>
                 <w:rPr>
                   <w:rStyle w:val="Hyperlink"/>
@@ -2915,9 +3016,9 @@
         </w:tc>
       </w:tr>
     </w:tbl>
-    <w:bookmarkEnd w:id="77"/>
-    <w:bookmarkEnd w:id="78"/>
-    <w:bookmarkStart w:id="89" w:name="sec-nodeshape-trackshape"/>
+    <w:bookmarkEnd w:id="81"/>
+    <w:bookmarkEnd w:id="82"/>
+    <w:bookmarkStart w:id="93" w:name="sec-nodeshape-trackshape"/>
     <w:p>
       <w:pPr>
         <w:pStyle w:val="berschrift2"/>
@@ -2934,7 +3035,7 @@
         <w:t xml:space="preserve">Une piste musicale unique dans le jeu de données Chinook.</w:t>
       </w:r>
     </w:p>
-    <w:bookmarkStart w:id="82" w:name="sec-nodeshape-trackshape-overview"/>
+    <w:bookmarkStart w:id="86" w:name="sec-nodeshape-trackshape-overview"/>
     <w:p>
       <w:pPr>
         <w:pStyle w:val="berschrift3"/>
@@ -2955,7 +3056,7 @@
       <w:pPr>
         <w:pStyle w:val="Definition"/>
       </w:pPr>
-      <w:hyperlink r:id="rId79">
+      <w:hyperlink r:id="rId83">
         <w:r>
           <w:rPr>
             <w:rStyle w:val="Hyperlink"/>
@@ -2976,7 +3077,7 @@
       <w:pPr>
         <w:pStyle w:val="Definition"/>
       </w:pPr>
-      <w:hyperlink r:id="rId80">
+      <w:hyperlink r:id="rId84">
         <w:r>
           <w:rPr>
             <w:rStyle w:val="Hyperlink"/>
@@ -3029,7 +3130,7 @@
       <w:pPr>
         <w:pStyle w:val="Definition"/>
       </w:pPr>
-      <w:hyperlink r:id="rId81">
+      <w:hyperlink r:id="rId85">
         <w:r>
           <w:rPr>
             <w:rStyle w:val="Hyperlink"/>
@@ -3038,8 +3139,8 @@
         </w:r>
       </w:hyperlink>
     </w:p>
-    <w:bookmarkEnd w:id="82"/>
-    <w:bookmarkStart w:id="88" w:name="sec-nodeshape-trackshape-properties"/>
+    <w:bookmarkEnd w:id="86"/>
+    <w:bookmarkStart w:id="92" w:name="sec-nodeshape-trackshape-properties"/>
     <w:p>
       <w:pPr>
         <w:pStyle w:val="berschrift3"/>
@@ -3122,7 +3223,7 @@
             <w:r>
               <w:t xml:space="preserve">(</w:t>
             </w:r>
-            <w:hyperlink r:id="rId74">
+            <w:hyperlink r:id="rId78">
               <w:r>
                 <w:rPr>
                   <w:rStyle w:val="Hyperlink"/>
@@ -3161,7 +3262,7 @@
             <w:r>
               <w:t xml:space="preserve">(</w:t>
             </w:r>
-            <w:hyperlink r:id="rId60">
+            <w:hyperlink r:id="rId64">
               <w:r>
                 <w:rPr>
                   <w:rStyle w:val="Hyperlink"/>
@@ -3221,7 +3322,7 @@
             <w:r>
               <w:t xml:space="preserve">(</w:t>
             </w:r>
-            <w:hyperlink r:id="rId83">
+            <w:hyperlink r:id="rId87">
               <w:r>
                 <w:rPr>
                   <w:rStyle w:val="Hyperlink"/>
@@ -3319,7 +3420,7 @@
             <w:r>
               <w:t xml:space="preserve">(</w:t>
             </w:r>
-            <w:hyperlink r:id="rId84">
+            <w:hyperlink r:id="rId88">
               <w:r>
                 <w:rPr>
                   <w:rStyle w:val="Hyperlink"/>
@@ -3380,7 +3481,7 @@
             <w:r>
               <w:t xml:space="preserve">(</w:t>
             </w:r>
-            <w:hyperlink r:id="rId85">
+            <w:hyperlink r:id="rId89">
               <w:r>
                 <w:rPr>
                   <w:rStyle w:val="Hyperlink"/>
@@ -3454,7 +3555,7 @@
             <w:r>
               <w:t xml:space="preserve">(</w:t>
             </w:r>
-            <w:hyperlink r:id="rId86">
+            <w:hyperlink r:id="rId90">
               <w:r>
                 <w:rPr>
                   <w:rStyle w:val="Hyperlink"/>
@@ -3552,7 +3653,7 @@
             <w:r>
               <w:t xml:space="preserve">(</w:t>
             </w:r>
-            <w:hyperlink r:id="rId87">
+            <w:hyperlink r:id="rId91">
               <w:r>
                 <w:rPr>
                   <w:rStyle w:val="Hyperlink"/>
@@ -3618,9 +3719,9 @@
         </w:tc>
       </w:tr>
     </w:tbl>
-    <w:bookmarkEnd w:id="88"/>
-    <w:bookmarkEnd w:id="89"/>
-    <w:bookmarkStart w:id="104" w:name="sec-nodeshape-invoiceshape"/>
+    <w:bookmarkEnd w:id="92"/>
+    <w:bookmarkEnd w:id="93"/>
+    <w:bookmarkStart w:id="108" w:name="sec-nodeshape-invoiceshape"/>
     <w:p>
       <w:pPr>
         <w:pStyle w:val="berschrift2"/>
@@ -3637,7 +3738,7 @@
         <w:t xml:space="preserve">Un reçu d’achat dans le jeu de données Chinook. Une facture regroupe les positions d’un achat. Le montant de la facture n’est pas seulement saisi comme valeur, il est aussi vérifié par rapport à la somme des positions; des écarts de plus de cinq centimes sont considérés comme des erreurs. Les factures antérieures à l’an 2000 proviennent d’un ancien système et ne sont pas admises dans ce jeu de données.</w:t>
       </w:r>
     </w:p>
-    <w:bookmarkStart w:id="93" w:name="sec-nodeshape-invoiceshape-overview"/>
+    <w:bookmarkStart w:id="97" w:name="sec-nodeshape-invoiceshape-overview"/>
     <w:p>
       <w:pPr>
         <w:pStyle w:val="berschrift3"/>
@@ -3658,7 +3759,7 @@
       <w:pPr>
         <w:pStyle w:val="Definition"/>
       </w:pPr>
-      <w:hyperlink r:id="rId90">
+      <w:hyperlink r:id="rId94">
         <w:r>
           <w:rPr>
             <w:rStyle w:val="Hyperlink"/>
@@ -3679,7 +3780,7 @@
       <w:pPr>
         <w:pStyle w:val="Definition"/>
       </w:pPr>
-      <w:hyperlink r:id="rId91">
+      <w:hyperlink r:id="rId95">
         <w:r>
           <w:rPr>
             <w:rStyle w:val="Hyperlink"/>
@@ -3732,7 +3833,7 @@
       <w:pPr>
         <w:pStyle w:val="Definition"/>
       </w:pPr>
-      <w:hyperlink r:id="rId92">
+      <w:hyperlink r:id="rId96">
         <w:r>
           <w:rPr>
             <w:rStyle w:val="Hyperlink"/>
@@ -3741,8 +3842,8 @@
         </w:r>
       </w:hyperlink>
     </w:p>
-    <w:bookmarkEnd w:id="93"/>
-    <w:bookmarkStart w:id="100" w:name="sec-nodeshape-invoiceshape-properties"/>
+    <w:bookmarkEnd w:id="97"/>
+    <w:bookmarkStart w:id="104" w:name="sec-nodeshape-invoiceshape-properties"/>
     <w:p>
       <w:pPr>
         <w:pStyle w:val="berschrift3"/>
@@ -3825,7 +3926,7 @@
             <w:r>
               <w:t xml:space="preserve">(</w:t>
             </w:r>
-            <w:hyperlink r:id="rId94">
+            <w:hyperlink r:id="rId98">
               <w:r>
                 <w:rPr>
                   <w:rStyle w:val="Hyperlink"/>
@@ -3905,7 +4006,7 @@
             <w:r>
               <w:t xml:space="preserve">(</w:t>
             </w:r>
-            <w:hyperlink r:id="rId95">
+            <w:hyperlink r:id="rId99">
               <w:r>
                 <w:rPr>
                   <w:rStyle w:val="Hyperlink"/>
@@ -4003,7 +4104,7 @@
             <w:r>
               <w:t xml:space="preserve">(</w:t>
             </w:r>
-            <w:hyperlink r:id="rId96">
+            <w:hyperlink r:id="rId100">
               <w:r>
                 <w:rPr>
                   <w:rStyle w:val="Hyperlink"/>
@@ -4039,7 +4140,7 @@
             <w:r>
               <w:t xml:space="preserve"> </w:t>
             </w:r>
-            <w:hyperlink r:id="rId97">
+            <w:hyperlink r:id="rId101">
               <w:r>
                 <w:rPr>
                   <w:rStyle w:val="Hyperlink"/>
@@ -4083,7 +4184,7 @@
             <w:r>
               <w:t xml:space="preserve">(</w:t>
             </w:r>
-            <w:hyperlink r:id="rId98">
+            <w:hyperlink r:id="rId102">
               <w:r>
                 <w:rPr>
                   <w:rStyle w:val="Hyperlink"/>
@@ -4116,7 +4217,7 @@
             <w:r>
               <w:t xml:space="preserve">(</w:t>
             </w:r>
-            <w:hyperlink r:id="rId99">
+            <w:hyperlink r:id="rId103">
               <w:r>
                 <w:rPr>
                   <w:rStyle w:val="Hyperlink"/>
@@ -4169,8 +4270,8 @@
         </w:tc>
       </w:tr>
     </w:tbl>
-    <w:bookmarkEnd w:id="100"/>
-    <w:bookmarkStart w:id="103" w:name="sec-nodeshape-invoiceshape-rules"/>
+    <w:bookmarkEnd w:id="104"/>
+    <w:bookmarkStart w:id="107" w:name="sec-nodeshape-invoiceshape-rules"/>
     <w:p>
       <w:pPr>
         <w:pStyle w:val="berschrift3"/>
@@ -4179,7 +4280,7 @@
         <w:t xml:space="preserve">3.4.3 Règles (SPARQL)</w:t>
       </w:r>
     </w:p>
-    <w:bookmarkStart w:id="101" w:name="sec-nodeshape-invoiceshape-rule-1"/>
+    <w:bookmarkStart w:id="105" w:name="sec-nodeshape-invoiceshape-rule-1"/>
     <w:p>
       <w:pPr>
         <w:pStyle w:val="berschrift4"/>
@@ -4243,8 +4344,8 @@
         <w:t xml:space="preserve">}</w:t>
       </w:r>
     </w:p>
-    <w:bookmarkEnd w:id="101"/>
-    <w:bookmarkStart w:id="102" w:name="sec-nodeshape-invoiceshape-rule-2"/>
+    <w:bookmarkEnd w:id="105"/>
+    <w:bookmarkStart w:id="106" w:name="sec-nodeshape-invoiceshape-rule-2"/>
     <w:p>
       <w:pPr>
         <w:pStyle w:val="berschrift4"/>
@@ -4389,10 +4490,10 @@
         <w:t xml:space="preserve">}</w:t>
       </w:r>
     </w:p>
-    <w:bookmarkEnd w:id="102"/>
-    <w:bookmarkEnd w:id="103"/>
-    <w:bookmarkEnd w:id="104"/>
-    <w:bookmarkStart w:id="115" w:name="sec-nodeshape-genreshape"/>
+    <w:bookmarkEnd w:id="106"/>
+    <w:bookmarkEnd w:id="107"/>
+    <w:bookmarkEnd w:id="108"/>
+    <w:bookmarkStart w:id="119" w:name="sec-nodeshape-genreshape"/>
     <w:p>
       <w:pPr>
         <w:pStyle w:val="berschrift2"/>
@@ -4409,7 +4510,7 @@
         <w:t xml:space="preserve">Une catégorie musicale dans le jeu de données Chinook.</w:t>
       </w:r>
     </w:p>
-    <w:bookmarkStart w:id="108" w:name="sec-nodeshape-genreshape-overview"/>
+    <w:bookmarkStart w:id="112" w:name="sec-nodeshape-genreshape-overview"/>
     <w:p>
       <w:pPr>
         <w:pStyle w:val="berschrift3"/>
@@ -4430,7 +4531,7 @@
       <w:pPr>
         <w:pStyle w:val="Definition"/>
       </w:pPr>
-      <w:hyperlink r:id="rId105">
+      <w:hyperlink r:id="rId109">
         <w:r>
           <w:rPr>
             <w:rStyle w:val="Hyperlink"/>
@@ -4451,7 +4552,7 @@
       <w:pPr>
         <w:pStyle w:val="Definition"/>
       </w:pPr>
-      <w:hyperlink r:id="rId106">
+      <w:hyperlink r:id="rId110">
         <w:r>
           <w:rPr>
             <w:rStyle w:val="Hyperlink"/>
@@ -4504,7 +4605,7 @@
       <w:pPr>
         <w:pStyle w:val="Definition"/>
       </w:pPr>
-      <w:hyperlink r:id="rId107">
+      <w:hyperlink r:id="rId111">
         <w:r>
           <w:rPr>
             <w:rStyle w:val="Hyperlink"/>
@@ -4513,8 +4614,8 @@
         </w:r>
       </w:hyperlink>
     </w:p>
-    <w:bookmarkEnd w:id="108"/>
-    <w:bookmarkStart w:id="112" w:name="sec-nodeshape-genreshape-properties"/>
+    <w:bookmarkEnd w:id="112"/>
+    <w:bookmarkStart w:id="116" w:name="sec-nodeshape-genreshape-properties"/>
     <w:p>
       <w:pPr>
         <w:pStyle w:val="berschrift3"/>
@@ -4597,7 +4698,7 @@
             <w:r>
               <w:t xml:space="preserve">(</w:t>
             </w:r>
-            <w:hyperlink r:id="rId74">
+            <w:hyperlink r:id="rId78">
               <w:r>
                 <w:rPr>
                   <w:rStyle w:val="Hyperlink"/>
@@ -4630,7 +4731,7 @@
             <w:r>
               <w:t xml:space="preserve">(</w:t>
             </w:r>
-            <w:hyperlink r:id="rId60">
+            <w:hyperlink r:id="rId64">
               <w:r>
                 <w:rPr>
                   <w:rStyle w:val="Hyperlink"/>
@@ -4712,7 +4813,7 @@
             <w:r>
               <w:t xml:space="preserve">(</w:t>
             </w:r>
-            <w:hyperlink r:id="rId109">
+            <w:hyperlink r:id="rId113">
               <w:r>
                 <w:rPr>
                   <w:rStyle w:val="Hyperlink"/>
@@ -4786,7 +4887,7 @@
             <w:r>
               <w:t xml:space="preserve">(</w:t>
             </w:r>
-            <w:hyperlink r:id="rId110">
+            <w:hyperlink r:id="rId114">
               <w:r>
                 <w:rPr>
                   <w:rStyle w:val="Hyperlink"/>
@@ -4831,7 +4932,7 @@
             <w:r>
               <w:t xml:space="preserve">(</w:t>
             </w:r>
-            <w:hyperlink r:id="rId111">
+            <w:hyperlink r:id="rId115">
               <w:r>
                 <w:rPr>
                   <w:rStyle w:val="Hyperlink"/>
@@ -4935,8 +5036,8 @@
         </w:tc>
       </w:tr>
     </w:tbl>
-    <w:bookmarkEnd w:id="112"/>
-    <w:bookmarkStart w:id="114" w:name="sec-nodeshape-genreshape-rules"/>
+    <w:bookmarkEnd w:id="116"/>
+    <w:bookmarkStart w:id="118" w:name="sec-nodeshape-genreshape-rules"/>
     <w:p>
       <w:pPr>
         <w:pStyle w:val="berschrift3"/>
@@ -4945,7 +5046,7 @@
         <w:t xml:space="preserve">3.5.3 Règles (SPARQL)</w:t>
       </w:r>
     </w:p>
-    <w:bookmarkStart w:id="113" w:name="sec-nodeshape-genreshape-rule-1"/>
+    <w:bookmarkStart w:id="117" w:name="sec-nodeshape-genreshape-rule-1"/>
     <w:p>
       <w:pPr>
         <w:pStyle w:val="berschrift4"/>
@@ -5000,10 +5101,10 @@
         <w:t xml:space="preserve">}</w:t>
       </w:r>
     </w:p>
-    <w:bookmarkEnd w:id="113"/>
-    <w:bookmarkEnd w:id="114"/>
-    <w:bookmarkEnd w:id="115"/>
-    <w:bookmarkStart w:id="120" w:name="sec-nodeshape-organisationshape"/>
+    <w:bookmarkEnd w:id="117"/>
+    <w:bookmarkEnd w:id="118"/>
+    <w:bookmarkEnd w:id="119"/>
+    <w:bookmarkStart w:id="124" w:name="sec-nodeshape-organisationshape"/>
     <w:p>
       <w:pPr>
         <w:pStyle w:val="berschrift2"/>
@@ -5020,7 +5121,7 @@
         <w:t xml:space="preserve">Une entreprise ou organisation dans le jeu de données Chinook.</w:t>
       </w:r>
     </w:p>
-    <w:bookmarkStart w:id="118" w:name="sec-nodeshape-organisationshape-overview"/>
+    <w:bookmarkStart w:id="122" w:name="sec-nodeshape-organisationshape-overview"/>
     <w:p>
       <w:pPr>
         <w:pStyle w:val="berschrift3"/>
@@ -5041,7 +5142,7 @@
       <w:pPr>
         <w:pStyle w:val="Definition"/>
       </w:pPr>
-      <w:hyperlink r:id="rId116">
+      <w:hyperlink r:id="rId120">
         <w:r>
           <w:rPr>
             <w:rStyle w:val="Hyperlink"/>
@@ -5062,7 +5163,7 @@
       <w:pPr>
         <w:pStyle w:val="Definition"/>
       </w:pPr>
-      <w:hyperlink r:id="rId117">
+      <w:hyperlink r:id="rId121">
         <w:r>
           <w:rPr>
             <w:rStyle w:val="Hyperlink"/>
@@ -5103,8 +5204,8 @@
         <w:t xml:space="preserve">Aucun (données transactionnelles, ne faisant pas partie du graphe publié)</w:t>
       </w:r>
     </w:p>
-    <w:bookmarkEnd w:id="118"/>
-    <w:bookmarkStart w:id="119" w:name="X694231572673875c8b98e55f859590bf822fedc"/>
+    <w:bookmarkEnd w:id="122"/>
+    <w:bookmarkStart w:id="123" w:name="X694231572673875c8b98e55f859590bf822fedc"/>
     <w:p>
       <w:pPr>
         <w:pStyle w:val="berschrift3"/>
@@ -5187,7 +5288,7 @@
             <w:r>
               <w:t xml:space="preserve">(</w:t>
             </w:r>
-            <w:hyperlink r:id="rId74">
+            <w:hyperlink r:id="rId78">
               <w:r>
                 <w:rPr>
                   <w:rStyle w:val="Hyperlink"/>
@@ -5226,7 +5327,7 @@
             <w:r>
               <w:t xml:space="preserve">(</w:t>
             </w:r>
-            <w:hyperlink r:id="rId60">
+            <w:hyperlink r:id="rId64">
               <w:r>
                 <w:rPr>
                   <w:rStyle w:val="Hyperlink"/>
@@ -5266,9 +5367,9 @@
         </w:tc>
       </w:tr>
     </w:tbl>
-    <w:bookmarkEnd w:id="119"/>
-    <w:bookmarkEnd w:id="120"/>
-    <w:bookmarkStart w:id="137" w:name="sec-nodeshape-personshape"/>
+    <w:bookmarkEnd w:id="123"/>
+    <w:bookmarkEnd w:id="124"/>
+    <w:bookmarkStart w:id="141" w:name="sec-nodeshape-personshape"/>
     <w:p>
       <w:pPr>
         <w:pStyle w:val="berschrift2"/>
@@ -5331,7 +5432,7 @@
         <w:t xml:space="preserve">Les noms sont saisis tels que la personne les utilise; les titres académiques ne font pas partie du prénom. Les adresses e-mail et les dates de naissance sont facultatives et les infractions aux règles ne sont signalées que comme avertissements.</w:t>
       </w:r>
     </w:p>
-    <w:bookmarkStart w:id="124" w:name="sec-nodeshape-personshape-overview"/>
+    <w:bookmarkStart w:id="128" w:name="sec-nodeshape-personshape-overview"/>
     <w:p>
       <w:pPr>
         <w:pStyle w:val="berschrift3"/>
@@ -5352,7 +5453,7 @@
       <w:pPr>
         <w:pStyle w:val="Definition"/>
       </w:pPr>
-      <w:hyperlink r:id="rId121">
+      <w:hyperlink r:id="rId125">
         <w:r>
           <w:rPr>
             <w:rStyle w:val="Hyperlink"/>
@@ -5373,7 +5474,7 @@
       <w:pPr>
         <w:pStyle w:val="Definition"/>
       </w:pPr>
-      <w:hyperlink r:id="rId122">
+      <w:hyperlink r:id="rId126">
         <w:r>
           <w:rPr>
             <w:rStyle w:val="Hyperlink"/>
@@ -5426,7 +5527,7 @@
       <w:pPr>
         <w:pStyle w:val="Definition"/>
       </w:pPr>
-      <w:hyperlink r:id="rId123">
+      <w:hyperlink r:id="rId127">
         <w:r>
           <w:rPr>
             <w:rStyle w:val="Hyperlink"/>
@@ -5435,8 +5536,8 @@
         </w:r>
       </w:hyperlink>
     </w:p>
-    <w:bookmarkEnd w:id="124"/>
-    <w:bookmarkStart w:id="134" w:name="sec-nodeshape-personshape-properties"/>
+    <w:bookmarkEnd w:id="128"/>
+    <w:bookmarkStart w:id="138" w:name="sec-nodeshape-personshape-properties"/>
     <w:p>
       <w:pPr>
         <w:pStyle w:val="berschrift3"/>
@@ -5519,7 +5620,7 @@
             <w:r>
               <w:t xml:space="preserve">(</w:t>
             </w:r>
-            <w:hyperlink r:id="rId125">
+            <w:hyperlink r:id="rId129">
               <w:r>
                 <w:rPr>
                   <w:rStyle w:val="Hyperlink"/>
@@ -5558,7 +5659,7 @@
             <w:r>
               <w:t xml:space="preserve">(</w:t>
             </w:r>
-            <w:hyperlink r:id="rId60">
+            <w:hyperlink r:id="rId64">
               <w:r>
                 <w:rPr>
                   <w:rStyle w:val="Hyperlink"/>
@@ -5605,7 +5706,7 @@
             <w:r>
               <w:t xml:space="preserve">(</w:t>
             </w:r>
-            <w:hyperlink r:id="rId126">
+            <w:hyperlink r:id="rId130">
               <w:r>
                 <w:rPr>
                   <w:rStyle w:val="Hyperlink"/>
@@ -5644,7 +5745,7 @@
             <w:r>
               <w:t xml:space="preserve">(</w:t>
             </w:r>
-            <w:hyperlink r:id="rId60">
+            <w:hyperlink r:id="rId64">
               <w:r>
                 <w:rPr>
                   <w:rStyle w:val="Hyperlink"/>
@@ -5691,7 +5792,7 @@
             <w:r>
               <w:t xml:space="preserve">(</w:t>
             </w:r>
-            <w:hyperlink r:id="rId127">
+            <w:hyperlink r:id="rId131">
               <w:r>
                 <w:rPr>
                   <w:rStyle w:val="Hyperlink"/>
@@ -5736,7 +5837,7 @@
             <w:r>
               <w:t xml:space="preserve">(</w:t>
             </w:r>
-            <w:hyperlink r:id="rId60">
+            <w:hyperlink r:id="rId64">
               <w:r>
                 <w:rPr>
                   <w:rStyle w:val="Hyperlink"/>
@@ -5846,7 +5947,7 @@
             <w:r>
               <w:t xml:space="preserve">(</w:t>
             </w:r>
-            <w:hyperlink r:id="rId128">
+            <w:hyperlink r:id="rId132">
               <w:r>
                 <w:rPr>
                   <w:rStyle w:val="Hyperlink"/>
@@ -5891,7 +5992,7 @@
             <w:r>
               <w:t xml:space="preserve">(</w:t>
             </w:r>
-            <w:hyperlink r:id="rId99">
+            <w:hyperlink r:id="rId103">
               <w:r>
                 <w:rPr>
                   <w:rStyle w:val="Hyperlink"/>
@@ -5964,7 +6065,7 @@
             <w:r>
               <w:t xml:space="preserve">(</w:t>
             </w:r>
-            <w:hyperlink r:id="rId129">
+            <w:hyperlink r:id="rId133">
               <w:r>
                 <w:rPr>
                   <w:rStyle w:val="Hyperlink"/>
@@ -6050,7 +6151,7 @@
             <w:r>
               <w:t xml:space="preserve">(</w:t>
             </w:r>
-            <w:hyperlink r:id="rId130">
+            <w:hyperlink r:id="rId134">
               <w:r>
                 <w:rPr>
                   <w:rStyle w:val="Hyperlink"/>
@@ -6103,7 +6204,7 @@
             <w:r>
               <w:t xml:space="preserve"> </w:t>
             </w:r>
-            <w:hyperlink r:id="rId131">
+            <w:hyperlink r:id="rId135">
               <w:r>
                 <w:rPr>
                   <w:rStyle w:val="Hyperlink"/>
@@ -6147,7 +6248,7 @@
             <w:r>
               <w:t xml:space="preserve">(</w:t>
             </w:r>
-            <w:hyperlink r:id="rId132">
+            <w:hyperlink r:id="rId136">
               <w:r>
                 <w:rPr>
                   <w:rStyle w:val="Hyperlink"/>
@@ -6180,7 +6281,7 @@
             <w:r>
               <w:t xml:space="preserve">(</w:t>
             </w:r>
-            <w:hyperlink r:id="rId60">
+            <w:hyperlink r:id="rId64">
               <w:r>
                 <w:rPr>
                   <w:rStyle w:val="Hyperlink"/>
@@ -6240,7 +6341,7 @@
             <w:r>
               <w:t xml:space="preserve">(</w:t>
             </w:r>
-            <w:hyperlink r:id="rId133">
+            <w:hyperlink r:id="rId137">
               <w:r>
                 <w:rPr>
                   <w:rStyle w:val="Hyperlink"/>
@@ -6294,8 +6395,8 @@
         </w:tc>
       </w:tr>
     </w:tbl>
-    <w:bookmarkEnd w:id="134"/>
-    <w:bookmarkStart w:id="136" w:name="sec-nodeshape-personshape-rules"/>
+    <w:bookmarkEnd w:id="138"/>
+    <w:bookmarkStart w:id="140" w:name="sec-nodeshape-personshape-rules"/>
     <w:p>
       <w:pPr>
         <w:pStyle w:val="berschrift3"/>
@@ -6304,7 +6405,7 @@
         <w:t xml:space="preserve">3.7.3 Règles (SPARQL)</w:t>
       </w:r>
     </w:p>
-    <w:bookmarkStart w:id="135" w:name="sec-nodeshape-personshape-rule-1"/>
+    <w:bookmarkStart w:id="139" w:name="sec-nodeshape-personshape-rule-1"/>
     <w:p>
       <w:pPr>
         <w:pStyle w:val="berschrift4"/>
@@ -6359,10 +6460,10 @@
         <w:t xml:space="preserve">}</w:t>
       </w:r>
     </w:p>
-    <w:bookmarkEnd w:id="135"/>
-    <w:bookmarkEnd w:id="136"/>
-    <w:bookmarkEnd w:id="137"/>
-    <w:bookmarkStart w:id="151" w:name="sec-nodeshape-quantitativevalueshape"/>
+    <w:bookmarkEnd w:id="139"/>
+    <w:bookmarkEnd w:id="140"/>
+    <w:bookmarkEnd w:id="141"/>
+    <w:bookmarkStart w:id="155" w:name="sec-nodeshape-quantitativevalueshape"/>
     <w:p>
       <w:pPr>
         <w:pStyle w:val="berschrift2"/>
@@ -6387,7 +6488,7 @@
         <w:t xml:space="preserve">Les valeurs quantitatives ne sont jamais saisies comme un simple nombre, mais toujours avec une unité du vocabulaire QUDT. Il reste ainsi clair si une durée est exprimée en millisecondes ou une taille de fichier en octets. Les valeurs négatives ne sont pas prévues dans ce jeu de données.</w:t>
       </w:r>
     </w:p>
-    <w:bookmarkStart w:id="141" w:name="X78f593afbb200587db35193dab5ef366499966a"/>
+    <w:bookmarkStart w:id="145" w:name="X78f593afbb200587db35193dab5ef366499966a"/>
     <w:p>
       <w:pPr>
         <w:pStyle w:val="berschrift3"/>
@@ -6408,7 +6509,7 @@
       <w:pPr>
         <w:pStyle w:val="Definition"/>
       </w:pPr>
-      <w:hyperlink r:id="rId138">
+      <w:hyperlink r:id="rId142">
         <w:r>
           <w:rPr>
             <w:rStyle w:val="Hyperlink"/>
@@ -6429,7 +6530,7 @@
       <w:pPr>
         <w:pStyle w:val="Definition"/>
       </w:pPr>
-      <w:hyperlink r:id="rId139">
+      <w:hyperlink r:id="rId143">
         <w:r>
           <w:rPr>
             <w:rStyle w:val="Hyperlink"/>
@@ -6482,7 +6583,7 @@
       <w:pPr>
         <w:pStyle w:val="Definition"/>
       </w:pPr>
-      <w:hyperlink r:id="rId140">
+      <w:hyperlink r:id="rId144">
         <w:r>
           <w:rPr>
             <w:rStyle w:val="Hyperlink"/>
@@ -6491,8 +6592,8 @@
         </w:r>
       </w:hyperlink>
     </w:p>
-    <w:bookmarkEnd w:id="141"/>
-    <w:bookmarkStart w:id="150" w:name="X2e1f3b536eb29ac285cf6217bf2fada750b5fc0"/>
+    <w:bookmarkEnd w:id="145"/>
+    <w:bookmarkStart w:id="154" w:name="X2e1f3b536eb29ac285cf6217bf2fada750b5fc0"/>
     <w:p>
       <w:pPr>
         <w:pStyle w:val="berschrift3"/>
@@ -6575,7 +6676,7 @@
             <w:r>
               <w:t xml:space="preserve">(</w:t>
             </w:r>
-            <w:hyperlink r:id="rId142">
+            <w:hyperlink r:id="rId146">
               <w:r>
                 <w:rPr>
                   <w:rStyle w:val="Hyperlink"/>
@@ -6620,7 +6721,7 @@
             <w:r>
               <w:t xml:space="preserve">(</w:t>
             </w:r>
-            <w:hyperlink r:id="rId143">
+            <w:hyperlink r:id="rId147">
               <w:r>
                 <w:rPr>
                   <w:rStyle w:val="Hyperlink"/>
@@ -6643,7 +6744,7 @@
             <w:r>
               <w:t xml:space="preserve">(</w:t>
             </w:r>
-            <w:hyperlink r:id="rId144">
+            <w:hyperlink r:id="rId148">
               <w:r>
                 <w:rPr>
                   <w:rStyle w:val="Hyperlink"/>
@@ -6703,7 +6804,7 @@
             <w:r>
               <w:t xml:space="preserve">(</w:t>
             </w:r>
-            <w:hyperlink r:id="rId145">
+            <w:hyperlink r:id="rId149">
               <w:r>
                 <w:rPr>
                   <w:rStyle w:val="Hyperlink"/>
@@ -6745,7 +6846,7 @@
             <w:r>
               <w:t xml:space="preserve"> </w:t>
             </w:r>
-            <w:hyperlink r:id="rId146">
+            <w:hyperlink r:id="rId150">
               <w:r>
                 <w:rPr>
                   <w:rStyle w:val="Hyperlink"/>
@@ -6759,7 +6860,7 @@
             <w:r>
               <w:t xml:space="preserve"> </w:t>
             </w:r>
-            <w:hyperlink r:id="rId147">
+            <w:hyperlink r:id="rId151">
               <w:r>
                 <w:rPr>
                   <w:rStyle w:val="Hyperlink"/>
@@ -6773,7 +6874,7 @@
             <w:r>
               <w:t xml:space="preserve"> </w:t>
             </w:r>
-            <w:hyperlink r:id="rId148">
+            <w:hyperlink r:id="rId152">
               <w:r>
                 <w:rPr>
                   <w:rStyle w:val="Hyperlink"/>
@@ -6787,7 +6888,7 @@
             <w:r>
               <w:t xml:space="preserve"> </w:t>
             </w:r>
-            <w:hyperlink r:id="rId149">
+            <w:hyperlink r:id="rId153">
               <w:r>
                 <w:rPr>
                   <w:rStyle w:val="Hyperlink"/>
@@ -6811,10 +6912,10 @@
         </w:tc>
       </w:tr>
     </w:tbl>
-    <w:bookmarkEnd w:id="150"/>
-    <w:bookmarkEnd w:id="151"/>
-    <w:bookmarkEnd w:id="152"/>
-    <w:bookmarkStart w:id="154" w:name="sec-data-retrieval"/>
+    <w:bookmarkEnd w:id="154"/>
+    <w:bookmarkEnd w:id="155"/>
+    <w:bookmarkEnd w:id="156"/>
+    <w:bookmarkStart w:id="158" w:name="sec-data-retrieval"/>
     <w:p>
       <w:pPr>
         <w:pStyle w:val="berschrift1"/>
@@ -6903,7 +7004,7 @@
       <w:r>
         <w:t xml:space="preserve"> </w:t>
       </w:r>
-      <w:hyperlink r:id="rId153">
+      <w:hyperlink r:id="rId157">
         <w:r>
           <w:rPr>
             <w:rStyle w:val="Hyperlink"/>
@@ -7128,8 +7229,8 @@
         <w:t xml:space="preserve">    schema:partOf genre:1 .</w:t>
       </w:r>
     </w:p>
-    <w:bookmarkEnd w:id="154"/>
-    <w:bookmarkStart w:id="155" w:name="sec-safety-consideration"/>
+    <w:bookmarkEnd w:id="158"/>
+    <w:bookmarkStart w:id="159" w:name="sec-safety-consideration"/>
     <w:p>
       <w:pPr>
         <w:pStyle w:val="berschrift1"/>
@@ -7146,8 +7247,8 @@
         <w:t xml:space="preserve">Informations sur les bases légales expressément déterminantes ou remarque indiquant que les bases légales pertinentes doivent être respectées lors de la mise en œuvre.</w:t>
       </w:r>
     </w:p>
-    <w:bookmarkEnd w:id="155"/>
-    <w:bookmarkStart w:id="156" w:name="sec-disclaimer"/>
+    <w:bookmarkEnd w:id="159"/>
+    <w:bookmarkStart w:id="160" w:name="sec-disclaimer"/>
     <w:p>
       <w:pPr>
         <w:pStyle w:val="berschrift1"/>
@@ -7188,8 +7289,8 @@
         <w:t xml:space="preserve">Toute responsabilité pour les dommages causés par l’utilisation des standards eCH par l’utilisateur est exclue dans les limites autorisées par la loi.</w:t>
       </w:r>
     </w:p>
-    <w:bookmarkEnd w:id="156"/>
-    <w:bookmarkStart w:id="157" w:name="sec-copyrights"/>
+    <w:bookmarkEnd w:id="160"/>
+    <w:bookmarkStart w:id="161" w:name="sec-copyrights"/>
     <w:p>
       <w:pPr>
         <w:pStyle w:val="berschrift1"/>
@@ -7228,8 +7329,8 @@
         <w:t xml:space="preserve">Ces dispositions ne s’appliquent toutefois qu’aux standards élaborés par eCH, et non aux standards ou produits de tiers qui font référence aux standards eCH. Les standards contiennent les références correspondantes aux droits de tiers.</w:t>
       </w:r>
     </w:p>
-    <w:bookmarkEnd w:id="157"/>
-    <w:bookmarkStart w:id="187" w:name="sec-appendix-a"/>
+    <w:bookmarkEnd w:id="161"/>
+    <w:bookmarkStart w:id="191" w:name="sec-appendix-a"/>
     <w:p>
       <w:pPr>
         <w:pStyle w:val="berschrift1"/>
@@ -7238,8 +7339,8 @@
         <w:t xml:space="preserve">Annexe A – Références</w:t>
       </w:r>
     </w:p>
-    <w:bookmarkStart w:id="186" w:name="refs"/>
-    <w:bookmarkStart w:id="159" w:name="ref-berners2023semantic"/>
+    <w:bookmarkStart w:id="190" w:name="refs"/>
+    <w:bookmarkStart w:id="163" w:name="ref-berners2023semantic"/>
     <w:p>
       <w:pPr>
         <w:pStyle w:val="Bibliography"/>
@@ -7259,7 +7360,7 @@
       <w:r>
         <w:t xml:space="preserve"> </w:t>
       </w:r>
-      <w:hyperlink r:id="rId158">
+      <w:hyperlink r:id="rId162">
         <w:r>
           <w:rPr>
             <w:rStyle w:val="Hyperlink"/>
@@ -7284,8 +7385,8 @@
         <w:t xml:space="preserve"> : Association for Computing Machinery, 2023, p. 91‑103</w:t>
       </w:r>
     </w:p>
-    <w:bookmarkEnd w:id="159"/>
-    <w:bookmarkStart w:id="161" w:name="ref-DCAT"/>
+    <w:bookmarkEnd w:id="163"/>
+    <w:bookmarkStart w:id="165" w:name="ref-DCAT"/>
     <w:p>
       <w:pPr>
         <w:pStyle w:val="Bibliography"/>
@@ -7305,7 +7406,7 @@
       <w:r>
         <w:t xml:space="preserve"> </w:t>
       </w:r>
-      <w:hyperlink r:id="rId160">
+      <w:hyperlink r:id="rId164">
         <w:r>
           <w:rPr>
             <w:rStyle w:val="Hyperlink"/>
@@ -7322,8 +7423,8 @@
         <w:t xml:space="preserve">(W3C Recommendation) : World Wide Web Consortium (W3C), 2024</w:t>
       </w:r>
     </w:p>
-    <w:bookmarkEnd w:id="161"/>
-    <w:bookmarkStart w:id="163" w:name="ref-eCH-0003:11.1.0"/>
+    <w:bookmarkEnd w:id="165"/>
+    <w:bookmarkStart w:id="167" w:name="ref-eCH-0003:11.1.0"/>
     <w:p>
       <w:pPr>
         <w:pStyle w:val="Bibliography"/>
@@ -7343,7 +7444,7 @@
       <w:r>
         <w:t xml:space="preserve"> </w:t>
       </w:r>
-      <w:hyperlink r:id="rId162">
+      <w:hyperlink r:id="rId166">
         <w:r>
           <w:rPr>
             <w:rStyle w:val="Hyperlink"/>
@@ -7360,8 +7461,8 @@
         <w:t xml:space="preserve">(eCH-Standard) : Verein eCH, 2022</w:t>
       </w:r>
     </w:p>
-    <w:bookmarkEnd w:id="163"/>
-    <w:bookmarkStart w:id="165" w:name="ref-eCH-0010:8.1.0"/>
+    <w:bookmarkEnd w:id="167"/>
+    <w:bookmarkStart w:id="169" w:name="ref-eCH-0010:8.1.0"/>
     <w:p>
       <w:pPr>
         <w:pStyle w:val="Bibliography"/>
@@ -7381,7 +7482,7 @@
       <w:r>
         <w:t xml:space="preserve"> </w:t>
       </w:r>
-      <w:hyperlink r:id="rId164">
+      <w:hyperlink r:id="rId168">
         <w:r>
           <w:rPr>
             <w:rStyle w:val="Hyperlink"/>
@@ -7398,8 +7499,8 @@
         <w:t xml:space="preserve">(eCH-Standard) : Verein eCH, 2021</w:t>
       </w:r>
     </w:p>
-    <w:bookmarkEnd w:id="165"/>
-    <w:bookmarkStart w:id="167" w:name="ref-eCH-0200:3.0.1"/>
+    <w:bookmarkEnd w:id="169"/>
+    <w:bookmarkStart w:id="171" w:name="ref-eCH-0200:3.0.1"/>
     <w:p>
       <w:pPr>
         <w:pStyle w:val="Bibliography"/>
@@ -7422,7 +7523,7 @@
       <w:r>
         <w:t xml:space="preserve"> </w:t>
       </w:r>
-      <w:hyperlink r:id="rId166">
+      <w:hyperlink r:id="rId170">
         <w:r>
           <w:rPr>
             <w:rStyle w:val="Hyperlink"/>
@@ -7439,8 +7540,8 @@
         <w:t xml:space="preserve">(eCH-Standard) : Verein eCH, 2025</w:t>
       </w:r>
     </w:p>
-    <w:bookmarkEnd w:id="167"/>
-    <w:bookmarkStart w:id="169" w:name="ref-eCH-0205:1.0"/>
+    <w:bookmarkEnd w:id="171"/>
+    <w:bookmarkStart w:id="173" w:name="ref-eCH-0205:1.0"/>
     <w:p>
       <w:pPr>
         <w:pStyle w:val="Bibliography"/>
@@ -7463,7 +7564,7 @@
       <w:r>
         <w:t xml:space="preserve"> </w:t>
       </w:r>
-      <w:hyperlink r:id="rId168">
+      <w:hyperlink r:id="rId172">
         <w:r>
           <w:rPr>
             <w:rStyle w:val="Hyperlink"/>
@@ -7480,8 +7581,8 @@
         <w:t xml:space="preserve">(eCH-Hilfsmittel) : Verein eCH, 2018</w:t>
       </w:r>
     </w:p>
-    <w:bookmarkEnd w:id="169"/>
-    <w:bookmarkStart w:id="171" w:name="ref-eCH-0265:1.0.0"/>
+    <w:bookmarkEnd w:id="173"/>
+    <w:bookmarkStart w:id="175" w:name="ref-eCH-0265:1.0.0"/>
     <w:p>
       <w:pPr>
         <w:pStyle w:val="Bibliography"/>
@@ -7504,7 +7605,7 @@
       <w:r>
         <w:t xml:space="preserve"> </w:t>
       </w:r>
-      <w:hyperlink r:id="rId170">
+      <w:hyperlink r:id="rId174">
         <w:r>
           <w:rPr>
             <w:rStyle w:val="Hyperlink"/>
@@ -7521,8 +7622,8 @@
         <w:t xml:space="preserve">(eCH-Standard) : Verein eCH, 2024</w:t>
       </w:r>
     </w:p>
-    <w:bookmarkEnd w:id="171"/>
-    <w:bookmarkStart w:id="173" w:name="ref-JSON-LD"/>
+    <w:bookmarkEnd w:id="175"/>
+    <w:bookmarkStart w:id="177" w:name="ref-JSON-LD"/>
     <w:p>
       <w:pPr>
         <w:pStyle w:val="Bibliography"/>
@@ -7542,7 +7643,7 @@
       <w:r>
         <w:t xml:space="preserve"> </w:t>
       </w:r>
-      <w:hyperlink r:id="rId172">
+      <w:hyperlink r:id="rId176">
         <w:r>
           <w:rPr>
             <w:rStyle w:val="Hyperlink"/>
@@ -7559,8 +7660,8 @@
         <w:t xml:space="preserve">(W3C Recommendation) : World Wide Web Consortium (W3C), 2020</w:t>
       </w:r>
     </w:p>
-    <w:bookmarkEnd w:id="173"/>
-    <w:bookmarkStart w:id="175" w:name="ref-OWL2"/>
+    <w:bookmarkEnd w:id="177"/>
+    <w:bookmarkStart w:id="179" w:name="ref-OWL2"/>
     <w:p>
       <w:pPr>
         <w:pStyle w:val="Bibliography"/>
@@ -7580,7 +7681,7 @@
       <w:r>
         <w:t xml:space="preserve"> </w:t>
       </w:r>
-      <w:hyperlink r:id="rId174">
+      <w:hyperlink r:id="rId178">
         <w:r>
           <w:rPr>
             <w:rStyle w:val="Hyperlink"/>
@@ -7597,8 +7698,8 @@
         <w:t xml:space="preserve">(W3C Recommendation) : World Wide Web Consortium (W3C), 2012</w:t>
       </w:r>
     </w:p>
-    <w:bookmarkEnd w:id="175"/>
-    <w:bookmarkStart w:id="177" w:name="ref-cyganiak2014rdf11"/>
+    <w:bookmarkEnd w:id="179"/>
+    <w:bookmarkStart w:id="181" w:name="ref-cyganiak2014rdf11"/>
     <w:p>
       <w:pPr>
         <w:pStyle w:val="Bibliography"/>
@@ -7618,7 +7719,7 @@
       <w:r>
         <w:t xml:space="preserve"> </w:t>
       </w:r>
-      <w:hyperlink r:id="rId176">
+      <w:hyperlink r:id="rId180">
         <w:r>
           <w:rPr>
             <w:rStyle w:val="Hyperlink"/>
@@ -7635,8 +7736,8 @@
         <w:t xml:space="preserve">(W3C Recommendation) : World Wide Web Consortium (W3C), 2014</w:t>
       </w:r>
     </w:p>
-    <w:bookmarkEnd w:id="177"/>
-    <w:bookmarkStart w:id="179" w:name="ref-SHACL"/>
+    <w:bookmarkEnd w:id="181"/>
+    <w:bookmarkStart w:id="183" w:name="ref-SHACL"/>
     <w:p>
       <w:pPr>
         <w:pStyle w:val="Bibliography"/>
@@ -7656,7 +7757,7 @@
       <w:r>
         <w:t xml:space="preserve"> </w:t>
       </w:r>
-      <w:hyperlink r:id="rId178">
+      <w:hyperlink r:id="rId182">
         <w:r>
           <w:rPr>
             <w:rStyle w:val="Hyperlink"/>
@@ -7673,8 +7774,8 @@
         <w:t xml:space="preserve">(W3C Recommendation) : World Wide Web Consortium (W3C), 2017</w:t>
       </w:r>
     </w:p>
-    <w:bookmarkEnd w:id="179"/>
-    <w:bookmarkStart w:id="181" w:name="ref-SKOS"/>
+    <w:bookmarkEnd w:id="183"/>
+    <w:bookmarkStart w:id="185" w:name="ref-SKOS"/>
     <w:p>
       <w:pPr>
         <w:pStyle w:val="Bibliography"/>
@@ -7694,7 +7795,7 @@
       <w:r>
         <w:t xml:space="preserve"> </w:t>
       </w:r>
-      <w:hyperlink r:id="rId180">
+      <w:hyperlink r:id="rId184">
         <w:r>
           <w:rPr>
             <w:rStyle w:val="Hyperlink"/>
@@ -7711,8 +7812,8 @@
         <w:t xml:space="preserve">(W3C Recommendation) : World Wide Web Consortium (W3C), 2009</w:t>
       </w:r>
     </w:p>
-    <w:bookmarkEnd w:id="181"/>
-    <w:bookmarkStart w:id="183" w:name="ref-SPARQL"/>
+    <w:bookmarkEnd w:id="185"/>
+    <w:bookmarkStart w:id="187" w:name="ref-SPARQL"/>
     <w:p>
       <w:pPr>
         <w:pStyle w:val="Bibliography"/>
@@ -7732,7 +7833,7 @@
       <w:r>
         <w:t xml:space="preserve"> </w:t>
       </w:r>
-      <w:hyperlink r:id="rId182">
+      <w:hyperlink r:id="rId186">
         <w:r>
           <w:rPr>
             <w:rStyle w:val="Hyperlink"/>
@@ -7749,8 +7850,8 @@
         <w:t xml:space="preserve">(W3C Recommendation) : World Wide Web Consortium (W3C), 2013</w:t>
       </w:r>
     </w:p>
-    <w:bookmarkEnd w:id="183"/>
-    <w:bookmarkStart w:id="185" w:name="ref-Turtle"/>
+    <w:bookmarkEnd w:id="187"/>
+    <w:bookmarkStart w:id="189" w:name="ref-Turtle"/>
     <w:p>
       <w:pPr>
         <w:pStyle w:val="Bibliography"/>
@@ -7770,7 +7871,7 @@
       <w:r>
         <w:t xml:space="preserve"> </w:t>
       </w:r>
-      <w:hyperlink r:id="rId184">
+      <w:hyperlink r:id="rId188">
         <w:r>
           <w:rPr>
             <w:rStyle w:val="Hyperlink"/>
@@ -7787,10 +7888,10 @@
         <w:t xml:space="preserve">(W3C Recommendation) : World Wide Web Consortium (W3C), 2014</w:t>
       </w:r>
     </w:p>
-    <w:bookmarkEnd w:id="185"/>
-    <w:bookmarkEnd w:id="186"/>
-    <w:bookmarkEnd w:id="187"/>
-    <w:bookmarkStart w:id="188" w:name="sec-appendix-b"/>
+    <w:bookmarkEnd w:id="189"/>
+    <w:bookmarkEnd w:id="190"/>
+    <w:bookmarkEnd w:id="191"/>
+    <w:bookmarkStart w:id="192" w:name="sec-appendix-b"/>
     <w:p>
       <w:pPr>
         <w:pStyle w:val="berschrift1"/>
@@ -7917,8 +8018,8 @@
         </w:tc>
       </w:tr>
     </w:tbl>
-    <w:bookmarkEnd w:id="188"/>
-    <w:bookmarkStart w:id="191" w:name="sec-appendix-c"/>
+    <w:bookmarkEnd w:id="192"/>
+    <w:bookmarkStart w:id="195" w:name="sec-appendix-c"/>
     <w:p>
       <w:pPr>
         <w:pStyle w:val="berschrift1"/>
@@ -7957,7 +8058,7 @@
       <w:r>
         <w:t xml:space="preserve"> </w:t>
       </w:r>
-      <w:hyperlink r:id="rId153">
+      <w:hyperlink r:id="rId157">
         <w:r>
           <w:rPr>
             <w:rStyle w:val="Hyperlink"/>
@@ -7974,7 +8075,7 @@
       <w:r>
         <w:t xml:space="preserve"> </w:t>
       </w:r>
-      <w:hyperlink r:id="rId189">
+      <w:hyperlink r:id="rId193">
         <w:r>
           <w:rPr>
             <w:rStyle w:val="Hyperlink"/>
@@ -7999,7 +8100,7 @@
       <w:tr>
         <w:tc>
           <w:tcPr/>
-          <w:bookmarkStart w:id="190" w:name="tbl-glossary"/>
+          <w:bookmarkStart w:id="194" w:name="tbl-glossary"/>
           <w:p>
             <w:pPr>
               <w:jc w:val="center"/>
@@ -9409,13 +9510,13 @@
               </w:tc>
             </w:tr>
           </w:tbl>
-          <w:bookmarkEnd w:id="190"/>
+          <w:bookmarkEnd w:id="194"/>
           <w:p/>
         </w:tc>
       </w:tr>
     </w:tbl>
-    <w:bookmarkEnd w:id="191"/>
-    <w:bookmarkStart w:id="193" w:name="sec-appendix-d"/>
+    <w:bookmarkEnd w:id="195"/>
+    <w:bookmarkStart w:id="197" w:name="sec-appendix-d"/>
     <w:p>
       <w:pPr>
         <w:pStyle w:val="berschrift1"/>
@@ -9544,7 +9645,7 @@
       <w:r>
         <w:t xml:space="preserve"> </w:t>
       </w:r>
-      <w:hyperlink r:id="rId192">
+      <w:hyperlink r:id="rId196">
         <w:r>
           <w:rPr>
             <w:rStyle w:val="Hyperlink"/>
@@ -9556,8 +9657,8 @@
         <w:t xml:space="preserve">.</w:t>
       </w:r>
     </w:p>
-    <w:bookmarkEnd w:id="193"/>
-    <w:bookmarkStart w:id="194" w:name="sec-appendix-e"/>
+    <w:bookmarkEnd w:id="197"/>
+    <w:bookmarkStart w:id="198" w:name="sec-appendix-e"/>
     <w:p>
       <w:pPr>
         <w:pStyle w:val="berschrift1"/>
@@ -9566,8 +9667,8 @@
         <w:t xml:space="preserve">Annexe E – Table des illustrations</w:t>
       </w:r>
     </w:p>
-    <w:bookmarkEnd w:id="194"/>
-    <w:bookmarkStart w:id="195" w:name="sec-appendix-f"/>
+    <w:bookmarkEnd w:id="198"/>
+    <w:bookmarkStart w:id="199" w:name="sec-appendix-f"/>
     <w:p>
       <w:pPr>
         <w:pStyle w:val="berschrift1"/>
@@ -9576,7 +9677,7 @@
         <w:t xml:space="preserve">Annexe F – Liste des tableaux</w:t>
       </w:r>
     </w:p>
-    <w:bookmarkEnd w:id="195"/>
+    <w:bookmarkEnd w:id="199"/>
     <w:sectPr>
       <w:headerReference r:id="rId13" w:type="default"/>
       <w:footerReference r:id="rId14" w:type="default"/>

--- a/fr/index.docx
+++ b/fr/index.docx
@@ -1288,13 +1288,34 @@
         <w:pStyle w:val="FirstParagraph"/>
       </w:pPr>
       <w:r>
-        <w:t xml:space="preserve">Le paragraphe suivant est volontairement absurde et ne sert qu’à tester le style de citation: selon le guide d’approbation</w:t>
+        <w:t xml:space="preserve">Le paragraphe suivant est volontairement absurde et ne sert qu’à tester le style de citation (dans le texte courant sans crochets avec</w:t>
       </w:r>
       <w:r>
         <w:t xml:space="preserve"> </w:t>
       </w:r>
       <w:r>
-        <w:t xml:space="preserve">[</w:t>
+        <w:rPr>
+          <w:rStyle w:val="VerbatimChar"/>
+        </w:rPr>
+        <w:t xml:space="preserve">@key</w:t>
+      </w:r>
+      <w:r>
+        <w:t xml:space="preserve">, sinon entre crochets avec</w:t>
+      </w:r>
+      <w:r>
+        <w:t xml:space="preserve"> </w:t>
+      </w:r>
+      <w:r>
+        <w:rPr>
+          <w:rStyle w:val="VerbatimChar"/>
+        </w:rPr>
+        <w:t xml:space="preserve">[@key]</w:t>
+      </w:r>
+      <w:r>
+        <w:t xml:space="preserve">): selon</w:t>
+      </w:r>
+      <w:r>
+        <w:t xml:space="preserve"> </w:t>
       </w:r>
       <w:hyperlink w:anchor="ref-eCH-0003:11.1.0">
         <w:r>
@@ -1304,9 +1325,6 @@
           <w:t xml:space="preserve">eCH-0003 11.1.0</w:t>
         </w:r>
       </w:hyperlink>
-      <w:r>
-        <w:t xml:space="preserve">]</w:t>
-      </w:r>
       <w:r>
         <w:t xml:space="preserve">, toutes les adresses postales</w:t>
       </w:r>

--- a/fr/index.docx
+++ b/fr/index.docx
@@ -1744,7 +1744,7 @@
                     <w:jc w:val="center"/>
                   </w:pPr>
                   <w:r>
-                    <w:t xml:space="preserve">country:</w:t>
+                    <w:t xml:space="preserve">codelist:</w:t>
                   </w:r>
                 </w:p>
               </w:tc>
@@ -1757,7 +1757,7 @@
                     <w:jc w:val="center"/>
                   </w:pPr>
                   <w:r>
-                    <w:t xml:space="preserve">https://ld.admin.ch/country/</w:t>
+                    <w:t xml:space="preserve">https://agriculture.ld.admin.ch/eCH-1234/2/codelist/</w:t>
                   </w:r>
                 </w:p>
               </w:tc>
@@ -1772,7 +1772,7 @@
                     <w:jc w:val="center"/>
                   </w:pPr>
                   <w:r>
-                    <w:t xml:space="preserve">rdf:</w:t>
+                    <w:t xml:space="preserve">country:</w:t>
                   </w:r>
                 </w:p>
               </w:tc>
@@ -1785,7 +1785,7 @@
                     <w:jc w:val="center"/>
                   </w:pPr>
                   <w:r>
-                    <w:t xml:space="preserve">http://www.w3.org/1999/02/22-rdf-syntax-ns#</w:t>
+                    <w:t xml:space="preserve">https://ld.admin.ch/country/</w:t>
                   </w:r>
                 </w:p>
               </w:tc>
@@ -1800,7 +1800,7 @@
                     <w:jc w:val="center"/>
                   </w:pPr>
                   <w:r>
-                    <w:t xml:space="preserve">schema:</w:t>
+                    <w:t xml:space="preserve">currency:</w:t>
                   </w:r>
                 </w:p>
               </w:tc>
@@ -1813,7 +1813,7 @@
                     <w:jc w:val="center"/>
                   </w:pPr>
                   <w:r>
-                    <w:t xml:space="preserve">http://schema.org/</w:t>
+                    <w:t xml:space="preserve">http://qudt.org/vocab/currency/</w:t>
                   </w:r>
                 </w:p>
               </w:tc>
@@ -1828,7 +1828,7 @@
                     <w:jc w:val="center"/>
                   </w:pPr>
                   <w:r>
-                    <w:t xml:space="preserve">unit:</w:t>
+                    <w:t xml:space="preserve">media:</w:t>
                   </w:r>
                 </w:p>
               </w:tc>
@@ -1841,7 +1841,7 @@
                     <w:jc w:val="center"/>
                   </w:pPr>
                   <w:r>
-                    <w:t xml:space="preserve">http://qudt.org/vocab/unit/</w:t>
+                    <w:t xml:space="preserve">https://agriculture.ld.admin.ch/eCH-1234/2/mediatype/</w:t>
                   </w:r>
                 </w:p>
               </w:tc>
@@ -1856,6 +1856,90 @@
                     <w:jc w:val="center"/>
                   </w:pPr>
                   <w:r>
+                    <w:t xml:space="preserve">rdf:</w:t>
+                  </w:r>
+                </w:p>
+              </w:tc>
+              <w:tc>
+                <w:tcPr/>
+                <w:p>
+                  <w:pPr>
+                    <w:pStyle w:val="Compact"/>
+                    <w:jc w:val="left"/>
+                    <w:jc w:val="center"/>
+                  </w:pPr>
+                  <w:r>
+                    <w:t xml:space="preserve">http://www.w3.org/1999/02/22-rdf-syntax-ns#</w:t>
+                  </w:r>
+                </w:p>
+              </w:tc>
+            </w:tr>
+            <w:tr>
+              <w:tc>
+                <w:tcPr/>
+                <w:p>
+                  <w:pPr>
+                    <w:pStyle w:val="Compact"/>
+                    <w:jc w:val="left"/>
+                    <w:jc w:val="center"/>
+                  </w:pPr>
+                  <w:r>
+                    <w:t xml:space="preserve">schema:</w:t>
+                  </w:r>
+                </w:p>
+              </w:tc>
+              <w:tc>
+                <w:tcPr/>
+                <w:p>
+                  <w:pPr>
+                    <w:pStyle w:val="Compact"/>
+                    <w:jc w:val="left"/>
+                    <w:jc w:val="center"/>
+                  </w:pPr>
+                  <w:r>
+                    <w:t xml:space="preserve">http://schema.org/</w:t>
+                  </w:r>
+                </w:p>
+              </w:tc>
+            </w:tr>
+            <w:tr>
+              <w:tc>
+                <w:tcPr/>
+                <w:p>
+                  <w:pPr>
+                    <w:pStyle w:val="Compact"/>
+                    <w:jc w:val="left"/>
+                    <w:jc w:val="center"/>
+                  </w:pPr>
+                  <w:r>
+                    <w:t xml:space="preserve">unit:</w:t>
+                  </w:r>
+                </w:p>
+              </w:tc>
+              <w:tc>
+                <w:tcPr/>
+                <w:p>
+                  <w:pPr>
+                    <w:pStyle w:val="Compact"/>
+                    <w:jc w:val="left"/>
+                    <w:jc w:val="center"/>
+                  </w:pPr>
+                  <w:r>
+                    <w:t xml:space="preserve">http://qudt.org/vocab/unit/</w:t>
+                  </w:r>
+                </w:p>
+              </w:tc>
+            </w:tr>
+            <w:tr>
+              <w:tc>
+                <w:tcPr/>
+                <w:p>
+                  <w:pPr>
+                    <w:pStyle w:val="Compact"/>
+                    <w:jc w:val="left"/>
+                    <w:jc w:val="center"/>
+                  </w:pPr>
+                  <w:r>
                     <w:t xml:space="preserve">xsd:</w:t>
                   </w:r>
                 </w:p>
@@ -1882,7 +1966,7 @@
     </w:tbl>
     <w:bookmarkEnd w:id="57"/>
     <w:bookmarkEnd w:id="58"/>
-    <w:bookmarkStart w:id="156" w:name="sec-data-model"/>
+    <w:bookmarkStart w:id="162" w:name="sec-data-model"/>
     <w:p>
       <w:pPr>
         <w:pStyle w:val="berschrift1"/>
@@ -2033,14 +2117,14 @@
     <w:tbl>
       <w:tblPr>
         <w:tblStyle w:val="Table"/>
-        <w:tblW w:type="pct" w:w="4964"/>
+        <w:tblW w:type="pct" w:w="4965"/>
         <w:tblLayout w:type="fixed"/>
         <w:tblLook w:firstRow="1" w:lastRow="0" w:firstColumn="0" w:lastColumn="0" w:noHBand="0" w:noVBand="0" w:val="0020"/>
       </w:tblPr>
       <w:tblGrid>
-        <w:gridCol w:w="3703"/>
-        <w:gridCol w:w="3304"/>
-        <w:gridCol w:w="854"/>
+        <w:gridCol w:w="3651"/>
+        <w:gridCol w:w="3370"/>
+        <w:gridCol w:w="842"/>
       </w:tblGrid>
       <w:tr>
         <w:trPr>
@@ -2781,14 +2865,14 @@
     <w:tbl>
       <w:tblPr>
         <w:tblStyle w:val="Table"/>
-        <w:tblW w:type="pct" w:w="4960"/>
+        <w:tblW w:type="pct" w:w="4961"/>
         <w:tblLayout w:type="fixed"/>
         <w:tblLook w:firstRow="1" w:lastRow="0" w:firstColumn="0" w:lastColumn="0" w:noHBand="0" w:noVBand="0" w:val="0020"/>
       </w:tblPr>
       <w:tblGrid>
-        <w:gridCol w:w="3231"/>
-        <w:gridCol w:w="3674"/>
-        <w:gridCol w:w="950"/>
+        <w:gridCol w:w="3180"/>
+        <w:gridCol w:w="3741"/>
+        <w:gridCol w:w="935"/>
       </w:tblGrid>
       <w:tr>
         <w:trPr>
@@ -3036,7 +3120,7 @@
     </w:tbl>
     <w:bookmarkEnd w:id="81"/>
     <w:bookmarkEnd w:id="82"/>
-    <w:bookmarkStart w:id="93" w:name="sec-nodeshape-trackshape"/>
+    <w:bookmarkStart w:id="104" w:name="sec-nodeshape-trackshape"/>
     <w:p>
       <w:pPr>
         <w:pStyle w:val="berschrift2"/>
@@ -3158,7 +3242,7 @@
       </w:hyperlink>
     </w:p>
     <w:bookmarkEnd w:id="86"/>
-    <w:bookmarkStart w:id="92" w:name="sec-nodeshape-trackshape-properties"/>
+    <w:bookmarkStart w:id="103" w:name="sec-nodeshape-trackshape-properties"/>
     <w:p>
       <w:pPr>
         <w:pStyle w:val="berschrift3"/>
@@ -3170,14 +3254,14 @@
     <w:tbl>
       <w:tblPr>
         <w:tblStyle w:val="Table"/>
-        <w:tblW w:type="pct" w:w="4962"/>
+        <w:tblW w:type="pct" w:w="4967"/>
         <w:tblLayout w:type="fixed"/>
         <w:tblLook w:firstRow="1" w:lastRow="0" w:firstColumn="0" w:lastColumn="0" w:noHBand="0" w:noVBand="0" w:val="0020"/>
       </w:tblPr>
       <w:tblGrid>
-        <w:gridCol w:w="3411"/>
-        <w:gridCol w:w="3533"/>
-        <w:gridCol w:w="913"/>
+        <w:gridCol w:w="3261"/>
+        <w:gridCol w:w="3830"/>
+        <w:gridCol w:w="776"/>
       </w:tblGrid>
       <w:tr>
         <w:trPr>
@@ -3250,13 +3334,13 @@
               </w:r>
             </w:hyperlink>
             <w:r>
-              <w:t xml:space="preserve">):</w:t>
+              <w:t xml:space="preserve">): Chaque</w:t>
             </w:r>
             <w:r>
               <w:t xml:space="preserve"> </w:t>
             </w:r>
             <w:r>
-              <w:t xml:space="preserve">Chaque piste doit avoir un nom.</w:t>
+              <w:t xml:space="preserve">piste doit avoir un nom.</w:t>
             </w:r>
           </w:p>
         </w:tc>
@@ -3349,19 +3433,13 @@
               </w:r>
             </w:hyperlink>
             <w:r>
-              <w:t xml:space="preserve">): Une</w:t>
+              <w:t xml:space="preserve">): Une piste ne</w:t>
             </w:r>
             <w:r>
               <w:t xml:space="preserve"> </w:t>
             </w:r>
             <w:r>
-              <w:t xml:space="preserve">piste ne peut appartenir qu’à un schema:MusicAlbum</w:t>
-            </w:r>
-            <w:r>
-              <w:t xml:space="preserve"> </w:t>
-            </w:r>
-            <w:r>
-              <w:t xml:space="preserve">valide.</w:t>
+              <w:t xml:space="preserve">peut appartenir qu’à un schema:MusicAlbum valide.</w:t>
             </w:r>
           </w:p>
         </w:tc>
@@ -3387,19 +3465,7 @@
                 <w:rPr>
                   <w:rStyle w:val="Hyperlink"/>
                 </w:rPr>
-                <w:t xml:space="preserve">Album de</w:t>
-              </w:r>
-              <w:r>
-                <w:rPr>
-                  <w:rStyle w:val="Hyperlink"/>
-                </w:rPr>
-                <w:t xml:space="preserve"> </w:t>
-              </w:r>
-              <w:r>
-                <w:rPr>
-                  <w:rStyle w:val="Hyperlink"/>
-                </w:rPr>
-                <w:t xml:space="preserve">musique</w:t>
+                <w:t xml:space="preserve">Album de musique</w:t>
               </w:r>
             </w:hyperlink>
           </w:p>
@@ -3565,7 +3631,7 @@
                 <w:b/>
                 <w:bCs/>
               </w:rPr>
-              <w:t xml:space="preserve">Durée</w:t>
+              <w:t xml:space="preserve">Type de média</w:t>
             </w:r>
             <w:r>
               <w:t xml:space="preserve"> </w:t>
@@ -3578,23 +3644,23 @@
                 <w:rPr>
                   <w:rStyle w:val="Hyperlink"/>
                 </w:rPr>
-                <w:t xml:space="preserve">schema:duration</w:t>
+                <w:t xml:space="preserve">schema:encodingFormat</w:t>
               </w:r>
             </w:hyperlink>
             <w:r>
-              <w:t xml:space="preserve">): La</w:t>
+              <w:t xml:space="preserve">):</w:t>
             </w:r>
             <w:r>
               <w:t xml:space="preserve"> </w:t>
             </w:r>
             <w:r>
-              <w:t xml:space="preserve">durée doit être exprimée en tant que</w:t>
+              <w:t xml:space="preserve">Le format de fichier de la piste sous forme de code de la</w:t>
             </w:r>
             <w:r>
               <w:t xml:space="preserve"> </w:t>
             </w:r>
             <w:r>
-              <w:t xml:space="preserve">schema:QuantitativeValue.</w:t>
+              <w:t xml:space="preserve">liste de codes des types de média.</w:t>
             </w:r>
           </w:p>
         </w:tc>
@@ -3606,6 +3672,871 @@
               <w:numPr>
                 <w:ilvl w:val="0"/>
                 <w:numId w:val="1014"/>
+              </w:numPr>
+              <w:jc w:val="left"/>
+            </w:pPr>
+            <w:r>
+              <w:t xml:space="preserve">Type:</w:t>
+            </w:r>
+            <w:r>
+              <w:t xml:space="preserve"> </w:t>
+            </w:r>
+            <w:hyperlink r:id="rId91">
+              <w:r>
+                <w:rPr>
+                  <w:rStyle w:val="Hyperlink"/>
+                </w:rPr>
+                <w:t xml:space="preserve">schema:CategoryCode</w:t>
+              </w:r>
+            </w:hyperlink>
+            <w:r>
+              <w:t xml:space="preserve"> </w:t>
+            </w:r>
+            <w:r>
+              <w:t xml:space="preserve">avec la</w:t>
+            </w:r>
+            <w:r>
+              <w:t xml:space="preserve"> </w:t>
+            </w:r>
+            <w:r>
+              <w:t xml:space="preserve">sélection suivante:</w:t>
+            </w:r>
+          </w:p>
+          <w:p>
+            <w:pPr>
+              <w:pStyle w:val="Compact"/>
+              <w:numPr>
+                <w:ilvl w:val="1"/>
+                <w:numId w:val="1015"/>
+              </w:numPr>
+              <w:jc w:val="left"/>
+            </w:pPr>
+            <w:r>
+              <w:t xml:space="preserve">Fichier audio MPEG</w:t>
+            </w:r>
+            <w:r>
+              <w:t xml:space="preserve"> </w:t>
+            </w:r>
+            <w:r>
+              <w:t xml:space="preserve">(</w:t>
+            </w:r>
+            <w:hyperlink r:id="rId92">
+              <w:r>
+                <w:rPr>
+                  <w:rStyle w:val="Hyperlink"/>
+                </w:rPr>
+                <w:t xml:space="preserve">media:1</w:t>
+              </w:r>
+            </w:hyperlink>
+            <w:r>
+              <w:t xml:space="preserve">)</w:t>
+            </w:r>
+          </w:p>
+          <w:p>
+            <w:pPr>
+              <w:pStyle w:val="Compact"/>
+              <w:numPr>
+                <w:ilvl w:val="1"/>
+                <w:numId w:val="1015"/>
+              </w:numPr>
+              <w:jc w:val="left"/>
+            </w:pPr>
+            <w:r>
+              <w:t xml:space="preserve">Fichier audio AAC protégé</w:t>
+            </w:r>
+            <w:r>
+              <w:t xml:space="preserve"> </w:t>
+            </w:r>
+            <w:r>
+              <w:t xml:space="preserve">(</w:t>
+            </w:r>
+            <w:hyperlink r:id="rId93">
+              <w:r>
+                <w:rPr>
+                  <w:rStyle w:val="Hyperlink"/>
+                </w:rPr>
+                <w:t xml:space="preserve">media:2</w:t>
+              </w:r>
+            </w:hyperlink>
+            <w:r>
+              <w:t xml:space="preserve">)</w:t>
+            </w:r>
+          </w:p>
+          <w:p>
+            <w:pPr>
+              <w:pStyle w:val="Compact"/>
+              <w:numPr>
+                <w:ilvl w:val="1"/>
+                <w:numId w:val="1015"/>
+              </w:numPr>
+              <w:jc w:val="left"/>
+            </w:pPr>
+            <w:r>
+              <w:t xml:space="preserve">Fichier vidéo MPEG-4 protégé</w:t>
+            </w:r>
+            <w:r>
+              <w:t xml:space="preserve"> </w:t>
+            </w:r>
+            <w:r>
+              <w:t xml:space="preserve">(</w:t>
+            </w:r>
+            <w:hyperlink r:id="rId94">
+              <w:r>
+                <w:rPr>
+                  <w:rStyle w:val="Hyperlink"/>
+                </w:rPr>
+                <w:t xml:space="preserve">media:3</w:t>
+              </w:r>
+            </w:hyperlink>
+            <w:r>
+              <w:t xml:space="preserve">)</w:t>
+            </w:r>
+          </w:p>
+          <w:p>
+            <w:pPr>
+              <w:pStyle w:val="Compact"/>
+              <w:numPr>
+                <w:ilvl w:val="1"/>
+                <w:numId w:val="1015"/>
+              </w:numPr>
+              <w:jc w:val="left"/>
+            </w:pPr>
+            <w:r>
+              <w:t xml:space="preserve">Fichier audio AAC acheté</w:t>
+            </w:r>
+            <w:r>
+              <w:t xml:space="preserve"> </w:t>
+            </w:r>
+            <w:r>
+              <w:t xml:space="preserve">(</w:t>
+            </w:r>
+            <w:hyperlink r:id="rId95">
+              <w:r>
+                <w:rPr>
+                  <w:rStyle w:val="Hyperlink"/>
+                </w:rPr>
+                <w:t xml:space="preserve">media:4</w:t>
+              </w:r>
+            </w:hyperlink>
+            <w:r>
+              <w:t xml:space="preserve">)</w:t>
+            </w:r>
+          </w:p>
+          <w:p>
+            <w:pPr>
+              <w:pStyle w:val="Compact"/>
+              <w:numPr>
+                <w:ilvl w:val="1"/>
+                <w:numId w:val="1015"/>
+              </w:numPr>
+              <w:jc w:val="left"/>
+            </w:pPr>
+            <w:r>
+              <w:t xml:space="preserve">Fichier audio AAC</w:t>
+            </w:r>
+            <w:r>
+              <w:t xml:space="preserve"> </w:t>
+            </w:r>
+            <w:r>
+              <w:t xml:space="preserve">(</w:t>
+            </w:r>
+            <w:hyperlink r:id="rId96">
+              <w:r>
+                <w:rPr>
+                  <w:rStyle w:val="Hyperlink"/>
+                </w:rPr>
+                <w:t xml:space="preserve">media:5</w:t>
+              </w:r>
+            </w:hyperlink>
+            <w:r>
+              <w:t xml:space="preserve">)</w:t>
+            </w:r>
+          </w:p>
+          <w:p>
+            <w:pPr>
+              <w:pStyle w:val="Compact"/>
+              <w:numPr>
+                <w:ilvl w:val="0"/>
+                <w:numId w:val="1000"/>
+              </w:numPr>
+              <w:jc w:val="left"/>
+            </w:pPr>
+            <w:r>
+              <w:t xml:space="preserve">Voir la liste de codes</w:t>
+            </w:r>
+            <w:r>
+              <w:t xml:space="preserve"> </w:t>
+            </w:r>
+            <w:hyperlink w:anchor="sec-codelist-mediatypes">
+              <w:r>
+                <w:rPr>
+                  <w:rStyle w:val="Hyperlink"/>
+                </w:rPr>
+                <w:t xml:space="preserve">Types de média</w:t>
+              </w:r>
+            </w:hyperlink>
+          </w:p>
+        </w:tc>
+        <w:tc>
+          <w:tcPr/>
+          <w:p>
+            <w:pPr>
+              <w:pStyle w:val="Compact"/>
+              <w:jc w:val="right"/>
+            </w:pPr>
+            <w:r>
+              <w:t xml:space="preserve">1..1</w:t>
+            </w:r>
+          </w:p>
+        </w:tc>
+      </w:tr>
+      <w:tr>
+        <w:tc>
+          <w:tcPr/>
+          <w:p>
+            <w:pPr>
+              <w:pStyle w:val="Compact"/>
+              <w:jc w:val="left"/>
+            </w:pPr>
+            <w:r>
+              <w:rPr>
+                <w:b/>
+                <w:bCs/>
+              </w:rPr>
+              <w:t xml:space="preserve">Durée</w:t>
+            </w:r>
+            <w:r>
+              <w:t xml:space="preserve"> </w:t>
+            </w:r>
+            <w:r>
+              <w:t xml:space="preserve">(</w:t>
+            </w:r>
+            <w:hyperlink r:id="rId97">
+              <w:r>
+                <w:rPr>
+                  <w:rStyle w:val="Hyperlink"/>
+                </w:rPr>
+                <w:t xml:space="preserve">schema:duration</w:t>
+              </w:r>
+            </w:hyperlink>
+            <w:r>
+              <w:t xml:space="preserve">):</w:t>
+            </w:r>
+            <w:r>
+              <w:t xml:space="preserve"> </w:t>
+            </w:r>
+            <w:r>
+              <w:t xml:space="preserve">La durée de la piste sous forme de valeur quantitative en</w:t>
+            </w:r>
+            <w:r>
+              <w:t xml:space="preserve"> </w:t>
+            </w:r>
+            <w:r>
+              <w:t xml:space="preserve">millisecondes avec une valeur supérieure à zéro.</w:t>
+            </w:r>
+          </w:p>
+        </w:tc>
+        <w:tc>
+          <w:tcPr/>
+          <w:p>
+            <w:pPr>
+              <w:pStyle w:val="Compact"/>
+              <w:numPr>
+                <w:ilvl w:val="0"/>
+                <w:numId w:val="1016"/>
+              </w:numPr>
+              <w:jc w:val="left"/>
+            </w:pPr>
+            <w:r>
+              <w:t xml:space="preserve">Type:</w:t>
+            </w:r>
+            <w:r>
+              <w:t xml:space="preserve"> </w:t>
+            </w:r>
+            <w:hyperlink w:anchor="sec-nodeshape-quantitativevalueshape">
+              <w:r>
+                <w:rPr>
+                  <w:rStyle w:val="Hyperlink"/>
+                </w:rPr>
+                <w:t xml:space="preserve">Valeur quantitative</w:t>
+              </w:r>
+            </w:hyperlink>
+            <w:r>
+              <w:t xml:space="preserve"> </w:t>
+            </w:r>
+            <w:r>
+              <w:t xml:space="preserve">avec les restrictions suivantes:</w:t>
+            </w:r>
+          </w:p>
+          <w:p>
+            <w:pPr>
+              <w:pStyle w:val="Compact"/>
+              <w:numPr>
+                <w:ilvl w:val="1"/>
+                <w:numId w:val="1017"/>
+              </w:numPr>
+              <w:jc w:val="left"/>
+            </w:pPr>
+            <w:r>
+              <w:t xml:space="preserve">Code d’unité (</w:t>
+            </w:r>
+            <w:hyperlink r:id="rId98">
+              <w:r>
+                <w:rPr>
+                  <w:rStyle w:val="Hyperlink"/>
+                </w:rPr>
+                <w:t xml:space="preserve">schema:unitCode</w:t>
+              </w:r>
+            </w:hyperlink>
+            <w:r>
+              <w:t xml:space="preserve">):</w:t>
+            </w:r>
+            <w:r>
+              <w:t xml:space="preserve"> </w:t>
+            </w:r>
+            <w:r>
+              <w:t xml:space="preserve">Valeur obligatoire</w:t>
+            </w:r>
+            <w:r>
+              <w:t xml:space="preserve"> </w:t>
+            </w:r>
+            <w:hyperlink r:id="rId99">
+              <w:r>
+                <w:rPr>
+                  <w:rStyle w:val="Hyperlink"/>
+                </w:rPr>
+                <w:t xml:space="preserve">unit:MilliSEC</w:t>
+              </w:r>
+            </w:hyperlink>
+          </w:p>
+          <w:p>
+            <w:pPr>
+              <w:pStyle w:val="Compact"/>
+              <w:numPr>
+                <w:ilvl w:val="1"/>
+                <w:numId w:val="1017"/>
+              </w:numPr>
+              <w:jc w:val="left"/>
+            </w:pPr>
+            <w:r>
+              <w:t xml:space="preserve">Valeur (</w:t>
+            </w:r>
+            <w:hyperlink r:id="rId100">
+              <w:r>
+                <w:rPr>
+                  <w:rStyle w:val="Hyperlink"/>
+                </w:rPr>
+                <w:t xml:space="preserve">schema:value</w:t>
+              </w:r>
+            </w:hyperlink>
+            <w:r>
+              <w:t xml:space="preserve">): Plage de valeurs</w:t>
+            </w:r>
+            <w:r>
+              <w:t xml:space="preserve"> </w:t>
+            </w:r>
+            <w:r>
+              <w:t xml:space="preserve">&gt; 0</w:t>
+            </w:r>
+          </w:p>
+        </w:tc>
+        <w:tc>
+          <w:tcPr/>
+          <w:p>
+            <w:pPr>
+              <w:pStyle w:val="Compact"/>
+              <w:jc w:val="right"/>
+            </w:pPr>
+            <w:r>
+              <w:t xml:space="preserve">1..1</w:t>
+            </w:r>
+          </w:p>
+        </w:tc>
+      </w:tr>
+      <w:tr>
+        <w:tc>
+          <w:tcPr/>
+          <w:p>
+            <w:pPr>
+              <w:pStyle w:val="Compact"/>
+              <w:jc w:val="left"/>
+            </w:pPr>
+            <w:r>
+              <w:rPr>
+                <w:b/>
+                <w:bCs/>
+              </w:rPr>
+              <w:t xml:space="preserve">Taille du contenu</w:t>
+            </w:r>
+            <w:r>
+              <w:t xml:space="preserve"> </w:t>
+            </w:r>
+            <w:r>
+              <w:t xml:space="preserve">(</w:t>
+            </w:r>
+            <w:hyperlink r:id="rId101">
+              <w:r>
+                <w:rPr>
+                  <w:rStyle w:val="Hyperlink"/>
+                </w:rPr>
+                <w:t xml:space="preserve">schema:contentSize</w:t>
+              </w:r>
+            </w:hyperlink>
+            <w:r>
+              <w:t xml:space="preserve">): La</w:t>
+            </w:r>
+            <w:r>
+              <w:t xml:space="preserve"> </w:t>
+            </w:r>
+            <w:r>
+              <w:t xml:space="preserve">taille du fichier de la piste sous forme de valeur</w:t>
+            </w:r>
+            <w:r>
+              <w:t xml:space="preserve"> </w:t>
+            </w:r>
+            <w:r>
+              <w:t xml:space="preserve">quantitative en octets avec une valeur supérieure à zéro.</w:t>
+            </w:r>
+          </w:p>
+        </w:tc>
+        <w:tc>
+          <w:tcPr/>
+          <w:p>
+            <w:pPr>
+              <w:pStyle w:val="Compact"/>
+              <w:numPr>
+                <w:ilvl w:val="0"/>
+                <w:numId w:val="1018"/>
+              </w:numPr>
+              <w:jc w:val="left"/>
+            </w:pPr>
+            <w:r>
+              <w:t xml:space="preserve">Type:</w:t>
+            </w:r>
+            <w:r>
+              <w:t xml:space="preserve"> </w:t>
+            </w:r>
+            <w:hyperlink w:anchor="sec-nodeshape-quantitativevalueshape">
+              <w:r>
+                <w:rPr>
+                  <w:rStyle w:val="Hyperlink"/>
+                </w:rPr>
+                <w:t xml:space="preserve">Valeur quantitative</w:t>
+              </w:r>
+            </w:hyperlink>
+            <w:r>
+              <w:t xml:space="preserve"> </w:t>
+            </w:r>
+            <w:r>
+              <w:t xml:space="preserve">avec les restrictions suivantes:</w:t>
+            </w:r>
+          </w:p>
+          <w:p>
+            <w:pPr>
+              <w:pStyle w:val="Compact"/>
+              <w:numPr>
+                <w:ilvl w:val="1"/>
+                <w:numId w:val="1019"/>
+              </w:numPr>
+              <w:jc w:val="left"/>
+            </w:pPr>
+            <w:r>
+              <w:t xml:space="preserve">Code d’unité (</w:t>
+            </w:r>
+            <w:hyperlink r:id="rId98">
+              <w:r>
+                <w:rPr>
+                  <w:rStyle w:val="Hyperlink"/>
+                </w:rPr>
+                <w:t xml:space="preserve">schema:unitCode</w:t>
+              </w:r>
+            </w:hyperlink>
+            <w:r>
+              <w:t xml:space="preserve">):</w:t>
+            </w:r>
+            <w:r>
+              <w:t xml:space="preserve"> </w:t>
+            </w:r>
+            <w:r>
+              <w:t xml:space="preserve">Valeur obligatoire</w:t>
+            </w:r>
+            <w:r>
+              <w:t xml:space="preserve"> </w:t>
+            </w:r>
+            <w:hyperlink r:id="rId102">
+              <w:r>
+                <w:rPr>
+                  <w:rStyle w:val="Hyperlink"/>
+                </w:rPr>
+                <w:t xml:space="preserve">unit:BYTE</w:t>
+              </w:r>
+            </w:hyperlink>
+          </w:p>
+          <w:p>
+            <w:pPr>
+              <w:pStyle w:val="Compact"/>
+              <w:numPr>
+                <w:ilvl w:val="1"/>
+                <w:numId w:val="1019"/>
+              </w:numPr>
+              <w:jc w:val="left"/>
+            </w:pPr>
+            <w:r>
+              <w:t xml:space="preserve">Valeur (</w:t>
+            </w:r>
+            <w:hyperlink r:id="rId100">
+              <w:r>
+                <w:rPr>
+                  <w:rStyle w:val="Hyperlink"/>
+                </w:rPr>
+                <w:t xml:space="preserve">schema:value</w:t>
+              </w:r>
+            </w:hyperlink>
+            <w:r>
+              <w:t xml:space="preserve">): Plage de valeurs</w:t>
+            </w:r>
+            <w:r>
+              <w:t xml:space="preserve"> </w:t>
+            </w:r>
+            <w:r>
+              <w:t xml:space="preserve">&gt; 0</w:t>
+            </w:r>
+          </w:p>
+        </w:tc>
+        <w:tc>
+          <w:tcPr/>
+          <w:p>
+            <w:pPr>
+              <w:pStyle w:val="Compact"/>
+              <w:jc w:val="right"/>
+            </w:pPr>
+            <w:r>
+              <w:t xml:space="preserve">1..1</w:t>
+            </w:r>
+          </w:p>
+        </w:tc>
+      </w:tr>
+    </w:tbl>
+    <w:bookmarkEnd w:id="103"/>
+    <w:bookmarkEnd w:id="104"/>
+    <w:bookmarkStart w:id="120" w:name="sec-nodeshape-invoiceshape"/>
+    <w:p>
+      <w:pPr>
+        <w:pStyle w:val="berschrift2"/>
+      </w:pPr>
+      <w:r>
+        <w:t xml:space="preserve">3.4 Facture</w:t>
+      </w:r>
+    </w:p>
+    <w:p>
+      <w:pPr>
+        <w:pStyle w:val="FirstParagraph"/>
+      </w:pPr>
+      <w:r>
+        <w:t xml:space="preserve">Un reçu d’achat dans le jeu de données Chinook. Une facture regroupe les positions d’un achat. Le montant de la facture n’est pas seulement saisi comme valeur, il est aussi vérifié par rapport à la somme des positions; des écarts de plus de cinq centimes sont considérés comme des erreurs. Les factures antérieures à l’an 2000 proviennent d’un ancien système et ne sont pas admises dans ce jeu de données.</w:t>
+      </w:r>
+    </w:p>
+    <w:bookmarkStart w:id="108" w:name="sec-nodeshape-invoiceshape-overview"/>
+    <w:p>
+      <w:pPr>
+        <w:pStyle w:val="berschrift3"/>
+      </w:pPr>
+      <w:r>
+        <w:t xml:space="preserve">3.4.1 Aperçu</w:t>
+      </w:r>
+    </w:p>
+    <w:p>
+      <w:pPr>
+        <w:pStyle w:val="DefinitionTerm"/>
+      </w:pPr>
+      <w:r>
+        <w:t xml:space="preserve">Shape</w:t>
+      </w:r>
+    </w:p>
+    <w:p>
+      <w:pPr>
+        <w:pStyle w:val="Definition"/>
+      </w:pPr>
+      <w:hyperlink r:id="rId105">
+        <w:r>
+          <w:rPr>
+            <w:rStyle w:val="Hyperlink"/>
+          </w:rPr>
+          <w:t xml:space="preserve">:InvoiceShape</w:t>
+        </w:r>
+      </w:hyperlink>
+    </w:p>
+    <w:p>
+      <w:pPr>
+        <w:pStyle w:val="DefinitionTerm"/>
+      </w:pPr>
+      <w:r>
+        <w:t xml:space="preserve">Classe cible</w:t>
+      </w:r>
+    </w:p>
+    <w:p>
+      <w:pPr>
+        <w:pStyle w:val="Definition"/>
+      </w:pPr>
+      <w:hyperlink r:id="rId106">
+        <w:r>
+          <w:rPr>
+            <w:rStyle w:val="Hyperlink"/>
+          </w:rPr>
+          <w:t xml:space="preserve">schema:Invoice</w:t>
+        </w:r>
+      </w:hyperlink>
+    </w:p>
+    <w:p>
+      <w:pPr>
+        <w:pStyle w:val="DefinitionTerm"/>
+      </w:pPr>
+      <w:r>
+        <w:t xml:space="preserve">Fermée</w:t>
+      </w:r>
+    </w:p>
+    <w:p>
+      <w:pPr>
+        <w:pStyle w:val="Definition"/>
+      </w:pPr>
+      <w:r>
+        <w:t xml:space="preserve">Non (d’autres propriétés sont admises)</w:t>
+      </w:r>
+    </w:p>
+    <w:p>
+      <w:pPr>
+        <w:pStyle w:val="DefinitionTerm"/>
+      </w:pPr>
+      <w:r>
+        <w:t xml:space="preserve">Chiffres clés</w:t>
+      </w:r>
+    </w:p>
+    <w:p>
+      <w:pPr>
+        <w:pStyle w:val="Definition"/>
+      </w:pPr>
+      <w:r>
+        <w:t xml:space="preserve">412 instances avec chacune 8 à 21 triplets (12.4 en moyenne)</w:t>
+      </w:r>
+    </w:p>
+    <w:p>
+      <w:pPr>
+        <w:pStyle w:val="DefinitionTerm"/>
+      </w:pPr>
+      <w:r>
+        <w:t xml:space="preserve">Accès aux données</w:t>
+      </w:r>
+    </w:p>
+    <w:p>
+      <w:pPr>
+        <w:pStyle w:val="Definition"/>
+      </w:pPr>
+      <w:hyperlink r:id="rId107">
+        <w:r>
+          <w:rPr>
+            <w:rStyle w:val="Hyperlink"/>
+          </w:rPr>
+          <w:t xml:space="preserve">Service SPARQL</w:t>
+        </w:r>
+      </w:hyperlink>
+    </w:p>
+    <w:bookmarkEnd w:id="108"/>
+    <w:bookmarkStart w:id="116" w:name="sec-nodeshape-invoiceshape-properties"/>
+    <w:p>
+      <w:pPr>
+        <w:pStyle w:val="berschrift3"/>
+      </w:pPr>
+      <w:r>
+        <w:t xml:space="preserve">3.4.2 Propriétés</w:t>
+      </w:r>
+    </w:p>
+    <w:tbl>
+      <w:tblPr>
+        <w:tblStyle w:val="Table"/>
+        <w:tblW w:type="pct" w:w="4964"/>
+        <w:tblLayout w:type="fixed"/>
+        <w:tblLook w:firstRow="1" w:lastRow="0" w:firstColumn="0" w:lastColumn="0" w:noHBand="0" w:noVBand="0" w:val="0020"/>
+      </w:tblPr>
+      <w:tblGrid>
+        <w:gridCol w:w="3730"/>
+        <w:gridCol w:w="3271"/>
+        <w:gridCol w:w="860"/>
+      </w:tblGrid>
+      <w:tr>
+        <w:trPr>
+          <w:tblHeader w:val="on"/>
+        </w:trPr>
+        <w:tc>
+          <w:tcPr/>
+          <w:p>
+            <w:pPr>
+              <w:pStyle w:val="Compact"/>
+              <w:jc w:val="left"/>
+            </w:pPr>
+            <w:r>
+              <w:t xml:space="preserve">Description</w:t>
+            </w:r>
+          </w:p>
+        </w:tc>
+        <w:tc>
+          <w:tcPr/>
+          <w:p>
+            <w:pPr>
+              <w:pStyle w:val="Compact"/>
+              <w:jc w:val="left"/>
+            </w:pPr>
+            <w:r>
+              <w:t xml:space="preserve">Détails</w:t>
+            </w:r>
+          </w:p>
+        </w:tc>
+        <w:tc>
+          <w:tcPr/>
+          <w:p>
+            <w:pPr>
+              <w:pStyle w:val="Compact"/>
+              <w:jc w:val="right"/>
+            </w:pPr>
+            <w:r>
+              <w:t xml:space="preserve">Cardinalité</w:t>
+            </w:r>
+          </w:p>
+        </w:tc>
+      </w:tr>
+      <w:tr>
+        <w:tc>
+          <w:tcPr/>
+          <w:p>
+            <w:pPr>
+              <w:pStyle w:val="Compact"/>
+              <w:jc w:val="left"/>
+            </w:pPr>
+            <w:r>
+              <w:rPr>
+                <w:b/>
+                <w:bCs/>
+              </w:rPr>
+              <w:t xml:space="preserve">Client</w:t>
+            </w:r>
+            <w:r>
+              <w:t xml:space="preserve"> </w:t>
+            </w:r>
+            <w:r>
+              <w:t xml:space="preserve">(</w:t>
+            </w:r>
+            <w:hyperlink r:id="rId109">
+              <w:r>
+                <w:rPr>
+                  <w:rStyle w:val="Hyperlink"/>
+                </w:rPr>
+                <w:t xml:space="preserve">schema:customer</w:t>
+              </w:r>
+            </w:hyperlink>
+            <w:r>
+              <w:t xml:space="preserve">):</w:t>
+            </w:r>
+            <w:r>
+              <w:t xml:space="preserve"> </w:t>
+            </w:r>
+            <w:r>
+              <w:t xml:space="preserve">Une facture doit être liée à exactement un client.</w:t>
+            </w:r>
+          </w:p>
+        </w:tc>
+        <w:tc>
+          <w:tcPr/>
+          <w:p>
+            <w:pPr>
+              <w:pStyle w:val="Compact"/>
+              <w:numPr>
+                <w:ilvl w:val="0"/>
+                <w:numId w:val="1020"/>
+              </w:numPr>
+              <w:jc w:val="left"/>
+            </w:pPr>
+            <w:r>
+              <w:t xml:space="preserve">Type:</w:t>
+            </w:r>
+            <w:r>
+              <w:t xml:space="preserve"> </w:t>
+            </w:r>
+            <w:hyperlink w:anchor="sec-nodeshape-personshape">
+              <w:r>
+                <w:rPr>
+                  <w:rStyle w:val="Hyperlink"/>
+                </w:rPr>
+                <w:t xml:space="preserve">Personne</w:t>
+              </w:r>
+            </w:hyperlink>
+          </w:p>
+        </w:tc>
+        <w:tc>
+          <w:tcPr/>
+          <w:p>
+            <w:pPr>
+              <w:pStyle w:val="Compact"/>
+              <w:jc w:val="right"/>
+            </w:pPr>
+            <w:r>
+              <w:t xml:space="preserve">1..1</w:t>
+            </w:r>
+          </w:p>
+        </w:tc>
+      </w:tr>
+      <w:tr>
+        <w:tc>
+          <w:tcPr/>
+          <w:p>
+            <w:pPr>
+              <w:pStyle w:val="Compact"/>
+              <w:jc w:val="left"/>
+            </w:pPr>
+            <w:r>
+              <w:rPr>
+                <w:b/>
+                <w:bCs/>
+              </w:rPr>
+              <w:t xml:space="preserve">Paiement total dû</w:t>
+            </w:r>
+            <w:r>
+              <w:t xml:space="preserve"> </w:t>
+            </w:r>
+            <w:r>
+              <w:t xml:space="preserve">(</w:t>
+            </w:r>
+            <w:hyperlink r:id="rId110">
+              <w:r>
+                <w:rPr>
+                  <w:rStyle w:val="Hyperlink"/>
+                </w:rPr>
+                <w:t xml:space="preserve">schema:totalPaymentDue</w:t>
+              </w:r>
+            </w:hyperlink>
+            <w:r>
+              <w:t xml:space="preserve">):</w:t>
+            </w:r>
+            <w:r>
+              <w:t xml:space="preserve"> </w:t>
+            </w:r>
+            <w:r>
+              <w:t xml:space="preserve">Une facture doit définir un paiement total dû en tant que</w:t>
+            </w:r>
+            <w:r>
+              <w:t xml:space="preserve"> </w:t>
+            </w:r>
+            <w:r>
+              <w:t xml:space="preserve">schema:QuantitativeValue.</w:t>
+            </w:r>
+          </w:p>
+        </w:tc>
+        <w:tc>
+          <w:tcPr/>
+          <w:p>
+            <w:pPr>
+              <w:pStyle w:val="Compact"/>
+              <w:numPr>
+                <w:ilvl w:val="0"/>
+                <w:numId w:val="1021"/>
               </w:numPr>
               <w:jc w:val="left"/>
             </w:pPr>
@@ -3635,6 +4566,59 @@
                 <w:t xml:space="preserve">quantitative</w:t>
               </w:r>
             </w:hyperlink>
+            <w:r>
+              <w:t xml:space="preserve"> </w:t>
+            </w:r>
+            <w:r>
+              <w:t xml:space="preserve">avec les restrictions suivantes:</w:t>
+            </w:r>
+          </w:p>
+          <w:p>
+            <w:pPr>
+              <w:pStyle w:val="Compact"/>
+              <w:numPr>
+                <w:ilvl w:val="1"/>
+                <w:numId w:val="1022"/>
+              </w:numPr>
+              <w:jc w:val="left"/>
+            </w:pPr>
+            <w:r>
+              <w:t xml:space="preserve">Code d’unité</w:t>
+            </w:r>
+            <w:r>
+              <w:t xml:space="preserve"> </w:t>
+            </w:r>
+            <w:r>
+              <w:t xml:space="preserve">(</w:t>
+            </w:r>
+            <w:hyperlink r:id="rId98">
+              <w:r>
+                <w:rPr>
+                  <w:rStyle w:val="Hyperlink"/>
+                </w:rPr>
+                <w:t xml:space="preserve">schema:unitCode</w:t>
+              </w:r>
+            </w:hyperlink>
+            <w:r>
+              <w:t xml:space="preserve">):</w:t>
+            </w:r>
+            <w:r>
+              <w:t xml:space="preserve"> </w:t>
+            </w:r>
+            <w:r>
+              <w:t xml:space="preserve">Valeur obligatoire</w:t>
+            </w:r>
+            <w:r>
+              <w:t xml:space="preserve"> </w:t>
+            </w:r>
+            <w:hyperlink r:id="rId111">
+              <w:r>
+                <w:rPr>
+                  <w:rStyle w:val="Hyperlink"/>
+                </w:rPr>
+                <w:t xml:space="preserve">currency:USD</w:t>
+              </w:r>
+            </w:hyperlink>
           </w:p>
         </w:tc>
         <w:tc>
@@ -3645,7 +4629,7 @@
               <w:jc w:val="right"/>
             </w:pPr>
             <w:r>
-              <w:t xml:space="preserve">0..*</w:t>
+              <w:t xml:space="preserve">1..1</w:t>
             </w:r>
           </w:p>
         </w:tc>
@@ -3663,7 +4647,7 @@
                 <w:b/>
                 <w:bCs/>
               </w:rPr>
-              <w:t xml:space="preserve">Taille du contenu</w:t>
+              <w:t xml:space="preserve">Contient</w:t>
             </w:r>
             <w:r>
               <w:t xml:space="preserve"> </w:t>
@@ -3671,16 +4655,22 @@
             <w:r>
               <w:t xml:space="preserve">(</w:t>
             </w:r>
-            <w:hyperlink r:id="rId91">
+            <w:hyperlink r:id="rId112">
               <w:r>
                 <w:rPr>
                   <w:rStyle w:val="Hyperlink"/>
                 </w:rPr>
-                <w:t xml:space="preserve">schema:contentSize</w:t>
+                <w:t xml:space="preserve">schema:hasPart</w:t>
               </w:r>
             </w:hyperlink>
             <w:r>
-              <w:t xml:space="preserve">)</w:t>
+              <w:t xml:space="preserve">):</w:t>
+            </w:r>
+            <w:r>
+              <w:t xml:space="preserve"> </w:t>
+            </w:r>
+            <w:r>
+              <w:t xml:space="preserve">Une facture doit avoir au moins un article (OrderItem).</w:t>
             </w:r>
           </w:p>
         </w:tc>
@@ -3691,7 +4681,7 @@
               <w:pStyle w:val="Compact"/>
               <w:numPr>
                 <w:ilvl w:val="0"/>
-                <w:numId w:val="1015"/>
+                <w:numId w:val="1023"/>
               </w:numPr>
               <w:jc w:val="left"/>
             </w:pPr>
@@ -3701,464 +4691,7 @@
             <w:r>
               <w:t xml:space="preserve"> </w:t>
             </w:r>
-            <w:hyperlink w:anchor="sec-nodeshape-quantitativevalueshape">
-              <w:r>
-                <w:rPr>
-                  <w:rStyle w:val="Hyperlink"/>
-                </w:rPr>
-                <w:t xml:space="preserve">Valeur</w:t>
-              </w:r>
-              <w:r>
-                <w:rPr>
-                  <w:rStyle w:val="Hyperlink"/>
-                </w:rPr>
-                <w:t xml:space="preserve"> </w:t>
-              </w:r>
-              <w:r>
-                <w:rPr>
-                  <w:rStyle w:val="Hyperlink"/>
-                </w:rPr>
-                <w:t xml:space="preserve">quantitative</w:t>
-              </w:r>
-            </w:hyperlink>
-          </w:p>
-        </w:tc>
-        <w:tc>
-          <w:tcPr/>
-          <w:p>
-            <w:pPr>
-              <w:pStyle w:val="Compact"/>
-              <w:jc w:val="right"/>
-            </w:pPr>
-            <w:r>
-              <w:t xml:space="preserve">0..*</w:t>
-            </w:r>
-          </w:p>
-        </w:tc>
-      </w:tr>
-    </w:tbl>
-    <w:bookmarkEnd w:id="92"/>
-    <w:bookmarkEnd w:id="93"/>
-    <w:bookmarkStart w:id="108" w:name="sec-nodeshape-invoiceshape"/>
-    <w:p>
-      <w:pPr>
-        <w:pStyle w:val="berschrift2"/>
-      </w:pPr>
-      <w:r>
-        <w:t xml:space="preserve">3.4 Facture</w:t>
-      </w:r>
-    </w:p>
-    <w:p>
-      <w:pPr>
-        <w:pStyle w:val="FirstParagraph"/>
-      </w:pPr>
-      <w:r>
-        <w:t xml:space="preserve">Un reçu d’achat dans le jeu de données Chinook. Une facture regroupe les positions d’un achat. Le montant de la facture n’est pas seulement saisi comme valeur, il est aussi vérifié par rapport à la somme des positions; des écarts de plus de cinq centimes sont considérés comme des erreurs. Les factures antérieures à l’an 2000 proviennent d’un ancien système et ne sont pas admises dans ce jeu de données.</w:t>
-      </w:r>
-    </w:p>
-    <w:bookmarkStart w:id="97" w:name="sec-nodeshape-invoiceshape-overview"/>
-    <w:p>
-      <w:pPr>
-        <w:pStyle w:val="berschrift3"/>
-      </w:pPr>
-      <w:r>
-        <w:t xml:space="preserve">3.4.1 Aperçu</w:t>
-      </w:r>
-    </w:p>
-    <w:p>
-      <w:pPr>
-        <w:pStyle w:val="DefinitionTerm"/>
-      </w:pPr>
-      <w:r>
-        <w:t xml:space="preserve">Shape</w:t>
-      </w:r>
-    </w:p>
-    <w:p>
-      <w:pPr>
-        <w:pStyle w:val="Definition"/>
-      </w:pPr>
-      <w:hyperlink r:id="rId94">
-        <w:r>
-          <w:rPr>
-            <w:rStyle w:val="Hyperlink"/>
-          </w:rPr>
-          <w:t xml:space="preserve">:InvoiceShape</w:t>
-        </w:r>
-      </w:hyperlink>
-    </w:p>
-    <w:p>
-      <w:pPr>
-        <w:pStyle w:val="DefinitionTerm"/>
-      </w:pPr>
-      <w:r>
-        <w:t xml:space="preserve">Classe cible</w:t>
-      </w:r>
-    </w:p>
-    <w:p>
-      <w:pPr>
-        <w:pStyle w:val="Definition"/>
-      </w:pPr>
-      <w:hyperlink r:id="rId95">
-        <w:r>
-          <w:rPr>
-            <w:rStyle w:val="Hyperlink"/>
-          </w:rPr>
-          <w:t xml:space="preserve">schema:Invoice</w:t>
-        </w:r>
-      </w:hyperlink>
-    </w:p>
-    <w:p>
-      <w:pPr>
-        <w:pStyle w:val="DefinitionTerm"/>
-      </w:pPr>
-      <w:r>
-        <w:t xml:space="preserve">Fermée</w:t>
-      </w:r>
-    </w:p>
-    <w:p>
-      <w:pPr>
-        <w:pStyle w:val="Definition"/>
-      </w:pPr>
-      <w:r>
-        <w:t xml:space="preserve">Non (d’autres propriétés sont admises)</w:t>
-      </w:r>
-    </w:p>
-    <w:p>
-      <w:pPr>
-        <w:pStyle w:val="DefinitionTerm"/>
-      </w:pPr>
-      <w:r>
-        <w:t xml:space="preserve">Chiffres clés</w:t>
-      </w:r>
-    </w:p>
-    <w:p>
-      <w:pPr>
-        <w:pStyle w:val="Definition"/>
-      </w:pPr>
-      <w:r>
-        <w:t xml:space="preserve">412 instances avec chacune 8 à 21 triplets (12.4 en moyenne)</w:t>
-      </w:r>
-    </w:p>
-    <w:p>
-      <w:pPr>
-        <w:pStyle w:val="DefinitionTerm"/>
-      </w:pPr>
-      <w:r>
-        <w:t xml:space="preserve">Accès aux données</w:t>
-      </w:r>
-    </w:p>
-    <w:p>
-      <w:pPr>
-        <w:pStyle w:val="Definition"/>
-      </w:pPr>
-      <w:hyperlink r:id="rId96">
-        <w:r>
-          <w:rPr>
-            <w:rStyle w:val="Hyperlink"/>
-          </w:rPr>
-          <w:t xml:space="preserve">Service SPARQL</w:t>
-        </w:r>
-      </w:hyperlink>
-    </w:p>
-    <w:bookmarkEnd w:id="97"/>
-    <w:bookmarkStart w:id="104" w:name="sec-nodeshape-invoiceshape-properties"/>
-    <w:p>
-      <w:pPr>
-        <w:pStyle w:val="berschrift3"/>
-      </w:pPr>
-      <w:r>
-        <w:t xml:space="preserve">3.4.2 Propriétés</w:t>
-      </w:r>
-    </w:p>
-    <w:tbl>
-      <w:tblPr>
-        <w:tblStyle w:val="Table"/>
-        <w:tblW w:type="pct" w:w="4963"/>
-        <w:tblLayout w:type="fixed"/>
-        <w:tblLook w:firstRow="1" w:lastRow="0" w:firstColumn="0" w:lastColumn="0" w:noHBand="0" w:noVBand="0" w:val="0020"/>
-      </w:tblPr>
-      <w:tblGrid>
-        <w:gridCol w:w="3785"/>
-        <w:gridCol w:w="3202"/>
-        <w:gridCol w:w="873"/>
-      </w:tblGrid>
-      <w:tr>
-        <w:trPr>
-          <w:tblHeader w:val="on"/>
-        </w:trPr>
-        <w:tc>
-          <w:tcPr/>
-          <w:p>
-            <w:pPr>
-              <w:pStyle w:val="Compact"/>
-              <w:jc w:val="left"/>
-            </w:pPr>
-            <w:r>
-              <w:t xml:space="preserve">Description</w:t>
-            </w:r>
-          </w:p>
-        </w:tc>
-        <w:tc>
-          <w:tcPr/>
-          <w:p>
-            <w:pPr>
-              <w:pStyle w:val="Compact"/>
-              <w:jc w:val="left"/>
-            </w:pPr>
-            <w:r>
-              <w:t xml:space="preserve">Détails</w:t>
-            </w:r>
-          </w:p>
-        </w:tc>
-        <w:tc>
-          <w:tcPr/>
-          <w:p>
-            <w:pPr>
-              <w:pStyle w:val="Compact"/>
-              <w:jc w:val="right"/>
-            </w:pPr>
-            <w:r>
-              <w:t xml:space="preserve">Cardinalité</w:t>
-            </w:r>
-          </w:p>
-        </w:tc>
-      </w:tr>
-      <w:tr>
-        <w:tc>
-          <w:tcPr/>
-          <w:p>
-            <w:pPr>
-              <w:pStyle w:val="Compact"/>
-              <w:jc w:val="left"/>
-            </w:pPr>
-            <w:r>
-              <w:rPr>
-                <w:b/>
-                <w:bCs/>
-              </w:rPr>
-              <w:t xml:space="preserve">Client</w:t>
-            </w:r>
-            <w:r>
-              <w:t xml:space="preserve"> </w:t>
-            </w:r>
-            <w:r>
-              <w:t xml:space="preserve">(</w:t>
-            </w:r>
-            <w:hyperlink r:id="rId98">
-              <w:r>
-                <w:rPr>
-                  <w:rStyle w:val="Hyperlink"/>
-                </w:rPr>
-                <w:t xml:space="preserve">schema:customer</w:t>
-              </w:r>
-            </w:hyperlink>
-            <w:r>
-              <w:t xml:space="preserve">):</w:t>
-            </w:r>
-            <w:r>
-              <w:t xml:space="preserve"> </w:t>
-            </w:r>
-            <w:r>
-              <w:t xml:space="preserve">Une facture doit être liée à exactement un client.</w:t>
-            </w:r>
-          </w:p>
-        </w:tc>
-        <w:tc>
-          <w:tcPr/>
-          <w:p>
-            <w:pPr>
-              <w:pStyle w:val="Compact"/>
-              <w:numPr>
-                <w:ilvl w:val="0"/>
-                <w:numId w:val="1016"/>
-              </w:numPr>
-              <w:jc w:val="left"/>
-            </w:pPr>
-            <w:r>
-              <w:t xml:space="preserve">Type:</w:t>
-            </w:r>
-            <w:r>
-              <w:t xml:space="preserve"> </w:t>
-            </w:r>
-            <w:hyperlink w:anchor="sec-nodeshape-personshape">
-              <w:r>
-                <w:rPr>
-                  <w:rStyle w:val="Hyperlink"/>
-                </w:rPr>
-                <w:t xml:space="preserve">Personne</w:t>
-              </w:r>
-            </w:hyperlink>
-          </w:p>
-        </w:tc>
-        <w:tc>
-          <w:tcPr/>
-          <w:p>
-            <w:pPr>
-              <w:pStyle w:val="Compact"/>
-              <w:jc w:val="right"/>
-            </w:pPr>
-            <w:r>
-              <w:t xml:space="preserve">1..1</w:t>
-            </w:r>
-          </w:p>
-        </w:tc>
-      </w:tr>
-      <w:tr>
-        <w:tc>
-          <w:tcPr/>
-          <w:p>
-            <w:pPr>
-              <w:pStyle w:val="Compact"/>
-              <w:jc w:val="left"/>
-            </w:pPr>
-            <w:r>
-              <w:rPr>
-                <w:b/>
-                <w:bCs/>
-              </w:rPr>
-              <w:t xml:space="preserve">Paiement total dû</w:t>
-            </w:r>
-            <w:r>
-              <w:t xml:space="preserve"> </w:t>
-            </w:r>
-            <w:r>
-              <w:t xml:space="preserve">(</w:t>
-            </w:r>
-            <w:hyperlink r:id="rId99">
-              <w:r>
-                <w:rPr>
-                  <w:rStyle w:val="Hyperlink"/>
-                </w:rPr>
-                <w:t xml:space="preserve">schema:totalPaymentDue</w:t>
-              </w:r>
-            </w:hyperlink>
-            <w:r>
-              <w:t xml:space="preserve">):</w:t>
-            </w:r>
-            <w:r>
-              <w:t xml:space="preserve"> </w:t>
-            </w:r>
-            <w:r>
-              <w:t xml:space="preserve">Une facture doit définir un paiement total dû en tant que</w:t>
-            </w:r>
-            <w:r>
-              <w:t xml:space="preserve"> </w:t>
-            </w:r>
-            <w:r>
-              <w:t xml:space="preserve">schema:QuantitativeValue.</w:t>
-            </w:r>
-          </w:p>
-        </w:tc>
-        <w:tc>
-          <w:tcPr/>
-          <w:p>
-            <w:pPr>
-              <w:pStyle w:val="Compact"/>
-              <w:numPr>
-                <w:ilvl w:val="0"/>
-                <w:numId w:val="1017"/>
-              </w:numPr>
-              <w:jc w:val="left"/>
-            </w:pPr>
-            <w:r>
-              <w:t xml:space="preserve">Type:</w:t>
-            </w:r>
-            <w:r>
-              <w:t xml:space="preserve"> </w:t>
-            </w:r>
-            <w:hyperlink w:anchor="sec-nodeshape-quantitativevalueshape">
-              <w:r>
-                <w:rPr>
-                  <w:rStyle w:val="Hyperlink"/>
-                </w:rPr>
-                <w:t xml:space="preserve">Valeur</w:t>
-              </w:r>
-              <w:r>
-                <w:rPr>
-                  <w:rStyle w:val="Hyperlink"/>
-                </w:rPr>
-                <w:t xml:space="preserve"> </w:t>
-              </w:r>
-              <w:r>
-                <w:rPr>
-                  <w:rStyle w:val="Hyperlink"/>
-                </w:rPr>
-                <w:t xml:space="preserve">quantitative</w:t>
-              </w:r>
-            </w:hyperlink>
-          </w:p>
-        </w:tc>
-        <w:tc>
-          <w:tcPr/>
-          <w:p>
-            <w:pPr>
-              <w:pStyle w:val="Compact"/>
-              <w:jc w:val="right"/>
-            </w:pPr>
-            <w:r>
-              <w:t xml:space="preserve">1..1</w:t>
-            </w:r>
-          </w:p>
-        </w:tc>
-      </w:tr>
-      <w:tr>
-        <w:tc>
-          <w:tcPr/>
-          <w:p>
-            <w:pPr>
-              <w:pStyle w:val="Compact"/>
-              <w:jc w:val="left"/>
-            </w:pPr>
-            <w:r>
-              <w:rPr>
-                <w:b/>
-                <w:bCs/>
-              </w:rPr>
-              <w:t xml:space="preserve">Contient</w:t>
-            </w:r>
-            <w:r>
-              <w:t xml:space="preserve"> </w:t>
-            </w:r>
-            <w:r>
-              <w:t xml:space="preserve">(</w:t>
-            </w:r>
-            <w:hyperlink r:id="rId100">
-              <w:r>
-                <w:rPr>
-                  <w:rStyle w:val="Hyperlink"/>
-                </w:rPr>
-                <w:t xml:space="preserve">schema:hasPart</w:t>
-              </w:r>
-            </w:hyperlink>
-            <w:r>
-              <w:t xml:space="preserve">):</w:t>
-            </w:r>
-            <w:r>
-              <w:t xml:space="preserve"> </w:t>
-            </w:r>
-            <w:r>
-              <w:t xml:space="preserve">Une facture doit avoir au moins un article (OrderItem).</w:t>
-            </w:r>
-          </w:p>
-        </w:tc>
-        <w:tc>
-          <w:tcPr/>
-          <w:p>
-            <w:pPr>
-              <w:pStyle w:val="Compact"/>
-              <w:numPr>
-                <w:ilvl w:val="0"/>
-                <w:numId w:val="1018"/>
-              </w:numPr>
-              <w:jc w:val="left"/>
-            </w:pPr>
-            <w:r>
-              <w:t xml:space="preserve">Type:</w:t>
-            </w:r>
-            <w:r>
-              <w:t xml:space="preserve"> </w:t>
-            </w:r>
-            <w:hyperlink r:id="rId101">
+            <w:hyperlink r:id="rId113">
               <w:r>
                 <w:rPr>
                   <w:rStyle w:val="Hyperlink"/>
@@ -4202,7 +4735,7 @@
             <w:r>
               <w:t xml:space="preserve">(</w:t>
             </w:r>
-            <w:hyperlink r:id="rId102">
+            <w:hyperlink r:id="rId114">
               <w:r>
                 <w:rPr>
                   <w:rStyle w:val="Hyperlink"/>
@@ -4222,7 +4755,7 @@
               <w:pStyle w:val="Compact"/>
               <w:numPr>
                 <w:ilvl w:val="0"/>
-                <w:numId w:val="1019"/>
+                <w:numId w:val="1024"/>
               </w:numPr>
               <w:jc w:val="left"/>
             </w:pPr>
@@ -4235,7 +4768,7 @@
             <w:r>
               <w:t xml:space="preserve">(</w:t>
             </w:r>
-            <w:hyperlink r:id="rId103">
+            <w:hyperlink r:id="rId115">
               <w:r>
                 <w:rPr>
                   <w:rStyle w:val="Hyperlink"/>
@@ -4252,7 +4785,7 @@
               <w:pStyle w:val="Compact"/>
               <w:numPr>
                 <w:ilvl w:val="0"/>
-                <w:numId w:val="1019"/>
+                <w:numId w:val="1024"/>
               </w:numPr>
               <w:jc w:val="left"/>
             </w:pPr>
@@ -4265,7 +4798,7 @@
               <w:pStyle w:val="Compact"/>
               <w:numPr>
                 <w:ilvl w:val="0"/>
-                <w:numId w:val="1019"/>
+                <w:numId w:val="1024"/>
               </w:numPr>
               <w:jc w:val="left"/>
             </w:pPr>
@@ -4288,8 +4821,8 @@
         </w:tc>
       </w:tr>
     </w:tbl>
-    <w:bookmarkEnd w:id="104"/>
-    <w:bookmarkStart w:id="107" w:name="sec-nodeshape-invoiceshape-rules"/>
+    <w:bookmarkEnd w:id="116"/>
+    <w:bookmarkStart w:id="119" w:name="sec-nodeshape-invoiceshape-rules"/>
     <w:p>
       <w:pPr>
         <w:pStyle w:val="berschrift3"/>
@@ -4298,7 +4831,7 @@
         <w:t xml:space="preserve">3.4.3 Règles (SPARQL)</w:t>
       </w:r>
     </w:p>
-    <w:bookmarkStart w:id="105" w:name="sec-nodeshape-invoiceshape-rule-1"/>
+    <w:bookmarkStart w:id="117" w:name="sec-nodeshape-invoiceshape-rule-1"/>
     <w:p>
       <w:pPr>
         <w:pStyle w:val="berschrift4"/>
@@ -4362,8 +4895,8 @@
         <w:t xml:space="preserve">}</w:t>
       </w:r>
     </w:p>
-    <w:bookmarkEnd w:id="105"/>
-    <w:bookmarkStart w:id="106" w:name="sec-nodeshape-invoiceshape-rule-2"/>
+    <w:bookmarkEnd w:id="117"/>
+    <w:bookmarkStart w:id="118" w:name="sec-nodeshape-invoiceshape-rule-2"/>
     <w:p>
       <w:pPr>
         <w:pStyle w:val="berschrift4"/>
@@ -4508,10 +5041,10 @@
         <w:t xml:space="preserve">}</w:t>
       </w:r>
     </w:p>
-    <w:bookmarkEnd w:id="106"/>
-    <w:bookmarkEnd w:id="107"/>
-    <w:bookmarkEnd w:id="108"/>
-    <w:bookmarkStart w:id="119" w:name="sec-nodeshape-genreshape"/>
+    <w:bookmarkEnd w:id="118"/>
+    <w:bookmarkEnd w:id="119"/>
+    <w:bookmarkEnd w:id="120"/>
+    <w:bookmarkStart w:id="131" w:name="sec-nodeshape-genreshape"/>
     <w:p>
       <w:pPr>
         <w:pStyle w:val="berschrift2"/>
@@ -4528,7 +5061,7 @@
         <w:t xml:space="preserve">Une catégorie musicale dans le jeu de données Chinook.</w:t>
       </w:r>
     </w:p>
-    <w:bookmarkStart w:id="112" w:name="sec-nodeshape-genreshape-overview"/>
+    <w:bookmarkStart w:id="124" w:name="sec-nodeshape-genreshape-overview"/>
     <w:p>
       <w:pPr>
         <w:pStyle w:val="berschrift3"/>
@@ -4549,7 +5082,7 @@
       <w:pPr>
         <w:pStyle w:val="Definition"/>
       </w:pPr>
-      <w:hyperlink r:id="rId109">
+      <w:hyperlink r:id="rId121">
         <w:r>
           <w:rPr>
             <w:rStyle w:val="Hyperlink"/>
@@ -4570,7 +5103,7 @@
       <w:pPr>
         <w:pStyle w:val="Definition"/>
       </w:pPr>
-      <w:hyperlink r:id="rId110">
+      <w:hyperlink r:id="rId122">
         <w:r>
           <w:rPr>
             <w:rStyle w:val="Hyperlink"/>
@@ -4623,7 +5156,7 @@
       <w:pPr>
         <w:pStyle w:val="Definition"/>
       </w:pPr>
-      <w:hyperlink r:id="rId111">
+      <w:hyperlink r:id="rId123">
         <w:r>
           <w:rPr>
             <w:rStyle w:val="Hyperlink"/>
@@ -4632,8 +5165,8 @@
         </w:r>
       </w:hyperlink>
     </w:p>
-    <w:bookmarkEnd w:id="112"/>
-    <w:bookmarkStart w:id="116" w:name="sec-nodeshape-genreshape-properties"/>
+    <w:bookmarkEnd w:id="124"/>
+    <w:bookmarkStart w:id="128" w:name="sec-nodeshape-genreshape-properties"/>
     <w:p>
       <w:pPr>
         <w:pStyle w:val="berschrift3"/>
@@ -4645,14 +5178,14 @@
     <w:tbl>
       <w:tblPr>
         <w:tblStyle w:val="Table"/>
-        <w:tblW w:type="pct" w:w="4967"/>
+        <w:tblW w:type="pct" w:w="4968"/>
         <w:tblLayout w:type="fixed"/>
         <w:tblLook w:firstRow="1" w:lastRow="0" w:firstColumn="0" w:lastColumn="0" w:noHBand="0" w:noVBand="0" w:val="0020"/>
       </w:tblPr>
       <w:tblGrid>
-        <w:gridCol w:w="3157"/>
-        <w:gridCol w:w="3934"/>
-        <w:gridCol w:w="776"/>
+        <w:gridCol w:w="3116"/>
+        <w:gridCol w:w="3985"/>
+        <w:gridCol w:w="766"/>
       </w:tblGrid>
       <w:tr>
         <w:trPr>
@@ -4736,7 +5269,7 @@
               <w:pStyle w:val="Compact"/>
               <w:numPr>
                 <w:ilvl w:val="0"/>
-                <w:numId w:val="1020"/>
+                <w:numId w:val="1025"/>
               </w:numPr>
               <w:jc w:val="left"/>
             </w:pPr>
@@ -4766,7 +5299,7 @@
               <w:pStyle w:val="Compact"/>
               <w:numPr>
                 <w:ilvl w:val="0"/>
-                <w:numId w:val="1020"/>
+                <w:numId w:val="1025"/>
               </w:numPr>
               <w:jc w:val="left"/>
             </w:pPr>
@@ -4788,7 +5321,7 @@
               <w:pStyle w:val="Compact"/>
               <w:numPr>
                 <w:ilvl w:val="0"/>
-                <w:numId w:val="1020"/>
+                <w:numId w:val="1025"/>
               </w:numPr>
               <w:jc w:val="left"/>
             </w:pPr>
@@ -4831,7 +5364,7 @@
             <w:r>
               <w:t xml:space="preserve">(</w:t>
             </w:r>
-            <w:hyperlink r:id="rId113">
+            <w:hyperlink r:id="rId125">
               <w:r>
                 <w:rPr>
                   <w:rStyle w:val="Hyperlink"/>
@@ -4851,7 +5384,7 @@
               <w:pStyle w:val="Compact"/>
               <w:numPr>
                 <w:ilvl w:val="0"/>
-                <w:numId w:val="1021"/>
+                <w:numId w:val="1026"/>
               </w:numPr>
               <w:jc w:val="left"/>
             </w:pPr>
@@ -4905,7 +5438,7 @@
             <w:r>
               <w:t xml:space="preserve">(</w:t>
             </w:r>
-            <w:hyperlink r:id="rId114">
+            <w:hyperlink r:id="rId126">
               <w:r>
                 <w:rPr>
                   <w:rStyle w:val="Hyperlink"/>
@@ -4927,1066 +5460,6 @@
             </w:r>
             <w:r>
               <w:t xml:space="preserve">par langue.</w:t>
-            </w:r>
-          </w:p>
-        </w:tc>
-        <w:tc>
-          <w:tcPr/>
-          <w:p>
-            <w:pPr>
-              <w:pStyle w:val="Compact"/>
-              <w:numPr>
-                <w:ilvl w:val="0"/>
-                <w:numId w:val="1022"/>
-              </w:numPr>
-              <w:jc w:val="left"/>
-            </w:pPr>
-            <w:r>
-              <w:t xml:space="preserve">Type: Texte avec indication de langue</w:t>
-            </w:r>
-            <w:r>
-              <w:t xml:space="preserve"> </w:t>
-            </w:r>
-            <w:r>
-              <w:t xml:space="preserve">(</w:t>
-            </w:r>
-            <w:hyperlink r:id="rId115">
-              <w:r>
-                <w:rPr>
-                  <w:rStyle w:val="Hyperlink"/>
-                </w:rPr>
-                <w:t xml:space="preserve">rdf:langString</w:t>
-              </w:r>
-            </w:hyperlink>
-            <w:r>
-              <w:t xml:space="preserve">)</w:t>
-            </w:r>
-          </w:p>
-          <w:p>
-            <w:pPr>
-              <w:pStyle w:val="Compact"/>
-              <w:numPr>
-                <w:ilvl w:val="0"/>
-                <w:numId w:val="1022"/>
-              </w:numPr>
-              <w:jc w:val="left"/>
-            </w:pPr>
-            <w:r>
-              <w:t xml:space="preserve">Longueur: ≤ 50 caractères</w:t>
-            </w:r>
-          </w:p>
-          <w:p>
-            <w:pPr>
-              <w:pStyle w:val="Compact"/>
-              <w:numPr>
-                <w:ilvl w:val="0"/>
-                <w:numId w:val="1022"/>
-              </w:numPr>
-              <w:jc w:val="left"/>
-            </w:pPr>
-            <w:r>
-              <w:t xml:space="preserve">Langues:</w:t>
-            </w:r>
-            <w:r>
-              <w:t xml:space="preserve"> </w:t>
-            </w:r>
-            <w:r>
-              <w:rPr>
-                <w:rStyle w:val="VerbatimChar"/>
-              </w:rPr>
-              <w:t xml:space="preserve">de</w:t>
-            </w:r>
-            <w:r>
-              <w:t xml:space="preserve">,</w:t>
-            </w:r>
-            <w:r>
-              <w:t xml:space="preserve"> </w:t>
-            </w:r>
-            <w:r>
-              <w:rPr>
-                <w:rStyle w:val="VerbatimChar"/>
-              </w:rPr>
-              <w:t xml:space="preserve">fr</w:t>
-            </w:r>
-            <w:r>
-              <w:t xml:space="preserve">,</w:t>
-            </w:r>
-            <w:r>
-              <w:t xml:space="preserve"> </w:t>
-            </w:r>
-            <w:r>
-              <w:rPr>
-                <w:rStyle w:val="VerbatimChar"/>
-              </w:rPr>
-              <w:t xml:space="preserve">it</w:t>
-            </w:r>
-            <w:r>
-              <w:t xml:space="preserve">,</w:t>
-            </w:r>
-            <w:r>
-              <w:t xml:space="preserve"> </w:t>
-            </w:r>
-            <w:r>
-              <w:rPr>
-                <w:rStyle w:val="VerbatimChar"/>
-              </w:rPr>
-              <w:t xml:space="preserve">en</w:t>
-            </w:r>
-            <w:r>
-              <w:t xml:space="preserve"> </w:t>
-            </w:r>
-            <w:r>
-              <w:t xml:space="preserve">(une par langue)</w:t>
-            </w:r>
-          </w:p>
-        </w:tc>
-        <w:tc>
-          <w:tcPr/>
-          <w:p>
-            <w:pPr>
-              <w:pStyle w:val="Compact"/>
-              <w:jc w:val="right"/>
-            </w:pPr>
-            <w:r>
-              <w:t xml:space="preserve">0..*</w:t>
-            </w:r>
-          </w:p>
-        </w:tc>
-      </w:tr>
-    </w:tbl>
-    <w:bookmarkEnd w:id="116"/>
-    <w:bookmarkStart w:id="118" w:name="sec-nodeshape-genreshape-rules"/>
-    <w:p>
-      <w:pPr>
-        <w:pStyle w:val="berschrift3"/>
-      </w:pPr>
-      <w:r>
-        <w:t xml:space="preserve">3.5.3 Règles (SPARQL)</w:t>
-      </w:r>
-    </w:p>
-    <w:bookmarkStart w:id="117" w:name="sec-nodeshape-genreshape-rule-1"/>
-    <w:p>
-      <w:pPr>
-        <w:pStyle w:val="berschrift4"/>
-      </w:pPr>
-      <w:r>
-        <w:t xml:space="preserve">3.5.3.1 Pas de hiérarchie cyclique</w:t>
-      </w:r>
-    </w:p>
-    <w:p>
-      <w:pPr>
-        <w:pStyle w:val="FirstParagraph"/>
-      </w:pPr>
-      <w:r>
-        <w:t xml:space="preserve">Un genre ne peut pas faire partie de lui-même, ni directement ni transitivement.</w:t>
-      </w:r>
-    </w:p>
-    <w:p>
-      <w:pPr>
-        <w:pStyle w:val="SourceCode"/>
-      </w:pPr>
-      <w:r>
-        <w:rPr>
-          <w:rStyle w:val="VerbatimChar"/>
-        </w:rPr>
-        <w:t xml:space="preserve">SELECT $this</w:t>
-      </w:r>
-      <w:r>
-        <w:br/>
-      </w:r>
-      <w:r>
-        <w:rPr>
-          <w:rStyle w:val="VerbatimChar"/>
-        </w:rPr>
-        <w:t xml:space="preserve">WHERE {</w:t>
-      </w:r>
-      <w:r>
-        <w:br/>
-      </w:r>
-      <w:r>
-        <w:rPr>
-          <w:rStyle w:val="VerbatimChar"/>
-        </w:rPr>
-        <w:t xml:space="preserve">    $this schema:partOf+ $this .</w:t>
-      </w:r>
-      <w:r>
-        <w:br/>
-      </w:r>
-      <w:r>
-        <w:rPr>
-          <w:rStyle w:val="VerbatimChar"/>
-        </w:rPr>
-        <w:t xml:space="preserve">}</w:t>
-      </w:r>
-    </w:p>
-    <w:bookmarkEnd w:id="117"/>
-    <w:bookmarkEnd w:id="118"/>
-    <w:bookmarkEnd w:id="119"/>
-    <w:bookmarkStart w:id="124" w:name="sec-nodeshape-organisationshape"/>
-    <w:p>
-      <w:pPr>
-        <w:pStyle w:val="berschrift2"/>
-      </w:pPr>
-      <w:r>
-        <w:t xml:space="preserve">3.6 Organisation</w:t>
-      </w:r>
-    </w:p>
-    <w:p>
-      <w:pPr>
-        <w:pStyle w:val="FirstParagraph"/>
-      </w:pPr>
-      <w:r>
-        <w:t xml:space="preserve">Une entreprise ou organisation dans le jeu de données Chinook.</w:t>
-      </w:r>
-    </w:p>
-    <w:bookmarkStart w:id="122" w:name="sec-nodeshape-organisationshape-overview"/>
-    <w:p>
-      <w:pPr>
-        <w:pStyle w:val="berschrift3"/>
-      </w:pPr>
-      <w:r>
-        <w:t xml:space="preserve">3.6.1 Aperçu</w:t>
-      </w:r>
-    </w:p>
-    <w:p>
-      <w:pPr>
-        <w:pStyle w:val="DefinitionTerm"/>
-      </w:pPr>
-      <w:r>
-        <w:t xml:space="preserve">Shape</w:t>
-      </w:r>
-    </w:p>
-    <w:p>
-      <w:pPr>
-        <w:pStyle w:val="Definition"/>
-      </w:pPr>
-      <w:hyperlink r:id="rId120">
-        <w:r>
-          <w:rPr>
-            <w:rStyle w:val="Hyperlink"/>
-          </w:rPr>
-          <w:t xml:space="preserve">:OrganisationShape</w:t>
-        </w:r>
-      </w:hyperlink>
-    </w:p>
-    <w:p>
-      <w:pPr>
-        <w:pStyle w:val="DefinitionTerm"/>
-      </w:pPr>
-      <w:r>
-        <w:t xml:space="preserve">Classe cible</w:t>
-      </w:r>
-    </w:p>
-    <w:p>
-      <w:pPr>
-        <w:pStyle w:val="Definition"/>
-      </w:pPr>
-      <w:hyperlink r:id="rId121">
-        <w:r>
-          <w:rPr>
-            <w:rStyle w:val="Hyperlink"/>
-          </w:rPr>
-          <w:t xml:space="preserve">schema:Organisation</w:t>
-        </w:r>
-      </w:hyperlink>
-    </w:p>
-    <w:p>
-      <w:pPr>
-        <w:pStyle w:val="DefinitionTerm"/>
-      </w:pPr>
-      <w:r>
-        <w:t xml:space="preserve">Fermée</w:t>
-      </w:r>
-    </w:p>
-    <w:p>
-      <w:pPr>
-        <w:pStyle w:val="Definition"/>
-      </w:pPr>
-      <w:r>
-        <w:t xml:space="preserve">Non (d’autres propriétés sont admises)</w:t>
-      </w:r>
-    </w:p>
-    <w:p>
-      <w:pPr>
-        <w:pStyle w:val="DefinitionTerm"/>
-      </w:pPr>
-      <w:r>
-        <w:t xml:space="preserve">Accès aux données</w:t>
-      </w:r>
-    </w:p>
-    <w:p>
-      <w:pPr>
-        <w:pStyle w:val="Definition"/>
-      </w:pPr>
-      <w:r>
-        <w:t xml:space="preserve">Aucun (données transactionnelles, ne faisant pas partie du graphe publié)</w:t>
-      </w:r>
-    </w:p>
-    <w:bookmarkEnd w:id="122"/>
-    <w:bookmarkStart w:id="123" w:name="X694231572673875c8b98e55f859590bf822fedc"/>
-    <w:p>
-      <w:pPr>
-        <w:pStyle w:val="berschrift3"/>
-      </w:pPr>
-      <w:r>
-        <w:t xml:space="preserve">3.6.2 Propriétés</w:t>
-      </w:r>
-    </w:p>
-    <w:tbl>
-      <w:tblPr>
-        <w:tblStyle w:val="Table"/>
-        <w:tblW w:type="pct" w:w="4957"/>
-        <w:tblLayout w:type="fixed"/>
-        <w:tblLook w:firstRow="1" w:lastRow="0" w:firstColumn="0" w:lastColumn="0" w:noHBand="0" w:noVBand="0" w:val="0020"/>
-      </w:tblPr>
-      <w:tblGrid>
-        <w:gridCol w:w="2910"/>
-        <w:gridCol w:w="3926"/>
-        <w:gridCol w:w="1015"/>
-      </w:tblGrid>
-      <w:tr>
-        <w:trPr>
-          <w:tblHeader w:val="on"/>
-        </w:trPr>
-        <w:tc>
-          <w:tcPr/>
-          <w:p>
-            <w:pPr>
-              <w:pStyle w:val="Compact"/>
-              <w:jc w:val="left"/>
-            </w:pPr>
-            <w:r>
-              <w:t xml:space="preserve">Description</w:t>
-            </w:r>
-          </w:p>
-        </w:tc>
-        <w:tc>
-          <w:tcPr/>
-          <w:p>
-            <w:pPr>
-              <w:pStyle w:val="Compact"/>
-              <w:jc w:val="left"/>
-            </w:pPr>
-            <w:r>
-              <w:t xml:space="preserve">Détails</w:t>
-            </w:r>
-          </w:p>
-        </w:tc>
-        <w:tc>
-          <w:tcPr/>
-          <w:p>
-            <w:pPr>
-              <w:pStyle w:val="Compact"/>
-              <w:jc w:val="right"/>
-            </w:pPr>
-            <w:r>
-              <w:t xml:space="preserve">Cardinalité</w:t>
-            </w:r>
-          </w:p>
-        </w:tc>
-      </w:tr>
-      <w:tr>
-        <w:tc>
-          <w:tcPr/>
-          <w:p>
-            <w:pPr>
-              <w:pStyle w:val="Compact"/>
-              <w:jc w:val="left"/>
-            </w:pPr>
-            <w:r>
-              <w:rPr>
-                <w:b/>
-                <w:bCs/>
-              </w:rPr>
-              <w:t xml:space="preserve">Nom</w:t>
-            </w:r>
-            <w:r>
-              <w:t xml:space="preserve"> </w:t>
-            </w:r>
-            <w:r>
-              <w:t xml:space="preserve">(</w:t>
-            </w:r>
-            <w:hyperlink r:id="rId78">
-              <w:r>
-                <w:rPr>
-                  <w:rStyle w:val="Hyperlink"/>
-                </w:rPr>
-                <w:t xml:space="preserve">schema:name</w:t>
-              </w:r>
-            </w:hyperlink>
-            <w:r>
-              <w:t xml:space="preserve">):</w:t>
-            </w:r>
-            <w:r>
-              <w:t xml:space="preserve"> </w:t>
-            </w:r>
-            <w:r>
-              <w:t xml:space="preserve">Chaque organisation doit avoir un nom.</w:t>
-            </w:r>
-          </w:p>
-        </w:tc>
-        <w:tc>
-          <w:tcPr/>
-          <w:p>
-            <w:pPr>
-              <w:pStyle w:val="Compact"/>
-              <w:numPr>
-                <w:ilvl w:val="0"/>
-                <w:numId w:val="1023"/>
-              </w:numPr>
-              <w:jc w:val="left"/>
-            </w:pPr>
-            <w:r>
-              <w:t xml:space="preserve">Type: Chaîne de caractères</w:t>
-            </w:r>
-            <w:r>
-              <w:t xml:space="preserve"> </w:t>
-            </w:r>
-            <w:r>
-              <w:t xml:space="preserve">(</w:t>
-            </w:r>
-            <w:hyperlink r:id="rId64">
-              <w:r>
-                <w:rPr>
-                  <w:rStyle w:val="Hyperlink"/>
-                </w:rPr>
-                <w:t xml:space="preserve">xsd:string</w:t>
-              </w:r>
-            </w:hyperlink>
-            <w:r>
-              <w:t xml:space="preserve">)</w:t>
-            </w:r>
-          </w:p>
-          <w:p>
-            <w:pPr>
-              <w:pStyle w:val="Compact"/>
-              <w:numPr>
-                <w:ilvl w:val="0"/>
-                <w:numId w:val="1023"/>
-              </w:numPr>
-              <w:jc w:val="left"/>
-            </w:pPr>
-            <w:r>
-              <w:t xml:space="preserve">Longueur: 2–100 caractères</w:t>
-            </w:r>
-          </w:p>
-        </w:tc>
-        <w:tc>
-          <w:tcPr/>
-          <w:p>
-            <w:pPr>
-              <w:pStyle w:val="Compact"/>
-              <w:jc w:val="right"/>
-            </w:pPr>
-            <w:r>
-              <w:t xml:space="preserve">1..1</w:t>
-            </w:r>
-          </w:p>
-        </w:tc>
-      </w:tr>
-    </w:tbl>
-    <w:bookmarkEnd w:id="123"/>
-    <w:bookmarkEnd w:id="124"/>
-    <w:bookmarkStart w:id="141" w:name="sec-nodeshape-personshape"/>
-    <w:p>
-      <w:pPr>
-        <w:pStyle w:val="berschrift2"/>
-      </w:pPr>
-      <w:r>
-        <w:t xml:space="preserve">3.7 Personne</w:t>
-      </w:r>
-    </w:p>
-    <w:p>
-      <w:pPr>
-        <w:pStyle w:val="FirstParagraph"/>
-      </w:pPr>
-      <w:r>
-        <w:t xml:space="preserve">Toute personne (employé, client ou personne personnalisée) présente dans le jeu de données.</w:t>
-      </w:r>
-    </w:p>
-    <w:p>
-      <w:pPr>
-        <w:pStyle w:val="Textkrper"/>
-      </w:pPr>
-      <w:r>
-        <w:t xml:space="preserve">Les personnes sont décrites de manière uniforme, quel que soit leur rôle: le personnel du magasin de musique, la clientèle et les personnes saisies manuellement partagent les mêmes propriétés. Le rôle découle des relations, par exemple</w:t>
-      </w:r>
-      <w:r>
-        <w:t xml:space="preserve"> </w:t>
-      </w:r>
-      <w:r>
-        <w:rPr>
-          <w:rStyle w:val="VerbatimChar"/>
-        </w:rPr>
-        <w:t xml:space="preserve">schema:worksFor</w:t>
-      </w:r>
-      <w:r>
-        <w:t xml:space="preserve"> </w:t>
-      </w:r>
-      <w:r>
-        <w:t xml:space="preserve">pour le personnel ou</w:t>
-      </w:r>
-      <w:r>
-        <w:t xml:space="preserve"> </w:t>
-      </w:r>
-      <w:r>
-        <w:rPr>
-          <w:rStyle w:val="VerbatimChar"/>
-        </w:rPr>
-        <w:t xml:space="preserve">schema:customer</w:t>
-      </w:r>
-      <w:r>
-        <w:t xml:space="preserve"> </w:t>
-      </w:r>
-      <w:r>
-        <w:t xml:space="preserve">sur une facture pour la clientèle.</w:t>
-      </w:r>
-    </w:p>
-    <w:p>
-      <w:pPr>
-        <w:pStyle w:val="Textkrper"/>
-      </w:pPr>
-      <w:r>
-        <w:t xml:space="preserve">Les noms sont saisis tels que la personne les utilise; les titres académiques ne font pas partie du prénom. Les adresses e-mail et les dates de naissance sont facultatives et les infractions aux règles ne sont signalées que comme avertissements.</w:t>
-      </w:r>
-    </w:p>
-    <w:bookmarkStart w:id="128" w:name="sec-nodeshape-personshape-overview"/>
-    <w:p>
-      <w:pPr>
-        <w:pStyle w:val="berschrift3"/>
-      </w:pPr>
-      <w:r>
-        <w:t xml:space="preserve">3.7.1 Aperçu</w:t>
-      </w:r>
-    </w:p>
-    <w:p>
-      <w:pPr>
-        <w:pStyle w:val="DefinitionTerm"/>
-      </w:pPr>
-      <w:r>
-        <w:t xml:space="preserve">Shape</w:t>
-      </w:r>
-    </w:p>
-    <w:p>
-      <w:pPr>
-        <w:pStyle w:val="Definition"/>
-      </w:pPr>
-      <w:hyperlink r:id="rId125">
-        <w:r>
-          <w:rPr>
-            <w:rStyle w:val="Hyperlink"/>
-          </w:rPr>
-          <w:t xml:space="preserve">:PersonShape</w:t>
-        </w:r>
-      </w:hyperlink>
-    </w:p>
-    <w:p>
-      <w:pPr>
-        <w:pStyle w:val="DefinitionTerm"/>
-      </w:pPr>
-      <w:r>
-        <w:t xml:space="preserve">Classe cible</w:t>
-      </w:r>
-    </w:p>
-    <w:p>
-      <w:pPr>
-        <w:pStyle w:val="Definition"/>
-      </w:pPr>
-      <w:hyperlink r:id="rId126">
-        <w:r>
-          <w:rPr>
-            <w:rStyle w:val="Hyperlink"/>
-          </w:rPr>
-          <w:t xml:space="preserve">schema:Person</w:t>
-        </w:r>
-      </w:hyperlink>
-    </w:p>
-    <w:p>
-      <w:pPr>
-        <w:pStyle w:val="DefinitionTerm"/>
-      </w:pPr>
-      <w:r>
-        <w:t xml:space="preserve">Fermée</w:t>
-      </w:r>
-    </w:p>
-    <w:p>
-      <w:pPr>
-        <w:pStyle w:val="Definition"/>
-      </w:pPr>
-      <w:r>
-        <w:t xml:space="preserve">Oui (seules les propriétés énumérées sont admises)</w:t>
-      </w:r>
-    </w:p>
-    <w:p>
-      <w:pPr>
-        <w:pStyle w:val="DefinitionTerm"/>
-      </w:pPr>
-      <w:r>
-        <w:t xml:space="preserve">Chiffres clés</w:t>
-      </w:r>
-    </w:p>
-    <w:p>
-      <w:pPr>
-        <w:pStyle w:val="Definition"/>
-      </w:pPr>
-      <w:r>
-        <w:t xml:space="preserve">383 instances avec chacune 5 à 10 triplets (5.6 en moyenne)</w:t>
-      </w:r>
-    </w:p>
-    <w:p>
-      <w:pPr>
-        <w:pStyle w:val="DefinitionTerm"/>
-      </w:pPr>
-      <w:r>
-        <w:t xml:space="preserve">Accès aux données</w:t>
-      </w:r>
-    </w:p>
-    <w:p>
-      <w:pPr>
-        <w:pStyle w:val="Definition"/>
-      </w:pPr>
-      <w:hyperlink r:id="rId127">
-        <w:r>
-          <w:rPr>
-            <w:rStyle w:val="Hyperlink"/>
-          </w:rPr>
-          <w:t xml:space="preserve">Service SPARQL</w:t>
-        </w:r>
-      </w:hyperlink>
-    </w:p>
-    <w:bookmarkEnd w:id="128"/>
-    <w:bookmarkStart w:id="138" w:name="sec-nodeshape-personshape-properties"/>
-    <w:p>
-      <w:pPr>
-        <w:pStyle w:val="berschrift3"/>
-      </w:pPr>
-      <w:r>
-        <w:t xml:space="preserve">3.7.2 Propriétés</w:t>
-      </w:r>
-    </w:p>
-    <w:tbl>
-      <w:tblPr>
-        <w:tblStyle w:val="Table"/>
-        <w:tblW w:type="pct" w:w="4961"/>
-        <w:tblLayout w:type="fixed"/>
-        <w:tblLook w:firstRow="1" w:lastRow="0" w:firstColumn="0" w:lastColumn="0" w:noHBand="0" w:noVBand="0" w:val="0020"/>
-      </w:tblPr>
-      <w:tblGrid>
-        <w:gridCol w:w="3376"/>
-        <w:gridCol w:w="3560"/>
-        <w:gridCol w:w="920"/>
-      </w:tblGrid>
-      <w:tr>
-        <w:trPr>
-          <w:tblHeader w:val="on"/>
-        </w:trPr>
-        <w:tc>
-          <w:tcPr/>
-          <w:p>
-            <w:pPr>
-              <w:pStyle w:val="Compact"/>
-              <w:jc w:val="left"/>
-            </w:pPr>
-            <w:r>
-              <w:t xml:space="preserve">Description</w:t>
-            </w:r>
-          </w:p>
-        </w:tc>
-        <w:tc>
-          <w:tcPr/>
-          <w:p>
-            <w:pPr>
-              <w:pStyle w:val="Compact"/>
-              <w:jc w:val="left"/>
-            </w:pPr>
-            <w:r>
-              <w:t xml:space="preserve">Détails</w:t>
-            </w:r>
-          </w:p>
-        </w:tc>
-        <w:tc>
-          <w:tcPr/>
-          <w:p>
-            <w:pPr>
-              <w:pStyle w:val="Compact"/>
-              <w:jc w:val="right"/>
-            </w:pPr>
-            <w:r>
-              <w:t xml:space="preserve">Cardinalité</w:t>
-            </w:r>
-          </w:p>
-        </w:tc>
-      </w:tr>
-      <w:tr>
-        <w:tc>
-          <w:tcPr/>
-          <w:p>
-            <w:pPr>
-              <w:pStyle w:val="Compact"/>
-              <w:jc w:val="left"/>
-            </w:pPr>
-            <w:r>
-              <w:rPr>
-                <w:b/>
-                <w:bCs/>
-              </w:rPr>
-              <w:t xml:space="preserve">Prénom</w:t>
-            </w:r>
-            <w:r>
-              <w:t xml:space="preserve"> </w:t>
-            </w:r>
-            <w:r>
-              <w:t xml:space="preserve">(</w:t>
-            </w:r>
-            <w:hyperlink r:id="rId129">
-              <w:r>
-                <w:rPr>
-                  <w:rStyle w:val="Hyperlink"/>
-                </w:rPr>
-                <w:t xml:space="preserve">schema:givenName</w:t>
-              </w:r>
-            </w:hyperlink>
-            <w:r>
-              <w:t xml:space="preserve">):</w:t>
-            </w:r>
-            <w:r>
-              <w:t xml:space="preserve"> </w:t>
-            </w:r>
-            <w:r>
-              <w:t xml:space="preserve">Chaque personne doit avoir un prénom.</w:t>
-            </w:r>
-          </w:p>
-        </w:tc>
-        <w:tc>
-          <w:tcPr/>
-          <w:p>
-            <w:pPr>
-              <w:pStyle w:val="Compact"/>
-              <w:numPr>
-                <w:ilvl w:val="0"/>
-                <w:numId w:val="1024"/>
-              </w:numPr>
-              <w:jc w:val="left"/>
-            </w:pPr>
-            <w:r>
-              <w:t xml:space="preserve">Type: Chaîne de caractères</w:t>
-            </w:r>
-            <w:r>
-              <w:t xml:space="preserve"> </w:t>
-            </w:r>
-            <w:r>
-              <w:t xml:space="preserve">(</w:t>
-            </w:r>
-            <w:hyperlink r:id="rId64">
-              <w:r>
-                <w:rPr>
-                  <w:rStyle w:val="Hyperlink"/>
-                </w:rPr>
-                <w:t xml:space="preserve">xsd:string</w:t>
-              </w:r>
-            </w:hyperlink>
-            <w:r>
-              <w:t xml:space="preserve">)</w:t>
-            </w:r>
-          </w:p>
-        </w:tc>
-        <w:tc>
-          <w:tcPr/>
-          <w:p>
-            <w:pPr>
-              <w:pStyle w:val="Compact"/>
-              <w:jc w:val="right"/>
-            </w:pPr>
-            <w:r>
-              <w:t xml:space="preserve">1..1</w:t>
-            </w:r>
-          </w:p>
-        </w:tc>
-      </w:tr>
-      <w:tr>
-        <w:tc>
-          <w:tcPr/>
-          <w:p>
-            <w:pPr>
-              <w:pStyle w:val="Compact"/>
-              <w:jc w:val="left"/>
-            </w:pPr>
-            <w:r>
-              <w:rPr>
-                <w:b/>
-                <w:bCs/>
-              </w:rPr>
-              <w:t xml:space="preserve">Nom de famille</w:t>
-            </w:r>
-            <w:r>
-              <w:t xml:space="preserve"> </w:t>
-            </w:r>
-            <w:r>
-              <w:t xml:space="preserve">(</w:t>
-            </w:r>
-            <w:hyperlink r:id="rId130">
-              <w:r>
-                <w:rPr>
-                  <w:rStyle w:val="Hyperlink"/>
-                </w:rPr>
-                <w:t xml:space="preserve">schema:familyName</w:t>
-              </w:r>
-            </w:hyperlink>
-            <w:r>
-              <w:t xml:space="preserve">):</w:t>
-            </w:r>
-            <w:r>
-              <w:t xml:space="preserve"> </w:t>
-            </w:r>
-            <w:r>
-              <w:t xml:space="preserve">Chaque personne doit avoir un nom de famille.</w:t>
-            </w:r>
-          </w:p>
-        </w:tc>
-        <w:tc>
-          <w:tcPr/>
-          <w:p>
-            <w:pPr>
-              <w:pStyle w:val="Compact"/>
-              <w:numPr>
-                <w:ilvl w:val="0"/>
-                <w:numId w:val="1025"/>
-              </w:numPr>
-              <w:jc w:val="left"/>
-            </w:pPr>
-            <w:r>
-              <w:t xml:space="preserve">Type: Chaîne de caractères</w:t>
-            </w:r>
-            <w:r>
-              <w:t xml:space="preserve"> </w:t>
-            </w:r>
-            <w:r>
-              <w:t xml:space="preserve">(</w:t>
-            </w:r>
-            <w:hyperlink r:id="rId64">
-              <w:r>
-                <w:rPr>
-                  <w:rStyle w:val="Hyperlink"/>
-                </w:rPr>
-                <w:t xml:space="preserve">xsd:string</w:t>
-              </w:r>
-            </w:hyperlink>
-            <w:r>
-              <w:t xml:space="preserve">)</w:t>
-            </w:r>
-          </w:p>
-        </w:tc>
-        <w:tc>
-          <w:tcPr/>
-          <w:p>
-            <w:pPr>
-              <w:pStyle w:val="Compact"/>
-              <w:jc w:val="right"/>
-            </w:pPr>
-            <w:r>
-              <w:t xml:space="preserve">1..1</w:t>
-            </w:r>
-          </w:p>
-        </w:tc>
-      </w:tr>
-      <w:tr>
-        <w:tc>
-          <w:tcPr/>
-          <w:p>
-            <w:pPr>
-              <w:pStyle w:val="Compact"/>
-              <w:jc w:val="left"/>
-            </w:pPr>
-            <w:r>
-              <w:rPr>
-                <w:b/>
-                <w:bCs/>
-              </w:rPr>
-              <w:t xml:space="preserve">Adresse e-mail</w:t>
-            </w:r>
-            <w:r>
-              <w:t xml:space="preserve"> </w:t>
-            </w:r>
-            <w:r>
-              <w:t xml:space="preserve">(</w:t>
-            </w:r>
-            <w:hyperlink r:id="rId131">
-              <w:r>
-                <w:rPr>
-                  <w:rStyle w:val="Hyperlink"/>
-                </w:rPr>
-                <w:t xml:space="preserve">schema:email</w:t>
-              </w:r>
-            </w:hyperlink>
-            <w:r>
-              <w:t xml:space="preserve">): Si une</w:t>
-            </w:r>
-            <w:r>
-              <w:t xml:space="preserve"> </w:t>
-            </w:r>
-            <w:r>
-              <w:t xml:space="preserve">adresse e-mail est fournie, elle doit respecter un</w:t>
-            </w:r>
-            <w:r>
-              <w:t xml:space="preserve"> </w:t>
-            </w:r>
-            <w:r>
-              <w:t xml:space="preserve">format standard.</w:t>
-            </w:r>
-          </w:p>
-        </w:tc>
-        <w:tc>
-          <w:tcPr/>
-          <w:p>
-            <w:pPr>
-              <w:pStyle w:val="Compact"/>
-              <w:numPr>
-                <w:ilvl w:val="0"/>
-                <w:numId w:val="1026"/>
-              </w:numPr>
-              <w:jc w:val="left"/>
-            </w:pPr>
-            <w:r>
-              <w:t xml:space="preserve">Type: Chaîne de caractères</w:t>
-            </w:r>
-            <w:r>
-              <w:t xml:space="preserve"> </w:t>
-            </w:r>
-            <w:r>
-              <w:t xml:space="preserve">(</w:t>
-            </w:r>
-            <w:hyperlink r:id="rId64">
-              <w:r>
-                <w:rPr>
-                  <w:rStyle w:val="Hyperlink"/>
-                </w:rPr>
-                <w:t xml:space="preserve">xsd:string</w:t>
-              </w:r>
-            </w:hyperlink>
-            <w:r>
-              <w:t xml:space="preserve">)</w:t>
-            </w:r>
-          </w:p>
-          <w:p>
-            <w:pPr>
-              <w:pStyle w:val="Compact"/>
-              <w:numPr>
-                <w:ilvl w:val="0"/>
-                <w:numId w:val="1026"/>
-              </w:numPr>
-              <w:jc w:val="left"/>
-            </w:pPr>
-            <w:r>
-              <w:t xml:space="preserve">Motif:</w:t>
-            </w:r>
-            <w:r>
-              <w:t xml:space="preserve"> </w:t>
-            </w:r>
-            <w:r>
-              <w:rPr>
-                <w:rStyle w:val="VerbatimChar"/>
-              </w:rPr>
-              <w:t xml:space="preserve">^.+@.+\..+$</w:t>
-            </w:r>
-            <w:r>
-              <w:t xml:space="preserve"> </w:t>
-            </w:r>
-            <w:r>
-              <w:t xml:space="preserve">(</w:t>
-            </w:r>
-            <w:r>
-              <w:rPr>
-                <w:rStyle w:val="VerbatimChar"/>
-              </w:rPr>
-              <w:t xml:space="preserve">i</w:t>
-            </w:r>
-            <w:r>
-              <w:t xml:space="preserve">)</w:t>
-            </w:r>
-          </w:p>
-          <w:p>
-            <w:pPr>
-              <w:pStyle w:val="Compact"/>
-              <w:numPr>
-                <w:ilvl w:val="0"/>
-                <w:numId w:val="1026"/>
-              </w:numPr>
-              <w:jc w:val="left"/>
-            </w:pPr>
-            <w:r>
-              <w:t xml:space="preserve">Longueur: ≤ 254 caractères</w:t>
-            </w:r>
-          </w:p>
-          <w:p>
-            <w:pPr>
-              <w:pStyle w:val="Compact"/>
-              <w:numPr>
-                <w:ilvl w:val="0"/>
-                <w:numId w:val="1026"/>
-              </w:numPr>
-              <w:jc w:val="left"/>
-            </w:pPr>
-            <w:r>
-              <w:t xml:space="preserve">Gravité: Avertissement</w:t>
-            </w:r>
-          </w:p>
-        </w:tc>
-        <w:tc>
-          <w:tcPr/>
-          <w:p>
-            <w:pPr>
-              <w:pStyle w:val="Compact"/>
-              <w:jc w:val="right"/>
-            </w:pPr>
-            <w:r>
-              <w:t xml:space="preserve">0..*</w:t>
-            </w:r>
-          </w:p>
-        </w:tc>
-      </w:tr>
-      <w:tr>
-        <w:tc>
-          <w:tcPr/>
-          <w:p>
-            <w:pPr>
-              <w:pStyle w:val="Compact"/>
-              <w:jc w:val="left"/>
-            </w:pPr>
-            <w:r>
-              <w:rPr>
-                <w:b/>
-                <w:bCs/>
-              </w:rPr>
-              <w:t xml:space="preserve">Date de naissance</w:t>
-            </w:r>
-            <w:r>
-              <w:t xml:space="preserve"> </w:t>
-            </w:r>
-            <w:r>
-              <w:t xml:space="preserve">(</w:t>
-            </w:r>
-            <w:hyperlink r:id="rId132">
-              <w:r>
-                <w:rPr>
-                  <w:rStyle w:val="Hyperlink"/>
-                </w:rPr>
-                <w:t xml:space="preserve">schema:birthDate</w:t>
-              </w:r>
-            </w:hyperlink>
-            <w:r>
-              <w:t xml:space="preserve">):</w:t>
-            </w:r>
-            <w:r>
-              <w:t xml:space="preserve"> </w:t>
-            </w:r>
-            <w:r>
-              <w:t xml:space="preserve">Une personne doit avoir une date de naissance</w:t>
-            </w:r>
-            <w:r>
-              <w:t xml:space="preserve"> </w:t>
-            </w:r>
-            <w:r>
-              <w:t xml:space="preserve">valide.</w:t>
             </w:r>
           </w:p>
         </w:tc>
@@ -6002,7 +5475,7 @@
               <w:jc w:val="left"/>
             </w:pPr>
             <w:r>
-              <w:t xml:space="preserve">Type: Date</w:t>
+              <w:t xml:space="preserve">Type: Texte avec indication de langue</w:t>
             </w:r>
             <w:r>
               <w:t xml:space="preserve"> </w:t>
@@ -6010,12 +5483,12 @@
             <w:r>
               <w:t xml:space="preserve">(</w:t>
             </w:r>
-            <w:hyperlink r:id="rId103">
+            <w:hyperlink r:id="rId127">
               <w:r>
                 <w:rPr>
                   <w:rStyle w:val="Hyperlink"/>
                 </w:rPr>
-                <w:t xml:space="preserve">xsd:date</w:t>
+                <w:t xml:space="preserve">rdf:langString</w:t>
               </w:r>
             </w:hyperlink>
             <w:r>
@@ -6032,7 +5505,7 @@
               <w:jc w:val="left"/>
             </w:pPr>
             <w:r>
-              <w:t xml:space="preserve">Plage de valeurs: ≥ 1900-01-01, ≤ 2025-12-31</w:t>
+              <w:t xml:space="preserve">Longueur: ≤ 50 caractères</w:t>
             </w:r>
           </w:p>
           <w:p>
@@ -6045,7 +5518,58 @@
               <w:jc w:val="left"/>
             </w:pPr>
             <w:r>
-              <w:t xml:space="preserve">Gravité: Avertissement</w:t>
+              <w:t xml:space="preserve">Langues:</w:t>
+            </w:r>
+            <w:r>
+              <w:t xml:space="preserve"> </w:t>
+            </w:r>
+            <w:r>
+              <w:rPr>
+                <w:rStyle w:val="VerbatimChar"/>
+              </w:rPr>
+              <w:t xml:space="preserve">de</w:t>
+            </w:r>
+            <w:r>
+              <w:t xml:space="preserve">,</w:t>
+            </w:r>
+            <w:r>
+              <w:t xml:space="preserve"> </w:t>
+            </w:r>
+            <w:r>
+              <w:rPr>
+                <w:rStyle w:val="VerbatimChar"/>
+              </w:rPr>
+              <w:t xml:space="preserve">fr</w:t>
+            </w:r>
+            <w:r>
+              <w:t xml:space="preserve">,</w:t>
+            </w:r>
+            <w:r>
+              <w:t xml:space="preserve"> </w:t>
+            </w:r>
+            <w:r>
+              <w:rPr>
+                <w:rStyle w:val="VerbatimChar"/>
+              </w:rPr>
+              <w:t xml:space="preserve">it</w:t>
+            </w:r>
+            <w:r>
+              <w:t xml:space="preserve">,</w:t>
+            </w:r>
+            <w:r>
+              <w:t xml:space="preserve"> </w:t>
+            </w:r>
+            <w:r>
+              <w:rPr>
+                <w:rStyle w:val="VerbatimChar"/>
+              </w:rPr>
+              <w:t xml:space="preserve">en</w:t>
+            </w:r>
+            <w:r>
+              <w:t xml:space="preserve"> </w:t>
+            </w:r>
+            <w:r>
+              <w:t xml:space="preserve">(une par langue)</w:t>
             </w:r>
           </w:p>
         </w:tc>
@@ -6058,6 +5582,238 @@
             </w:pPr>
             <w:r>
               <w:t xml:space="preserve">0..*</w:t>
+            </w:r>
+          </w:p>
+        </w:tc>
+      </w:tr>
+    </w:tbl>
+    <w:bookmarkEnd w:id="128"/>
+    <w:bookmarkStart w:id="130" w:name="sec-nodeshape-genreshape-rules"/>
+    <w:p>
+      <w:pPr>
+        <w:pStyle w:val="berschrift3"/>
+      </w:pPr>
+      <w:r>
+        <w:t xml:space="preserve">3.5.3 Règles (SPARQL)</w:t>
+      </w:r>
+    </w:p>
+    <w:bookmarkStart w:id="129" w:name="sec-nodeshape-genreshape-rule-1"/>
+    <w:p>
+      <w:pPr>
+        <w:pStyle w:val="berschrift4"/>
+      </w:pPr>
+      <w:r>
+        <w:t xml:space="preserve">3.5.3.1 Pas de hiérarchie cyclique</w:t>
+      </w:r>
+    </w:p>
+    <w:p>
+      <w:pPr>
+        <w:pStyle w:val="FirstParagraph"/>
+      </w:pPr>
+      <w:r>
+        <w:t xml:space="preserve">Un genre ne peut pas faire partie de lui-même, ni directement ni transitivement.</w:t>
+      </w:r>
+    </w:p>
+    <w:p>
+      <w:pPr>
+        <w:pStyle w:val="SourceCode"/>
+      </w:pPr>
+      <w:r>
+        <w:rPr>
+          <w:rStyle w:val="VerbatimChar"/>
+        </w:rPr>
+        <w:t xml:space="preserve">SELECT $this</w:t>
+      </w:r>
+      <w:r>
+        <w:br/>
+      </w:r>
+      <w:r>
+        <w:rPr>
+          <w:rStyle w:val="VerbatimChar"/>
+        </w:rPr>
+        <w:t xml:space="preserve">WHERE {</w:t>
+      </w:r>
+      <w:r>
+        <w:br/>
+      </w:r>
+      <w:r>
+        <w:rPr>
+          <w:rStyle w:val="VerbatimChar"/>
+        </w:rPr>
+        <w:t xml:space="preserve">    $this schema:partOf+ $this .</w:t>
+      </w:r>
+      <w:r>
+        <w:br/>
+      </w:r>
+      <w:r>
+        <w:rPr>
+          <w:rStyle w:val="VerbatimChar"/>
+        </w:rPr>
+        <w:t xml:space="preserve">}</w:t>
+      </w:r>
+    </w:p>
+    <w:bookmarkEnd w:id="129"/>
+    <w:bookmarkEnd w:id="130"/>
+    <w:bookmarkEnd w:id="131"/>
+    <w:bookmarkStart w:id="136" w:name="sec-nodeshape-organisationshape"/>
+    <w:p>
+      <w:pPr>
+        <w:pStyle w:val="berschrift2"/>
+      </w:pPr>
+      <w:r>
+        <w:t xml:space="preserve">3.6 Organisation</w:t>
+      </w:r>
+    </w:p>
+    <w:p>
+      <w:pPr>
+        <w:pStyle w:val="FirstParagraph"/>
+      </w:pPr>
+      <w:r>
+        <w:t xml:space="preserve">Une entreprise ou organisation dans le jeu de données Chinook.</w:t>
+      </w:r>
+    </w:p>
+    <w:bookmarkStart w:id="134" w:name="sec-nodeshape-organisationshape-overview"/>
+    <w:p>
+      <w:pPr>
+        <w:pStyle w:val="berschrift3"/>
+      </w:pPr>
+      <w:r>
+        <w:t xml:space="preserve">3.6.1 Aperçu</w:t>
+      </w:r>
+    </w:p>
+    <w:p>
+      <w:pPr>
+        <w:pStyle w:val="DefinitionTerm"/>
+      </w:pPr>
+      <w:r>
+        <w:t xml:space="preserve">Shape</w:t>
+      </w:r>
+    </w:p>
+    <w:p>
+      <w:pPr>
+        <w:pStyle w:val="Definition"/>
+      </w:pPr>
+      <w:hyperlink r:id="rId132">
+        <w:r>
+          <w:rPr>
+            <w:rStyle w:val="Hyperlink"/>
+          </w:rPr>
+          <w:t xml:space="preserve">:OrganisationShape</w:t>
+        </w:r>
+      </w:hyperlink>
+    </w:p>
+    <w:p>
+      <w:pPr>
+        <w:pStyle w:val="DefinitionTerm"/>
+      </w:pPr>
+      <w:r>
+        <w:t xml:space="preserve">Classe cible</w:t>
+      </w:r>
+    </w:p>
+    <w:p>
+      <w:pPr>
+        <w:pStyle w:val="Definition"/>
+      </w:pPr>
+      <w:hyperlink r:id="rId133">
+        <w:r>
+          <w:rPr>
+            <w:rStyle w:val="Hyperlink"/>
+          </w:rPr>
+          <w:t xml:space="preserve">schema:Organisation</w:t>
+        </w:r>
+      </w:hyperlink>
+    </w:p>
+    <w:p>
+      <w:pPr>
+        <w:pStyle w:val="DefinitionTerm"/>
+      </w:pPr>
+      <w:r>
+        <w:t xml:space="preserve">Fermée</w:t>
+      </w:r>
+    </w:p>
+    <w:p>
+      <w:pPr>
+        <w:pStyle w:val="Definition"/>
+      </w:pPr>
+      <w:r>
+        <w:t xml:space="preserve">Non (d’autres propriétés sont admises)</w:t>
+      </w:r>
+    </w:p>
+    <w:p>
+      <w:pPr>
+        <w:pStyle w:val="DefinitionTerm"/>
+      </w:pPr>
+      <w:r>
+        <w:t xml:space="preserve">Accès aux données</w:t>
+      </w:r>
+    </w:p>
+    <w:p>
+      <w:pPr>
+        <w:pStyle w:val="Definition"/>
+      </w:pPr>
+      <w:r>
+        <w:t xml:space="preserve">Aucun (données transactionnelles, ne faisant pas partie du graphe publié)</w:t>
+      </w:r>
+    </w:p>
+    <w:bookmarkEnd w:id="134"/>
+    <w:bookmarkStart w:id="135" w:name="X694231572673875c8b98e55f859590bf822fedc"/>
+    <w:p>
+      <w:pPr>
+        <w:pStyle w:val="berschrift3"/>
+      </w:pPr>
+      <w:r>
+        <w:t xml:space="preserve">3.6.2 Propriétés</w:t>
+      </w:r>
+    </w:p>
+    <w:tbl>
+      <w:tblPr>
+        <w:tblStyle w:val="Table"/>
+        <w:tblW w:type="pct" w:w="4958"/>
+        <w:tblLayout w:type="fixed"/>
+        <w:tblLook w:firstRow="1" w:lastRow="0" w:firstColumn="0" w:lastColumn="0" w:noHBand="0" w:noVBand="0" w:val="0020"/>
+      </w:tblPr>
+      <w:tblGrid>
+        <w:gridCol w:w="2861"/>
+        <w:gridCol w:w="3993"/>
+        <w:gridCol w:w="998"/>
+      </w:tblGrid>
+      <w:tr>
+        <w:trPr>
+          <w:tblHeader w:val="on"/>
+        </w:trPr>
+        <w:tc>
+          <w:tcPr/>
+          <w:p>
+            <w:pPr>
+              <w:pStyle w:val="Compact"/>
+              <w:jc w:val="left"/>
+            </w:pPr>
+            <w:r>
+              <w:t xml:space="preserve">Description</w:t>
+            </w:r>
+          </w:p>
+        </w:tc>
+        <w:tc>
+          <w:tcPr/>
+          <w:p>
+            <w:pPr>
+              <w:pStyle w:val="Compact"/>
+              <w:jc w:val="left"/>
+            </w:pPr>
+            <w:r>
+              <w:t xml:space="preserve">Détails</w:t>
+            </w:r>
+          </w:p>
+        </w:tc>
+        <w:tc>
+          <w:tcPr/>
+          <w:p>
+            <w:pPr>
+              <w:pStyle w:val="Compact"/>
+              <w:jc w:val="right"/>
+            </w:pPr>
+            <w:r>
+              <w:t xml:space="preserve">Cardinalité</w:t>
             </w:r>
           </w:p>
         </w:tc>
@@ -6075,7 +5831,7 @@
                 <w:b/>
                 <w:bCs/>
               </w:rPr>
-              <w:t xml:space="preserve">Adresse</w:t>
+              <w:t xml:space="preserve">Nom</w:t>
             </w:r>
             <w:r>
               <w:t xml:space="preserve"> </w:t>
@@ -6083,16 +5839,22 @@
             <w:r>
               <w:t xml:space="preserve">(</w:t>
             </w:r>
-            <w:hyperlink r:id="rId133">
+            <w:hyperlink r:id="rId78">
               <w:r>
                 <w:rPr>
                   <w:rStyle w:val="Hyperlink"/>
                 </w:rPr>
-                <w:t xml:space="preserve">schema:address</w:t>
+                <w:t xml:space="preserve">schema:name</w:t>
               </w:r>
             </w:hyperlink>
             <w:r>
-              <w:t xml:space="preserve">)</w:t>
+              <w:t xml:space="preserve">):</w:t>
+            </w:r>
+            <w:r>
+              <w:t xml:space="preserve"> </w:t>
+            </w:r>
+            <w:r>
+              <w:t xml:space="preserve">Chaque organisation doit avoir un nom.</w:t>
             </w:r>
           </w:p>
         </w:tc>
@@ -6104,6 +5866,777 @@
               <w:numPr>
                 <w:ilvl w:val="0"/>
                 <w:numId w:val="1028"/>
+              </w:numPr>
+              <w:jc w:val="left"/>
+            </w:pPr>
+            <w:r>
+              <w:t xml:space="preserve">Type: Chaîne de caractères</w:t>
+            </w:r>
+            <w:r>
+              <w:t xml:space="preserve"> </w:t>
+            </w:r>
+            <w:r>
+              <w:t xml:space="preserve">(</w:t>
+            </w:r>
+            <w:hyperlink r:id="rId64">
+              <w:r>
+                <w:rPr>
+                  <w:rStyle w:val="Hyperlink"/>
+                </w:rPr>
+                <w:t xml:space="preserve">xsd:string</w:t>
+              </w:r>
+            </w:hyperlink>
+            <w:r>
+              <w:t xml:space="preserve">)</w:t>
+            </w:r>
+          </w:p>
+          <w:p>
+            <w:pPr>
+              <w:pStyle w:val="Compact"/>
+              <w:numPr>
+                <w:ilvl w:val="0"/>
+                <w:numId w:val="1028"/>
+              </w:numPr>
+              <w:jc w:val="left"/>
+            </w:pPr>
+            <w:r>
+              <w:t xml:space="preserve">Longueur: 2–100 caractères</w:t>
+            </w:r>
+          </w:p>
+        </w:tc>
+        <w:tc>
+          <w:tcPr/>
+          <w:p>
+            <w:pPr>
+              <w:pStyle w:val="Compact"/>
+              <w:jc w:val="right"/>
+            </w:pPr>
+            <w:r>
+              <w:t xml:space="preserve">1..1</w:t>
+            </w:r>
+          </w:p>
+        </w:tc>
+      </w:tr>
+    </w:tbl>
+    <w:bookmarkEnd w:id="135"/>
+    <w:bookmarkEnd w:id="136"/>
+    <w:bookmarkStart w:id="153" w:name="sec-nodeshape-personshape"/>
+    <w:p>
+      <w:pPr>
+        <w:pStyle w:val="berschrift2"/>
+      </w:pPr>
+      <w:r>
+        <w:t xml:space="preserve">3.7 Personne</w:t>
+      </w:r>
+    </w:p>
+    <w:p>
+      <w:pPr>
+        <w:pStyle w:val="FirstParagraph"/>
+      </w:pPr>
+      <w:r>
+        <w:t xml:space="preserve">Toute personne (employé, client ou personne personnalisée) présente dans le jeu de données.</w:t>
+      </w:r>
+    </w:p>
+    <w:p>
+      <w:pPr>
+        <w:pStyle w:val="Textkrper"/>
+      </w:pPr>
+      <w:r>
+        <w:t xml:space="preserve">Les personnes sont décrites de manière uniforme, quel que soit leur rôle: le personnel du magasin de musique, la clientèle et les personnes saisies manuellement partagent les mêmes propriétés. Le rôle découle des relations, par exemple</w:t>
+      </w:r>
+      <w:r>
+        <w:t xml:space="preserve"> </w:t>
+      </w:r>
+      <w:r>
+        <w:rPr>
+          <w:rStyle w:val="VerbatimChar"/>
+        </w:rPr>
+        <w:t xml:space="preserve">schema:worksFor</w:t>
+      </w:r>
+      <w:r>
+        <w:t xml:space="preserve"> </w:t>
+      </w:r>
+      <w:r>
+        <w:t xml:space="preserve">pour le personnel ou</w:t>
+      </w:r>
+      <w:r>
+        <w:t xml:space="preserve"> </w:t>
+      </w:r>
+      <w:r>
+        <w:rPr>
+          <w:rStyle w:val="VerbatimChar"/>
+        </w:rPr>
+        <w:t xml:space="preserve">schema:customer</w:t>
+      </w:r>
+      <w:r>
+        <w:t xml:space="preserve"> </w:t>
+      </w:r>
+      <w:r>
+        <w:t xml:space="preserve">sur une facture pour la clientèle.</w:t>
+      </w:r>
+    </w:p>
+    <w:p>
+      <w:pPr>
+        <w:pStyle w:val="Textkrper"/>
+      </w:pPr>
+      <w:r>
+        <w:t xml:space="preserve">Les noms sont saisis tels que la personne les utilise; les titres académiques ne font pas partie du prénom. Les adresses e-mail et les dates de naissance sont facultatives et les infractions aux règles ne sont signalées que comme avertissements.</w:t>
+      </w:r>
+    </w:p>
+    <w:bookmarkStart w:id="140" w:name="sec-nodeshape-personshape-overview"/>
+    <w:p>
+      <w:pPr>
+        <w:pStyle w:val="berschrift3"/>
+      </w:pPr>
+      <w:r>
+        <w:t xml:space="preserve">3.7.1 Aperçu</w:t>
+      </w:r>
+    </w:p>
+    <w:p>
+      <w:pPr>
+        <w:pStyle w:val="DefinitionTerm"/>
+      </w:pPr>
+      <w:r>
+        <w:t xml:space="preserve">Shape</w:t>
+      </w:r>
+    </w:p>
+    <w:p>
+      <w:pPr>
+        <w:pStyle w:val="Definition"/>
+      </w:pPr>
+      <w:hyperlink r:id="rId137">
+        <w:r>
+          <w:rPr>
+            <w:rStyle w:val="Hyperlink"/>
+          </w:rPr>
+          <w:t xml:space="preserve">:PersonShape</w:t>
+        </w:r>
+      </w:hyperlink>
+    </w:p>
+    <w:p>
+      <w:pPr>
+        <w:pStyle w:val="DefinitionTerm"/>
+      </w:pPr>
+      <w:r>
+        <w:t xml:space="preserve">Classe cible</w:t>
+      </w:r>
+    </w:p>
+    <w:p>
+      <w:pPr>
+        <w:pStyle w:val="Definition"/>
+      </w:pPr>
+      <w:hyperlink r:id="rId138">
+        <w:r>
+          <w:rPr>
+            <w:rStyle w:val="Hyperlink"/>
+          </w:rPr>
+          <w:t xml:space="preserve">schema:Person</w:t>
+        </w:r>
+      </w:hyperlink>
+    </w:p>
+    <w:p>
+      <w:pPr>
+        <w:pStyle w:val="DefinitionTerm"/>
+      </w:pPr>
+      <w:r>
+        <w:t xml:space="preserve">Fermée</w:t>
+      </w:r>
+    </w:p>
+    <w:p>
+      <w:pPr>
+        <w:pStyle w:val="Definition"/>
+      </w:pPr>
+      <w:r>
+        <w:t xml:space="preserve">Oui (seules les propriétés énumérées sont admises)</w:t>
+      </w:r>
+    </w:p>
+    <w:p>
+      <w:pPr>
+        <w:pStyle w:val="DefinitionTerm"/>
+      </w:pPr>
+      <w:r>
+        <w:t xml:space="preserve">Chiffres clés</w:t>
+      </w:r>
+    </w:p>
+    <w:p>
+      <w:pPr>
+        <w:pStyle w:val="Definition"/>
+      </w:pPr>
+      <w:r>
+        <w:t xml:space="preserve">383 instances avec chacune 5 à 10 triplets (5.6 en moyenne)</w:t>
+      </w:r>
+    </w:p>
+    <w:p>
+      <w:pPr>
+        <w:pStyle w:val="DefinitionTerm"/>
+      </w:pPr>
+      <w:r>
+        <w:t xml:space="preserve">Accès aux données</w:t>
+      </w:r>
+    </w:p>
+    <w:p>
+      <w:pPr>
+        <w:pStyle w:val="Definition"/>
+      </w:pPr>
+      <w:hyperlink r:id="rId139">
+        <w:r>
+          <w:rPr>
+            <w:rStyle w:val="Hyperlink"/>
+          </w:rPr>
+          <w:t xml:space="preserve">Service SPARQL</w:t>
+        </w:r>
+      </w:hyperlink>
+    </w:p>
+    <w:bookmarkEnd w:id="140"/>
+    <w:bookmarkStart w:id="150" w:name="sec-nodeshape-personshape-properties"/>
+    <w:p>
+      <w:pPr>
+        <w:pStyle w:val="berschrift3"/>
+      </w:pPr>
+      <w:r>
+        <w:t xml:space="preserve">3.7.2 Propriétés</w:t>
+      </w:r>
+    </w:p>
+    <w:tbl>
+      <w:tblPr>
+        <w:tblStyle w:val="Table"/>
+        <w:tblW w:type="pct" w:w="4962"/>
+        <w:tblLayout w:type="fixed"/>
+        <w:tblLook w:firstRow="1" w:lastRow="0" w:firstColumn="0" w:lastColumn="0" w:noHBand="0" w:noVBand="0" w:val="0020"/>
+      </w:tblPr>
+      <w:tblGrid>
+        <w:gridCol w:w="3325"/>
+        <w:gridCol w:w="3627"/>
+        <w:gridCol w:w="906"/>
+      </w:tblGrid>
+      <w:tr>
+        <w:trPr>
+          <w:tblHeader w:val="on"/>
+        </w:trPr>
+        <w:tc>
+          <w:tcPr/>
+          <w:p>
+            <w:pPr>
+              <w:pStyle w:val="Compact"/>
+              <w:jc w:val="left"/>
+            </w:pPr>
+            <w:r>
+              <w:t xml:space="preserve">Description</w:t>
+            </w:r>
+          </w:p>
+        </w:tc>
+        <w:tc>
+          <w:tcPr/>
+          <w:p>
+            <w:pPr>
+              <w:pStyle w:val="Compact"/>
+              <w:jc w:val="left"/>
+            </w:pPr>
+            <w:r>
+              <w:t xml:space="preserve">Détails</w:t>
+            </w:r>
+          </w:p>
+        </w:tc>
+        <w:tc>
+          <w:tcPr/>
+          <w:p>
+            <w:pPr>
+              <w:pStyle w:val="Compact"/>
+              <w:jc w:val="right"/>
+            </w:pPr>
+            <w:r>
+              <w:t xml:space="preserve">Cardinalité</w:t>
+            </w:r>
+          </w:p>
+        </w:tc>
+      </w:tr>
+      <w:tr>
+        <w:tc>
+          <w:tcPr/>
+          <w:p>
+            <w:pPr>
+              <w:pStyle w:val="Compact"/>
+              <w:jc w:val="left"/>
+            </w:pPr>
+            <w:r>
+              <w:rPr>
+                <w:b/>
+                <w:bCs/>
+              </w:rPr>
+              <w:t xml:space="preserve">Prénom</w:t>
+            </w:r>
+            <w:r>
+              <w:t xml:space="preserve"> </w:t>
+            </w:r>
+            <w:r>
+              <w:t xml:space="preserve">(</w:t>
+            </w:r>
+            <w:hyperlink r:id="rId141">
+              <w:r>
+                <w:rPr>
+                  <w:rStyle w:val="Hyperlink"/>
+                </w:rPr>
+                <w:t xml:space="preserve">schema:givenName</w:t>
+              </w:r>
+            </w:hyperlink>
+            <w:r>
+              <w:t xml:space="preserve">):</w:t>
+            </w:r>
+            <w:r>
+              <w:t xml:space="preserve"> </w:t>
+            </w:r>
+            <w:r>
+              <w:t xml:space="preserve">Chaque personne doit avoir un prénom.</w:t>
+            </w:r>
+          </w:p>
+        </w:tc>
+        <w:tc>
+          <w:tcPr/>
+          <w:p>
+            <w:pPr>
+              <w:pStyle w:val="Compact"/>
+              <w:numPr>
+                <w:ilvl w:val="0"/>
+                <w:numId w:val="1029"/>
+              </w:numPr>
+              <w:jc w:val="left"/>
+            </w:pPr>
+            <w:r>
+              <w:t xml:space="preserve">Type: Chaîne de caractères</w:t>
+            </w:r>
+            <w:r>
+              <w:t xml:space="preserve"> </w:t>
+            </w:r>
+            <w:r>
+              <w:t xml:space="preserve">(</w:t>
+            </w:r>
+            <w:hyperlink r:id="rId64">
+              <w:r>
+                <w:rPr>
+                  <w:rStyle w:val="Hyperlink"/>
+                </w:rPr>
+                <w:t xml:space="preserve">xsd:string</w:t>
+              </w:r>
+            </w:hyperlink>
+            <w:r>
+              <w:t xml:space="preserve">)</w:t>
+            </w:r>
+          </w:p>
+        </w:tc>
+        <w:tc>
+          <w:tcPr/>
+          <w:p>
+            <w:pPr>
+              <w:pStyle w:val="Compact"/>
+              <w:jc w:val="right"/>
+            </w:pPr>
+            <w:r>
+              <w:t xml:space="preserve">1..1</w:t>
+            </w:r>
+          </w:p>
+        </w:tc>
+      </w:tr>
+      <w:tr>
+        <w:tc>
+          <w:tcPr/>
+          <w:p>
+            <w:pPr>
+              <w:pStyle w:val="Compact"/>
+              <w:jc w:val="left"/>
+            </w:pPr>
+            <w:r>
+              <w:rPr>
+                <w:b/>
+                <w:bCs/>
+              </w:rPr>
+              <w:t xml:space="preserve">Nom de famille</w:t>
+            </w:r>
+            <w:r>
+              <w:t xml:space="preserve"> </w:t>
+            </w:r>
+            <w:r>
+              <w:t xml:space="preserve">(</w:t>
+            </w:r>
+            <w:hyperlink r:id="rId142">
+              <w:r>
+                <w:rPr>
+                  <w:rStyle w:val="Hyperlink"/>
+                </w:rPr>
+                <w:t xml:space="preserve">schema:familyName</w:t>
+              </w:r>
+            </w:hyperlink>
+            <w:r>
+              <w:t xml:space="preserve">):</w:t>
+            </w:r>
+            <w:r>
+              <w:t xml:space="preserve"> </w:t>
+            </w:r>
+            <w:r>
+              <w:t xml:space="preserve">Chaque personne doit avoir un nom de famille.</w:t>
+            </w:r>
+          </w:p>
+        </w:tc>
+        <w:tc>
+          <w:tcPr/>
+          <w:p>
+            <w:pPr>
+              <w:pStyle w:val="Compact"/>
+              <w:numPr>
+                <w:ilvl w:val="0"/>
+                <w:numId w:val="1030"/>
+              </w:numPr>
+              <w:jc w:val="left"/>
+            </w:pPr>
+            <w:r>
+              <w:t xml:space="preserve">Type: Chaîne de caractères</w:t>
+            </w:r>
+            <w:r>
+              <w:t xml:space="preserve"> </w:t>
+            </w:r>
+            <w:r>
+              <w:t xml:space="preserve">(</w:t>
+            </w:r>
+            <w:hyperlink r:id="rId64">
+              <w:r>
+                <w:rPr>
+                  <w:rStyle w:val="Hyperlink"/>
+                </w:rPr>
+                <w:t xml:space="preserve">xsd:string</w:t>
+              </w:r>
+            </w:hyperlink>
+            <w:r>
+              <w:t xml:space="preserve">)</w:t>
+            </w:r>
+          </w:p>
+        </w:tc>
+        <w:tc>
+          <w:tcPr/>
+          <w:p>
+            <w:pPr>
+              <w:pStyle w:val="Compact"/>
+              <w:jc w:val="right"/>
+            </w:pPr>
+            <w:r>
+              <w:t xml:space="preserve">1..1</w:t>
+            </w:r>
+          </w:p>
+        </w:tc>
+      </w:tr>
+      <w:tr>
+        <w:tc>
+          <w:tcPr/>
+          <w:p>
+            <w:pPr>
+              <w:pStyle w:val="Compact"/>
+              <w:jc w:val="left"/>
+            </w:pPr>
+            <w:r>
+              <w:rPr>
+                <w:b/>
+                <w:bCs/>
+              </w:rPr>
+              <w:t xml:space="preserve">Adresse e-mail</w:t>
+            </w:r>
+            <w:r>
+              <w:t xml:space="preserve"> </w:t>
+            </w:r>
+            <w:r>
+              <w:t xml:space="preserve">(</w:t>
+            </w:r>
+            <w:hyperlink r:id="rId143">
+              <w:r>
+                <w:rPr>
+                  <w:rStyle w:val="Hyperlink"/>
+                </w:rPr>
+                <w:t xml:space="preserve">schema:email</w:t>
+              </w:r>
+            </w:hyperlink>
+            <w:r>
+              <w:t xml:space="preserve">): Si une</w:t>
+            </w:r>
+            <w:r>
+              <w:t xml:space="preserve"> </w:t>
+            </w:r>
+            <w:r>
+              <w:t xml:space="preserve">adresse e-mail est fournie, elle doit respecter un</w:t>
+            </w:r>
+            <w:r>
+              <w:t xml:space="preserve"> </w:t>
+            </w:r>
+            <w:r>
+              <w:t xml:space="preserve">format standard.</w:t>
+            </w:r>
+          </w:p>
+        </w:tc>
+        <w:tc>
+          <w:tcPr/>
+          <w:p>
+            <w:pPr>
+              <w:pStyle w:val="Compact"/>
+              <w:numPr>
+                <w:ilvl w:val="0"/>
+                <w:numId w:val="1031"/>
+              </w:numPr>
+              <w:jc w:val="left"/>
+            </w:pPr>
+            <w:r>
+              <w:t xml:space="preserve">Type: Chaîne de caractères</w:t>
+            </w:r>
+            <w:r>
+              <w:t xml:space="preserve"> </w:t>
+            </w:r>
+            <w:r>
+              <w:t xml:space="preserve">(</w:t>
+            </w:r>
+            <w:hyperlink r:id="rId64">
+              <w:r>
+                <w:rPr>
+                  <w:rStyle w:val="Hyperlink"/>
+                </w:rPr>
+                <w:t xml:space="preserve">xsd:string</w:t>
+              </w:r>
+            </w:hyperlink>
+            <w:r>
+              <w:t xml:space="preserve">)</w:t>
+            </w:r>
+          </w:p>
+          <w:p>
+            <w:pPr>
+              <w:pStyle w:val="Compact"/>
+              <w:numPr>
+                <w:ilvl w:val="0"/>
+                <w:numId w:val="1031"/>
+              </w:numPr>
+              <w:jc w:val="left"/>
+            </w:pPr>
+            <w:r>
+              <w:t xml:space="preserve">Motif:</w:t>
+            </w:r>
+            <w:r>
+              <w:t xml:space="preserve"> </w:t>
+            </w:r>
+            <w:r>
+              <w:rPr>
+                <w:rStyle w:val="VerbatimChar"/>
+              </w:rPr>
+              <w:t xml:space="preserve">^.+@.+\..+$</w:t>
+            </w:r>
+            <w:r>
+              <w:t xml:space="preserve"> </w:t>
+            </w:r>
+            <w:r>
+              <w:t xml:space="preserve">(</w:t>
+            </w:r>
+            <w:r>
+              <w:rPr>
+                <w:rStyle w:val="VerbatimChar"/>
+              </w:rPr>
+              <w:t xml:space="preserve">i</w:t>
+            </w:r>
+            <w:r>
+              <w:t xml:space="preserve">)</w:t>
+            </w:r>
+          </w:p>
+          <w:p>
+            <w:pPr>
+              <w:pStyle w:val="Compact"/>
+              <w:numPr>
+                <w:ilvl w:val="0"/>
+                <w:numId w:val="1031"/>
+              </w:numPr>
+              <w:jc w:val="left"/>
+            </w:pPr>
+            <w:r>
+              <w:t xml:space="preserve">Longueur: ≤ 254 caractères</w:t>
+            </w:r>
+          </w:p>
+          <w:p>
+            <w:pPr>
+              <w:pStyle w:val="Compact"/>
+              <w:numPr>
+                <w:ilvl w:val="0"/>
+                <w:numId w:val="1031"/>
+              </w:numPr>
+              <w:jc w:val="left"/>
+            </w:pPr>
+            <w:r>
+              <w:t xml:space="preserve">Gravité: Avertissement</w:t>
+            </w:r>
+          </w:p>
+        </w:tc>
+        <w:tc>
+          <w:tcPr/>
+          <w:p>
+            <w:pPr>
+              <w:pStyle w:val="Compact"/>
+              <w:jc w:val="right"/>
+            </w:pPr>
+            <w:r>
+              <w:t xml:space="preserve">0..*</w:t>
+            </w:r>
+          </w:p>
+        </w:tc>
+      </w:tr>
+      <w:tr>
+        <w:tc>
+          <w:tcPr/>
+          <w:p>
+            <w:pPr>
+              <w:pStyle w:val="Compact"/>
+              <w:jc w:val="left"/>
+            </w:pPr>
+            <w:r>
+              <w:rPr>
+                <w:b/>
+                <w:bCs/>
+              </w:rPr>
+              <w:t xml:space="preserve">Date de naissance</w:t>
+            </w:r>
+            <w:r>
+              <w:t xml:space="preserve"> </w:t>
+            </w:r>
+            <w:r>
+              <w:t xml:space="preserve">(</w:t>
+            </w:r>
+            <w:hyperlink r:id="rId144">
+              <w:r>
+                <w:rPr>
+                  <w:rStyle w:val="Hyperlink"/>
+                </w:rPr>
+                <w:t xml:space="preserve">schema:birthDate</w:t>
+              </w:r>
+            </w:hyperlink>
+            <w:r>
+              <w:t xml:space="preserve">):</w:t>
+            </w:r>
+            <w:r>
+              <w:t xml:space="preserve"> </w:t>
+            </w:r>
+            <w:r>
+              <w:t xml:space="preserve">Une personne doit avoir une date de naissance</w:t>
+            </w:r>
+            <w:r>
+              <w:t xml:space="preserve"> </w:t>
+            </w:r>
+            <w:r>
+              <w:t xml:space="preserve">valide.</w:t>
+            </w:r>
+          </w:p>
+        </w:tc>
+        <w:tc>
+          <w:tcPr/>
+          <w:p>
+            <w:pPr>
+              <w:pStyle w:val="Compact"/>
+              <w:numPr>
+                <w:ilvl w:val="0"/>
+                <w:numId w:val="1032"/>
+              </w:numPr>
+              <w:jc w:val="left"/>
+            </w:pPr>
+            <w:r>
+              <w:t xml:space="preserve">Type: Date</w:t>
+            </w:r>
+            <w:r>
+              <w:t xml:space="preserve"> </w:t>
+            </w:r>
+            <w:r>
+              <w:t xml:space="preserve">(</w:t>
+            </w:r>
+            <w:hyperlink r:id="rId115">
+              <w:r>
+                <w:rPr>
+                  <w:rStyle w:val="Hyperlink"/>
+                </w:rPr>
+                <w:t xml:space="preserve">xsd:date</w:t>
+              </w:r>
+            </w:hyperlink>
+            <w:r>
+              <w:t xml:space="preserve">)</w:t>
+            </w:r>
+          </w:p>
+          <w:p>
+            <w:pPr>
+              <w:pStyle w:val="Compact"/>
+              <w:numPr>
+                <w:ilvl w:val="0"/>
+                <w:numId w:val="1032"/>
+              </w:numPr>
+              <w:jc w:val="left"/>
+            </w:pPr>
+            <w:r>
+              <w:t xml:space="preserve">Plage de valeurs: ≥ 1900-01-01, ≤ 2025-12-31</w:t>
+            </w:r>
+          </w:p>
+          <w:p>
+            <w:pPr>
+              <w:pStyle w:val="Compact"/>
+              <w:numPr>
+                <w:ilvl w:val="0"/>
+                <w:numId w:val="1032"/>
+              </w:numPr>
+              <w:jc w:val="left"/>
+            </w:pPr>
+            <w:r>
+              <w:t xml:space="preserve">Gravité: Avertissement</w:t>
+            </w:r>
+          </w:p>
+        </w:tc>
+        <w:tc>
+          <w:tcPr/>
+          <w:p>
+            <w:pPr>
+              <w:pStyle w:val="Compact"/>
+              <w:jc w:val="right"/>
+            </w:pPr>
+            <w:r>
+              <w:t xml:space="preserve">0..*</w:t>
+            </w:r>
+          </w:p>
+        </w:tc>
+      </w:tr>
+      <w:tr>
+        <w:tc>
+          <w:tcPr/>
+          <w:p>
+            <w:pPr>
+              <w:pStyle w:val="Compact"/>
+              <w:jc w:val="left"/>
+            </w:pPr>
+            <w:r>
+              <w:rPr>
+                <w:b/>
+                <w:bCs/>
+              </w:rPr>
+              <w:t xml:space="preserve">Adresse</w:t>
+            </w:r>
+            <w:r>
+              <w:t xml:space="preserve"> </w:t>
+            </w:r>
+            <w:r>
+              <w:t xml:space="preserve">(</w:t>
+            </w:r>
+            <w:hyperlink r:id="rId145">
+              <w:r>
+                <w:rPr>
+                  <w:rStyle w:val="Hyperlink"/>
+                </w:rPr>
+                <w:t xml:space="preserve">schema:address</w:t>
+              </w:r>
+            </w:hyperlink>
+            <w:r>
+              <w:t xml:space="preserve">)</w:t>
+            </w:r>
+          </w:p>
+        </w:tc>
+        <w:tc>
+          <w:tcPr/>
+          <w:p>
+            <w:pPr>
+              <w:pStyle w:val="Compact"/>
+              <w:numPr>
+                <w:ilvl w:val="0"/>
+                <w:numId w:val="1033"/>
               </w:numPr>
               <w:jc w:val="left"/>
             </w:pPr>
@@ -6169,7 +6702,7 @@
             <w:r>
               <w:t xml:space="preserve">(</w:t>
             </w:r>
-            <w:hyperlink r:id="rId134">
+            <w:hyperlink r:id="rId146">
               <w:r>
                 <w:rPr>
                   <w:rStyle w:val="Hyperlink"/>
@@ -6195,7 +6728,7 @@
               <w:pStyle w:val="Compact"/>
               <w:numPr>
                 <w:ilvl w:val="0"/>
-                <w:numId w:val="1029"/>
+                <w:numId w:val="1034"/>
               </w:numPr>
               <w:jc w:val="left"/>
             </w:pPr>
@@ -6222,7 +6755,7 @@
             <w:r>
               <w:t xml:space="preserve"> </w:t>
             </w:r>
-            <w:hyperlink r:id="rId135">
+            <w:hyperlink r:id="rId147">
               <w:r>
                 <w:rPr>
                   <w:rStyle w:val="Hyperlink"/>
@@ -6266,7 +6799,7 @@
             <w:r>
               <w:t xml:space="preserve">(</w:t>
             </w:r>
-            <w:hyperlink r:id="rId136">
+            <w:hyperlink r:id="rId148">
               <w:r>
                 <w:rPr>
                   <w:rStyle w:val="Hyperlink"/>
@@ -6286,7 +6819,7 @@
               <w:pStyle w:val="Compact"/>
               <w:numPr>
                 <w:ilvl w:val="0"/>
-                <w:numId w:val="1030"/>
+                <w:numId w:val="1035"/>
               </w:numPr>
               <w:jc w:val="left"/>
             </w:pPr>
@@ -6316,7 +6849,7 @@
               <w:pStyle w:val="Compact"/>
               <w:numPr>
                 <w:ilvl w:val="0"/>
-                <w:numId w:val="1030"/>
+                <w:numId w:val="1035"/>
               </w:numPr>
               <w:jc w:val="left"/>
             </w:pPr>
@@ -6359,7 +6892,7 @@
             <w:r>
               <w:t xml:space="preserve">(</w:t>
             </w:r>
-            <w:hyperlink r:id="rId137">
+            <w:hyperlink r:id="rId149">
               <w:r>
                 <w:rPr>
                   <w:rStyle w:val="Hyperlink"/>
@@ -6379,7 +6912,7 @@
               <w:pStyle w:val="Compact"/>
               <w:numPr>
                 <w:ilvl w:val="0"/>
-                <w:numId w:val="1031"/>
+                <w:numId w:val="1036"/>
               </w:numPr>
               <w:jc w:val="left"/>
             </w:pPr>
@@ -6413,8 +6946,8 @@
         </w:tc>
       </w:tr>
     </w:tbl>
-    <w:bookmarkEnd w:id="138"/>
-    <w:bookmarkStart w:id="140" w:name="sec-nodeshape-personshape-rules"/>
+    <w:bookmarkEnd w:id="150"/>
+    <w:bookmarkStart w:id="152" w:name="sec-nodeshape-personshape-rules"/>
     <w:p>
       <w:pPr>
         <w:pStyle w:val="berschrift3"/>
@@ -6423,7 +6956,7 @@
         <w:t xml:space="preserve">3.7.3 Règles (SPARQL)</w:t>
       </w:r>
     </w:p>
-    <w:bookmarkStart w:id="139" w:name="sec-nodeshape-personshape-rule-1"/>
+    <w:bookmarkStart w:id="151" w:name="sec-nodeshape-personshape-rule-1"/>
     <w:p>
       <w:pPr>
         <w:pStyle w:val="berschrift4"/>
@@ -6478,10 +7011,10 @@
         <w:t xml:space="preserve">}</w:t>
       </w:r>
     </w:p>
-    <w:bookmarkEnd w:id="139"/>
-    <w:bookmarkEnd w:id="140"/>
-    <w:bookmarkEnd w:id="141"/>
-    <w:bookmarkStart w:id="155" w:name="sec-nodeshape-quantitativevalueshape"/>
+    <w:bookmarkEnd w:id="151"/>
+    <w:bookmarkEnd w:id="152"/>
+    <w:bookmarkEnd w:id="153"/>
+    <w:bookmarkStart w:id="161" w:name="sec-nodeshape-quantitativevalueshape"/>
     <w:p>
       <w:pPr>
         <w:pStyle w:val="berschrift2"/>
@@ -6503,10 +7036,10 @@
         <w:pStyle w:val="Textkrper"/>
       </w:pPr>
       <w:r>
-        <w:t xml:space="preserve">Les valeurs quantitatives ne sont jamais saisies comme un simple nombre, mais toujours avec une unité du vocabulaire QUDT. Il reste ainsi clair si une durée est exprimée en millisecondes ou une taille de fichier en octets. Les valeurs négatives ne sont pas prévues dans ce jeu de données.</w:t>
-      </w:r>
-    </w:p>
-    <w:bookmarkStart w:id="145" w:name="X78f593afbb200587db35193dab5ef366499966a"/>
+        <w:t xml:space="preserve">Les valeurs quantitatives ne sont jamais saisies comme un simple nombre, mais toujours avec une unité de la liste de codes des unités (IRI du vocabulaire QUDT). Il reste ainsi clair si une durée est exprimée en millisecondes ou une taille de fichier en octets. Les valeurs négatives ne sont pas prévues dans ce jeu de données.</w:t>
+      </w:r>
+    </w:p>
+    <w:bookmarkStart w:id="157" w:name="X78f593afbb200587db35193dab5ef366499966a"/>
     <w:p>
       <w:pPr>
         <w:pStyle w:val="berschrift3"/>
@@ -6527,7 +7060,7 @@
       <w:pPr>
         <w:pStyle w:val="Definition"/>
       </w:pPr>
-      <w:hyperlink r:id="rId142">
+      <w:hyperlink r:id="rId154">
         <w:r>
           <w:rPr>
             <w:rStyle w:val="Hyperlink"/>
@@ -6548,7 +7081,7 @@
       <w:pPr>
         <w:pStyle w:val="Definition"/>
       </w:pPr>
-      <w:hyperlink r:id="rId143">
+      <w:hyperlink r:id="rId155">
         <w:r>
           <w:rPr>
             <w:rStyle w:val="Hyperlink"/>
@@ -6601,7 +7134,7 @@
       <w:pPr>
         <w:pStyle w:val="Definition"/>
       </w:pPr>
-      <w:hyperlink r:id="rId144">
+      <w:hyperlink r:id="rId156">
         <w:r>
           <w:rPr>
             <w:rStyle w:val="Hyperlink"/>
@@ -6610,8 +7143,8 @@
         </w:r>
       </w:hyperlink>
     </w:p>
-    <w:bookmarkEnd w:id="145"/>
-    <w:bookmarkStart w:id="154" w:name="X2e1f3b536eb29ac285cf6217bf2fada750b5fc0"/>
+    <w:bookmarkEnd w:id="157"/>
+    <w:bookmarkStart w:id="160" w:name="X2e1f3b536eb29ac285cf6217bf2fada750b5fc0"/>
     <w:p>
       <w:pPr>
         <w:pStyle w:val="berschrift3"/>
@@ -6628,9 +7161,9 @@
         <w:tblLook w:firstRow="1" w:lastRow="0" w:firstColumn="0" w:lastColumn="0" w:noHBand="0" w:noVBand="0" w:val="0020"/>
       </w:tblPr>
       <w:tblGrid>
-        <w:gridCol w:w="3180"/>
-        <w:gridCol w:w="3741"/>
-        <w:gridCol w:w="935"/>
+        <w:gridCol w:w="3131"/>
+        <w:gridCol w:w="3806"/>
+        <w:gridCol w:w="920"/>
       </w:tblGrid>
       <w:tr>
         <w:trPr>
@@ -6694,7 +7227,7 @@
             <w:r>
               <w:t xml:space="preserve">(</w:t>
             </w:r>
-            <w:hyperlink r:id="rId146">
+            <w:hyperlink r:id="rId100">
               <w:r>
                 <w:rPr>
                   <w:rStyle w:val="Hyperlink"/>
@@ -6726,7 +7259,7 @@
               <w:pStyle w:val="Compact"/>
               <w:numPr>
                 <w:ilvl w:val="0"/>
-                <w:numId w:val="1032"/>
+                <w:numId w:val="1037"/>
               </w:numPr>
               <w:jc w:val="left"/>
             </w:pPr>
@@ -6739,7 +7272,7 @@
             <w:r>
               <w:t xml:space="preserve">(</w:t>
             </w:r>
-            <w:hyperlink r:id="rId147">
+            <w:hyperlink r:id="rId158">
               <w:r>
                 <w:rPr>
                   <w:rStyle w:val="Hyperlink"/>
@@ -6762,7 +7295,7 @@
             <w:r>
               <w:t xml:space="preserve">(</w:t>
             </w:r>
-            <w:hyperlink r:id="rId148">
+            <w:hyperlink r:id="rId159">
               <w:r>
                 <w:rPr>
                   <w:rStyle w:val="Hyperlink"/>
@@ -6779,7 +7312,7 @@
               <w:pStyle w:val="Compact"/>
               <w:numPr>
                 <w:ilvl w:val="0"/>
-                <w:numId w:val="1032"/>
+                <w:numId w:val="1037"/>
               </w:numPr>
               <w:jc w:val="left"/>
             </w:pPr>
@@ -6822,7 +7355,7 @@
             <w:r>
               <w:t xml:space="preserve">(</w:t>
             </w:r>
-            <w:hyperlink r:id="rId149">
+            <w:hyperlink r:id="rId98">
               <w:r>
                 <w:rPr>
                   <w:rStyle w:val="Hyperlink"/>
@@ -6837,13 +7370,13 @@
               <w:t xml:space="preserve"> </w:t>
             </w:r>
             <w:r>
-              <w:t xml:space="preserve">Une valeur quantitative doit spécifier son unité</w:t>
+              <w:t xml:space="preserve">L’unité sous forme de code de la liste de codes</w:t>
             </w:r>
             <w:r>
               <w:t xml:space="preserve"> </w:t>
             </w:r>
             <w:r>
-              <w:t xml:space="preserve">via une URI unitCode.</w:t>
+              <w:t xml:space="preserve">des unités (IRI du vocabulaire QUDT).</w:t>
             </w:r>
           </w:p>
         </w:tc>
@@ -6854,22 +7387,22 @@
               <w:pStyle w:val="Compact"/>
               <w:numPr>
                 <w:ilvl w:val="0"/>
-                <w:numId w:val="1033"/>
+                <w:numId w:val="1038"/>
               </w:numPr>
               <w:jc w:val="left"/>
             </w:pPr>
             <w:r>
-              <w:t xml:space="preserve">Valeurs:</w:t>
+              <w:t xml:space="preserve">Type:</w:t>
             </w:r>
             <w:r>
               <w:t xml:space="preserve"> </w:t>
             </w:r>
-            <w:hyperlink r:id="rId150">
+            <w:hyperlink r:id="rId91">
               <w:r>
                 <w:rPr>
                   <w:rStyle w:val="Hyperlink"/>
                 </w:rPr>
-                <w:t xml:space="preserve">unit:USD</w:t>
+                <w:t xml:space="preserve">schema:CategoryCode</w:t>
               </w:r>
             </w:hyperlink>
             <w:r>
@@ -6878,26 +7411,42 @@
             <w:r>
               <w:t xml:space="preserve"> </w:t>
             </w:r>
-            <w:hyperlink r:id="rId151">
+            <w:r>
+              <w:t xml:space="preserve">voir la liste de codes</w:t>
+            </w:r>
+            <w:r>
+              <w:t xml:space="preserve"> </w:t>
+            </w:r>
+            <w:hyperlink w:anchor="sec-codelist-units">
               <w:r>
                 <w:rPr>
                   <w:rStyle w:val="Hyperlink"/>
                 </w:rPr>
-                <w:t xml:space="preserve">unit:EA</w:t>
+                <w:t xml:space="preserve">Unités</w:t>
               </w:r>
             </w:hyperlink>
-            <w:r>
-              <w:t xml:space="preserve">,</w:t>
+          </w:p>
+          <w:p>
+            <w:pPr>
+              <w:pStyle w:val="Compact"/>
+              <w:numPr>
+                <w:ilvl w:val="0"/>
+                <w:numId w:val="1038"/>
+              </w:numPr>
+              <w:jc w:val="left"/>
+            </w:pPr>
+            <w:r>
+              <w:t xml:space="preserve">Exemples:</w:t>
             </w:r>
             <w:r>
               <w:t xml:space="preserve"> </w:t>
             </w:r>
-            <w:hyperlink r:id="rId152">
+            <w:hyperlink r:id="rId111">
               <w:r>
                 <w:rPr>
                   <w:rStyle w:val="Hyperlink"/>
                 </w:rPr>
-                <w:t xml:space="preserve">unit:BYTE</w:t>
+                <w:t xml:space="preserve">currency:USD</w:t>
               </w:r>
             </w:hyperlink>
             <w:r>
@@ -6906,7 +7455,7 @@
             <w:r>
               <w:t xml:space="preserve"> </w:t>
             </w:r>
-            <w:hyperlink r:id="rId153">
+            <w:hyperlink r:id="rId99">
               <w:r>
                 <w:rPr>
                   <w:rStyle w:val="Hyperlink"/>
@@ -6930,16 +7479,962 @@
         </w:tc>
       </w:tr>
     </w:tbl>
-    <w:bookmarkEnd w:id="154"/>
-    <w:bookmarkEnd w:id="155"/>
-    <w:bookmarkEnd w:id="156"/>
-    <w:bookmarkStart w:id="158" w:name="sec-data-retrieval"/>
+    <w:bookmarkEnd w:id="160"/>
+    <w:bookmarkEnd w:id="161"/>
+    <w:bookmarkEnd w:id="162"/>
+    <w:bookmarkStart w:id="168" w:name="sec-codelists"/>
     <w:p>
       <w:pPr>
         <w:pStyle w:val="berschrift1"/>
       </w:pPr>
       <w:r>
-        <w:t xml:space="preserve">4. Accès aux données</w:t>
+        <w:t xml:space="preserve">4. Listes de codes</w:t>
+      </w:r>
+    </w:p>
+    <w:p>
+      <w:pPr>
+        <w:pStyle w:val="FirstParagraph"/>
+      </w:pPr>
+      <w:r>
+        <w:t xml:space="preserve">Les listes de codes suivantes définissent les valeurs admises des propriétés correspondantes du modèle de données (</w:t>
+      </w:r>
+      <w:hyperlink w:anchor="sec-data-model">
+        <w:r>
+          <w:rPr>
+            <w:rStyle w:val="Hyperlink"/>
+          </w:rPr>
+          <w:t xml:space="preserve">Section 3</w:t>
+        </w:r>
+      </w:hyperlink>
+      <w:r>
+        <w:t xml:space="preserve">). Chaque liste de codes est publiée sur LINDAS comme</w:t>
+      </w:r>
+      <w:r>
+        <w:t xml:space="preserve"> </w:t>
+      </w:r>
+      <w:r>
+        <w:rPr>
+          <w:rStyle w:val="VerbatimChar"/>
+        </w:rPr>
+        <w:t xml:space="preserve">schema:CategoryCodeSet</w:t>
+      </w:r>
+      <w:r>
+        <w:t xml:space="preserve"> </w:t>
+      </w:r>
+      <w:r>
+        <w:t xml:space="preserve">et chaque valeur comme</w:t>
+      </w:r>
+      <w:r>
+        <w:t xml:space="preserve"> </w:t>
+      </w:r>
+      <w:r>
+        <w:rPr>
+          <w:rStyle w:val="VerbatimChar"/>
+        </w:rPr>
+        <w:t xml:space="preserve">schema:CategoryCode</w:t>
+      </w:r>
+      <w:r>
+        <w:t xml:space="preserve">.</w:t>
+      </w:r>
+    </w:p>
+    <w:bookmarkStart w:id="164" w:name="sec-codelist-mediatypes"/>
+    <w:p>
+      <w:pPr>
+        <w:pStyle w:val="berschrift2"/>
+      </w:pPr>
+      <w:r>
+        <w:t xml:space="preserve">4.1 Types de média</w:t>
+      </w:r>
+    </w:p>
+    <w:p>
+      <w:pPr>
+        <w:pStyle w:val="FirstParagraph"/>
+      </w:pPr>
+      <w:r>
+        <w:t xml:space="preserve">Les formats de fichier des pistes du jeu de données Chinook. Les valeurs des codes sont les identifiants de la table MediaType de la base de données Chinook.</w:t>
+      </w:r>
+    </w:p>
+    <w:tbl>
+      <w:tblPr>
+        <w:tblStyle w:val="Table"/>
+        <w:tblW w:type="pct" w:w="5000"/>
+        <w:tblLayout w:type="fixed"/>
+        <w:tblLook w:firstRow="0" w:lastRow="0" w:firstColumn="0" w:lastColumn="0" w:noHBand="0" w:noVBand="0" w:val="0000"/>
+      </w:tblPr>
+      <w:tblGrid>
+        <w:gridCol w:w="7920"/>
+      </w:tblGrid>
+      <w:tr>
+        <w:tc>
+          <w:tcPr/>
+          <w:bookmarkStart w:id="163" w:name="tbl-codelist-mediatypes"/>
+          <w:p>
+            <w:pPr>
+              <w:jc w:val="center"/>
+            </w:pPr>
+            <w:pPr>
+              <w:jc w:val="left"/>
+              <w:spacing w:before="200"/>
+              <w:pStyle w:val="ImageCaption"/>
+            </w:pPr>
+            <w:r>
+              <w:t xml:space="preserve">Table 3: Valeurs de la liste de codes Types de média.</w:t>
+            </w:r>
+          </w:p>
+          <w:tbl>
+            <w:tblPr>
+              <w:tblStyle w:val="Table"/>
+              <w:tblW w:type="pct" w:w="5000"/>
+              <w:tblLayout w:type="fixed"/>
+              <w:tblLook w:firstRow="1" w:lastRow="0" w:firstColumn="0" w:lastColumn="0" w:noHBand="0" w:noVBand="0" w:val="0020"/>
+            </w:tblPr>
+            <w:tblGrid>
+              <w:gridCol w:w="1425"/>
+              <w:gridCol w:w="792"/>
+              <w:gridCol w:w="2376"/>
+              <w:gridCol w:w="3326"/>
+            </w:tblGrid>
+            <w:tr>
+              <w:trPr>
+                <w:tblHeader w:val="on"/>
+              </w:trPr>
+              <w:tc>
+                <w:tcPr/>
+                <w:p>
+                  <w:pPr>
+                    <w:pStyle w:val="Compact"/>
+                    <w:jc w:val="left"/>
+                    <w:jc w:val="center"/>
+                  </w:pPr>
+                  <w:r>
+                    <w:t xml:space="preserve">IRI</w:t>
+                  </w:r>
+                </w:p>
+              </w:tc>
+              <w:tc>
+                <w:tcPr/>
+                <w:p>
+                  <w:pPr>
+                    <w:pStyle w:val="Compact"/>
+                    <w:jc w:val="left"/>
+                    <w:jc w:val="center"/>
+                  </w:pPr>
+                  <w:r>
+                    <w:t xml:space="preserve">Code</w:t>
+                  </w:r>
+                </w:p>
+              </w:tc>
+              <w:tc>
+                <w:tcPr/>
+                <w:p>
+                  <w:pPr>
+                    <w:pStyle w:val="Compact"/>
+                    <w:jc w:val="left"/>
+                    <w:jc w:val="center"/>
+                  </w:pPr>
+                  <w:r>
+                    <w:t xml:space="preserve">Nom</w:t>
+                  </w:r>
+                </w:p>
+              </w:tc>
+              <w:tc>
+                <w:tcPr/>
+                <w:p>
+                  <w:pPr>
+                    <w:pStyle w:val="Compact"/>
+                    <w:jc w:val="left"/>
+                    <w:jc w:val="center"/>
+                  </w:pPr>
+                  <w:r>
+                    <w:t xml:space="preserve">Description</w:t>
+                  </w:r>
+                </w:p>
+              </w:tc>
+            </w:tr>
+            <w:tr>
+              <w:tc>
+                <w:tcPr/>
+                <w:p>
+                  <w:pPr>
+                    <w:pStyle w:val="Compact"/>
+                    <w:jc w:val="left"/>
+                    <w:jc w:val="center"/>
+                  </w:pPr>
+                  <w:hyperlink r:id="rId92">
+                    <w:r>
+                      <w:rPr>
+                        <w:rStyle w:val="Hyperlink"/>
+                      </w:rPr>
+                      <w:t xml:space="preserve">media:1</w:t>
+                    </w:r>
+                  </w:hyperlink>
+                </w:p>
+              </w:tc>
+              <w:tc>
+                <w:tcPr/>
+                <w:p>
+                  <w:pPr>
+                    <w:pStyle w:val="Compact"/>
+                    <w:jc w:val="left"/>
+                    <w:jc w:val="center"/>
+                  </w:pPr>
+                  <w:r>
+                    <w:rPr>
+                      <w:rStyle w:val="VerbatimChar"/>
+                    </w:rPr>
+                    <w:t xml:space="preserve">1</w:t>
+                  </w:r>
+                </w:p>
+              </w:tc>
+              <w:tc>
+                <w:tcPr/>
+                <w:p>
+                  <w:pPr>
+                    <w:pStyle w:val="Compact"/>
+                    <w:jc w:val="left"/>
+                    <w:jc w:val="center"/>
+                  </w:pPr>
+                  <w:r>
+                    <w:t xml:space="preserve">Fichier audio MPEG (MP3)</w:t>
+                  </w:r>
+                </w:p>
+              </w:tc>
+              <w:tc>
+                <w:tcPr/>
+                <w:p>
+                  <w:pPr>
+                    <w:pStyle w:val="Compact"/>
+                    <w:jc w:val="left"/>
+                    <w:jc w:val="center"/>
+                  </w:pPr>
+                  <w:r>
+                    <w:t xml:space="preserve">Fichier audio au format MPEG-1 Audio Layer III</w:t>
+                  </w:r>
+                  <w:r>
+                    <w:t xml:space="preserve"> </w:t>
+                  </w:r>
+                  <w:r>
+                    <w:t xml:space="preserve">(MP3), sans protection contre la copie.</w:t>
+                  </w:r>
+                </w:p>
+              </w:tc>
+            </w:tr>
+            <w:tr>
+              <w:tc>
+                <w:tcPr/>
+                <w:p>
+                  <w:pPr>
+                    <w:pStyle w:val="Compact"/>
+                    <w:jc w:val="left"/>
+                    <w:jc w:val="center"/>
+                  </w:pPr>
+                  <w:hyperlink r:id="rId93">
+                    <w:r>
+                      <w:rPr>
+                        <w:rStyle w:val="Hyperlink"/>
+                      </w:rPr>
+                      <w:t xml:space="preserve">media:2</w:t>
+                    </w:r>
+                  </w:hyperlink>
+                </w:p>
+              </w:tc>
+              <w:tc>
+                <w:tcPr/>
+                <w:p>
+                  <w:pPr>
+                    <w:pStyle w:val="Compact"/>
+                    <w:jc w:val="left"/>
+                    <w:jc w:val="center"/>
+                  </w:pPr>
+                  <w:r>
+                    <w:rPr>
+                      <w:rStyle w:val="VerbatimChar"/>
+                    </w:rPr>
+                    <w:t xml:space="preserve">2</w:t>
+                  </w:r>
+                </w:p>
+              </w:tc>
+              <w:tc>
+                <w:tcPr/>
+                <w:p>
+                  <w:pPr>
+                    <w:pStyle w:val="Compact"/>
+                    <w:jc w:val="left"/>
+                    <w:jc w:val="center"/>
+                  </w:pPr>
+                  <w:r>
+                    <w:t xml:space="preserve">Fichier audio AAC protégé</w:t>
+                  </w:r>
+                  <w:r>
+                    <w:t xml:space="preserve"> </w:t>
+                  </w:r>
+                  <w:r>
+                    <w:t xml:space="preserve">(M4P)</w:t>
+                  </w:r>
+                </w:p>
+              </w:tc>
+              <w:tc>
+                <w:tcPr/>
+                <w:p>
+                  <w:pPr>
+                    <w:pStyle w:val="Compact"/>
+                    <w:jc w:val="left"/>
+                    <w:jc w:val="center"/>
+                  </w:pPr>
+                  <w:r>
+                    <w:t xml:space="preserve">Fichier audio AAC avec protection contre la</w:t>
+                  </w:r>
+                  <w:r>
+                    <w:t xml:space="preserve"> </w:t>
+                  </w:r>
+                  <w:r>
+                    <w:t xml:space="preserve">copie (DRM), tel que vendu par l’iTunes Store</w:t>
+                  </w:r>
+                  <w:r>
+                    <w:t xml:space="preserve"> </w:t>
+                  </w:r>
+                  <w:r>
+                    <w:t xml:space="preserve">jusqu’en 2009.</w:t>
+                  </w:r>
+                </w:p>
+              </w:tc>
+            </w:tr>
+            <w:tr>
+              <w:tc>
+                <w:tcPr/>
+                <w:p>
+                  <w:pPr>
+                    <w:pStyle w:val="Compact"/>
+                    <w:jc w:val="left"/>
+                    <w:jc w:val="center"/>
+                  </w:pPr>
+                  <w:hyperlink r:id="rId94">
+                    <w:r>
+                      <w:rPr>
+                        <w:rStyle w:val="Hyperlink"/>
+                      </w:rPr>
+                      <w:t xml:space="preserve">media:3</w:t>
+                    </w:r>
+                  </w:hyperlink>
+                </w:p>
+              </w:tc>
+              <w:tc>
+                <w:tcPr/>
+                <w:p>
+                  <w:pPr>
+                    <w:pStyle w:val="Compact"/>
+                    <w:jc w:val="left"/>
+                    <w:jc w:val="center"/>
+                  </w:pPr>
+                  <w:r>
+                    <w:rPr>
+                      <w:rStyle w:val="VerbatimChar"/>
+                    </w:rPr>
+                    <w:t xml:space="preserve">3</w:t>
+                  </w:r>
+                </w:p>
+              </w:tc>
+              <w:tc>
+                <w:tcPr/>
+                <w:p>
+                  <w:pPr>
+                    <w:pStyle w:val="Compact"/>
+                    <w:jc w:val="left"/>
+                    <w:jc w:val="center"/>
+                  </w:pPr>
+                  <w:r>
+                    <w:t xml:space="preserve">Fichier vidéo MPEG-4 protégé</w:t>
+                  </w:r>
+                  <w:r>
+                    <w:t xml:space="preserve"> </w:t>
+                  </w:r>
+                  <w:r>
+                    <w:t xml:space="preserve">(M4V)</w:t>
+                  </w:r>
+                </w:p>
+              </w:tc>
+              <w:tc>
+                <w:tcPr/>
+                <w:p>
+                  <w:pPr>
+                    <w:pStyle w:val="Compact"/>
+                    <w:jc w:val="left"/>
+                    <w:jc w:val="center"/>
+                  </w:pPr>
+                  <w:r>
+                    <w:t xml:space="preserve">Fichier vidéo MPEG-4 avec protection contre la</w:t>
+                  </w:r>
+                  <w:r>
+                    <w:t xml:space="preserve"> </w:t>
+                  </w:r>
+                  <w:r>
+                    <w:t xml:space="preserve">copie (DRM), par exemple des films et des séries</w:t>
+                  </w:r>
+                  <w:r>
+                    <w:t xml:space="preserve"> </w:t>
+                  </w:r>
+                  <w:r>
+                    <w:t xml:space="preserve">achetés.</w:t>
+                  </w:r>
+                </w:p>
+              </w:tc>
+            </w:tr>
+            <w:tr>
+              <w:tc>
+                <w:tcPr/>
+                <w:p>
+                  <w:pPr>
+                    <w:pStyle w:val="Compact"/>
+                    <w:jc w:val="left"/>
+                    <w:jc w:val="center"/>
+                  </w:pPr>
+                  <w:hyperlink r:id="rId95">
+                    <w:r>
+                      <w:rPr>
+                        <w:rStyle w:val="Hyperlink"/>
+                      </w:rPr>
+                      <w:t xml:space="preserve">media:4</w:t>
+                    </w:r>
+                  </w:hyperlink>
+                </w:p>
+              </w:tc>
+              <w:tc>
+                <w:tcPr/>
+                <w:p>
+                  <w:pPr>
+                    <w:pStyle w:val="Compact"/>
+                    <w:jc w:val="left"/>
+                    <w:jc w:val="center"/>
+                  </w:pPr>
+                  <w:r>
+                    <w:rPr>
+                      <w:rStyle w:val="VerbatimChar"/>
+                    </w:rPr>
+                    <w:t xml:space="preserve">4</w:t>
+                  </w:r>
+                </w:p>
+              </w:tc>
+              <w:tc>
+                <w:tcPr/>
+                <w:p>
+                  <w:pPr>
+                    <w:pStyle w:val="Compact"/>
+                    <w:jc w:val="left"/>
+                    <w:jc w:val="center"/>
+                  </w:pPr>
+                  <w:r>
+                    <w:t xml:space="preserve">Fichier audio AAC acheté</w:t>
+                  </w:r>
+                  <w:r>
+                    <w:t xml:space="preserve"> </w:t>
+                  </w:r>
+                  <w:r>
+                    <w:t xml:space="preserve">(iTunes Plus)</w:t>
+                  </w:r>
+                </w:p>
+              </w:tc>
+              <w:tc>
+                <w:tcPr/>
+                <w:p>
+                  <w:pPr>
+                    <w:pStyle w:val="Compact"/>
+                    <w:jc w:val="left"/>
+                    <w:jc w:val="center"/>
+                  </w:pPr>
+                  <w:r>
+                    <w:t xml:space="preserve">Fichier audio AAC acheté dans l’iTunes Store</w:t>
+                  </w:r>
+                  <w:r>
+                    <w:t xml:space="preserve"> </w:t>
+                  </w:r>
+                  <w:r>
+                    <w:t xml:space="preserve">sans protection contre la copie (iTunes Plus).</w:t>
+                  </w:r>
+                </w:p>
+              </w:tc>
+            </w:tr>
+            <w:tr>
+              <w:tc>
+                <w:tcPr/>
+                <w:p>
+                  <w:pPr>
+                    <w:pStyle w:val="Compact"/>
+                    <w:jc w:val="left"/>
+                    <w:jc w:val="center"/>
+                  </w:pPr>
+                  <w:hyperlink r:id="rId96">
+                    <w:r>
+                      <w:rPr>
+                        <w:rStyle w:val="Hyperlink"/>
+                      </w:rPr>
+                      <w:t xml:space="preserve">media:5</w:t>
+                    </w:r>
+                  </w:hyperlink>
+                </w:p>
+              </w:tc>
+              <w:tc>
+                <w:tcPr/>
+                <w:p>
+                  <w:pPr>
+                    <w:pStyle w:val="Compact"/>
+                    <w:jc w:val="left"/>
+                    <w:jc w:val="center"/>
+                  </w:pPr>
+                  <w:r>
+                    <w:rPr>
+                      <w:rStyle w:val="VerbatimChar"/>
+                    </w:rPr>
+                    <w:t xml:space="preserve">5</w:t>
+                  </w:r>
+                </w:p>
+              </w:tc>
+              <w:tc>
+                <w:tcPr/>
+                <w:p>
+                  <w:pPr>
+                    <w:pStyle w:val="Compact"/>
+                    <w:jc w:val="left"/>
+                    <w:jc w:val="center"/>
+                  </w:pPr>
+                  <w:r>
+                    <w:t xml:space="preserve">Fichier audio AAC (M4A)</w:t>
+                  </w:r>
+                </w:p>
+              </w:tc>
+              <w:tc>
+                <w:tcPr/>
+                <w:p>
+                  <w:pPr>
+                    <w:pStyle w:val="Compact"/>
+                    <w:jc w:val="left"/>
+                    <w:jc w:val="center"/>
+                  </w:pPr>
+                  <w:r>
+                    <w:t xml:space="preserve">Fichier audio AAC sans protection contre la</w:t>
+                  </w:r>
+                  <w:r>
+                    <w:t xml:space="preserve"> </w:t>
+                  </w:r>
+                  <w:r>
+                    <w:t xml:space="preserve">copie, p. ex. importé d’un CD.</w:t>
+                  </w:r>
+                </w:p>
+              </w:tc>
+            </w:tr>
+          </w:tbl>
+          <w:bookmarkEnd w:id="163"/>
+          <w:p/>
+        </w:tc>
+      </w:tr>
+    </w:tbl>
+    <w:bookmarkEnd w:id="164"/>
+    <w:bookmarkStart w:id="167" w:name="sec-codelist-units"/>
+    <w:p>
+      <w:pPr>
+        <w:pStyle w:val="berschrift2"/>
+      </w:pPr>
+      <w:r>
+        <w:t xml:space="preserve">4.2 Unités</w:t>
+      </w:r>
+    </w:p>
+    <w:p>
+      <w:pPr>
+        <w:pStyle w:val="FirstParagraph"/>
+      </w:pPr>
+      <w:r>
+        <w:t xml:space="preserve">Les unités des valeurs quantitatives du jeu de données: durée en millisecondes, taille de fichier en octets, nombre de pièces et prix en dollars américains. Les codes sont des IRI du vocabulaire QUDT, les valeurs des codes les codes communs UN/CEFACT ou le code de devise ISO 4217.</w:t>
+      </w:r>
+    </w:p>
+    <w:tbl>
+      <w:tblPr>
+        <w:tblStyle w:val="Table"/>
+        <w:tblW w:type="pct" w:w="5000"/>
+        <w:tblLayout w:type="fixed"/>
+        <w:tblLook w:firstRow="0" w:lastRow="0" w:firstColumn="0" w:lastColumn="0" w:noHBand="0" w:noVBand="0" w:val="0000"/>
+      </w:tblPr>
+      <w:tblGrid>
+        <w:gridCol w:w="7920"/>
+      </w:tblGrid>
+      <w:tr>
+        <w:tc>
+          <w:tcPr/>
+          <w:bookmarkStart w:id="166" w:name="tbl-codelist-units"/>
+          <w:p>
+            <w:pPr>
+              <w:jc w:val="center"/>
+            </w:pPr>
+            <w:pPr>
+              <w:jc w:val="left"/>
+              <w:spacing w:before="200"/>
+              <w:pStyle w:val="ImageCaption"/>
+            </w:pPr>
+            <w:r>
+              <w:t xml:space="preserve">Table 4: Valeurs de la liste de codes Unités.</w:t>
+            </w:r>
+          </w:p>
+          <w:tbl>
+            <w:tblPr>
+              <w:tblStyle w:val="Table"/>
+              <w:tblW w:type="pct" w:w="5000"/>
+              <w:tblLayout w:type="fixed"/>
+              <w:tblLook w:firstRow="1" w:lastRow="0" w:firstColumn="0" w:lastColumn="0" w:noHBand="0" w:noVBand="0" w:val="0020"/>
+            </w:tblPr>
+            <w:tblGrid>
+              <w:gridCol w:w="1425"/>
+              <w:gridCol w:w="792"/>
+              <w:gridCol w:w="2376"/>
+              <w:gridCol w:w="3326"/>
+            </w:tblGrid>
+            <w:tr>
+              <w:trPr>
+                <w:tblHeader w:val="on"/>
+              </w:trPr>
+              <w:tc>
+                <w:tcPr/>
+                <w:p>
+                  <w:pPr>
+                    <w:pStyle w:val="Compact"/>
+                    <w:jc w:val="left"/>
+                    <w:jc w:val="center"/>
+                  </w:pPr>
+                  <w:r>
+                    <w:t xml:space="preserve">IRI</w:t>
+                  </w:r>
+                </w:p>
+              </w:tc>
+              <w:tc>
+                <w:tcPr/>
+                <w:p>
+                  <w:pPr>
+                    <w:pStyle w:val="Compact"/>
+                    <w:jc w:val="left"/>
+                    <w:jc w:val="center"/>
+                  </w:pPr>
+                  <w:r>
+                    <w:t xml:space="preserve">Code</w:t>
+                  </w:r>
+                </w:p>
+              </w:tc>
+              <w:tc>
+                <w:tcPr/>
+                <w:p>
+                  <w:pPr>
+                    <w:pStyle w:val="Compact"/>
+                    <w:jc w:val="left"/>
+                    <w:jc w:val="center"/>
+                  </w:pPr>
+                  <w:r>
+                    <w:t xml:space="preserve">Nom</w:t>
+                  </w:r>
+                </w:p>
+              </w:tc>
+              <w:tc>
+                <w:tcPr/>
+                <w:p>
+                  <w:pPr>
+                    <w:pStyle w:val="Compact"/>
+                    <w:jc w:val="left"/>
+                    <w:jc w:val="center"/>
+                  </w:pPr>
+                  <w:r>
+                    <w:t xml:space="preserve">Description</w:t>
+                  </w:r>
+                </w:p>
+              </w:tc>
+            </w:tr>
+            <w:tr>
+              <w:tc>
+                <w:tcPr/>
+                <w:p>
+                  <w:pPr>
+                    <w:pStyle w:val="Compact"/>
+                    <w:jc w:val="left"/>
+                    <w:jc w:val="center"/>
+                  </w:pPr>
+                  <w:hyperlink r:id="rId102">
+                    <w:r>
+                      <w:rPr>
+                        <w:rStyle w:val="Hyperlink"/>
+                      </w:rPr>
+                      <w:t xml:space="preserve">unit:BYTE</w:t>
+                    </w:r>
+                  </w:hyperlink>
+                </w:p>
+              </w:tc>
+              <w:tc>
+                <w:tcPr/>
+                <w:p>
+                  <w:pPr>
+                    <w:pStyle w:val="Compact"/>
+                    <w:jc w:val="left"/>
+                    <w:jc w:val="center"/>
+                  </w:pPr>
+                  <w:r>
+                    <w:rPr>
+                      <w:rStyle w:val="VerbatimChar"/>
+                    </w:rPr>
+                    <w:t xml:space="preserve">AD</w:t>
+                  </w:r>
+                </w:p>
+              </w:tc>
+              <w:tc>
+                <w:tcPr/>
+                <w:p>
+                  <w:pPr>
+                    <w:pStyle w:val="Compact"/>
+                    <w:jc w:val="left"/>
+                    <w:jc w:val="center"/>
+                  </w:pPr>
+                  <w:r>
+                    <w:t xml:space="preserve">Octet (B)</w:t>
+                  </w:r>
+                </w:p>
+              </w:tc>
+              <w:tc>
+                <w:tcPr/>
+                <w:p>
+                  <w:pPr>
+                    <w:pStyle w:val="Compact"/>
+                    <w:jc w:val="left"/>
+                    <w:jc w:val="center"/>
+                  </w:pPr>
+                  <w:r>
+                    <w:t xml:space="preserve">Huit bits; unité de la taille des fichiers des</w:t>
+                  </w:r>
+                  <w:r>
+                    <w:t xml:space="preserve"> </w:t>
+                  </w:r>
+                  <w:r>
+                    <w:t xml:space="preserve">pistes.</w:t>
+                  </w:r>
+                </w:p>
+              </w:tc>
+            </w:tr>
+            <w:tr>
+              <w:tc>
+                <w:tcPr/>
+                <w:p>
+                  <w:pPr>
+                    <w:pStyle w:val="Compact"/>
+                    <w:jc w:val="left"/>
+                    <w:jc w:val="center"/>
+                  </w:pPr>
+                  <w:hyperlink r:id="rId99">
+                    <w:r>
+                      <w:rPr>
+                        <w:rStyle w:val="Hyperlink"/>
+                      </w:rPr>
+                      <w:t xml:space="preserve">unit:MilliSEC</w:t>
+                    </w:r>
+                  </w:hyperlink>
+                </w:p>
+              </w:tc>
+              <w:tc>
+                <w:tcPr/>
+                <w:p>
+                  <w:pPr>
+                    <w:pStyle w:val="Compact"/>
+                    <w:jc w:val="left"/>
+                    <w:jc w:val="center"/>
+                  </w:pPr>
+                  <w:r>
+                    <w:rPr>
+                      <w:rStyle w:val="VerbatimChar"/>
+                    </w:rPr>
+                    <w:t xml:space="preserve">C26</w:t>
+                  </w:r>
+                </w:p>
+              </w:tc>
+              <w:tc>
+                <w:tcPr/>
+                <w:p>
+                  <w:pPr>
+                    <w:pStyle w:val="Compact"/>
+                    <w:jc w:val="left"/>
+                    <w:jc w:val="center"/>
+                  </w:pPr>
+                  <w:r>
+                    <w:t xml:space="preserve">Milliseconde (ms)</w:t>
+                  </w:r>
+                </w:p>
+              </w:tc>
+              <w:tc>
+                <w:tcPr/>
+                <w:p>
+                  <w:pPr>
+                    <w:pStyle w:val="Compact"/>
+                    <w:jc w:val="left"/>
+                    <w:jc w:val="center"/>
+                  </w:pPr>
+                  <w:r>
+                    <w:t xml:space="preserve">Millième de seconde; unité de la durée des</w:t>
+                  </w:r>
+                  <w:r>
+                    <w:t xml:space="preserve"> </w:t>
+                  </w:r>
+                  <w:r>
+                    <w:t xml:space="preserve">pistes.</w:t>
+                  </w:r>
+                </w:p>
+              </w:tc>
+            </w:tr>
+            <w:tr>
+              <w:tc>
+                <w:tcPr/>
+                <w:p>
+                  <w:pPr>
+                    <w:pStyle w:val="Compact"/>
+                    <w:jc w:val="left"/>
+                    <w:jc w:val="center"/>
+                  </w:pPr>
+                  <w:hyperlink r:id="rId165">
+                    <w:r>
+                      <w:rPr>
+                        <w:rStyle w:val="Hyperlink"/>
+                      </w:rPr>
+                      <w:t xml:space="preserve">unit:NUM</w:t>
+                    </w:r>
+                  </w:hyperlink>
+                </w:p>
+              </w:tc>
+              <w:tc>
+                <w:tcPr/>
+                <w:p>
+                  <w:pPr>
+                    <w:pStyle w:val="Compact"/>
+                    <w:jc w:val="left"/>
+                    <w:jc w:val="center"/>
+                  </w:pPr>
+                  <w:r>
+                    <w:rPr>
+                      <w:rStyle w:val="VerbatimChar"/>
+                    </w:rPr>
+                    <w:t xml:space="preserve">EA</w:t>
+                  </w:r>
+                </w:p>
+              </w:tc>
+              <w:tc>
+                <w:tcPr/>
+                <w:p>
+                  <w:pPr>
+                    <w:pStyle w:val="Compact"/>
+                    <w:jc w:val="left"/>
+                    <w:jc w:val="center"/>
+                  </w:pPr>
+                  <w:r>
+                    <w:t xml:space="preserve">Pièce (#)</w:t>
+                  </w:r>
+                </w:p>
+              </w:tc>
+              <w:tc>
+                <w:tcPr/>
+                <w:p>
+                  <w:pPr>
+                    <w:pStyle w:val="Compact"/>
+                    <w:jc w:val="left"/>
+                    <w:jc w:val="center"/>
+                  </w:pPr>
+                  <w:r>
+                    <w:t xml:space="preserve">Unité de comptage pour les quantités, par</w:t>
+                  </w:r>
+                  <w:r>
+                    <w:t xml:space="preserve"> </w:t>
+                  </w:r>
+                  <w:r>
+                    <w:t xml:space="preserve">exemple la quantité commandée d’une ligne de</w:t>
+                  </w:r>
+                  <w:r>
+                    <w:t xml:space="preserve"> </w:t>
+                  </w:r>
+                  <w:r>
+                    <w:t xml:space="preserve">facture.</w:t>
+                  </w:r>
+                </w:p>
+              </w:tc>
+            </w:tr>
+            <w:tr>
+              <w:tc>
+                <w:tcPr/>
+                <w:p>
+                  <w:pPr>
+                    <w:pStyle w:val="Compact"/>
+                    <w:jc w:val="left"/>
+                    <w:jc w:val="center"/>
+                  </w:pPr>
+                  <w:hyperlink r:id="rId111">
+                    <w:r>
+                      <w:rPr>
+                        <w:rStyle w:val="Hyperlink"/>
+                      </w:rPr>
+                      <w:t xml:space="preserve">currency:USD</w:t>
+                    </w:r>
+                  </w:hyperlink>
+                </w:p>
+              </w:tc>
+              <w:tc>
+                <w:tcPr/>
+                <w:p>
+                  <w:pPr>
+                    <w:pStyle w:val="Compact"/>
+                    <w:jc w:val="left"/>
+                    <w:jc w:val="center"/>
+                  </w:pPr>
+                  <w:r>
+                    <w:rPr>
+                      <w:rStyle w:val="VerbatimChar"/>
+                    </w:rPr>
+                    <w:t xml:space="preserve">USD</w:t>
+                  </w:r>
+                </w:p>
+              </w:tc>
+              <w:tc>
+                <w:tcPr/>
+                <w:p>
+                  <w:pPr>
+                    <w:pStyle w:val="Compact"/>
+                    <w:jc w:val="left"/>
+                    <w:jc w:val="center"/>
+                  </w:pPr>
+                  <w:r>
+                    <w:t xml:space="preserve">Dollar américain ($)</w:t>
+                  </w:r>
+                </w:p>
+              </w:tc>
+              <w:tc>
+                <w:tcPr/>
+                <w:p>
+                  <w:pPr>
+                    <w:pStyle w:val="Compact"/>
+                    <w:jc w:val="left"/>
+                    <w:jc w:val="center"/>
+                  </w:pPr>
+                  <w:r>
+                    <w:t xml:space="preserve">Monnaie des États-Unis (ISO 4217: USD); unité</w:t>
+                  </w:r>
+                  <w:r>
+                    <w:t xml:space="preserve"> </w:t>
+                  </w:r>
+                  <w:r>
+                    <w:t xml:space="preserve">des prix et des montants des factures.</w:t>
+                  </w:r>
+                </w:p>
+              </w:tc>
+            </w:tr>
+          </w:tbl>
+          <w:bookmarkEnd w:id="166"/>
+          <w:p/>
+        </w:tc>
+      </w:tr>
+    </w:tbl>
+    <w:bookmarkEnd w:id="167"/>
+    <w:bookmarkEnd w:id="168"/>
+    <w:bookmarkStart w:id="170" w:name="sec-data-retrieval"/>
+    <w:p>
+      <w:pPr>
+        <w:pStyle w:val="berschrift1"/>
+      </w:pPr>
+      <w:r>
+        <w:t xml:space="preserve">5. Accès aux données</w:t>
       </w:r>
     </w:p>
     <w:p>
@@ -7022,7 +8517,7 @@
       <w:r>
         <w:t xml:space="preserve"> </w:t>
       </w:r>
-      <w:hyperlink r:id="rId157">
+      <w:hyperlink r:id="rId169">
         <w:r>
           <w:rPr>
             <w:rStyle w:val="Hyperlink"/>
@@ -7247,14 +8742,14 @@
         <w:t xml:space="preserve">    schema:partOf genre:1 .</w:t>
       </w:r>
     </w:p>
-    <w:bookmarkEnd w:id="158"/>
-    <w:bookmarkStart w:id="159" w:name="sec-safety-consideration"/>
+    <w:bookmarkEnd w:id="170"/>
+    <w:bookmarkStart w:id="171" w:name="sec-safety-consideration"/>
     <w:p>
       <w:pPr>
         <w:pStyle w:val="berschrift1"/>
       </w:pPr>
       <w:r>
-        <w:t xml:space="preserve">5. Considérations de sécurité</w:t>
+        <w:t xml:space="preserve">6. Considérations de sécurité</w:t>
       </w:r>
     </w:p>
     <w:p>
@@ -7265,14 +8760,14 @@
         <w:t xml:space="preserve">Informations sur les bases légales expressément déterminantes ou remarque indiquant que les bases légales pertinentes doivent être respectées lors de la mise en œuvre.</w:t>
       </w:r>
     </w:p>
-    <w:bookmarkEnd w:id="159"/>
-    <w:bookmarkStart w:id="160" w:name="sec-disclaimer"/>
+    <w:bookmarkEnd w:id="171"/>
+    <w:bookmarkStart w:id="172" w:name="sec-disclaimer"/>
     <w:p>
       <w:pPr>
         <w:pStyle w:val="berschrift1"/>
       </w:pPr>
       <w:r>
-        <w:t xml:space="preserve">6. Clause de non-responsabilité</w:t>
+        <w:t xml:space="preserve">7. Clause de non-responsabilité</w:t>
       </w:r>
     </w:p>
     <w:p>
@@ -7307,14 +8802,14 @@
         <w:t xml:space="preserve">Toute responsabilité pour les dommages causés par l’utilisation des standards eCH par l’utilisateur est exclue dans les limites autorisées par la loi.</w:t>
       </w:r>
     </w:p>
-    <w:bookmarkEnd w:id="160"/>
-    <w:bookmarkStart w:id="161" w:name="sec-copyrights"/>
+    <w:bookmarkEnd w:id="172"/>
+    <w:bookmarkStart w:id="173" w:name="sec-copyrights"/>
     <w:p>
       <w:pPr>
         <w:pStyle w:val="berschrift1"/>
       </w:pPr>
       <w:r>
-        <w:t xml:space="preserve">7. Droits d’auteur</w:t>
+        <w:t xml:space="preserve">8. Droits d’auteur</w:t>
       </w:r>
     </w:p>
     <w:p>
@@ -7347,8 +8842,8 @@
         <w:t xml:space="preserve">Ces dispositions ne s’appliquent toutefois qu’aux standards élaborés par eCH, et non aux standards ou produits de tiers qui font référence aux standards eCH. Les standards contiennent les références correspondantes aux droits de tiers.</w:t>
       </w:r>
     </w:p>
-    <w:bookmarkEnd w:id="161"/>
-    <w:bookmarkStart w:id="191" w:name="sec-appendix-a"/>
+    <w:bookmarkEnd w:id="173"/>
+    <w:bookmarkStart w:id="203" w:name="sec-appendix-a"/>
     <w:p>
       <w:pPr>
         <w:pStyle w:val="berschrift1"/>
@@ -7357,8 +8852,8 @@
         <w:t xml:space="preserve">Annexe A – Références</w:t>
       </w:r>
     </w:p>
-    <w:bookmarkStart w:id="190" w:name="refs"/>
-    <w:bookmarkStart w:id="163" w:name="ref-berners2023semantic"/>
+    <w:bookmarkStart w:id="202" w:name="refs"/>
+    <w:bookmarkStart w:id="175" w:name="ref-berners2023semantic"/>
     <w:p>
       <w:pPr>
         <w:pStyle w:val="Bibliography"/>
@@ -7378,7 +8873,7 @@
       <w:r>
         <w:t xml:space="preserve"> </w:t>
       </w:r>
-      <w:hyperlink r:id="rId162">
+      <w:hyperlink r:id="rId174">
         <w:r>
           <w:rPr>
             <w:rStyle w:val="Hyperlink"/>
@@ -7403,8 +8898,8 @@
         <w:t xml:space="preserve"> : Association for Computing Machinery, 2023, p. 91‑103</w:t>
       </w:r>
     </w:p>
-    <w:bookmarkEnd w:id="163"/>
-    <w:bookmarkStart w:id="165" w:name="ref-DCAT"/>
+    <w:bookmarkEnd w:id="175"/>
+    <w:bookmarkStart w:id="177" w:name="ref-DCAT"/>
     <w:p>
       <w:pPr>
         <w:pStyle w:val="Bibliography"/>
@@ -7424,7 +8919,7 @@
       <w:r>
         <w:t xml:space="preserve"> </w:t>
       </w:r>
-      <w:hyperlink r:id="rId164">
+      <w:hyperlink r:id="rId176">
         <w:r>
           <w:rPr>
             <w:rStyle w:val="Hyperlink"/>
@@ -7441,8 +8936,8 @@
         <w:t xml:space="preserve">(W3C Recommendation) : World Wide Web Consortium (W3C), 2024</w:t>
       </w:r>
     </w:p>
-    <w:bookmarkEnd w:id="165"/>
-    <w:bookmarkStart w:id="167" w:name="ref-eCH-0003:11.1.0"/>
+    <w:bookmarkEnd w:id="177"/>
+    <w:bookmarkStart w:id="179" w:name="ref-eCH-0003:11.1.0"/>
     <w:p>
       <w:pPr>
         <w:pStyle w:val="Bibliography"/>
@@ -7462,7 +8957,7 @@
       <w:r>
         <w:t xml:space="preserve"> </w:t>
       </w:r>
-      <w:hyperlink r:id="rId166">
+      <w:hyperlink r:id="rId178">
         <w:r>
           <w:rPr>
             <w:rStyle w:val="Hyperlink"/>
@@ -7479,8 +8974,8 @@
         <w:t xml:space="preserve">(eCH-Standard) : Verein eCH, 2022</w:t>
       </w:r>
     </w:p>
-    <w:bookmarkEnd w:id="167"/>
-    <w:bookmarkStart w:id="169" w:name="ref-eCH-0010:8.1.0"/>
+    <w:bookmarkEnd w:id="179"/>
+    <w:bookmarkStart w:id="181" w:name="ref-eCH-0010:8.1.0"/>
     <w:p>
       <w:pPr>
         <w:pStyle w:val="Bibliography"/>
@@ -7500,7 +8995,7 @@
       <w:r>
         <w:t xml:space="preserve"> </w:t>
       </w:r>
-      <w:hyperlink r:id="rId168">
+      <w:hyperlink r:id="rId180">
         <w:r>
           <w:rPr>
             <w:rStyle w:val="Hyperlink"/>
@@ -7517,8 +9012,8 @@
         <w:t xml:space="preserve">(eCH-Standard) : Verein eCH, 2021</w:t>
       </w:r>
     </w:p>
-    <w:bookmarkEnd w:id="169"/>
-    <w:bookmarkStart w:id="171" w:name="ref-eCH-0200:3.0.1"/>
+    <w:bookmarkEnd w:id="181"/>
+    <w:bookmarkStart w:id="183" w:name="ref-eCH-0200:3.0.1"/>
     <w:p>
       <w:pPr>
         <w:pStyle w:val="Bibliography"/>
@@ -7541,7 +9036,7 @@
       <w:r>
         <w:t xml:space="preserve"> </w:t>
       </w:r>
-      <w:hyperlink r:id="rId170">
+      <w:hyperlink r:id="rId182">
         <w:r>
           <w:rPr>
             <w:rStyle w:val="Hyperlink"/>
@@ -7558,8 +9053,8 @@
         <w:t xml:space="preserve">(eCH-Standard) : Verein eCH, 2025</w:t>
       </w:r>
     </w:p>
-    <w:bookmarkEnd w:id="171"/>
-    <w:bookmarkStart w:id="173" w:name="ref-eCH-0205:1.0"/>
+    <w:bookmarkEnd w:id="183"/>
+    <w:bookmarkStart w:id="185" w:name="ref-eCH-0205:1.0"/>
     <w:p>
       <w:pPr>
         <w:pStyle w:val="Bibliography"/>
@@ -7582,7 +9077,7 @@
       <w:r>
         <w:t xml:space="preserve"> </w:t>
       </w:r>
-      <w:hyperlink r:id="rId172">
+      <w:hyperlink r:id="rId184">
         <w:r>
           <w:rPr>
             <w:rStyle w:val="Hyperlink"/>
@@ -7599,8 +9094,8 @@
         <w:t xml:space="preserve">(eCH-Hilfsmittel) : Verein eCH, 2018</w:t>
       </w:r>
     </w:p>
-    <w:bookmarkEnd w:id="173"/>
-    <w:bookmarkStart w:id="175" w:name="ref-eCH-0265:1.0.0"/>
+    <w:bookmarkEnd w:id="185"/>
+    <w:bookmarkStart w:id="187" w:name="ref-eCH-0265:1.0.0"/>
     <w:p>
       <w:pPr>
         <w:pStyle w:val="Bibliography"/>
@@ -7623,7 +9118,7 @@
       <w:r>
         <w:t xml:space="preserve"> </w:t>
       </w:r>
-      <w:hyperlink r:id="rId174">
+      <w:hyperlink r:id="rId186">
         <w:r>
           <w:rPr>
             <w:rStyle w:val="Hyperlink"/>
@@ -7640,8 +9135,8 @@
         <w:t xml:space="preserve">(eCH-Standard) : Verein eCH, 2024</w:t>
       </w:r>
     </w:p>
-    <w:bookmarkEnd w:id="175"/>
-    <w:bookmarkStart w:id="177" w:name="ref-JSON-LD"/>
+    <w:bookmarkEnd w:id="187"/>
+    <w:bookmarkStart w:id="189" w:name="ref-JSON-LD"/>
     <w:p>
       <w:pPr>
         <w:pStyle w:val="Bibliography"/>
@@ -7661,7 +9156,7 @@
       <w:r>
         <w:t xml:space="preserve"> </w:t>
       </w:r>
-      <w:hyperlink r:id="rId176">
+      <w:hyperlink r:id="rId188">
         <w:r>
           <w:rPr>
             <w:rStyle w:val="Hyperlink"/>
@@ -7678,8 +9173,8 @@
         <w:t xml:space="preserve">(W3C Recommendation) : World Wide Web Consortium (W3C), 2020</w:t>
       </w:r>
     </w:p>
-    <w:bookmarkEnd w:id="177"/>
-    <w:bookmarkStart w:id="179" w:name="ref-OWL2"/>
+    <w:bookmarkEnd w:id="189"/>
+    <w:bookmarkStart w:id="191" w:name="ref-OWL2"/>
     <w:p>
       <w:pPr>
         <w:pStyle w:val="Bibliography"/>
@@ -7699,7 +9194,7 @@
       <w:r>
         <w:t xml:space="preserve"> </w:t>
       </w:r>
-      <w:hyperlink r:id="rId178">
+      <w:hyperlink r:id="rId190">
         <w:r>
           <w:rPr>
             <w:rStyle w:val="Hyperlink"/>
@@ -7716,8 +9211,8 @@
         <w:t xml:space="preserve">(W3C Recommendation) : World Wide Web Consortium (W3C), 2012</w:t>
       </w:r>
     </w:p>
-    <w:bookmarkEnd w:id="179"/>
-    <w:bookmarkStart w:id="181" w:name="ref-cyganiak2014rdf11"/>
+    <w:bookmarkEnd w:id="191"/>
+    <w:bookmarkStart w:id="193" w:name="ref-cyganiak2014rdf11"/>
     <w:p>
       <w:pPr>
         <w:pStyle w:val="Bibliography"/>
@@ -7737,7 +9232,7 @@
       <w:r>
         <w:t xml:space="preserve"> </w:t>
       </w:r>
-      <w:hyperlink r:id="rId180">
+      <w:hyperlink r:id="rId192">
         <w:r>
           <w:rPr>
             <w:rStyle w:val="Hyperlink"/>
@@ -7754,8 +9249,8 @@
         <w:t xml:space="preserve">(W3C Recommendation) : World Wide Web Consortium (W3C), 2014</w:t>
       </w:r>
     </w:p>
-    <w:bookmarkEnd w:id="181"/>
-    <w:bookmarkStart w:id="183" w:name="ref-SHACL"/>
+    <w:bookmarkEnd w:id="193"/>
+    <w:bookmarkStart w:id="195" w:name="ref-SHACL"/>
     <w:p>
       <w:pPr>
         <w:pStyle w:val="Bibliography"/>
@@ -7775,7 +9270,7 @@
       <w:r>
         <w:t xml:space="preserve"> </w:t>
       </w:r>
-      <w:hyperlink r:id="rId182">
+      <w:hyperlink r:id="rId194">
         <w:r>
           <w:rPr>
             <w:rStyle w:val="Hyperlink"/>
@@ -7792,8 +9287,8 @@
         <w:t xml:space="preserve">(W3C Recommendation) : World Wide Web Consortium (W3C), 2017</w:t>
       </w:r>
     </w:p>
-    <w:bookmarkEnd w:id="183"/>
-    <w:bookmarkStart w:id="185" w:name="ref-SKOS"/>
+    <w:bookmarkEnd w:id="195"/>
+    <w:bookmarkStart w:id="197" w:name="ref-SKOS"/>
     <w:p>
       <w:pPr>
         <w:pStyle w:val="Bibliography"/>
@@ -7813,7 +9308,7 @@
       <w:r>
         <w:t xml:space="preserve"> </w:t>
       </w:r>
-      <w:hyperlink r:id="rId184">
+      <w:hyperlink r:id="rId196">
         <w:r>
           <w:rPr>
             <w:rStyle w:val="Hyperlink"/>
@@ -7830,8 +9325,8 @@
         <w:t xml:space="preserve">(W3C Recommendation) : World Wide Web Consortium (W3C), 2009</w:t>
       </w:r>
     </w:p>
-    <w:bookmarkEnd w:id="185"/>
-    <w:bookmarkStart w:id="187" w:name="ref-SPARQL"/>
+    <w:bookmarkEnd w:id="197"/>
+    <w:bookmarkStart w:id="199" w:name="ref-SPARQL"/>
     <w:p>
       <w:pPr>
         <w:pStyle w:val="Bibliography"/>
@@ -7851,7 +9346,7 @@
       <w:r>
         <w:t xml:space="preserve"> </w:t>
       </w:r>
-      <w:hyperlink r:id="rId186">
+      <w:hyperlink r:id="rId198">
         <w:r>
           <w:rPr>
             <w:rStyle w:val="Hyperlink"/>
@@ -7868,8 +9363,8 @@
         <w:t xml:space="preserve">(W3C Recommendation) : World Wide Web Consortium (W3C), 2013</w:t>
       </w:r>
     </w:p>
-    <w:bookmarkEnd w:id="187"/>
-    <w:bookmarkStart w:id="189" w:name="ref-Turtle"/>
+    <w:bookmarkEnd w:id="199"/>
+    <w:bookmarkStart w:id="201" w:name="ref-Turtle"/>
     <w:p>
       <w:pPr>
         <w:pStyle w:val="Bibliography"/>
@@ -7889,7 +9384,7 @@
       <w:r>
         <w:t xml:space="preserve"> </w:t>
       </w:r>
-      <w:hyperlink r:id="rId188">
+      <w:hyperlink r:id="rId200">
         <w:r>
           <w:rPr>
             <w:rStyle w:val="Hyperlink"/>
@@ -7906,10 +9401,10 @@
         <w:t xml:space="preserve">(W3C Recommendation) : World Wide Web Consortium (W3C), 2014</w:t>
       </w:r>
     </w:p>
-    <w:bookmarkEnd w:id="189"/>
-    <w:bookmarkEnd w:id="190"/>
-    <w:bookmarkEnd w:id="191"/>
-    <w:bookmarkStart w:id="192" w:name="sec-appendix-b"/>
+    <w:bookmarkEnd w:id="201"/>
+    <w:bookmarkEnd w:id="202"/>
+    <w:bookmarkEnd w:id="203"/>
+    <w:bookmarkStart w:id="204" w:name="sec-appendix-b"/>
     <w:p>
       <w:pPr>
         <w:pStyle w:val="berschrift1"/>
@@ -8036,8 +9531,8 @@
         </w:tc>
       </w:tr>
     </w:tbl>
-    <w:bookmarkEnd w:id="192"/>
-    <w:bookmarkStart w:id="195" w:name="sec-appendix-c"/>
+    <w:bookmarkEnd w:id="204"/>
+    <w:bookmarkStart w:id="207" w:name="sec-appendix-c"/>
     <w:p>
       <w:pPr>
         <w:pStyle w:val="berschrift1"/>
@@ -8076,7 +9571,7 @@
       <w:r>
         <w:t xml:space="preserve"> </w:t>
       </w:r>
-      <w:hyperlink r:id="rId157">
+      <w:hyperlink r:id="rId169">
         <w:r>
           <w:rPr>
             <w:rStyle w:val="Hyperlink"/>
@@ -8093,7 +9588,7 @@
       <w:r>
         <w:t xml:space="preserve"> </w:t>
       </w:r>
-      <w:hyperlink r:id="rId193">
+      <w:hyperlink r:id="rId205">
         <w:r>
           <w:rPr>
             <w:rStyle w:val="Hyperlink"/>
@@ -8118,7 +9613,7 @@
       <w:tr>
         <w:tc>
           <w:tcPr/>
-          <w:bookmarkStart w:id="194" w:name="tbl-glossary"/>
+          <w:bookmarkStart w:id="206" w:name="tbl-glossary"/>
           <w:p>
             <w:pPr>
               <w:jc w:val="center"/>
@@ -8129,7 +9624,7 @@
               <w:pStyle w:val="ImageCaption"/>
             </w:pPr>
             <w:r>
-              <w:t xml:space="preserve">Table 3: Glossaire de la norme eCH-1234</w:t>
+              <w:t xml:space="preserve">Table 5: Glossaire de la norme eCH-1234</w:t>
             </w:r>
           </w:p>
           <w:tbl>
@@ -9528,13 +11023,13 @@
               </w:tc>
             </w:tr>
           </w:tbl>
-          <w:bookmarkEnd w:id="194"/>
+          <w:bookmarkEnd w:id="206"/>
           <w:p/>
         </w:tc>
       </w:tr>
     </w:tbl>
-    <w:bookmarkEnd w:id="195"/>
-    <w:bookmarkStart w:id="197" w:name="sec-appendix-d"/>
+    <w:bookmarkEnd w:id="207"/>
+    <w:bookmarkStart w:id="209" w:name="sec-appendix-d"/>
     <w:p>
       <w:pPr>
         <w:pStyle w:val="berschrift1"/>
@@ -9556,7 +11051,7 @@
         <w:pStyle w:val="Compact"/>
         <w:numPr>
           <w:ilvl w:val="0"/>
-          <w:numId w:val="1034"/>
+          <w:numId w:val="1039"/>
         </w:numPr>
       </w:pPr>
       <w:r>
@@ -9578,7 +11073,7 @@
         <w:pStyle w:val="Compact"/>
         <w:numPr>
           <w:ilvl w:val="0"/>
-          <w:numId w:val="1034"/>
+          <w:numId w:val="1039"/>
         </w:numPr>
       </w:pPr>
       <w:r>
@@ -9614,7 +11109,7 @@
         <w:pStyle w:val="Compact"/>
         <w:numPr>
           <w:ilvl w:val="0"/>
-          <w:numId w:val="1034"/>
+          <w:numId w:val="1039"/>
         </w:numPr>
       </w:pPr>
       <w:r>
@@ -9636,7 +11131,7 @@
         <w:pStyle w:val="Compact"/>
         <w:numPr>
           <w:ilvl w:val="0"/>
-          <w:numId w:val="1034"/>
+          <w:numId w:val="1039"/>
         </w:numPr>
       </w:pPr>
       <w:r>
@@ -9663,7 +11158,7 @@
       <w:r>
         <w:t xml:space="preserve"> </w:t>
       </w:r>
-      <w:hyperlink r:id="rId196">
+      <w:hyperlink r:id="rId208">
         <w:r>
           <w:rPr>
             <w:rStyle w:val="Hyperlink"/>
@@ -9675,8 +11170,8 @@
         <w:t xml:space="preserve">.</w:t>
       </w:r>
     </w:p>
-    <w:bookmarkEnd w:id="197"/>
-    <w:bookmarkStart w:id="198" w:name="sec-appendix-e"/>
+    <w:bookmarkEnd w:id="209"/>
+    <w:bookmarkStart w:id="210" w:name="sec-appendix-e"/>
     <w:p>
       <w:pPr>
         <w:pStyle w:val="berschrift1"/>
@@ -9685,8 +11180,8 @@
         <w:t xml:space="preserve">Annexe E – Table des illustrations</w:t>
       </w:r>
     </w:p>
-    <w:bookmarkEnd w:id="198"/>
-    <w:bookmarkStart w:id="199" w:name="sec-appendix-f"/>
+    <w:bookmarkEnd w:id="210"/>
+    <w:bookmarkStart w:id="211" w:name="sec-appendix-f"/>
     <w:p>
       <w:pPr>
         <w:pStyle w:val="berschrift1"/>
@@ -9695,7 +11190,7 @@
         <w:t xml:space="preserve">Annexe F – Liste des tableaux</w:t>
       </w:r>
     </w:p>
-    <w:bookmarkEnd w:id="199"/>
+    <w:bookmarkEnd w:id="211"/>
     <w:sectPr>
       <w:headerReference r:id="rId13" w:type="default"/>
       <w:footerReference r:id="rId14" w:type="default"/>
@@ -15497,6 +16992,21 @@
     <w:abstractNumId w:val="991"/>
   </w:num>
   <w:num w:numId="1034">
+    <w:abstractNumId w:val="991"/>
+  </w:num>
+  <w:num w:numId="1035">
+    <w:abstractNumId w:val="991"/>
+  </w:num>
+  <w:num w:numId="1036">
+    <w:abstractNumId w:val="991"/>
+  </w:num>
+  <w:num w:numId="1037">
+    <w:abstractNumId w:val="991"/>
+  </w:num>
+  <w:num w:numId="1038">
+    <w:abstractNumId w:val="991"/>
+  </w:num>
+  <w:num w:numId="1039">
     <w:abstractNumId w:val="991"/>
   </w:num>
 </w:numbering>

--- a/fr/index.docx
+++ b/fr/index.docx
@@ -1271,18 +1271,6 @@
       </m:oMathPara>
       <w:bookmarkEnd w:id="51"/>
     </w:p>
-    <w:bookmarkEnd w:id="52"/>
-    <w:bookmarkEnd w:id="53"/>
-    <w:bookmarkEnd w:id="54"/>
-    <w:bookmarkStart w:id="58" w:name="sec-usage-notes"/>
-    <w:p>
-      <w:pPr>
-        <w:pStyle w:val="berschrift1"/>
-      </w:pPr>
-      <w:r>
-        <w:t xml:space="preserve">2. Indications d’utilisation</w:t>
-      </w:r>
-    </w:p>
     <w:p>
       <w:pPr>
         <w:pStyle w:val="FirstParagraph"/>
@@ -1562,6 +1550,18 @@
       </w:r>
       <w:r>
         <w:t xml:space="preserve">.</w:t>
+      </w:r>
+    </w:p>
+    <w:bookmarkEnd w:id="52"/>
+    <w:bookmarkEnd w:id="53"/>
+    <w:bookmarkEnd w:id="54"/>
+    <w:bookmarkStart w:id="58" w:name="sec-usage-notes"/>
+    <w:p>
+      <w:pPr>
+        <w:pStyle w:val="berschrift1"/>
+      </w:pPr>
+      <w:r>
+        <w:t xml:space="preserve">2. Indications d’utilisation</w:t>
       </w:r>
     </w:p>
     <w:bookmarkStart w:id="57" w:name="sec-namespaces"/>

--- a/fr/index.docx
+++ b/fr/index.docx
@@ -489,7 +489,67 @@
         </w:numPr>
       </w:pPr>
       <w:r>
-        <w:t xml:space="preserve">Sous-point</w:t>
+        <w:t xml:space="preserve">Premier sous-point</w:t>
+      </w:r>
+    </w:p>
+    <w:p>
+      <w:pPr>
+        <w:pStyle w:val="Compact"/>
+        <w:numPr>
+          <w:ilvl w:val="1"/>
+          <w:numId w:val="1002"/>
+        </w:numPr>
+      </w:pPr>
+      <w:r>
+        <w:t xml:space="preserve">Deuxième sous-point</w:t>
+      </w:r>
+    </w:p>
+    <w:p>
+      <w:pPr>
+        <w:pStyle w:val="Compact"/>
+        <w:numPr>
+          <w:ilvl w:val="2"/>
+          <w:numId w:val="1003"/>
+        </w:numPr>
+      </w:pPr>
+      <w:r>
+        <w:t xml:space="preserve">Premier détail</w:t>
+      </w:r>
+    </w:p>
+    <w:p>
+      <w:pPr>
+        <w:pStyle w:val="Compact"/>
+        <w:numPr>
+          <w:ilvl w:val="2"/>
+          <w:numId w:val="1003"/>
+        </w:numPr>
+      </w:pPr>
+      <w:r>
+        <w:t xml:space="preserve">Deuxième détail</w:t>
+      </w:r>
+    </w:p>
+    <w:p>
+      <w:pPr>
+        <w:pStyle w:val="Compact"/>
+        <w:numPr>
+          <w:ilvl w:val="3"/>
+          <w:numId w:val="1004"/>
+        </w:numPr>
+      </w:pPr>
+      <w:r>
+        <w:t xml:space="preserve">Première remarque</w:t>
+      </w:r>
+    </w:p>
+    <w:p>
+      <w:pPr>
+        <w:pStyle w:val="Compact"/>
+        <w:numPr>
+          <w:ilvl w:val="3"/>
+          <w:numId w:val="1004"/>
+        </w:numPr>
+      </w:pPr>
+      <w:r>
+        <w:t xml:space="preserve">Deuxième remarque</w:t>
       </w:r>
     </w:p>
     <w:p>
@@ -517,7 +577,7 @@
         <w:pStyle w:val="Compact"/>
         <w:numPr>
           <w:ilvl w:val="0"/>
-          <w:numId w:val="1003"/>
+          <w:numId w:val="1005"/>
         </w:numPr>
       </w:pPr>
       <w:r>
@@ -529,11 +589,59 @@
         <w:pStyle w:val="Compact"/>
         <w:numPr>
           <w:ilvl w:val="0"/>
-          <w:numId w:val="1003"/>
+          <w:numId w:val="1005"/>
         </w:numPr>
       </w:pPr>
       <w:r>
         <w:t xml:space="preserve">Deuxième étape</w:t>
+      </w:r>
+    </w:p>
+    <w:p>
+      <w:pPr>
+        <w:pStyle w:val="Compact"/>
+        <w:numPr>
+          <w:ilvl w:val="1"/>
+          <w:numId w:val="1006"/>
+        </w:numPr>
+      </w:pPr>
+      <w:r>
+        <w:t xml:space="preserve">Première sous-étape</w:t>
+      </w:r>
+    </w:p>
+    <w:p>
+      <w:pPr>
+        <w:pStyle w:val="Compact"/>
+        <w:numPr>
+          <w:ilvl w:val="1"/>
+          <w:numId w:val="1006"/>
+        </w:numPr>
+      </w:pPr>
+      <w:r>
+        <w:t xml:space="preserve">Deuxième sous-étape</w:t>
+      </w:r>
+    </w:p>
+    <w:p>
+      <w:pPr>
+        <w:pStyle w:val="Compact"/>
+        <w:numPr>
+          <w:ilvl w:val="2"/>
+          <w:numId w:val="1007"/>
+        </w:numPr>
+      </w:pPr>
+      <w:r>
+        <w:t xml:space="preserve">Premier détail</w:t>
+      </w:r>
+    </w:p>
+    <w:p>
+      <w:pPr>
+        <w:pStyle w:val="Compact"/>
+        <w:numPr>
+          <w:ilvl w:val="2"/>
+          <w:numId w:val="1007"/>
+        </w:numPr>
+      </w:pPr>
+      <w:r>
+        <w:t xml:space="preserve">Deuxième détail</w:t>
       </w:r>
     </w:p>
     <w:p>
@@ -541,7 +649,7 @@
         <w:pStyle w:val="Compact"/>
         <w:numPr>
           <w:ilvl w:val="0"/>
-          <w:numId w:val="1003"/>
+          <w:numId w:val="1005"/>
         </w:numPr>
       </w:pPr>
       <w:r>
@@ -2208,7 +2316,7 @@
               <w:pStyle w:val="Compact"/>
               <w:numPr>
                 <w:ilvl w:val="0"/>
-                <w:numId w:val="1004"/>
+                <w:numId w:val="1008"/>
               </w:numPr>
               <w:jc w:val="left"/>
             </w:pPr>
@@ -2238,7 +2346,7 @@
               <w:pStyle w:val="Compact"/>
               <w:numPr>
                 <w:ilvl w:val="0"/>
-                <w:numId w:val="1004"/>
+                <w:numId w:val="1008"/>
               </w:numPr>
               <w:jc w:val="left"/>
             </w:pPr>
@@ -2251,7 +2359,7 @@
               <w:pStyle w:val="Compact"/>
               <w:numPr>
                 <w:ilvl w:val="0"/>
-                <w:numId w:val="1004"/>
+                <w:numId w:val="1008"/>
               </w:numPr>
               <w:jc w:val="left"/>
             </w:pPr>
@@ -2320,7 +2428,7 @@
               <w:pStyle w:val="Compact"/>
               <w:numPr>
                 <w:ilvl w:val="0"/>
-                <w:numId w:val="1005"/>
+                <w:numId w:val="1009"/>
               </w:numPr>
               <w:jc w:val="left"/>
             </w:pPr>
@@ -2350,7 +2458,7 @@
               <w:pStyle w:val="Compact"/>
               <w:numPr>
                 <w:ilvl w:val="0"/>
-                <w:numId w:val="1005"/>
+                <w:numId w:val="1009"/>
               </w:numPr>
               <w:jc w:val="left"/>
             </w:pPr>
@@ -2372,7 +2480,7 @@
               <w:pStyle w:val="Compact"/>
               <w:numPr>
                 <w:ilvl w:val="0"/>
-                <w:numId w:val="1005"/>
+                <w:numId w:val="1009"/>
               </w:numPr>
               <w:jc w:val="left"/>
             </w:pPr>
@@ -2441,7 +2549,7 @@
               <w:pStyle w:val="Compact"/>
               <w:numPr>
                 <w:ilvl w:val="0"/>
-                <w:numId w:val="1006"/>
+                <w:numId w:val="1010"/>
               </w:numPr>
               <w:jc w:val="left"/>
             </w:pPr>
@@ -2471,7 +2579,7 @@
               <w:pStyle w:val="Compact"/>
               <w:numPr>
                 <w:ilvl w:val="0"/>
-                <w:numId w:val="1006"/>
+                <w:numId w:val="1010"/>
               </w:numPr>
               <w:jc w:val="left"/>
             </w:pPr>
@@ -2540,7 +2648,7 @@
               <w:pStyle w:val="Compact"/>
               <w:numPr>
                 <w:ilvl w:val="0"/>
-                <w:numId w:val="1007"/>
+                <w:numId w:val="1011"/>
               </w:numPr>
               <w:jc w:val="left"/>
             </w:pPr>
@@ -2570,7 +2678,7 @@
               <w:pStyle w:val="Compact"/>
               <w:numPr>
                 <w:ilvl w:val="0"/>
-                <w:numId w:val="1007"/>
+                <w:numId w:val="1011"/>
               </w:numPr>
               <w:jc w:val="left"/>
             </w:pPr>
@@ -2645,7 +2753,7 @@
               <w:pStyle w:val="Compact"/>
               <w:numPr>
                 <w:ilvl w:val="0"/>
-                <w:numId w:val="1008"/>
+                <w:numId w:val="1012"/>
               </w:numPr>
               <w:jc w:val="left"/>
             </w:pPr>
@@ -2667,7 +2775,7 @@
               <w:pStyle w:val="Compact"/>
               <w:numPr>
                 <w:ilvl w:val="0"/>
-                <w:numId w:val="1008"/>
+                <w:numId w:val="1012"/>
               </w:numPr>
               <w:jc w:val="left"/>
             </w:pPr>
@@ -2962,7 +3070,7 @@
               <w:pStyle w:val="Compact"/>
               <w:numPr>
                 <w:ilvl w:val="0"/>
-                <w:numId w:val="1009"/>
+                <w:numId w:val="1013"/>
               </w:numPr>
               <w:jc w:val="left"/>
             </w:pPr>
@@ -2992,7 +3100,7 @@
               <w:pStyle w:val="Compact"/>
               <w:numPr>
                 <w:ilvl w:val="0"/>
-                <w:numId w:val="1009"/>
+                <w:numId w:val="1013"/>
               </w:numPr>
               <w:jc w:val="left"/>
             </w:pPr>
@@ -3067,7 +3175,7 @@
               <w:pStyle w:val="Compact"/>
               <w:numPr>
                 <w:ilvl w:val="0"/>
-                <w:numId w:val="1010"/>
+                <w:numId w:val="1014"/>
               </w:numPr>
               <w:jc w:val="left"/>
             </w:pPr>
@@ -3351,7 +3459,7 @@
               <w:pStyle w:val="Compact"/>
               <w:numPr>
                 <w:ilvl w:val="0"/>
-                <w:numId w:val="1011"/>
+                <w:numId w:val="1015"/>
               </w:numPr>
               <w:jc w:val="left"/>
             </w:pPr>
@@ -3381,7 +3489,7 @@
               <w:pStyle w:val="Compact"/>
               <w:numPr>
                 <w:ilvl w:val="0"/>
-                <w:numId w:val="1011"/>
+                <w:numId w:val="1015"/>
               </w:numPr>
               <w:jc w:val="left"/>
             </w:pPr>
@@ -3450,7 +3558,7 @@
               <w:pStyle w:val="Compact"/>
               <w:numPr>
                 <w:ilvl w:val="0"/>
-                <w:numId w:val="1012"/>
+                <w:numId w:val="1016"/>
               </w:numPr>
               <w:jc w:val="left"/>
             </w:pPr>
@@ -3585,7 +3693,7 @@
               <w:pStyle w:val="Compact"/>
               <w:numPr>
                 <w:ilvl w:val="0"/>
-                <w:numId w:val="1013"/>
+                <w:numId w:val="1017"/>
               </w:numPr>
               <w:jc w:val="left"/>
             </w:pPr>
@@ -3671,7 +3779,7 @@
               <w:pStyle w:val="Compact"/>
               <w:numPr>
                 <w:ilvl w:val="0"/>
-                <w:numId w:val="1014"/>
+                <w:numId w:val="1018"/>
               </w:numPr>
               <w:jc w:val="left"/>
             </w:pPr>
@@ -3707,7 +3815,7 @@
               <w:pStyle w:val="Compact"/>
               <w:numPr>
                 <w:ilvl w:val="1"/>
-                <w:numId w:val="1015"/>
+                <w:numId w:val="1019"/>
               </w:numPr>
               <w:jc w:val="left"/>
             </w:pPr>
@@ -3737,7 +3845,7 @@
               <w:pStyle w:val="Compact"/>
               <w:numPr>
                 <w:ilvl w:val="1"/>
-                <w:numId w:val="1015"/>
+                <w:numId w:val="1019"/>
               </w:numPr>
               <w:jc w:val="left"/>
             </w:pPr>
@@ -3767,7 +3875,7 @@
               <w:pStyle w:val="Compact"/>
               <w:numPr>
                 <w:ilvl w:val="1"/>
-                <w:numId w:val="1015"/>
+                <w:numId w:val="1019"/>
               </w:numPr>
               <w:jc w:val="left"/>
             </w:pPr>
@@ -3797,7 +3905,7 @@
               <w:pStyle w:val="Compact"/>
               <w:numPr>
                 <w:ilvl w:val="1"/>
-                <w:numId w:val="1015"/>
+                <w:numId w:val="1019"/>
               </w:numPr>
               <w:jc w:val="left"/>
             </w:pPr>
@@ -3827,7 +3935,7 @@
               <w:pStyle w:val="Compact"/>
               <w:numPr>
                 <w:ilvl w:val="1"/>
-                <w:numId w:val="1015"/>
+                <w:numId w:val="1019"/>
               </w:numPr>
               <w:jc w:val="left"/>
             </w:pPr>
@@ -3943,7 +4051,7 @@
               <w:pStyle w:val="Compact"/>
               <w:numPr>
                 <w:ilvl w:val="0"/>
-                <w:numId w:val="1016"/>
+                <w:numId w:val="1020"/>
               </w:numPr>
               <w:jc w:val="left"/>
             </w:pPr>
@@ -3973,7 +4081,7 @@
               <w:pStyle w:val="Compact"/>
               <w:numPr>
                 <w:ilvl w:val="1"/>
-                <w:numId w:val="1017"/>
+                <w:numId w:val="1021"/>
               </w:numPr>
               <w:jc w:val="left"/>
             </w:pPr>
@@ -4014,7 +4122,7 @@
               <w:pStyle w:val="Compact"/>
               <w:numPr>
                 <w:ilvl w:val="1"/>
-                <w:numId w:val="1017"/>
+                <w:numId w:val="1021"/>
               </w:numPr>
               <w:jc w:val="left"/>
             </w:pPr>
@@ -4106,7 +4214,7 @@
               <w:pStyle w:val="Compact"/>
               <w:numPr>
                 <w:ilvl w:val="0"/>
-                <w:numId w:val="1018"/>
+                <w:numId w:val="1022"/>
               </w:numPr>
               <w:jc w:val="left"/>
             </w:pPr>
@@ -4136,7 +4244,7 @@
               <w:pStyle w:val="Compact"/>
               <w:numPr>
                 <w:ilvl w:val="1"/>
-                <w:numId w:val="1019"/>
+                <w:numId w:val="1023"/>
               </w:numPr>
               <w:jc w:val="left"/>
             </w:pPr>
@@ -4177,7 +4285,7 @@
               <w:pStyle w:val="Compact"/>
               <w:numPr>
                 <w:ilvl w:val="1"/>
-                <w:numId w:val="1019"/>
+                <w:numId w:val="1023"/>
               </w:numPr>
               <w:jc w:val="left"/>
             </w:pPr>
@@ -4450,7 +4558,7 @@
               <w:pStyle w:val="Compact"/>
               <w:numPr>
                 <w:ilvl w:val="0"/>
-                <w:numId w:val="1020"/>
+                <w:numId w:val="1024"/>
               </w:numPr>
               <w:jc w:val="left"/>
             </w:pPr>
@@ -4536,7 +4644,7 @@
               <w:pStyle w:val="Compact"/>
               <w:numPr>
                 <w:ilvl w:val="0"/>
-                <w:numId w:val="1021"/>
+                <w:numId w:val="1025"/>
               </w:numPr>
               <w:jc w:val="left"/>
             </w:pPr>
@@ -4578,7 +4686,7 @@
               <w:pStyle w:val="Compact"/>
               <w:numPr>
                 <w:ilvl w:val="1"/>
-                <w:numId w:val="1022"/>
+                <w:numId w:val="1026"/>
               </w:numPr>
               <w:jc w:val="left"/>
             </w:pPr>
@@ -4681,7 +4789,7 @@
               <w:pStyle w:val="Compact"/>
               <w:numPr>
                 <w:ilvl w:val="0"/>
-                <w:numId w:val="1023"/>
+                <w:numId w:val="1027"/>
               </w:numPr>
               <w:jc w:val="left"/>
             </w:pPr>
@@ -4755,7 +4863,7 @@
               <w:pStyle w:val="Compact"/>
               <w:numPr>
                 <w:ilvl w:val="0"/>
-                <w:numId w:val="1024"/>
+                <w:numId w:val="1028"/>
               </w:numPr>
               <w:jc w:val="left"/>
             </w:pPr>
@@ -4785,7 +4893,7 @@
               <w:pStyle w:val="Compact"/>
               <w:numPr>
                 <w:ilvl w:val="0"/>
-                <w:numId w:val="1024"/>
+                <w:numId w:val="1028"/>
               </w:numPr>
               <w:jc w:val="left"/>
             </w:pPr>
@@ -4798,7 +4906,7 @@
               <w:pStyle w:val="Compact"/>
               <w:numPr>
                 <w:ilvl w:val="0"/>
-                <w:numId w:val="1024"/>
+                <w:numId w:val="1028"/>
               </w:numPr>
               <w:jc w:val="left"/>
             </w:pPr>
@@ -5269,7 +5377,7 @@
               <w:pStyle w:val="Compact"/>
               <w:numPr>
                 <w:ilvl w:val="0"/>
-                <w:numId w:val="1025"/>
+                <w:numId w:val="1029"/>
               </w:numPr>
               <w:jc w:val="left"/>
             </w:pPr>
@@ -5299,7 +5407,7 @@
               <w:pStyle w:val="Compact"/>
               <w:numPr>
                 <w:ilvl w:val="0"/>
-                <w:numId w:val="1025"/>
+                <w:numId w:val="1029"/>
               </w:numPr>
               <w:jc w:val="left"/>
             </w:pPr>
@@ -5321,7 +5429,7 @@
               <w:pStyle w:val="Compact"/>
               <w:numPr>
                 <w:ilvl w:val="0"/>
-                <w:numId w:val="1025"/>
+                <w:numId w:val="1029"/>
               </w:numPr>
               <w:jc w:val="left"/>
             </w:pPr>
@@ -5384,7 +5492,7 @@
               <w:pStyle w:val="Compact"/>
               <w:numPr>
                 <w:ilvl w:val="0"/>
-                <w:numId w:val="1026"/>
+                <w:numId w:val="1030"/>
               </w:numPr>
               <w:jc w:val="left"/>
             </w:pPr>
@@ -5470,7 +5578,7 @@
               <w:pStyle w:val="Compact"/>
               <w:numPr>
                 <w:ilvl w:val="0"/>
-                <w:numId w:val="1027"/>
+                <w:numId w:val="1031"/>
               </w:numPr>
               <w:jc w:val="left"/>
             </w:pPr>
@@ -5500,7 +5608,7 @@
               <w:pStyle w:val="Compact"/>
               <w:numPr>
                 <w:ilvl w:val="0"/>
-                <w:numId w:val="1027"/>
+                <w:numId w:val="1031"/>
               </w:numPr>
               <w:jc w:val="left"/>
             </w:pPr>
@@ -5513,7 +5621,7 @@
               <w:pStyle w:val="Compact"/>
               <w:numPr>
                 <w:ilvl w:val="0"/>
-                <w:numId w:val="1027"/>
+                <w:numId w:val="1031"/>
               </w:numPr>
               <w:jc w:val="left"/>
             </w:pPr>
@@ -5865,7 +5973,7 @@
               <w:pStyle w:val="Compact"/>
               <w:numPr>
                 <w:ilvl w:val="0"/>
-                <w:numId w:val="1028"/>
+                <w:numId w:val="1032"/>
               </w:numPr>
               <w:jc w:val="left"/>
             </w:pPr>
@@ -5895,7 +6003,7 @@
               <w:pStyle w:val="Compact"/>
               <w:numPr>
                 <w:ilvl w:val="0"/>
-                <w:numId w:val="1028"/>
+                <w:numId w:val="1032"/>
               </w:numPr>
               <w:jc w:val="left"/>
             </w:pPr>
@@ -6197,7 +6305,7 @@
               <w:pStyle w:val="Compact"/>
               <w:numPr>
                 <w:ilvl w:val="0"/>
-                <w:numId w:val="1029"/>
+                <w:numId w:val="1033"/>
               </w:numPr>
               <w:jc w:val="left"/>
             </w:pPr>
@@ -6283,7 +6391,7 @@
               <w:pStyle w:val="Compact"/>
               <w:numPr>
                 <w:ilvl w:val="0"/>
-                <w:numId w:val="1030"/>
+                <w:numId w:val="1034"/>
               </w:numPr>
               <w:jc w:val="left"/>
             </w:pPr>
@@ -6375,7 +6483,7 @@
               <w:pStyle w:val="Compact"/>
               <w:numPr>
                 <w:ilvl w:val="0"/>
-                <w:numId w:val="1031"/>
+                <w:numId w:val="1035"/>
               </w:numPr>
               <w:jc w:val="left"/>
             </w:pPr>
@@ -6405,7 +6513,7 @@
               <w:pStyle w:val="Compact"/>
               <w:numPr>
                 <w:ilvl w:val="0"/>
-                <w:numId w:val="1031"/>
+                <w:numId w:val="1035"/>
               </w:numPr>
               <w:jc w:val="left"/>
             </w:pPr>
@@ -6442,7 +6550,7 @@
               <w:pStyle w:val="Compact"/>
               <w:numPr>
                 <w:ilvl w:val="0"/>
-                <w:numId w:val="1031"/>
+                <w:numId w:val="1035"/>
               </w:numPr>
               <w:jc w:val="left"/>
             </w:pPr>
@@ -6455,7 +6563,7 @@
               <w:pStyle w:val="Compact"/>
               <w:numPr>
                 <w:ilvl w:val="0"/>
-                <w:numId w:val="1031"/>
+                <w:numId w:val="1035"/>
               </w:numPr>
               <w:jc w:val="left"/>
             </w:pPr>
@@ -6530,7 +6638,7 @@
               <w:pStyle w:val="Compact"/>
               <w:numPr>
                 <w:ilvl w:val="0"/>
-                <w:numId w:val="1032"/>
+                <w:numId w:val="1036"/>
               </w:numPr>
               <w:jc w:val="left"/>
             </w:pPr>
@@ -6560,7 +6668,7 @@
               <w:pStyle w:val="Compact"/>
               <w:numPr>
                 <w:ilvl w:val="0"/>
-                <w:numId w:val="1032"/>
+                <w:numId w:val="1036"/>
               </w:numPr>
               <w:jc w:val="left"/>
             </w:pPr>
@@ -6573,7 +6681,7 @@
               <w:pStyle w:val="Compact"/>
               <w:numPr>
                 <w:ilvl w:val="0"/>
-                <w:numId w:val="1032"/>
+                <w:numId w:val="1036"/>
               </w:numPr>
               <w:jc w:val="left"/>
             </w:pPr>
@@ -6636,7 +6744,7 @@
               <w:pStyle w:val="Compact"/>
               <w:numPr>
                 <w:ilvl w:val="0"/>
-                <w:numId w:val="1033"/>
+                <w:numId w:val="1037"/>
               </w:numPr>
               <w:jc w:val="left"/>
             </w:pPr>
@@ -6728,7 +6836,7 @@
               <w:pStyle w:val="Compact"/>
               <w:numPr>
                 <w:ilvl w:val="0"/>
-                <w:numId w:val="1034"/>
+                <w:numId w:val="1038"/>
               </w:numPr>
               <w:jc w:val="left"/>
             </w:pPr>
@@ -6819,7 +6927,7 @@
               <w:pStyle w:val="Compact"/>
               <w:numPr>
                 <w:ilvl w:val="0"/>
-                <w:numId w:val="1035"/>
+                <w:numId w:val="1039"/>
               </w:numPr>
               <w:jc w:val="left"/>
             </w:pPr>
@@ -6849,7 +6957,7 @@
               <w:pStyle w:val="Compact"/>
               <w:numPr>
                 <w:ilvl w:val="0"/>
-                <w:numId w:val="1035"/>
+                <w:numId w:val="1039"/>
               </w:numPr>
               <w:jc w:val="left"/>
             </w:pPr>
@@ -6912,7 +7020,7 @@
               <w:pStyle w:val="Compact"/>
               <w:numPr>
                 <w:ilvl w:val="0"/>
-                <w:numId w:val="1036"/>
+                <w:numId w:val="1040"/>
               </w:numPr>
               <w:jc w:val="left"/>
             </w:pPr>
@@ -7259,7 +7367,7 @@
               <w:pStyle w:val="Compact"/>
               <w:numPr>
                 <w:ilvl w:val="0"/>
-                <w:numId w:val="1037"/>
+                <w:numId w:val="1041"/>
               </w:numPr>
               <w:jc w:val="left"/>
             </w:pPr>
@@ -7312,7 +7420,7 @@
               <w:pStyle w:val="Compact"/>
               <w:numPr>
                 <w:ilvl w:val="0"/>
-                <w:numId w:val="1037"/>
+                <w:numId w:val="1041"/>
               </w:numPr>
               <w:jc w:val="left"/>
             </w:pPr>
@@ -7387,7 +7495,7 @@
               <w:pStyle w:val="Compact"/>
               <w:numPr>
                 <w:ilvl w:val="0"/>
-                <w:numId w:val="1038"/>
+                <w:numId w:val="1042"/>
               </w:numPr>
               <w:jc w:val="left"/>
             </w:pPr>
@@ -7431,7 +7539,7 @@
               <w:pStyle w:val="Compact"/>
               <w:numPr>
                 <w:ilvl w:val="0"/>
-                <w:numId w:val="1038"/>
+                <w:numId w:val="1042"/>
               </w:numPr>
               <w:jc w:val="left"/>
             </w:pPr>
@@ -11051,7 +11159,7 @@
         <w:pStyle w:val="Compact"/>
         <w:numPr>
           <w:ilvl w:val="0"/>
-          <w:numId w:val="1039"/>
+          <w:numId w:val="1043"/>
         </w:numPr>
       </w:pPr>
       <w:r>
@@ -11073,7 +11181,7 @@
         <w:pStyle w:val="Compact"/>
         <w:numPr>
           <w:ilvl w:val="0"/>
-          <w:numId w:val="1039"/>
+          <w:numId w:val="1043"/>
         </w:numPr>
       </w:pPr>
       <w:r>
@@ -11109,7 +11217,7 @@
         <w:pStyle w:val="Compact"/>
         <w:numPr>
           <w:ilvl w:val="0"/>
-          <w:numId w:val="1039"/>
+          <w:numId w:val="1043"/>
         </w:numPr>
       </w:pPr>
       <w:r>
@@ -11131,7 +11239,7 @@
         <w:pStyle w:val="Compact"/>
         <w:numPr>
           <w:ilvl w:val="0"/>
-          <w:numId w:val="1039"/>
+          <w:numId w:val="1043"/>
         </w:numPr>
       </w:pPr>
       <w:r>
@@ -16872,6 +16980,12 @@
     <w:abstractNumId w:val="991"/>
   </w:num>
   <w:num w:numId="1003">
+    <w:abstractNumId w:val="991"/>
+  </w:num>
+  <w:num w:numId="1004">
+    <w:abstractNumId w:val="991"/>
+  </w:num>
+  <w:num w:numId="1005">
     <w:abstractNumId w:val="99411"/>
     <w:lvlOverride w:ilvl="0">
       <w:startOverride w:val="1"/>
@@ -16901,17 +17015,65 @@
       <w:startOverride w:val="1"/>
     </w:lvlOverride>
   </w:num>
-  <w:num w:numId="1004">
-    <w:abstractNumId w:val="991"/>
-  </w:num>
-  <w:num w:numId="1005">
-    <w:abstractNumId w:val="991"/>
-  </w:num>
   <w:num w:numId="1006">
-    <w:abstractNumId w:val="991"/>
+    <w:abstractNumId w:val="99411"/>
+    <w:lvlOverride w:ilvl="0">
+      <w:startOverride w:val="1"/>
+    </w:lvlOverride>
+    <w:lvlOverride w:ilvl="1">
+      <w:startOverride w:val="1"/>
+    </w:lvlOverride>
+    <w:lvlOverride w:ilvl="2">
+      <w:startOverride w:val="1"/>
+    </w:lvlOverride>
+    <w:lvlOverride w:ilvl="3">
+      <w:startOverride w:val="1"/>
+    </w:lvlOverride>
+    <w:lvlOverride w:ilvl="4">
+      <w:startOverride w:val="1"/>
+    </w:lvlOverride>
+    <w:lvlOverride w:ilvl="5">
+      <w:startOverride w:val="1"/>
+    </w:lvlOverride>
+    <w:lvlOverride w:ilvl="6">
+      <w:startOverride w:val="1"/>
+    </w:lvlOverride>
+    <w:lvlOverride w:ilvl="7">
+      <w:startOverride w:val="1"/>
+    </w:lvlOverride>
+    <w:lvlOverride w:ilvl="8">
+      <w:startOverride w:val="1"/>
+    </w:lvlOverride>
   </w:num>
   <w:num w:numId="1007">
-    <w:abstractNumId w:val="991"/>
+    <w:abstractNumId w:val="99411"/>
+    <w:lvlOverride w:ilvl="0">
+      <w:startOverride w:val="1"/>
+    </w:lvlOverride>
+    <w:lvlOverride w:ilvl="1">
+      <w:startOverride w:val="1"/>
+    </w:lvlOverride>
+    <w:lvlOverride w:ilvl="2">
+      <w:startOverride w:val="1"/>
+    </w:lvlOverride>
+    <w:lvlOverride w:ilvl="3">
+      <w:startOverride w:val="1"/>
+    </w:lvlOverride>
+    <w:lvlOverride w:ilvl="4">
+      <w:startOverride w:val="1"/>
+    </w:lvlOverride>
+    <w:lvlOverride w:ilvl="5">
+      <w:startOverride w:val="1"/>
+    </w:lvlOverride>
+    <w:lvlOverride w:ilvl="6">
+      <w:startOverride w:val="1"/>
+    </w:lvlOverride>
+    <w:lvlOverride w:ilvl="7">
+      <w:startOverride w:val="1"/>
+    </w:lvlOverride>
+    <w:lvlOverride w:ilvl="8">
+      <w:startOverride w:val="1"/>
+    </w:lvlOverride>
   </w:num>
   <w:num w:numId="1008">
     <w:abstractNumId w:val="991"/>
@@ -17007,6 +17169,18 @@
     <w:abstractNumId w:val="991"/>
   </w:num>
   <w:num w:numId="1039">
+    <w:abstractNumId w:val="991"/>
+  </w:num>
+  <w:num w:numId="1040">
+    <w:abstractNumId w:val="991"/>
+  </w:num>
+  <w:num w:numId="1041">
+    <w:abstractNumId w:val="991"/>
+  </w:num>
+  <w:num w:numId="1042">
+    <w:abstractNumId w:val="991"/>
+  </w:num>
+  <w:num w:numId="1043">
     <w:abstractNumId w:val="991"/>
   </w:num>
 </w:numbering>

--- a/fr/index.docx
+++ b/fr/index.docx
@@ -966,12 +966,12 @@
         <w:pStyle w:val="FirstParagraph"/>
       </w:pPr>
       <w:r>
-        <w:t xml:space="preserve">Les figures peuvent aussi être produites avec du code R, comme le montre</w:t>
+        <w:t xml:space="preserve">Les figures peuvent aussi être produites avec du code Python, comme le montre</w:t>
       </w:r>
       <w:r>
         <w:t xml:space="preserve"> </w:t>
       </w:r>
-      <w:hyperlink w:anchor="fig-r-example">
+      <w:hyperlink w:anchor="fig-python-example">
         <w:r>
           <w:rPr>
             <w:rStyle w:val="Hyperlink"/>
@@ -996,7 +996,7 @@
       <w:tr>
         <w:tc>
           <w:tcPr/>
-          <w:bookmarkStart w:id="49" w:name="fig-r-example"/>
+          <w:bookmarkStart w:id="49" w:name="fig-python-example"/>
           <w:p>
             <w:pPr>
               <w:pStyle w:val="Compact"/>
@@ -1005,14 +1005,14 @@
             <w:r>
               <w:drawing>
                 <wp:inline>
-                  <wp:extent cx="5544151" cy="2310063"/>
+                  <wp:extent cx="5476875" cy="2286000"/>
                   <wp:effectExtent b="0" l="0" r="0" t="0"/>
                   <wp:docPr descr="" title="" id="47" name="Picture"/>
                   <a:graphic>
                     <a:graphicData uri="http://schemas.openxmlformats.org/drawingml/2006/picture">
                       <pic:pic>
                         <pic:nvPicPr>
-                          <pic:cNvPr descr="index_files/figure-docx/fig-r-example-1.png" id="48" name="Picture"/>
+                          <pic:cNvPr descr="index_files/figure-docx/fig-python-example-output-1.png" id="48" name="Picture"/>
                           <pic:cNvPicPr>
                             <a:picLocks noChangeArrowheads="1" noChangeAspect="1"/>
                           </pic:cNvPicPr>
@@ -1026,7 +1026,7 @@
                         <pic:spPr bwMode="auto">
                           <a:xfrm>
                             <a:off x="0" y="0"/>
-                            <a:ext cx="5544151" cy="2310063"/>
+                            <a:ext cx="5476875" cy="2286000"/>
                           </a:xfrm>
                           <a:prstGeom prst="rect">
                             <a:avLst/>
@@ -1055,7 +1055,7 @@
               <w:pStyle w:val="ImageCaption"/>
             </w:pPr>
             <w:r>
-              <w:t xml:space="preserve">Figure 2: Figure produite avec R. Quarto exécute le code lors du rendu et insère le graphique.</w:t>
+              <w:t xml:space="preserve">Figure 2: Figure produite avec Python. Quarto exécute le code lors du rendu et insère le graphique.</w:t>
             </w:r>
           </w:p>
           <w:bookmarkEnd w:id="49"/>
